--- a/TS-Kramam/TS-2.6/TS 2.6 Tamil Krama Paatam Corrections.docx
+++ b/TS-Kramam/TS-2.6/TS 2.6 Tamil Krama Paatam Corrections.docx
@@ -51,17 +51,7 @@
           <w:szCs w:val="32"/>
           <w:u w:val="single"/>
         </w:rPr>
-        <w:t xml:space="preserve">2.6 </w:t>
-      </w:r>
-      <w:r>
-        <w:rPr>
-          <w:b/>
-          <w:bCs/>
-          <w:sz w:val="32"/>
-          <w:szCs w:val="32"/>
-          <w:u w:val="single"/>
-        </w:rPr>
-        <w:t xml:space="preserve">Tamil </w:t>
+        <w:t xml:space="preserve">2.6 Tamil </w:t>
       </w:r>
       <w:r>
         <w:rPr>
@@ -130,12 +120,16 @@
               <w:spacing w:before="0" w:line="240" w:lineRule="auto"/>
               <w:jc w:val="center"/>
               <w:rPr>
+                <w:b/>
+                <w:bCs/>
                 <w:sz w:val="32"/>
                 <w:szCs w:val="32"/>
               </w:rPr>
             </w:pPr>
             <w:r>
               <w:rPr>
+                <w:b/>
+                <w:bCs/>
                 <w:sz w:val="32"/>
                 <w:szCs w:val="32"/>
               </w:rPr>
@@ -147,12 +141,16 @@
               <w:spacing w:before="0" w:line="240" w:lineRule="auto"/>
               <w:jc w:val="center"/>
               <w:rPr>
+                <w:b/>
+                <w:bCs/>
                 <w:sz w:val="32"/>
                 <w:szCs w:val="32"/>
               </w:rPr>
             </w:pPr>
             <w:r>
               <w:rPr>
+                <w:b/>
+                <w:bCs/>
                 <w:sz w:val="32"/>
                 <w:szCs w:val="32"/>
               </w:rPr>
@@ -169,12 +167,16 @@
               <w:spacing w:before="0" w:line="240" w:lineRule="auto"/>
               <w:jc w:val="center"/>
               <w:rPr>
+                <w:b/>
+                <w:bCs/>
                 <w:sz w:val="32"/>
                 <w:szCs w:val="32"/>
               </w:rPr>
             </w:pPr>
             <w:r>
               <w:rPr>
+                <w:b/>
+                <w:bCs/>
                 <w:sz w:val="32"/>
                 <w:szCs w:val="32"/>
               </w:rPr>
@@ -192,12 +194,16 @@
               <w:ind w:right="-18"/>
               <w:jc w:val="center"/>
               <w:rPr>
+                <w:b/>
+                <w:bCs/>
                 <w:sz w:val="32"/>
                 <w:szCs w:val="32"/>
               </w:rPr>
             </w:pPr>
             <w:r>
               <w:rPr>
+                <w:b/>
+                <w:bCs/>
                 <w:sz w:val="32"/>
                 <w:szCs w:val="32"/>
               </w:rPr>
@@ -860,43 +866,3780 @@
           </w:p>
         </w:tc>
       </w:tr>
+      <w:tr>
+        <w:trPr>
+          <w:trHeight w:val="1091"/>
+        </w:trPr>
+        <w:tc>
+          <w:tcPr>
+            <w:tcW w:w="4048" w:type="dxa"/>
+          </w:tcPr>
+          <w:p>
+            <w:pPr>
+              <w:widowControl w:val="0"/>
+              <w:tabs>
+                <w:tab w:val="left" w:pos="993"/>
+              </w:tabs>
+              <w:autoSpaceDE w:val="0"/>
+              <w:autoSpaceDN w:val="0"/>
+              <w:adjustRightInd w:val="0"/>
+              <w:spacing w:before="0" w:line="240" w:lineRule="auto"/>
+              <w:ind w:right="297"/>
+              <w:rPr>
+                <w:rFonts w:cs="Arial"/>
+                <w:b/>
+                <w:color w:val="000000"/>
+                <w:sz w:val="28"/>
+                <w:szCs w:val="32"/>
+              </w:rPr>
+            </w:pPr>
+            <w:r>
+              <w:rPr>
+                <w:rFonts w:cs="Arial"/>
+                <w:b/>
+                <w:color w:val="000000"/>
+                <w:sz w:val="28"/>
+                <w:szCs w:val="32"/>
+              </w:rPr>
+              <w:t>T.S.2.</w:t>
+            </w:r>
+            <w:r>
+              <w:rPr>
+                <w:rFonts w:cs="Arial"/>
+                <w:b/>
+                <w:color w:val="000000"/>
+                <w:sz w:val="28"/>
+                <w:szCs w:val="32"/>
+              </w:rPr>
+              <w:t>6.4</w:t>
+            </w:r>
+            <w:r>
+              <w:rPr>
+                <w:rFonts w:cs="Arial"/>
+                <w:b/>
+                <w:color w:val="000000"/>
+                <w:sz w:val="28"/>
+                <w:szCs w:val="32"/>
+              </w:rPr>
+              <w:t>.1</w:t>
+            </w:r>
+            <w:r>
+              <w:rPr>
+                <w:rFonts w:cs="Arial"/>
+                <w:b/>
+                <w:color w:val="000000"/>
+                <w:sz w:val="28"/>
+                <w:szCs w:val="32"/>
+              </w:rPr>
+              <w:t xml:space="preserve"> </w:t>
+            </w:r>
+            <w:r>
+              <w:rPr>
+                <w:rFonts w:cs="Arial"/>
+                <w:b/>
+                <w:color w:val="000000"/>
+                <w:sz w:val="28"/>
+                <w:szCs w:val="32"/>
+              </w:rPr>
+              <w:t>– Kramam</w:t>
+            </w:r>
+          </w:p>
+          <w:p>
+            <w:pPr>
+              <w:widowControl w:val="0"/>
+              <w:tabs>
+                <w:tab w:val="left" w:pos="993"/>
+              </w:tabs>
+              <w:autoSpaceDE w:val="0"/>
+              <w:autoSpaceDN w:val="0"/>
+              <w:adjustRightInd w:val="0"/>
+              <w:spacing w:before="0" w:line="240" w:lineRule="auto"/>
+              <w:ind w:right="297"/>
+              <w:rPr>
+                <w:rFonts w:cs="Arial"/>
+                <w:b/>
+                <w:color w:val="000000"/>
+                <w:sz w:val="28"/>
+                <w:szCs w:val="32"/>
+              </w:rPr>
+            </w:pPr>
+            <w:r>
+              <w:rPr>
+                <w:rFonts w:cs="Arial"/>
+                <w:b/>
+                <w:color w:val="000000"/>
+                <w:sz w:val="28"/>
+                <w:szCs w:val="32"/>
+              </w:rPr>
+              <w:t>Krama Vaakyam No.-</w:t>
+            </w:r>
+            <w:r>
+              <w:rPr>
+                <w:rFonts w:cs="Arial"/>
+                <w:b/>
+                <w:color w:val="000000"/>
+                <w:sz w:val="28"/>
+                <w:szCs w:val="32"/>
+              </w:rPr>
+              <w:t xml:space="preserve"> </w:t>
+            </w:r>
+            <w:r>
+              <w:rPr>
+                <w:rFonts w:cs="Arial"/>
+                <w:b/>
+                <w:color w:val="000000"/>
+                <w:sz w:val="28"/>
+                <w:szCs w:val="32"/>
+              </w:rPr>
+              <w:t>4</w:t>
+            </w:r>
+            <w:r>
+              <w:rPr>
+                <w:rFonts w:cs="Arial"/>
+                <w:b/>
+                <w:color w:val="000000"/>
+                <w:sz w:val="28"/>
+                <w:szCs w:val="32"/>
+              </w:rPr>
+              <w:t>1</w:t>
+            </w:r>
+          </w:p>
+          <w:p>
+            <w:pPr>
+              <w:widowControl w:val="0"/>
+              <w:tabs>
+                <w:tab w:val="left" w:pos="993"/>
+              </w:tabs>
+              <w:autoSpaceDE w:val="0"/>
+              <w:autoSpaceDN w:val="0"/>
+              <w:adjustRightInd w:val="0"/>
+              <w:spacing w:before="0" w:line="240" w:lineRule="auto"/>
+              <w:ind w:right="297"/>
+              <w:rPr>
+                <w:rFonts w:cs="Arial"/>
+                <w:b/>
+                <w:color w:val="000000"/>
+                <w:sz w:val="28"/>
+                <w:szCs w:val="28"/>
+              </w:rPr>
+            </w:pPr>
+            <w:r>
+              <w:rPr>
+                <w:rFonts w:cs="Arial"/>
+                <w:b/>
+                <w:color w:val="000000"/>
+                <w:sz w:val="28"/>
+                <w:szCs w:val="32"/>
+              </w:rPr>
+              <w:t>Panchaati No</w:t>
+            </w:r>
+            <w:r>
+              <w:rPr>
+                <w:rFonts w:cs="Arial"/>
+                <w:b/>
+                <w:color w:val="000000"/>
+                <w:szCs w:val="32"/>
+              </w:rPr>
+              <w:t>. -</w:t>
+            </w:r>
+            <w:r>
+              <w:rPr>
+                <w:rFonts w:cs="Arial"/>
+                <w:b/>
+                <w:color w:val="000000"/>
+                <w:szCs w:val="32"/>
+              </w:rPr>
+              <w:t xml:space="preserve"> </w:t>
+            </w:r>
+            <w:r>
+              <w:rPr>
+                <w:rFonts w:cs="Arial"/>
+                <w:b/>
+                <w:color w:val="000000"/>
+                <w:sz w:val="28"/>
+                <w:szCs w:val="28"/>
+              </w:rPr>
+              <w:t>20</w:t>
+            </w:r>
+          </w:p>
+        </w:tc>
+        <w:tc>
+          <w:tcPr>
+            <w:tcW w:w="5386" w:type="dxa"/>
+          </w:tcPr>
+          <w:p>
+            <w:pPr>
+              <w:widowControl w:val="0"/>
+              <w:autoSpaceDE w:val="0"/>
+              <w:autoSpaceDN w:val="0"/>
+              <w:adjustRightInd w:val="0"/>
+              <w:spacing w:before="0" w:line="240" w:lineRule="auto"/>
+              <w:rPr>
+                <w:rFonts w:ascii="Latha" w:hAnsi="Latha" w:cs="Latha"/>
+                <w:sz w:val="28"/>
+                <w:szCs w:val="28"/>
+                <w:cs/>
+                <w:lang w:bidi="ta-IN"/>
+              </w:rPr>
+            </w:pPr>
+            <w:r>
+              <w:rPr>
+                <w:rFonts w:ascii="Latha" w:hAnsi="Latha" w:cs="Latha"/>
+                <w:sz w:val="28"/>
+                <w:szCs w:val="28"/>
+                <w:cs/>
+                <w:lang w:bidi="ta-IN"/>
+              </w:rPr>
+              <w:t>ஶ்ய</w:t>
+            </w:r>
+            <w:r>
+              <w:rPr>
+                <w:rFonts w:ascii="BRH Tamil Tab Extra" w:hAnsi="BRH Tamil Tab Extra" w:cs="Latha"/>
+                <w:b/>
+                <w:sz w:val="32"/>
+                <w:szCs w:val="28"/>
+                <w:lang w:bidi="ta-IN"/>
+              </w:rPr>
+              <w:t>…</w:t>
+            </w:r>
+            <w:r>
+              <w:rPr>
+                <w:rFonts w:ascii="Latha" w:hAnsi="Latha" w:cs="Latha"/>
+                <w:sz w:val="28"/>
+                <w:szCs w:val="28"/>
+                <w:cs/>
+                <w:lang w:bidi="ta-IN"/>
+              </w:rPr>
+              <w:t>தி</w:t>
+            </w:r>
+            <w:r>
+              <w:rPr>
+                <w:rFonts w:ascii="BRH Tamil Tab Extra" w:hAnsi="BRH Tamil Tab Extra" w:cs="Latha"/>
+                <w:b/>
+                <w:sz w:val="32"/>
+                <w:szCs w:val="28"/>
+                <w:lang w:bidi="ta-IN"/>
+              </w:rPr>
+              <w:t>…</w:t>
+            </w:r>
+            <w:r>
+              <w:rPr>
+                <w:rFonts w:ascii="Latha" w:hAnsi="Latha" w:cs="Latha"/>
+                <w:sz w:val="28"/>
+                <w:szCs w:val="28"/>
+                <w:lang w:bidi="ta-IN"/>
+              </w:rPr>
+              <w:t xml:space="preserve"> </w:t>
+            </w:r>
+            <w:r>
+              <w:rPr>
+                <w:rFonts w:ascii="Latha" w:hAnsi="Latha" w:cs="Latha"/>
+                <w:sz w:val="28"/>
+                <w:szCs w:val="28"/>
+                <w:cs/>
+                <w:lang w:bidi="ta-IN"/>
+              </w:rPr>
+              <w:t>ப்</w:t>
+            </w:r>
+            <w:r>
+              <w:rPr>
+                <w:rFonts w:ascii="Latha" w:hAnsi="Latha" w:cs="Latha"/>
+                <w:b/>
+                <w:bCs/>
+                <w:position w:val="-12"/>
+                <w:sz w:val="28"/>
+                <w:szCs w:val="28"/>
+                <w:cs/>
+                <w:lang w:bidi="ta-IN"/>
+              </w:rPr>
+              <w:t>4</w:t>
+            </w:r>
+            <w:r>
+              <w:rPr>
+                <w:rFonts w:ascii="Latha" w:hAnsi="Latha" w:cs="Latha"/>
+                <w:sz w:val="28"/>
+                <w:szCs w:val="28"/>
+                <w:cs/>
+                <w:lang w:bidi="ta-IN"/>
+              </w:rPr>
+              <w:t>ராத்</w:t>
+            </w:r>
+            <w:r>
+              <w:rPr>
+                <w:rFonts w:ascii="Latha" w:hAnsi="Latha" w:cs="Latha"/>
+                <w:b/>
+                <w:bCs/>
+                <w:i/>
+                <w:iCs/>
+                <w:sz w:val="28"/>
+                <w:szCs w:val="28"/>
+                <w:cs/>
+                <w:lang w:bidi="ta-IN"/>
+              </w:rPr>
+              <w:t>ரு</w:t>
+            </w:r>
+            <w:r>
+              <w:rPr>
+                <w:rFonts w:ascii="BRH Tamil Tab Extra" w:hAnsi="BRH Tamil Tab Extra" w:cs="Latha"/>
+                <w:b/>
+                <w:sz w:val="36"/>
+                <w:szCs w:val="28"/>
+                <w:lang w:bidi="ta-IN"/>
+              </w:rPr>
+              <w:t>†</w:t>
+            </w:r>
+            <w:r>
+              <w:rPr>
+                <w:rFonts w:ascii="Latha" w:hAnsi="Latha" w:cs="Latha"/>
+                <w:sz w:val="28"/>
+                <w:szCs w:val="28"/>
+                <w:cs/>
+                <w:lang w:bidi="ta-IN"/>
+              </w:rPr>
+              <w:t xml:space="preserve">வ்யாய </w:t>
+            </w:r>
+            <w:r>
+              <w:rPr>
+                <w:rFonts w:ascii="Latha" w:hAnsi="Latha" w:cs="Latha"/>
+                <w:sz w:val="28"/>
+                <w:szCs w:val="28"/>
+                <w:lang w:bidi="ta-IN"/>
+              </w:rPr>
+              <w:t xml:space="preserve">| </w:t>
+            </w:r>
+            <w:r>
+              <w:rPr>
+                <w:rFonts w:ascii="Latha" w:hAnsi="Latha" w:cs="Latha"/>
+                <w:sz w:val="28"/>
+                <w:szCs w:val="28"/>
+                <w:highlight w:val="yellow"/>
+                <w:cs/>
+                <w:lang w:bidi="ta-IN"/>
+              </w:rPr>
+              <w:t>பா</w:t>
+            </w:r>
+            <w:r>
+              <w:rPr>
+                <w:rFonts w:ascii="BRH Tamil Tab Extra" w:hAnsi="BRH Tamil Tab Extra" w:cs="Latha"/>
+                <w:b/>
+                <w:sz w:val="36"/>
+                <w:szCs w:val="28"/>
+                <w:highlight w:val="yellow"/>
+                <w:lang w:bidi="ta-IN"/>
+              </w:rPr>
+              <w:t>†</w:t>
+            </w:r>
+            <w:r>
+              <w:rPr>
+                <w:rFonts w:ascii="Latha" w:hAnsi="Latha" w:cs="Latha"/>
+                <w:b/>
+                <w:bCs/>
+                <w:position w:val="-12"/>
+                <w:sz w:val="28"/>
+                <w:szCs w:val="28"/>
+                <w:highlight w:val="yellow"/>
+                <w:cs/>
+                <w:lang w:bidi="ta-IN"/>
+              </w:rPr>
+              <w:t>4</w:t>
+            </w:r>
+            <w:r>
+              <w:rPr>
+                <w:rFonts w:ascii="Latha" w:hAnsi="Latha" w:cs="Latha"/>
+                <w:sz w:val="28"/>
+                <w:szCs w:val="28"/>
+                <w:highlight w:val="yellow"/>
+                <w:cs/>
+                <w:lang w:bidi="ta-IN"/>
+              </w:rPr>
+              <w:t>த்</w:t>
+            </w:r>
+            <w:r>
+              <w:rPr>
+                <w:rFonts w:ascii="Latha" w:hAnsi="Latha" w:cs="Latha"/>
+                <w:b/>
+                <w:bCs/>
+                <w:i/>
+                <w:iCs/>
+                <w:sz w:val="28"/>
+                <w:szCs w:val="28"/>
+                <w:cs/>
+                <w:lang w:bidi="ta-IN"/>
+              </w:rPr>
+              <w:t>ரு</w:t>
+            </w:r>
+            <w:r>
+              <w:rPr>
+                <w:rFonts w:ascii="Latha" w:hAnsi="Latha" w:cs="Latha"/>
+                <w:sz w:val="28"/>
+                <w:szCs w:val="28"/>
+                <w:cs/>
+                <w:lang w:bidi="ta-IN"/>
+              </w:rPr>
+              <w:t>வ்யாய ப்ரஹரி</w:t>
+            </w:r>
+            <w:r>
+              <w:rPr>
+                <w:rFonts w:ascii="BRH Tamil Tab Extra" w:hAnsi="BRH Tamil Tab Extra" w:cs="Latha"/>
+                <w:b/>
+                <w:sz w:val="32"/>
+                <w:szCs w:val="28"/>
+                <w:lang w:bidi="ta-IN"/>
+              </w:rPr>
+              <w:t>…</w:t>
+            </w:r>
+            <w:r>
+              <w:rPr>
+                <w:rFonts w:ascii="Latha" w:hAnsi="Latha" w:cs="Latha"/>
+                <w:sz w:val="28"/>
+                <w:szCs w:val="28"/>
+                <w:cs/>
+                <w:lang w:bidi="ta-IN"/>
+              </w:rPr>
+              <w:t xml:space="preserve">ஷ்யன்ன் </w:t>
+            </w:r>
+            <w:r>
+              <w:rPr>
+                <w:rFonts w:ascii="Latha" w:hAnsi="Latha" w:cs="Latha"/>
+                <w:sz w:val="28"/>
+                <w:szCs w:val="28"/>
+                <w:lang w:bidi="ta-IN"/>
+              </w:rPr>
+              <w:t>|</w:t>
+            </w:r>
+          </w:p>
+        </w:tc>
+        <w:tc>
+          <w:tcPr>
+            <w:tcW w:w="5220" w:type="dxa"/>
+          </w:tcPr>
+          <w:p>
+            <w:pPr>
+              <w:widowControl w:val="0"/>
+              <w:autoSpaceDE w:val="0"/>
+              <w:autoSpaceDN w:val="0"/>
+              <w:adjustRightInd w:val="0"/>
+              <w:spacing w:before="0" w:line="240" w:lineRule="auto"/>
+              <w:rPr>
+                <w:rFonts w:ascii="Latha" w:hAnsi="Latha" w:cs="Latha"/>
+                <w:sz w:val="28"/>
+                <w:szCs w:val="28"/>
+                <w:cs/>
+                <w:lang w:bidi="ta-IN"/>
+              </w:rPr>
+            </w:pPr>
+            <w:r>
+              <w:rPr>
+                <w:rFonts w:ascii="Latha" w:hAnsi="Latha" w:cs="Latha"/>
+                <w:sz w:val="28"/>
+                <w:szCs w:val="28"/>
+                <w:cs/>
+                <w:lang w:bidi="ta-IN"/>
+              </w:rPr>
+              <w:t>ஶ்ய</w:t>
+            </w:r>
+            <w:r>
+              <w:rPr>
+                <w:rFonts w:ascii="BRH Tamil Tab Extra" w:hAnsi="BRH Tamil Tab Extra" w:cs="Latha"/>
+                <w:b/>
+                <w:sz w:val="32"/>
+                <w:szCs w:val="28"/>
+                <w:lang w:bidi="ta-IN"/>
+              </w:rPr>
+              <w:t>…</w:t>
+            </w:r>
+            <w:r>
+              <w:rPr>
+                <w:rFonts w:ascii="Latha" w:hAnsi="Latha" w:cs="Latha"/>
+                <w:sz w:val="28"/>
+                <w:szCs w:val="28"/>
+                <w:cs/>
+                <w:lang w:bidi="ta-IN"/>
+              </w:rPr>
+              <w:t>தி</w:t>
+            </w:r>
+            <w:r>
+              <w:rPr>
+                <w:rFonts w:ascii="BRH Tamil Tab Extra" w:hAnsi="BRH Tamil Tab Extra" w:cs="Latha"/>
+                <w:b/>
+                <w:sz w:val="32"/>
+                <w:szCs w:val="28"/>
+                <w:lang w:bidi="ta-IN"/>
+              </w:rPr>
+              <w:t>…</w:t>
+            </w:r>
+            <w:r>
+              <w:rPr>
+                <w:rFonts w:ascii="Latha" w:hAnsi="Latha" w:cs="Latha"/>
+                <w:sz w:val="28"/>
+                <w:szCs w:val="28"/>
+                <w:lang w:bidi="ta-IN"/>
+              </w:rPr>
+              <w:t xml:space="preserve"> </w:t>
+            </w:r>
+            <w:r>
+              <w:rPr>
+                <w:rFonts w:ascii="Latha" w:hAnsi="Latha" w:cs="Latha"/>
+                <w:sz w:val="28"/>
+                <w:szCs w:val="28"/>
+                <w:cs/>
+                <w:lang w:bidi="ta-IN"/>
+              </w:rPr>
+              <w:t>ப்</w:t>
+            </w:r>
+            <w:r>
+              <w:rPr>
+                <w:rFonts w:ascii="Latha" w:hAnsi="Latha" w:cs="Latha"/>
+                <w:b/>
+                <w:bCs/>
+                <w:position w:val="-12"/>
+                <w:sz w:val="28"/>
+                <w:szCs w:val="28"/>
+                <w:cs/>
+                <w:lang w:bidi="ta-IN"/>
+              </w:rPr>
+              <w:t>4</w:t>
+            </w:r>
+            <w:r>
+              <w:rPr>
+                <w:rFonts w:ascii="Latha" w:hAnsi="Latha" w:cs="Latha"/>
+                <w:sz w:val="28"/>
+                <w:szCs w:val="28"/>
+                <w:cs/>
+                <w:lang w:bidi="ta-IN"/>
+              </w:rPr>
+              <w:t>ராத்</w:t>
+            </w:r>
+            <w:r>
+              <w:rPr>
+                <w:rFonts w:ascii="Latha" w:hAnsi="Latha" w:cs="Latha"/>
+                <w:b/>
+                <w:bCs/>
+                <w:i/>
+                <w:iCs/>
+                <w:sz w:val="28"/>
+                <w:szCs w:val="28"/>
+                <w:cs/>
+                <w:lang w:bidi="ta-IN"/>
+              </w:rPr>
+              <w:t>ரு</w:t>
+            </w:r>
+            <w:r>
+              <w:rPr>
+                <w:rFonts w:ascii="BRH Tamil Tab Extra" w:hAnsi="BRH Tamil Tab Extra" w:cs="Latha"/>
+                <w:b/>
+                <w:sz w:val="36"/>
+                <w:szCs w:val="28"/>
+                <w:lang w:bidi="ta-IN"/>
+              </w:rPr>
+              <w:t>†</w:t>
+            </w:r>
+            <w:r>
+              <w:rPr>
+                <w:rFonts w:ascii="Latha" w:hAnsi="Latha" w:cs="Latha"/>
+                <w:sz w:val="28"/>
+                <w:szCs w:val="28"/>
+                <w:cs/>
+                <w:lang w:bidi="ta-IN"/>
+              </w:rPr>
+              <w:t xml:space="preserve">வ்யாய </w:t>
+            </w:r>
+            <w:r>
+              <w:rPr>
+                <w:rFonts w:ascii="Latha" w:hAnsi="Latha" w:cs="Latha"/>
+                <w:sz w:val="28"/>
+                <w:szCs w:val="28"/>
+                <w:lang w:bidi="ta-IN"/>
+              </w:rPr>
+              <w:t xml:space="preserve">| </w:t>
+            </w:r>
+            <w:r>
+              <w:rPr>
+                <w:rFonts w:ascii="Latha" w:hAnsi="Latha" w:cs="Latha"/>
+                <w:sz w:val="28"/>
+                <w:szCs w:val="28"/>
+                <w:highlight w:val="green"/>
+                <w:cs/>
+                <w:lang w:bidi="ta-IN"/>
+              </w:rPr>
+              <w:t>ப்</w:t>
+            </w:r>
+            <w:r>
+              <w:rPr>
+                <w:rFonts w:ascii="Latha" w:hAnsi="Latha" w:cs="Latha"/>
+                <w:b/>
+                <w:bCs/>
+                <w:position w:val="-12"/>
+                <w:sz w:val="28"/>
+                <w:szCs w:val="28"/>
+                <w:highlight w:val="green"/>
+                <w:cs/>
+                <w:lang w:bidi="ta-IN"/>
+              </w:rPr>
+              <w:t>4</w:t>
+            </w:r>
+            <w:r>
+              <w:rPr>
+                <w:rFonts w:ascii="Latha" w:hAnsi="Latha" w:cs="Latha"/>
+                <w:sz w:val="28"/>
+                <w:szCs w:val="28"/>
+                <w:highlight w:val="green"/>
+                <w:cs/>
+                <w:lang w:bidi="ta-IN"/>
+              </w:rPr>
+              <w:t>ராத்</w:t>
+            </w:r>
+            <w:r>
+              <w:rPr>
+                <w:rFonts w:ascii="Latha" w:hAnsi="Latha" w:cs="Latha"/>
+                <w:b/>
+                <w:bCs/>
+                <w:i/>
+                <w:iCs/>
+                <w:sz w:val="28"/>
+                <w:szCs w:val="28"/>
+                <w:highlight w:val="green"/>
+                <w:cs/>
+                <w:lang w:bidi="ta-IN"/>
+              </w:rPr>
+              <w:t>ரு</w:t>
+            </w:r>
+            <w:r>
+              <w:rPr>
+                <w:rFonts w:ascii="BRH Tamil Tab Extra" w:hAnsi="BRH Tamil Tab Extra" w:cs="Latha"/>
+                <w:b/>
+                <w:sz w:val="36"/>
+                <w:szCs w:val="28"/>
+                <w:highlight w:val="green"/>
+                <w:lang w:bidi="ta-IN"/>
+              </w:rPr>
+              <w:t>†</w:t>
+            </w:r>
+            <w:r>
+              <w:rPr>
+                <w:rFonts w:ascii="Latha" w:hAnsi="Latha" w:cs="Latha"/>
+                <w:sz w:val="28"/>
+                <w:szCs w:val="28"/>
+                <w:cs/>
+                <w:lang w:bidi="ta-IN"/>
+              </w:rPr>
+              <w:t>வ்யாய ப்ரஹரி</w:t>
+            </w:r>
+            <w:r>
+              <w:rPr>
+                <w:rFonts w:ascii="BRH Tamil Tab Extra" w:hAnsi="BRH Tamil Tab Extra" w:cs="Latha"/>
+                <w:b/>
+                <w:sz w:val="32"/>
+                <w:szCs w:val="28"/>
+                <w:lang w:bidi="ta-IN"/>
+              </w:rPr>
+              <w:t>…</w:t>
+            </w:r>
+            <w:r>
+              <w:rPr>
+                <w:rFonts w:ascii="Latha" w:hAnsi="Latha" w:cs="Latha"/>
+                <w:sz w:val="28"/>
+                <w:szCs w:val="28"/>
+                <w:cs/>
+                <w:lang w:bidi="ta-IN"/>
+              </w:rPr>
+              <w:t xml:space="preserve">ஷ்யன்ன் </w:t>
+            </w:r>
+          </w:p>
+        </w:tc>
+      </w:tr>
+      <w:tr>
+        <w:trPr>
+          <w:trHeight w:val="1091"/>
+        </w:trPr>
+        <w:tc>
+          <w:tcPr>
+            <w:tcW w:w="4048" w:type="dxa"/>
+          </w:tcPr>
+          <w:p>
+            <w:pPr>
+              <w:widowControl w:val="0"/>
+              <w:tabs>
+                <w:tab w:val="left" w:pos="993"/>
+              </w:tabs>
+              <w:autoSpaceDE w:val="0"/>
+              <w:autoSpaceDN w:val="0"/>
+              <w:adjustRightInd w:val="0"/>
+              <w:spacing w:before="0" w:line="240" w:lineRule="auto"/>
+              <w:ind w:right="297"/>
+              <w:rPr>
+                <w:rFonts w:cs="Arial"/>
+                <w:b/>
+                <w:color w:val="000000"/>
+                <w:sz w:val="28"/>
+                <w:szCs w:val="32"/>
+              </w:rPr>
+            </w:pPr>
+            <w:r>
+              <w:rPr>
+                <w:rFonts w:cs="Arial"/>
+                <w:b/>
+                <w:color w:val="000000"/>
+                <w:sz w:val="28"/>
+                <w:szCs w:val="32"/>
+              </w:rPr>
+              <w:t>T.S.2.</w:t>
+            </w:r>
+            <w:r>
+              <w:rPr>
+                <w:rFonts w:cs="Arial"/>
+                <w:b/>
+                <w:color w:val="000000"/>
+                <w:sz w:val="28"/>
+                <w:szCs w:val="32"/>
+              </w:rPr>
+              <w:t>6.4.</w:t>
+            </w:r>
+            <w:r>
+              <w:rPr>
+                <w:rFonts w:cs="Arial"/>
+                <w:b/>
+                <w:color w:val="000000"/>
+                <w:sz w:val="28"/>
+                <w:szCs w:val="32"/>
+              </w:rPr>
+              <w:t>2</w:t>
+            </w:r>
+            <w:r>
+              <w:rPr>
+                <w:rFonts w:cs="Arial"/>
+                <w:b/>
+                <w:color w:val="000000"/>
+                <w:sz w:val="28"/>
+                <w:szCs w:val="32"/>
+              </w:rPr>
+              <w:t xml:space="preserve"> </w:t>
+            </w:r>
+            <w:r>
+              <w:rPr>
+                <w:rFonts w:cs="Arial"/>
+                <w:b/>
+                <w:color w:val="000000"/>
+                <w:sz w:val="28"/>
+                <w:szCs w:val="32"/>
+              </w:rPr>
+              <w:t>– Kramam</w:t>
+            </w:r>
+          </w:p>
+          <w:p>
+            <w:pPr>
+              <w:widowControl w:val="0"/>
+              <w:tabs>
+                <w:tab w:val="left" w:pos="993"/>
+              </w:tabs>
+              <w:autoSpaceDE w:val="0"/>
+              <w:autoSpaceDN w:val="0"/>
+              <w:adjustRightInd w:val="0"/>
+              <w:spacing w:before="0" w:line="240" w:lineRule="auto"/>
+              <w:ind w:right="297"/>
+              <w:rPr>
+                <w:rFonts w:cs="Arial"/>
+                <w:b/>
+                <w:color w:val="000000"/>
+                <w:sz w:val="28"/>
+                <w:szCs w:val="32"/>
+              </w:rPr>
+            </w:pPr>
+            <w:r>
+              <w:rPr>
+                <w:rFonts w:cs="Arial"/>
+                <w:b/>
+                <w:color w:val="000000"/>
+                <w:sz w:val="28"/>
+                <w:szCs w:val="32"/>
+              </w:rPr>
+              <w:t>Krama Vaakyam No.-</w:t>
+            </w:r>
+            <w:r>
+              <w:rPr>
+                <w:rFonts w:cs="Arial"/>
+                <w:b/>
+                <w:color w:val="000000"/>
+                <w:sz w:val="28"/>
+                <w:szCs w:val="32"/>
+              </w:rPr>
+              <w:t xml:space="preserve"> 4</w:t>
+            </w:r>
+            <w:r>
+              <w:rPr>
+                <w:rFonts w:cs="Arial"/>
+                <w:b/>
+                <w:color w:val="000000"/>
+                <w:sz w:val="28"/>
+                <w:szCs w:val="32"/>
+              </w:rPr>
+              <w:t>2</w:t>
+            </w:r>
+          </w:p>
+          <w:p>
+            <w:pPr>
+              <w:widowControl w:val="0"/>
+              <w:tabs>
+                <w:tab w:val="left" w:pos="993"/>
+              </w:tabs>
+              <w:autoSpaceDE w:val="0"/>
+              <w:autoSpaceDN w:val="0"/>
+              <w:adjustRightInd w:val="0"/>
+              <w:spacing w:before="0" w:line="240" w:lineRule="auto"/>
+              <w:ind w:right="297"/>
+              <w:rPr>
+                <w:rFonts w:cs="Arial"/>
+                <w:b/>
+                <w:color w:val="000000"/>
+                <w:sz w:val="28"/>
+                <w:szCs w:val="32"/>
+              </w:rPr>
+            </w:pPr>
+            <w:r>
+              <w:rPr>
+                <w:rFonts w:cs="Arial"/>
+                <w:b/>
+                <w:color w:val="000000"/>
+                <w:sz w:val="28"/>
+                <w:szCs w:val="32"/>
+              </w:rPr>
+              <w:t>Panchaati No</w:t>
+            </w:r>
+            <w:r>
+              <w:rPr>
+                <w:rFonts w:cs="Arial"/>
+                <w:b/>
+                <w:color w:val="000000"/>
+                <w:szCs w:val="32"/>
+              </w:rPr>
+              <w:t>. -</w:t>
+            </w:r>
+            <w:r>
+              <w:rPr>
+                <w:rFonts w:cs="Arial"/>
+                <w:b/>
+                <w:color w:val="000000"/>
+                <w:szCs w:val="32"/>
+              </w:rPr>
+              <w:t xml:space="preserve"> </w:t>
+            </w:r>
+            <w:r>
+              <w:rPr>
+                <w:rFonts w:cs="Arial"/>
+                <w:b/>
+                <w:color w:val="000000"/>
+                <w:sz w:val="28"/>
+                <w:szCs w:val="28"/>
+              </w:rPr>
+              <w:t>2</w:t>
+            </w:r>
+            <w:r>
+              <w:rPr>
+                <w:rFonts w:cs="Arial"/>
+                <w:b/>
+                <w:color w:val="000000"/>
+                <w:sz w:val="28"/>
+                <w:szCs w:val="28"/>
+              </w:rPr>
+              <w:t>1</w:t>
+            </w:r>
+          </w:p>
+        </w:tc>
+        <w:tc>
+          <w:tcPr>
+            <w:tcW w:w="5386" w:type="dxa"/>
+          </w:tcPr>
+          <w:p>
+            <w:pPr>
+              <w:widowControl w:val="0"/>
+              <w:autoSpaceDE w:val="0"/>
+              <w:autoSpaceDN w:val="0"/>
+              <w:adjustRightInd w:val="0"/>
+              <w:spacing w:before="0" w:line="240" w:lineRule="auto"/>
+              <w:rPr>
+                <w:rFonts w:ascii="Latha" w:hAnsi="Latha" w:cs="Latha"/>
+                <w:sz w:val="28"/>
+                <w:szCs w:val="28"/>
+                <w:cs/>
+                <w:lang w:bidi="ta-IN"/>
+              </w:rPr>
+            </w:pPr>
+            <w:r>
+              <w:rPr>
+                <w:rFonts w:ascii="Latha" w:hAnsi="Latha" w:cs="Latha"/>
+                <w:sz w:val="28"/>
+                <w:szCs w:val="28"/>
+                <w:cs/>
+                <w:lang w:bidi="ta-IN"/>
+              </w:rPr>
+              <w:t>சி</w:t>
+            </w:r>
+            <w:r>
+              <w:rPr>
+                <w:rFonts w:ascii="BRH Tamil Tab Extra" w:hAnsi="BRH Tamil Tab Extra" w:cs="Latha"/>
+                <w:b/>
+                <w:sz w:val="32"/>
+                <w:szCs w:val="28"/>
+                <w:lang w:bidi="ta-IN"/>
+              </w:rPr>
+              <w:t>…</w:t>
+            </w:r>
+            <w:r>
+              <w:rPr>
+                <w:rFonts w:ascii="Latha" w:hAnsi="Latha" w:cs="Latha"/>
+                <w:b/>
+                <w:bCs/>
+                <w:position w:val="-12"/>
+                <w:sz w:val="28"/>
+                <w:szCs w:val="28"/>
+                <w:cs/>
+                <w:lang w:bidi="ta-IN"/>
+              </w:rPr>
+              <w:t>2</w:t>
+            </w:r>
+            <w:r>
+              <w:rPr>
+                <w:rFonts w:ascii="Latha" w:hAnsi="Latha" w:cs="Latha"/>
+                <w:sz w:val="28"/>
+                <w:szCs w:val="28"/>
+                <w:cs/>
+                <w:lang w:bidi="ta-IN"/>
+              </w:rPr>
+              <w:t>ன</w:t>
+            </w:r>
+            <w:r>
+              <w:rPr>
+                <w:rFonts w:ascii="BRH Tamil Tab Extra" w:hAnsi="BRH Tamil Tab Extra" w:cs="Latha"/>
+                <w:b/>
+                <w:sz w:val="32"/>
+                <w:szCs w:val="28"/>
+                <w:lang w:bidi="ta-IN"/>
+              </w:rPr>
+              <w:t>…</w:t>
+            </w:r>
+            <w:r>
+              <w:rPr>
+                <w:rFonts w:ascii="Latha" w:hAnsi="Latha" w:cs="Latha"/>
+                <w:sz w:val="28"/>
+                <w:szCs w:val="28"/>
+                <w:cs/>
+                <w:lang w:bidi="ta-IN"/>
+              </w:rPr>
+              <w:t>த்தி</w:t>
+            </w:r>
+            <w:r>
+              <w:rPr>
+                <w:rFonts w:ascii="BRH Tamil Tab Extra" w:hAnsi="BRH Tamil Tab Extra" w:cs="Latha"/>
+                <w:b/>
+                <w:sz w:val="32"/>
+                <w:szCs w:val="28"/>
+                <w:lang w:bidi="ta-IN"/>
+              </w:rPr>
+              <w:t>…</w:t>
+            </w:r>
+            <w:r>
+              <w:rPr>
+                <w:rFonts w:ascii="Latha" w:hAnsi="Latha" w:cs="Latha"/>
+                <w:sz w:val="28"/>
+                <w:szCs w:val="28"/>
+                <w:lang w:bidi="ta-IN"/>
+              </w:rPr>
+              <w:t xml:space="preserve"> </w:t>
+            </w:r>
+            <w:r>
+              <w:rPr>
+                <w:rFonts w:ascii="Latha" w:hAnsi="Latha" w:cs="Latha"/>
+                <w:sz w:val="28"/>
+                <w:szCs w:val="28"/>
+                <w:highlight w:val="yellow"/>
+                <w:cs/>
+                <w:lang w:bidi="ta-IN"/>
+              </w:rPr>
+              <w:t>பா</w:t>
+            </w:r>
+            <w:r>
+              <w:rPr>
+                <w:rFonts w:ascii="Latha" w:hAnsi="Latha" w:cs="Latha"/>
+                <w:b/>
+                <w:bCs/>
+                <w:position w:val="-12"/>
+                <w:sz w:val="28"/>
+                <w:szCs w:val="28"/>
+                <w:highlight w:val="yellow"/>
+                <w:cs/>
+                <w:lang w:bidi="ta-IN"/>
+              </w:rPr>
+              <w:t>4</w:t>
+            </w:r>
+            <w:r>
+              <w:rPr>
+                <w:rFonts w:ascii="Latha" w:hAnsi="Latha" w:cs="Latha"/>
+                <w:sz w:val="28"/>
+                <w:szCs w:val="28"/>
+                <w:highlight w:val="yellow"/>
+                <w:cs/>
+                <w:lang w:bidi="ta-IN"/>
+              </w:rPr>
+              <w:t>த்</w:t>
+            </w:r>
+            <w:r>
+              <w:rPr>
+                <w:rFonts w:ascii="Latha" w:hAnsi="Latha" w:cs="Latha"/>
+                <w:b/>
+                <w:bCs/>
+                <w:i/>
+                <w:iCs/>
+                <w:sz w:val="28"/>
+                <w:szCs w:val="28"/>
+                <w:highlight w:val="yellow"/>
+                <w:cs/>
+                <w:lang w:bidi="ta-IN"/>
+              </w:rPr>
+              <w:t>ரு</w:t>
+            </w:r>
+            <w:r>
+              <w:rPr>
+                <w:rFonts w:ascii="BRH Tamil Tab Extra" w:hAnsi="BRH Tamil Tab Extra" w:cs="Latha"/>
+                <w:b/>
+                <w:sz w:val="36"/>
+                <w:szCs w:val="28"/>
+                <w:highlight w:val="yellow"/>
+                <w:lang w:bidi="ta-IN"/>
+              </w:rPr>
+              <w:t>†</w:t>
+            </w:r>
+            <w:r>
+              <w:rPr>
+                <w:rFonts w:ascii="Latha" w:hAnsi="Latha" w:cs="Latha"/>
+                <w:sz w:val="28"/>
+                <w:szCs w:val="28"/>
+                <w:cs/>
+                <w:lang w:bidi="ta-IN"/>
+              </w:rPr>
+              <w:t xml:space="preserve">வ்யஸ்ய </w:t>
+            </w:r>
+            <w:r>
+              <w:rPr>
+                <w:rFonts w:ascii="Latha" w:hAnsi="Latha" w:cs="Latha"/>
+                <w:sz w:val="28"/>
+                <w:szCs w:val="28"/>
+                <w:lang w:bidi="ta-IN"/>
+              </w:rPr>
+              <w:t xml:space="preserve">| </w:t>
+            </w:r>
+            <w:r>
+              <w:rPr>
+                <w:rFonts w:ascii="Latha" w:hAnsi="Latha" w:cs="Latha"/>
+                <w:sz w:val="28"/>
+                <w:szCs w:val="28"/>
+                <w:cs/>
+                <w:lang w:bidi="ta-IN"/>
+              </w:rPr>
+              <w:t>ப்</w:t>
+            </w:r>
+            <w:r>
+              <w:rPr>
+                <w:rFonts w:ascii="Latha" w:hAnsi="Latha" w:cs="Latha"/>
+                <w:b/>
+                <w:bCs/>
+                <w:position w:val="-12"/>
+                <w:sz w:val="28"/>
+                <w:szCs w:val="28"/>
+                <w:cs/>
+                <w:lang w:bidi="ta-IN"/>
+              </w:rPr>
+              <w:t>4</w:t>
+            </w:r>
+            <w:r>
+              <w:rPr>
+                <w:rFonts w:ascii="Latha" w:hAnsi="Latha" w:cs="Latha"/>
+                <w:sz w:val="28"/>
+                <w:szCs w:val="28"/>
+                <w:cs/>
+                <w:lang w:bidi="ta-IN"/>
+              </w:rPr>
+              <w:t>ராத்</w:t>
+            </w:r>
+            <w:r>
+              <w:rPr>
+                <w:rFonts w:ascii="Latha" w:hAnsi="Latha" w:cs="Latha"/>
+                <w:b/>
+                <w:bCs/>
+                <w:i/>
+                <w:iCs/>
+                <w:sz w:val="28"/>
+                <w:szCs w:val="28"/>
+                <w:cs/>
+                <w:lang w:bidi="ta-IN"/>
+              </w:rPr>
+              <w:t>ரு</w:t>
+            </w:r>
+            <w:r>
+              <w:rPr>
+                <w:rFonts w:ascii="BRH Tamil Tab Extra" w:hAnsi="BRH Tamil Tab Extra" w:cs="Latha"/>
+                <w:b/>
+                <w:sz w:val="36"/>
+                <w:szCs w:val="28"/>
+                <w:lang w:bidi="ta-IN"/>
+              </w:rPr>
+              <w:t>†</w:t>
+            </w:r>
+            <w:r>
+              <w:rPr>
+                <w:rFonts w:ascii="Latha" w:hAnsi="Latha" w:cs="Latha"/>
+                <w:sz w:val="28"/>
+                <w:szCs w:val="28"/>
+                <w:cs/>
+                <w:lang w:bidi="ta-IN"/>
+              </w:rPr>
+              <w:t>வ்யஸ்யை</w:t>
+            </w:r>
+            <w:r>
+              <w:rPr>
+                <w:rFonts w:ascii="BRH Tamil Tab Extra" w:hAnsi="BRH Tamil Tab Extra" w:cs="Latha"/>
+                <w:b/>
+                <w:sz w:val="32"/>
+                <w:szCs w:val="28"/>
+                <w:lang w:bidi="ta-IN"/>
+              </w:rPr>
+              <w:t>…</w:t>
+            </w:r>
+            <w:r>
+              <w:rPr>
+                <w:rFonts w:ascii="Latha" w:hAnsi="Latha" w:cs="Latha"/>
+                <w:sz w:val="28"/>
+                <w:szCs w:val="28"/>
+                <w:cs/>
+                <w:lang w:bidi="ta-IN"/>
+              </w:rPr>
+              <w:t xml:space="preserve">வ </w:t>
+            </w:r>
+            <w:r>
+              <w:rPr>
+                <w:rFonts w:ascii="Latha" w:hAnsi="Latha" w:cs="Latha"/>
+                <w:sz w:val="28"/>
+                <w:szCs w:val="28"/>
+                <w:lang w:bidi="ta-IN"/>
+              </w:rPr>
+              <w:t>|</w:t>
+            </w:r>
+          </w:p>
+        </w:tc>
+        <w:tc>
+          <w:tcPr>
+            <w:tcW w:w="5220" w:type="dxa"/>
+          </w:tcPr>
+          <w:p>
+            <w:pPr>
+              <w:widowControl w:val="0"/>
+              <w:autoSpaceDE w:val="0"/>
+              <w:autoSpaceDN w:val="0"/>
+              <w:adjustRightInd w:val="0"/>
+              <w:spacing w:before="0" w:line="240" w:lineRule="auto"/>
+              <w:rPr>
+                <w:rFonts w:ascii="Latha" w:hAnsi="Latha" w:cs="Latha"/>
+                <w:sz w:val="28"/>
+                <w:szCs w:val="28"/>
+                <w:cs/>
+                <w:lang w:bidi="ta-IN"/>
+              </w:rPr>
+            </w:pPr>
+            <w:r>
+              <w:rPr>
+                <w:rFonts w:ascii="Latha" w:hAnsi="Latha" w:cs="Latha"/>
+                <w:sz w:val="28"/>
+                <w:szCs w:val="28"/>
+                <w:cs/>
+                <w:lang w:bidi="ta-IN"/>
+              </w:rPr>
+              <w:t>சி</w:t>
+            </w:r>
+            <w:r>
+              <w:rPr>
+                <w:rFonts w:ascii="BRH Tamil Tab Extra" w:hAnsi="BRH Tamil Tab Extra" w:cs="Latha"/>
+                <w:b/>
+                <w:sz w:val="32"/>
+                <w:szCs w:val="28"/>
+                <w:lang w:bidi="ta-IN"/>
+              </w:rPr>
+              <w:t>…</w:t>
+            </w:r>
+            <w:r>
+              <w:rPr>
+                <w:rFonts w:ascii="Latha" w:hAnsi="Latha" w:cs="Latha"/>
+                <w:b/>
+                <w:bCs/>
+                <w:position w:val="-12"/>
+                <w:sz w:val="28"/>
+                <w:szCs w:val="28"/>
+                <w:cs/>
+                <w:lang w:bidi="ta-IN"/>
+              </w:rPr>
+              <w:t>2</w:t>
+            </w:r>
+            <w:r>
+              <w:rPr>
+                <w:rFonts w:ascii="Latha" w:hAnsi="Latha" w:cs="Latha"/>
+                <w:sz w:val="28"/>
+                <w:szCs w:val="28"/>
+                <w:cs/>
+                <w:lang w:bidi="ta-IN"/>
+              </w:rPr>
+              <w:t>ன</w:t>
+            </w:r>
+            <w:r>
+              <w:rPr>
+                <w:rFonts w:ascii="BRH Tamil Tab Extra" w:hAnsi="BRH Tamil Tab Extra" w:cs="Latha"/>
+                <w:b/>
+                <w:sz w:val="32"/>
+                <w:szCs w:val="28"/>
+                <w:lang w:bidi="ta-IN"/>
+              </w:rPr>
+              <w:t>…</w:t>
+            </w:r>
+            <w:r>
+              <w:rPr>
+                <w:rFonts w:ascii="Latha" w:hAnsi="Latha" w:cs="Latha"/>
+                <w:sz w:val="28"/>
+                <w:szCs w:val="28"/>
+                <w:cs/>
+                <w:lang w:bidi="ta-IN"/>
+              </w:rPr>
+              <w:t>த்தி</w:t>
+            </w:r>
+            <w:r>
+              <w:rPr>
+                <w:rFonts w:ascii="BRH Tamil Tab Extra" w:hAnsi="BRH Tamil Tab Extra" w:cs="Latha"/>
+                <w:b/>
+                <w:sz w:val="32"/>
+                <w:szCs w:val="28"/>
+                <w:lang w:bidi="ta-IN"/>
+              </w:rPr>
+              <w:t>…</w:t>
+            </w:r>
+            <w:r>
+              <w:rPr>
+                <w:rFonts w:ascii="Latha" w:hAnsi="Latha" w:cs="Latha"/>
+                <w:sz w:val="28"/>
+                <w:szCs w:val="28"/>
+                <w:lang w:bidi="ta-IN"/>
+              </w:rPr>
+              <w:t xml:space="preserve"> </w:t>
+            </w:r>
+            <w:r>
+              <w:rPr>
+                <w:rFonts w:ascii="Latha" w:hAnsi="Latha" w:cs="Latha"/>
+                <w:sz w:val="28"/>
+                <w:szCs w:val="28"/>
+                <w:highlight w:val="green"/>
+                <w:cs/>
+                <w:lang w:bidi="ta-IN"/>
+              </w:rPr>
+              <w:t>ப்</w:t>
+            </w:r>
+            <w:r>
+              <w:rPr>
+                <w:rFonts w:ascii="Latha" w:hAnsi="Latha" w:cs="Latha"/>
+                <w:b/>
+                <w:bCs/>
+                <w:position w:val="-12"/>
+                <w:sz w:val="28"/>
+                <w:szCs w:val="28"/>
+                <w:highlight w:val="green"/>
+                <w:cs/>
+                <w:lang w:bidi="ta-IN"/>
+              </w:rPr>
+              <w:t>4</w:t>
+            </w:r>
+            <w:r>
+              <w:rPr>
+                <w:rFonts w:ascii="Latha" w:hAnsi="Latha" w:cs="Latha"/>
+                <w:sz w:val="28"/>
+                <w:szCs w:val="28"/>
+                <w:highlight w:val="green"/>
+                <w:cs/>
+                <w:lang w:bidi="ta-IN"/>
+              </w:rPr>
+              <w:t>ராத்</w:t>
+            </w:r>
+            <w:r>
+              <w:rPr>
+                <w:rFonts w:ascii="Latha" w:hAnsi="Latha" w:cs="Latha"/>
+                <w:b/>
+                <w:bCs/>
+                <w:i/>
+                <w:iCs/>
+                <w:sz w:val="28"/>
+                <w:szCs w:val="28"/>
+                <w:highlight w:val="green"/>
+                <w:cs/>
+                <w:lang w:bidi="ta-IN"/>
+              </w:rPr>
+              <w:t>ரு</w:t>
+            </w:r>
+            <w:r>
+              <w:rPr>
+                <w:rFonts w:ascii="BRH Tamil Tab Extra" w:hAnsi="BRH Tamil Tab Extra" w:cs="Latha"/>
+                <w:b/>
+                <w:sz w:val="36"/>
+                <w:szCs w:val="28"/>
+                <w:highlight w:val="green"/>
+                <w:lang w:bidi="ta-IN"/>
+              </w:rPr>
+              <w:t>†</w:t>
+            </w:r>
+            <w:r>
+              <w:rPr>
+                <w:rFonts w:ascii="Latha" w:hAnsi="Latha" w:cs="Latha"/>
+                <w:sz w:val="28"/>
+                <w:szCs w:val="28"/>
+                <w:cs/>
+                <w:lang w:bidi="ta-IN"/>
+              </w:rPr>
+              <w:t xml:space="preserve">வ்யஸ்ய </w:t>
+            </w:r>
+            <w:r>
+              <w:rPr>
+                <w:rFonts w:ascii="Latha" w:hAnsi="Latha" w:cs="Latha"/>
+                <w:sz w:val="28"/>
+                <w:szCs w:val="28"/>
+                <w:lang w:bidi="ta-IN"/>
+              </w:rPr>
+              <w:t xml:space="preserve">| </w:t>
+            </w:r>
+            <w:r>
+              <w:rPr>
+                <w:rFonts w:ascii="Latha" w:hAnsi="Latha" w:cs="Latha"/>
+                <w:sz w:val="28"/>
+                <w:szCs w:val="28"/>
+                <w:cs/>
+                <w:lang w:bidi="ta-IN"/>
+              </w:rPr>
+              <w:t>ப்</w:t>
+            </w:r>
+            <w:r>
+              <w:rPr>
+                <w:rFonts w:ascii="Latha" w:hAnsi="Latha" w:cs="Latha"/>
+                <w:b/>
+                <w:bCs/>
+                <w:position w:val="-12"/>
+                <w:sz w:val="28"/>
+                <w:szCs w:val="28"/>
+                <w:cs/>
+                <w:lang w:bidi="ta-IN"/>
+              </w:rPr>
+              <w:t>4</w:t>
+            </w:r>
+            <w:r>
+              <w:rPr>
+                <w:rFonts w:ascii="Latha" w:hAnsi="Latha" w:cs="Latha"/>
+                <w:sz w:val="28"/>
+                <w:szCs w:val="28"/>
+                <w:cs/>
+                <w:lang w:bidi="ta-IN"/>
+              </w:rPr>
+              <w:t>ராத்</w:t>
+            </w:r>
+            <w:r>
+              <w:rPr>
+                <w:rFonts w:ascii="Latha" w:hAnsi="Latha" w:cs="Latha"/>
+                <w:b/>
+                <w:bCs/>
+                <w:i/>
+                <w:iCs/>
+                <w:sz w:val="28"/>
+                <w:szCs w:val="28"/>
+                <w:cs/>
+                <w:lang w:bidi="ta-IN"/>
+              </w:rPr>
+              <w:t>ரு</w:t>
+            </w:r>
+            <w:r>
+              <w:rPr>
+                <w:rFonts w:ascii="BRH Tamil Tab Extra" w:hAnsi="BRH Tamil Tab Extra" w:cs="Latha"/>
+                <w:b/>
+                <w:sz w:val="36"/>
+                <w:szCs w:val="28"/>
+                <w:lang w:bidi="ta-IN"/>
+              </w:rPr>
+              <w:t>†</w:t>
+            </w:r>
+            <w:r>
+              <w:rPr>
+                <w:rFonts w:ascii="Latha" w:hAnsi="Latha" w:cs="Latha"/>
+                <w:sz w:val="28"/>
+                <w:szCs w:val="28"/>
+                <w:cs/>
+                <w:lang w:bidi="ta-IN"/>
+              </w:rPr>
+              <w:t>வ்யஸ்யை</w:t>
+            </w:r>
+            <w:r>
+              <w:rPr>
+                <w:rFonts w:ascii="BRH Tamil Tab Extra" w:hAnsi="BRH Tamil Tab Extra" w:cs="Latha"/>
+                <w:b/>
+                <w:sz w:val="32"/>
+                <w:szCs w:val="28"/>
+                <w:lang w:bidi="ta-IN"/>
+              </w:rPr>
+              <w:t>…</w:t>
+            </w:r>
+            <w:r>
+              <w:rPr>
+                <w:rFonts w:ascii="Latha" w:hAnsi="Latha" w:cs="Latha"/>
+                <w:sz w:val="28"/>
+                <w:szCs w:val="28"/>
+                <w:cs/>
+                <w:lang w:bidi="ta-IN"/>
+              </w:rPr>
+              <w:t xml:space="preserve">வ </w:t>
+            </w:r>
+            <w:r>
+              <w:rPr>
+                <w:rFonts w:ascii="Latha" w:hAnsi="Latha" w:cs="Latha"/>
+                <w:sz w:val="28"/>
+                <w:szCs w:val="28"/>
+                <w:lang w:bidi="ta-IN"/>
+              </w:rPr>
+              <w:t>|</w:t>
+            </w:r>
+          </w:p>
+        </w:tc>
+      </w:tr>
+      <w:tr>
+        <w:trPr>
+          <w:trHeight w:val="1091"/>
+        </w:trPr>
+        <w:tc>
+          <w:tcPr>
+            <w:tcW w:w="4048" w:type="dxa"/>
+          </w:tcPr>
+          <w:p>
+            <w:pPr>
+              <w:widowControl w:val="0"/>
+              <w:tabs>
+                <w:tab w:val="left" w:pos="993"/>
+              </w:tabs>
+              <w:autoSpaceDE w:val="0"/>
+              <w:autoSpaceDN w:val="0"/>
+              <w:adjustRightInd w:val="0"/>
+              <w:spacing w:before="0" w:line="240" w:lineRule="auto"/>
+              <w:ind w:right="297"/>
+              <w:rPr>
+                <w:rFonts w:cs="Arial"/>
+                <w:b/>
+                <w:color w:val="000000"/>
+                <w:sz w:val="28"/>
+                <w:szCs w:val="32"/>
+              </w:rPr>
+            </w:pPr>
+            <w:r>
+              <w:rPr>
+                <w:rFonts w:cs="Arial"/>
+                <w:b/>
+                <w:color w:val="000000"/>
+                <w:sz w:val="28"/>
+                <w:szCs w:val="32"/>
+              </w:rPr>
+              <w:t>T.S.2.</w:t>
+            </w:r>
+            <w:r>
+              <w:rPr>
+                <w:rFonts w:cs="Arial"/>
+                <w:b/>
+                <w:color w:val="000000"/>
+                <w:sz w:val="28"/>
+                <w:szCs w:val="32"/>
+              </w:rPr>
+              <w:t>6.</w:t>
+            </w:r>
+            <w:r>
+              <w:rPr>
+                <w:rFonts w:cs="Arial"/>
+                <w:b/>
+                <w:color w:val="000000"/>
+                <w:sz w:val="28"/>
+                <w:szCs w:val="32"/>
+              </w:rPr>
+              <w:t>9.1</w:t>
+            </w:r>
+            <w:r>
+              <w:rPr>
+                <w:rFonts w:cs="Arial"/>
+                <w:b/>
+                <w:color w:val="000000"/>
+                <w:sz w:val="28"/>
+                <w:szCs w:val="32"/>
+              </w:rPr>
+              <w:t xml:space="preserve"> </w:t>
+            </w:r>
+            <w:r>
+              <w:rPr>
+                <w:rFonts w:cs="Arial"/>
+                <w:b/>
+                <w:color w:val="000000"/>
+                <w:sz w:val="28"/>
+                <w:szCs w:val="32"/>
+              </w:rPr>
+              <w:t>– Kramam</w:t>
+            </w:r>
+          </w:p>
+          <w:p>
+            <w:pPr>
+              <w:widowControl w:val="0"/>
+              <w:tabs>
+                <w:tab w:val="left" w:pos="993"/>
+              </w:tabs>
+              <w:autoSpaceDE w:val="0"/>
+              <w:autoSpaceDN w:val="0"/>
+              <w:adjustRightInd w:val="0"/>
+              <w:spacing w:before="0" w:line="240" w:lineRule="auto"/>
+              <w:ind w:right="297"/>
+              <w:rPr>
+                <w:rFonts w:cs="Arial"/>
+                <w:b/>
+                <w:color w:val="000000"/>
+                <w:sz w:val="28"/>
+                <w:szCs w:val="32"/>
+              </w:rPr>
+            </w:pPr>
+            <w:r>
+              <w:rPr>
+                <w:rFonts w:cs="Arial"/>
+                <w:b/>
+                <w:color w:val="000000"/>
+                <w:sz w:val="28"/>
+                <w:szCs w:val="32"/>
+              </w:rPr>
+              <w:t>Krama Vaakyam No.-</w:t>
+            </w:r>
+            <w:r>
+              <w:rPr>
+                <w:rFonts w:cs="Arial"/>
+                <w:b/>
+                <w:color w:val="000000"/>
+                <w:sz w:val="28"/>
+                <w:szCs w:val="32"/>
+              </w:rPr>
+              <w:t xml:space="preserve"> </w:t>
+            </w:r>
+            <w:r>
+              <w:rPr>
+                <w:rFonts w:cs="Arial"/>
+                <w:b/>
+                <w:color w:val="000000"/>
+                <w:sz w:val="28"/>
+                <w:szCs w:val="32"/>
+              </w:rPr>
+              <w:t>37</w:t>
+            </w:r>
+          </w:p>
+          <w:p>
+            <w:pPr>
+              <w:widowControl w:val="0"/>
+              <w:tabs>
+                <w:tab w:val="left" w:pos="993"/>
+              </w:tabs>
+              <w:autoSpaceDE w:val="0"/>
+              <w:autoSpaceDN w:val="0"/>
+              <w:adjustRightInd w:val="0"/>
+              <w:spacing w:before="0" w:line="240" w:lineRule="auto"/>
+              <w:ind w:right="297"/>
+              <w:rPr>
+                <w:rFonts w:cs="Arial"/>
+                <w:b/>
+                <w:color w:val="000000"/>
+                <w:sz w:val="28"/>
+                <w:szCs w:val="32"/>
+              </w:rPr>
+            </w:pPr>
+            <w:r>
+              <w:rPr>
+                <w:rFonts w:cs="Arial"/>
+                <w:b/>
+                <w:color w:val="000000"/>
+                <w:sz w:val="28"/>
+                <w:szCs w:val="32"/>
+              </w:rPr>
+              <w:t>Panchaati No</w:t>
+            </w:r>
+            <w:r>
+              <w:rPr>
+                <w:rFonts w:cs="Arial"/>
+                <w:b/>
+                <w:color w:val="000000"/>
+                <w:szCs w:val="32"/>
+              </w:rPr>
+              <w:t>. -</w:t>
+            </w:r>
+            <w:r>
+              <w:rPr>
+                <w:rFonts w:cs="Arial"/>
+                <w:b/>
+                <w:color w:val="000000"/>
+                <w:szCs w:val="32"/>
+              </w:rPr>
+              <w:t xml:space="preserve"> </w:t>
+            </w:r>
+            <w:r>
+              <w:rPr>
+                <w:rFonts w:cs="Arial"/>
+                <w:b/>
+                <w:color w:val="000000"/>
+                <w:sz w:val="28"/>
+                <w:szCs w:val="28"/>
+              </w:rPr>
+              <w:t>49</w:t>
+            </w:r>
+          </w:p>
+        </w:tc>
+        <w:tc>
+          <w:tcPr>
+            <w:tcW w:w="5386" w:type="dxa"/>
+          </w:tcPr>
+          <w:p>
+            <w:pPr>
+              <w:widowControl w:val="0"/>
+              <w:autoSpaceDE w:val="0"/>
+              <w:autoSpaceDN w:val="0"/>
+              <w:adjustRightInd w:val="0"/>
+              <w:spacing w:before="0" w:line="240" w:lineRule="auto"/>
+              <w:rPr>
+                <w:rFonts w:ascii="Latha" w:hAnsi="Latha" w:cs="Latha"/>
+                <w:sz w:val="28"/>
+                <w:szCs w:val="28"/>
+                <w:lang w:bidi="ta-IN"/>
+              </w:rPr>
+            </w:pPr>
+            <w:r>
+              <w:rPr>
+                <w:rFonts w:ascii="Latha" w:hAnsi="Latha" w:cs="Latha"/>
+                <w:sz w:val="28"/>
+                <w:szCs w:val="28"/>
+                <w:cs/>
+                <w:lang w:bidi="ta-IN"/>
+              </w:rPr>
+              <w:t>மா</w:t>
+            </w:r>
+            <w:r>
+              <w:rPr>
+                <w:rFonts w:ascii="BRH Tamil Tab Extra" w:hAnsi="BRH Tamil Tab Extra" w:cs="Latha"/>
+                <w:b/>
+                <w:sz w:val="32"/>
+                <w:szCs w:val="28"/>
+                <w:lang w:bidi="ta-IN"/>
+              </w:rPr>
+              <w:t>…</w:t>
+            </w:r>
+            <w:r>
+              <w:rPr>
+                <w:rFonts w:ascii="Latha" w:hAnsi="Latha" w:cs="Latha"/>
+                <w:sz w:val="28"/>
+                <w:szCs w:val="28"/>
+                <w:cs/>
+                <w:lang w:bidi="ta-IN"/>
+              </w:rPr>
+              <w:t>ர்ஷ்டி</w:t>
+            </w:r>
+            <w:r>
+              <w:rPr>
+                <w:rFonts w:ascii="BRH Tamil Tab Extra" w:hAnsi="BRH Tamil Tab Extra" w:cs="Latha"/>
+                <w:b/>
+                <w:sz w:val="32"/>
+                <w:szCs w:val="28"/>
+                <w:lang w:bidi="ta-IN"/>
+              </w:rPr>
+              <w:t>…</w:t>
+            </w:r>
+            <w:r>
+              <w:rPr>
+                <w:rFonts w:ascii="Latha" w:hAnsi="Latha" w:cs="Latha"/>
+                <w:sz w:val="28"/>
+                <w:szCs w:val="28"/>
+                <w:lang w:bidi="ta-IN"/>
+              </w:rPr>
+              <w:t xml:space="preserve"> </w:t>
+            </w:r>
+            <w:r>
+              <w:rPr>
+                <w:rFonts w:ascii="Latha" w:hAnsi="Latha" w:cs="Latha"/>
+                <w:sz w:val="28"/>
+                <w:szCs w:val="28"/>
+                <w:cs/>
+                <w:lang w:bidi="ta-IN"/>
+              </w:rPr>
+              <w:t>பராங்</w:t>
+            </w:r>
+            <w:r>
+              <w:rPr>
+                <w:rFonts w:ascii="BRH Tamil Tab Extra" w:hAnsi="BRH Tamil Tab Extra" w:cs="Latha"/>
+                <w:b/>
+                <w:sz w:val="36"/>
+                <w:szCs w:val="28"/>
+                <w:lang w:bidi="ta-IN"/>
+              </w:rPr>
+              <w:t>†</w:t>
+            </w:r>
+            <w:r>
+              <w:rPr>
+                <w:rFonts w:ascii="Latha" w:hAnsi="Latha" w:cs="Latha"/>
+                <w:sz w:val="28"/>
+                <w:szCs w:val="28"/>
+                <w:lang w:bidi="ta-IN"/>
+              </w:rPr>
+              <w:t xml:space="preserve"> | </w:t>
+            </w:r>
+            <w:r>
+              <w:rPr>
+                <w:rFonts w:ascii="Latha" w:hAnsi="Latha" w:cs="Latha"/>
+                <w:sz w:val="28"/>
+                <w:szCs w:val="28"/>
+                <w:cs/>
+                <w:lang w:bidi="ta-IN"/>
+              </w:rPr>
+              <w:t>பரா</w:t>
+            </w:r>
+            <w:r>
+              <w:rPr>
+                <w:rFonts w:ascii="BRH Tamil Tab Extra" w:hAnsi="BRH Tamil Tab Extra" w:cs="Latha"/>
+                <w:b/>
+                <w:sz w:val="36"/>
+                <w:szCs w:val="28"/>
+                <w:highlight w:val="yellow"/>
+                <w:lang w:bidi="ta-IN"/>
+              </w:rPr>
+              <w:t>†</w:t>
+            </w:r>
+            <w:r>
+              <w:rPr>
+                <w:rFonts w:ascii="Latha" w:hAnsi="Latha" w:cs="Latha"/>
+                <w:sz w:val="28"/>
+                <w:szCs w:val="28"/>
+                <w:highlight w:val="yellow"/>
+                <w:cs/>
+                <w:lang w:bidi="ta-IN"/>
+              </w:rPr>
+              <w:t>ங்ஙி</w:t>
+            </w:r>
+            <w:r>
+              <w:rPr>
+                <w:rFonts w:ascii="Latha" w:hAnsi="Latha" w:cs="Latha"/>
+                <w:sz w:val="28"/>
+                <w:szCs w:val="28"/>
+                <w:cs/>
+                <w:lang w:bidi="ta-IN"/>
+              </w:rPr>
+              <w:t xml:space="preserve">வ </w:t>
+            </w:r>
+            <w:r>
+              <w:rPr>
+                <w:rFonts w:ascii="Latha" w:hAnsi="Latha" w:cs="Latha"/>
+                <w:sz w:val="28"/>
+                <w:szCs w:val="28"/>
+                <w:lang w:bidi="ta-IN"/>
+              </w:rPr>
+              <w:t>|</w:t>
+            </w:r>
+          </w:p>
+          <w:p>
+            <w:pPr>
+              <w:widowControl w:val="0"/>
+              <w:autoSpaceDE w:val="0"/>
+              <w:autoSpaceDN w:val="0"/>
+              <w:adjustRightInd w:val="0"/>
+              <w:spacing w:before="0" w:line="240" w:lineRule="auto"/>
+              <w:rPr>
+                <w:rFonts w:ascii="Latha" w:hAnsi="Latha" w:cs="Latha"/>
+                <w:sz w:val="28"/>
+                <w:szCs w:val="28"/>
+                <w:cs/>
+                <w:lang w:bidi="ta-IN"/>
+              </w:rPr>
+            </w:pPr>
+            <w:r>
+              <w:rPr>
+                <w:rFonts w:ascii="Latha" w:hAnsi="Latha" w:cs="Latha"/>
+                <w:sz w:val="28"/>
+                <w:szCs w:val="28"/>
+                <w:lang w:bidi="ta-IN"/>
+              </w:rPr>
+              <w:t>No doubling after long vowel</w:t>
+            </w:r>
+          </w:p>
+        </w:tc>
+        <w:tc>
+          <w:tcPr>
+            <w:tcW w:w="5220" w:type="dxa"/>
+          </w:tcPr>
+          <w:p>
+            <w:pPr>
+              <w:widowControl w:val="0"/>
+              <w:autoSpaceDE w:val="0"/>
+              <w:autoSpaceDN w:val="0"/>
+              <w:adjustRightInd w:val="0"/>
+              <w:spacing w:before="0" w:line="240" w:lineRule="auto"/>
+              <w:rPr>
+                <w:rFonts w:ascii="Latha" w:hAnsi="Latha" w:cs="Latha"/>
+                <w:sz w:val="28"/>
+                <w:szCs w:val="28"/>
+                <w:cs/>
+                <w:lang w:bidi="ta-IN"/>
+              </w:rPr>
+            </w:pPr>
+            <w:r>
+              <w:rPr>
+                <w:rFonts w:ascii="Latha" w:hAnsi="Latha" w:cs="Latha"/>
+                <w:sz w:val="28"/>
+                <w:szCs w:val="28"/>
+                <w:cs/>
+                <w:lang w:bidi="ta-IN"/>
+              </w:rPr>
+              <w:t>மா</w:t>
+            </w:r>
+            <w:r>
+              <w:rPr>
+                <w:rFonts w:ascii="BRH Tamil Tab Extra" w:hAnsi="BRH Tamil Tab Extra" w:cs="Latha"/>
+                <w:b/>
+                <w:sz w:val="32"/>
+                <w:szCs w:val="28"/>
+                <w:lang w:bidi="ta-IN"/>
+              </w:rPr>
+              <w:t>…</w:t>
+            </w:r>
+            <w:r>
+              <w:rPr>
+                <w:rFonts w:ascii="Latha" w:hAnsi="Latha" w:cs="Latha"/>
+                <w:sz w:val="28"/>
+                <w:szCs w:val="28"/>
+                <w:cs/>
+                <w:lang w:bidi="ta-IN"/>
+              </w:rPr>
+              <w:t>ர்ஷ்டி</w:t>
+            </w:r>
+            <w:r>
+              <w:rPr>
+                <w:rFonts w:ascii="BRH Tamil Tab Extra" w:hAnsi="BRH Tamil Tab Extra" w:cs="Latha"/>
+                <w:b/>
+                <w:sz w:val="32"/>
+                <w:szCs w:val="28"/>
+                <w:lang w:bidi="ta-IN"/>
+              </w:rPr>
+              <w:t>…</w:t>
+            </w:r>
+            <w:r>
+              <w:rPr>
+                <w:rFonts w:ascii="Latha" w:hAnsi="Latha" w:cs="Latha"/>
+                <w:sz w:val="28"/>
+                <w:szCs w:val="28"/>
+                <w:lang w:bidi="ta-IN"/>
+              </w:rPr>
+              <w:t xml:space="preserve"> </w:t>
+            </w:r>
+            <w:r>
+              <w:rPr>
+                <w:rFonts w:ascii="Latha" w:hAnsi="Latha" w:cs="Latha"/>
+                <w:sz w:val="28"/>
+                <w:szCs w:val="28"/>
+                <w:cs/>
+                <w:lang w:bidi="ta-IN"/>
+              </w:rPr>
+              <w:t>பராங்</w:t>
+            </w:r>
+            <w:r>
+              <w:rPr>
+                <w:rFonts w:ascii="BRH Tamil Tab Extra" w:hAnsi="BRH Tamil Tab Extra" w:cs="Latha"/>
+                <w:b/>
+                <w:sz w:val="36"/>
+                <w:szCs w:val="28"/>
+                <w:lang w:bidi="ta-IN"/>
+              </w:rPr>
+              <w:t>†</w:t>
+            </w:r>
+            <w:r>
+              <w:rPr>
+                <w:rFonts w:ascii="Latha" w:hAnsi="Latha" w:cs="Latha"/>
+                <w:sz w:val="28"/>
+                <w:szCs w:val="28"/>
+                <w:lang w:bidi="ta-IN"/>
+              </w:rPr>
+              <w:t xml:space="preserve"> | </w:t>
+            </w:r>
+            <w:r>
+              <w:rPr>
+                <w:rFonts w:ascii="Latha" w:hAnsi="Latha" w:cs="Latha"/>
+                <w:sz w:val="28"/>
+                <w:szCs w:val="28"/>
+                <w:cs/>
+                <w:lang w:bidi="ta-IN"/>
+              </w:rPr>
+              <w:t>பரா</w:t>
+            </w:r>
+            <w:r>
+              <w:rPr>
+                <w:rFonts w:ascii="BRH Tamil Tab Extra" w:hAnsi="BRH Tamil Tab Extra" w:cs="Latha"/>
+                <w:b/>
+                <w:sz w:val="36"/>
+                <w:szCs w:val="28"/>
+                <w:highlight w:val="yellow"/>
+                <w:lang w:bidi="ta-IN"/>
+              </w:rPr>
+              <w:t>†</w:t>
+            </w:r>
+            <w:r>
+              <w:rPr>
+                <w:rFonts w:ascii="Latha" w:hAnsi="Latha" w:cs="Latha"/>
+                <w:sz w:val="28"/>
+                <w:szCs w:val="28"/>
+                <w:highlight w:val="green"/>
+                <w:cs/>
+                <w:lang w:bidi="ta-IN"/>
+              </w:rPr>
+              <w:t>ஙிவ</w:t>
+            </w:r>
+            <w:r>
+              <w:rPr>
+                <w:rFonts w:ascii="Latha" w:hAnsi="Latha" w:cs="Latha"/>
+                <w:sz w:val="28"/>
+                <w:szCs w:val="28"/>
+                <w:cs/>
+                <w:lang w:bidi="ta-IN"/>
+              </w:rPr>
+              <w:t xml:space="preserve"> </w:t>
+            </w:r>
+            <w:r>
+              <w:rPr>
+                <w:rFonts w:ascii="Latha" w:hAnsi="Latha" w:cs="Latha"/>
+                <w:sz w:val="28"/>
+                <w:szCs w:val="28"/>
+                <w:lang w:bidi="ta-IN"/>
+              </w:rPr>
+              <w:t>|</w:t>
+            </w:r>
+          </w:p>
+        </w:tc>
+      </w:tr>
+      <w:tr>
+        <w:trPr>
+          <w:trHeight w:val="1091"/>
+        </w:trPr>
+        <w:tc>
+          <w:tcPr>
+            <w:tcW w:w="4048" w:type="dxa"/>
+          </w:tcPr>
+          <w:p>
+            <w:pPr>
+              <w:widowControl w:val="0"/>
+              <w:tabs>
+                <w:tab w:val="left" w:pos="993"/>
+              </w:tabs>
+              <w:autoSpaceDE w:val="0"/>
+              <w:autoSpaceDN w:val="0"/>
+              <w:adjustRightInd w:val="0"/>
+              <w:spacing w:before="0" w:line="240" w:lineRule="auto"/>
+              <w:ind w:right="297"/>
+              <w:rPr>
+                <w:rFonts w:cs="Arial"/>
+                <w:b/>
+                <w:color w:val="000000"/>
+                <w:sz w:val="28"/>
+                <w:szCs w:val="32"/>
+              </w:rPr>
+            </w:pPr>
+            <w:r>
+              <w:rPr>
+                <w:rFonts w:cs="Arial"/>
+                <w:b/>
+                <w:color w:val="000000"/>
+                <w:sz w:val="28"/>
+                <w:szCs w:val="32"/>
+              </w:rPr>
+              <w:t>T.S.2.</w:t>
+            </w:r>
+            <w:r>
+              <w:rPr>
+                <w:rFonts w:cs="Arial"/>
+                <w:b/>
+                <w:color w:val="000000"/>
+                <w:sz w:val="28"/>
+                <w:szCs w:val="32"/>
+              </w:rPr>
+              <w:t>6.9.</w:t>
+            </w:r>
+            <w:r>
+              <w:rPr>
+                <w:rFonts w:cs="Arial"/>
+                <w:b/>
+                <w:color w:val="000000"/>
+                <w:sz w:val="28"/>
+                <w:szCs w:val="32"/>
+              </w:rPr>
+              <w:t>7</w:t>
+            </w:r>
+            <w:r>
+              <w:rPr>
+                <w:rFonts w:cs="Arial"/>
+                <w:b/>
+                <w:color w:val="000000"/>
+                <w:sz w:val="28"/>
+                <w:szCs w:val="32"/>
+              </w:rPr>
+              <w:t xml:space="preserve"> </w:t>
+            </w:r>
+            <w:r>
+              <w:rPr>
+                <w:rFonts w:cs="Arial"/>
+                <w:b/>
+                <w:color w:val="000000"/>
+                <w:sz w:val="28"/>
+                <w:szCs w:val="32"/>
+              </w:rPr>
+              <w:t>– Kramam</w:t>
+            </w:r>
+          </w:p>
+          <w:p>
+            <w:pPr>
+              <w:widowControl w:val="0"/>
+              <w:tabs>
+                <w:tab w:val="left" w:pos="993"/>
+              </w:tabs>
+              <w:autoSpaceDE w:val="0"/>
+              <w:autoSpaceDN w:val="0"/>
+              <w:adjustRightInd w:val="0"/>
+              <w:spacing w:before="0" w:line="240" w:lineRule="auto"/>
+              <w:ind w:right="297"/>
+              <w:rPr>
+                <w:rFonts w:cs="Arial"/>
+                <w:b/>
+                <w:color w:val="000000"/>
+                <w:sz w:val="28"/>
+                <w:szCs w:val="32"/>
+              </w:rPr>
+            </w:pPr>
+            <w:r>
+              <w:rPr>
+                <w:rFonts w:cs="Arial"/>
+                <w:b/>
+                <w:color w:val="000000"/>
+                <w:sz w:val="28"/>
+                <w:szCs w:val="32"/>
+              </w:rPr>
+              <w:t>Krama Vaakyam No.-</w:t>
+            </w:r>
+            <w:r>
+              <w:rPr>
+                <w:rFonts w:cs="Arial"/>
+                <w:b/>
+                <w:color w:val="000000"/>
+                <w:sz w:val="28"/>
+                <w:szCs w:val="32"/>
+              </w:rPr>
+              <w:t xml:space="preserve"> </w:t>
+            </w:r>
+            <w:r>
+              <w:rPr>
+                <w:rFonts w:cs="Arial"/>
+                <w:b/>
+                <w:color w:val="000000"/>
+                <w:sz w:val="28"/>
+                <w:szCs w:val="32"/>
+              </w:rPr>
+              <w:t>2</w:t>
+            </w:r>
+          </w:p>
+          <w:p>
+            <w:pPr>
+              <w:widowControl w:val="0"/>
+              <w:tabs>
+                <w:tab w:val="left" w:pos="993"/>
+              </w:tabs>
+              <w:autoSpaceDE w:val="0"/>
+              <w:autoSpaceDN w:val="0"/>
+              <w:adjustRightInd w:val="0"/>
+              <w:spacing w:before="0" w:line="240" w:lineRule="auto"/>
+              <w:ind w:right="297"/>
+              <w:rPr>
+                <w:rFonts w:cs="Arial"/>
+                <w:b/>
+                <w:color w:val="000000"/>
+                <w:sz w:val="28"/>
+                <w:szCs w:val="32"/>
+              </w:rPr>
+            </w:pPr>
+            <w:r>
+              <w:rPr>
+                <w:rFonts w:cs="Arial"/>
+                <w:b/>
+                <w:color w:val="000000"/>
+                <w:sz w:val="28"/>
+                <w:szCs w:val="32"/>
+              </w:rPr>
+              <w:t>Panchaati No</w:t>
+            </w:r>
+            <w:r>
+              <w:rPr>
+                <w:rFonts w:cs="Arial"/>
+                <w:b/>
+                <w:color w:val="000000"/>
+                <w:szCs w:val="32"/>
+              </w:rPr>
+              <w:t>. -</w:t>
+            </w:r>
+            <w:r>
+              <w:rPr>
+                <w:rFonts w:cs="Arial"/>
+                <w:b/>
+                <w:color w:val="000000"/>
+                <w:szCs w:val="32"/>
+              </w:rPr>
+              <w:t xml:space="preserve"> </w:t>
+            </w:r>
+            <w:r>
+              <w:rPr>
+                <w:rFonts w:cs="Arial"/>
+                <w:b/>
+                <w:color w:val="000000"/>
+                <w:sz w:val="28"/>
+                <w:szCs w:val="28"/>
+              </w:rPr>
+              <w:t>49</w:t>
+            </w:r>
+          </w:p>
+        </w:tc>
+        <w:tc>
+          <w:tcPr>
+            <w:tcW w:w="5386" w:type="dxa"/>
+          </w:tcPr>
+          <w:p>
+            <w:pPr>
+              <w:widowControl w:val="0"/>
+              <w:autoSpaceDE w:val="0"/>
+              <w:autoSpaceDN w:val="0"/>
+              <w:adjustRightInd w:val="0"/>
+              <w:spacing w:before="0" w:line="240" w:lineRule="auto"/>
+              <w:rPr>
+                <w:rFonts w:ascii="Latha" w:hAnsi="Latha" w:cs="Latha"/>
+                <w:sz w:val="28"/>
+                <w:szCs w:val="28"/>
+                <w:cs/>
+                <w:lang w:bidi="ta-IN"/>
+              </w:rPr>
+            </w:pPr>
+            <w:r>
+              <w:rPr>
+                <w:rFonts w:ascii="Latha" w:hAnsi="Latha" w:cs="Latha"/>
+                <w:sz w:val="28"/>
+                <w:szCs w:val="28"/>
+                <w:cs/>
+                <w:lang w:bidi="ta-IN"/>
+              </w:rPr>
+              <w:t>தா அ</w:t>
+            </w:r>
+            <w:r>
+              <w:rPr>
+                <w:rFonts w:ascii="BRH Tamil Tab Extra" w:hAnsi="BRH Tamil Tab Extra" w:cs="Latha"/>
+                <w:b/>
+                <w:sz w:val="36"/>
+                <w:szCs w:val="28"/>
+                <w:lang w:bidi="ta-IN"/>
+              </w:rPr>
+              <w:t>†</w:t>
+            </w:r>
+            <w:r>
+              <w:rPr>
+                <w:rFonts w:ascii="Latha" w:hAnsi="Latha" w:cs="Latha"/>
+                <w:sz w:val="28"/>
+                <w:szCs w:val="28"/>
+                <w:cs/>
+                <w:lang w:bidi="ta-IN"/>
+              </w:rPr>
+              <w:t>ரீர</w:t>
+            </w:r>
+            <w:r>
+              <w:rPr>
+                <w:rFonts w:ascii="Latha" w:hAnsi="Latha" w:cs="Latha"/>
+                <w:sz w:val="28"/>
+                <w:szCs w:val="28"/>
+                <w:highlight w:val="yellow"/>
+                <w:cs/>
+                <w:lang w:bidi="ta-IN"/>
+              </w:rPr>
+              <w:t>தா</w:t>
+            </w:r>
+            <w:r>
+              <w:rPr>
+                <w:rFonts w:ascii="BRH Tamil Tab Extra" w:hAnsi="BRH Tamil Tab Extra" w:cs="Latha"/>
+                <w:b/>
+                <w:sz w:val="32"/>
+                <w:szCs w:val="28"/>
+                <w:highlight w:val="yellow"/>
+                <w:lang w:bidi="ta-IN"/>
+              </w:rPr>
+              <w:t>…</w:t>
+            </w:r>
+            <w:r>
+              <w:rPr>
+                <w:rFonts w:ascii="Latha" w:hAnsi="Latha" w:cs="Latha"/>
+                <w:b/>
+                <w:bCs/>
+                <w:position w:val="-12"/>
+                <w:sz w:val="28"/>
+                <w:szCs w:val="28"/>
+                <w:highlight w:val="yellow"/>
+                <w:cs/>
+                <w:lang w:bidi="ta-IN"/>
+              </w:rPr>
+              <w:t>4</w:t>
+            </w:r>
+            <w:r>
+              <w:rPr>
+                <w:rFonts w:ascii="Latha" w:hAnsi="Latha" w:cs="Latha"/>
+                <w:sz w:val="28"/>
+                <w:szCs w:val="28"/>
+                <w:highlight w:val="yellow"/>
+                <w:cs/>
+                <w:lang w:bidi="ta-IN"/>
+              </w:rPr>
+              <w:t>ம</w:t>
+            </w:r>
+            <w:r>
+              <w:rPr>
+                <w:rFonts w:ascii="Latha" w:hAnsi="Latha" w:cs="Latha"/>
+                <w:sz w:val="28"/>
+                <w:szCs w:val="28"/>
+                <w:cs/>
+                <w:lang w:bidi="ta-IN"/>
+              </w:rPr>
+              <w:t xml:space="preserve"> </w:t>
+            </w:r>
+            <w:r>
+              <w:rPr>
+                <w:rFonts w:ascii="Latha" w:hAnsi="Latha" w:cs="Latha"/>
+                <w:sz w:val="28"/>
+                <w:szCs w:val="28"/>
+                <w:lang w:bidi="ta-IN"/>
+              </w:rPr>
+              <w:t xml:space="preserve">| </w:t>
+            </w:r>
+            <w:r>
+              <w:rPr>
+                <w:rFonts w:ascii="Latha" w:hAnsi="Latha" w:cs="Latha"/>
+                <w:sz w:val="28"/>
+                <w:szCs w:val="28"/>
+                <w:cs/>
+                <w:lang w:bidi="ta-IN"/>
+              </w:rPr>
+              <w:t>அ</w:t>
+            </w:r>
+            <w:r>
+              <w:rPr>
+                <w:rFonts w:ascii="BRH Tamil Tab Extra" w:hAnsi="BRH Tamil Tab Extra" w:cs="Latha"/>
+                <w:b/>
+                <w:sz w:val="32"/>
+                <w:szCs w:val="28"/>
+                <w:lang w:bidi="ta-IN"/>
+              </w:rPr>
+              <w:t>…</w:t>
+            </w:r>
+            <w:r>
+              <w:rPr>
+                <w:rFonts w:ascii="Latha" w:hAnsi="Latha" w:cs="Latha"/>
+                <w:sz w:val="28"/>
+                <w:szCs w:val="28"/>
+                <w:cs/>
+                <w:lang w:bidi="ta-IN"/>
+              </w:rPr>
+              <w:t>ரீ</w:t>
+            </w:r>
+            <w:r>
+              <w:rPr>
+                <w:rFonts w:ascii="BRH Tamil Tab Extra" w:hAnsi="BRH Tamil Tab Extra" w:cs="Latha"/>
+                <w:b/>
+                <w:sz w:val="32"/>
+                <w:szCs w:val="28"/>
+                <w:lang w:bidi="ta-IN"/>
+              </w:rPr>
+              <w:t>…</w:t>
+            </w:r>
+            <w:r>
+              <w:rPr>
+                <w:rFonts w:ascii="Latha" w:hAnsi="Latha" w:cs="Latha"/>
+                <w:sz w:val="28"/>
+                <w:szCs w:val="28"/>
+                <w:cs/>
+                <w:lang w:bidi="ta-IN"/>
+              </w:rPr>
+              <w:t>ர</w:t>
+            </w:r>
+            <w:r>
+              <w:rPr>
+                <w:rFonts w:ascii="BRH Tamil Tab Extra" w:hAnsi="BRH Tamil Tab Extra" w:cs="Latha"/>
+                <w:b/>
+                <w:sz w:val="32"/>
+                <w:szCs w:val="28"/>
+                <w:lang w:bidi="ta-IN"/>
+              </w:rPr>
+              <w:t>…</w:t>
+            </w:r>
+            <w:r>
+              <w:rPr>
+                <w:rFonts w:ascii="Latha" w:hAnsi="Latha" w:cs="Latha"/>
+                <w:sz w:val="28"/>
+                <w:szCs w:val="28"/>
+                <w:cs/>
+                <w:lang w:bidi="ta-IN"/>
+              </w:rPr>
+              <w:t>தா</w:t>
+            </w:r>
+            <w:r>
+              <w:rPr>
+                <w:rFonts w:ascii="BRH Tamil Tab Extra" w:hAnsi="BRH Tamil Tab Extra" w:cs="Latha"/>
+                <w:b/>
+                <w:sz w:val="32"/>
+                <w:szCs w:val="28"/>
+                <w:lang w:bidi="ta-IN"/>
+              </w:rPr>
+              <w:t>…</w:t>
+            </w:r>
+            <w:r>
+              <w:rPr>
+                <w:rFonts w:ascii="Latha" w:hAnsi="Latha" w:cs="Latha"/>
+                <w:b/>
+                <w:bCs/>
+                <w:position w:val="-12"/>
+                <w:sz w:val="28"/>
+                <w:szCs w:val="28"/>
+                <w:cs/>
+                <w:lang w:bidi="ta-IN"/>
+              </w:rPr>
+              <w:t>4</w:t>
+            </w:r>
+            <w:r>
+              <w:rPr>
+                <w:rFonts w:ascii="Latha" w:hAnsi="Latha" w:cs="Latha"/>
+                <w:sz w:val="28"/>
+                <w:szCs w:val="28"/>
+                <w:cs/>
+                <w:lang w:bidi="ta-IN"/>
+              </w:rPr>
+              <w:t>மேதி</w:t>
+            </w:r>
+            <w:r>
+              <w:rPr>
+                <w:rFonts w:ascii="BRH Tamil Tab Extra" w:hAnsi="BRH Tamil Tab Extra" w:cs="Latha"/>
+                <w:b/>
+                <w:sz w:val="36"/>
+                <w:szCs w:val="28"/>
+                <w:lang w:bidi="ta-IN"/>
+              </w:rPr>
+              <w:t>†</w:t>
+            </w:r>
+            <w:r>
+              <w:rPr>
+                <w:rFonts w:ascii="Latha" w:hAnsi="Latha" w:cs="Latha"/>
+                <w:sz w:val="28"/>
+                <w:szCs w:val="28"/>
+                <w:lang w:bidi="ta-IN"/>
+              </w:rPr>
+              <w:t xml:space="preserve"> |</w:t>
+            </w:r>
+          </w:p>
+        </w:tc>
+        <w:tc>
+          <w:tcPr>
+            <w:tcW w:w="5220" w:type="dxa"/>
+          </w:tcPr>
+          <w:p>
+            <w:pPr>
+              <w:widowControl w:val="0"/>
+              <w:autoSpaceDE w:val="0"/>
+              <w:autoSpaceDN w:val="0"/>
+              <w:adjustRightInd w:val="0"/>
+              <w:spacing w:before="0" w:line="240" w:lineRule="auto"/>
+              <w:rPr>
+                <w:rFonts w:ascii="Latha" w:hAnsi="Latha" w:cs="Latha"/>
+                <w:sz w:val="28"/>
+                <w:szCs w:val="28"/>
+                <w:cs/>
+                <w:lang w:bidi="ta-IN"/>
+              </w:rPr>
+            </w:pPr>
+            <w:r>
+              <w:rPr>
+                <w:rFonts w:ascii="Latha" w:hAnsi="Latha" w:cs="Latha"/>
+                <w:sz w:val="28"/>
+                <w:szCs w:val="28"/>
+                <w:cs/>
+                <w:lang w:bidi="ta-IN"/>
+              </w:rPr>
+              <w:t>தா அ</w:t>
+            </w:r>
+            <w:r>
+              <w:rPr>
+                <w:rFonts w:ascii="BRH Tamil Tab Extra" w:hAnsi="BRH Tamil Tab Extra" w:cs="Latha"/>
+                <w:b/>
+                <w:sz w:val="36"/>
+                <w:szCs w:val="28"/>
+                <w:lang w:bidi="ta-IN"/>
+              </w:rPr>
+              <w:t>†</w:t>
+            </w:r>
+            <w:r>
+              <w:rPr>
+                <w:rFonts w:ascii="Latha" w:hAnsi="Latha" w:cs="Latha"/>
+                <w:sz w:val="28"/>
+                <w:szCs w:val="28"/>
+                <w:cs/>
+                <w:lang w:bidi="ta-IN"/>
+              </w:rPr>
+              <w:t>ரீர</w:t>
+            </w:r>
+            <w:r>
+              <w:rPr>
+                <w:rFonts w:ascii="Latha" w:hAnsi="Latha" w:cs="Latha"/>
+                <w:sz w:val="28"/>
+                <w:szCs w:val="28"/>
+                <w:highlight w:val="green"/>
+                <w:cs/>
+                <w:lang w:bidi="ta-IN"/>
+              </w:rPr>
+              <w:t>தா</w:t>
+            </w:r>
+            <w:r>
+              <w:rPr>
+                <w:rFonts w:ascii="Latha" w:hAnsi="Latha" w:cs="Latha"/>
+                <w:b/>
+                <w:bCs/>
+                <w:position w:val="-12"/>
+                <w:sz w:val="28"/>
+                <w:szCs w:val="28"/>
+                <w:highlight w:val="green"/>
+                <w:cs/>
+                <w:lang w:bidi="ta-IN"/>
+              </w:rPr>
+              <w:t>4</w:t>
+            </w:r>
+            <w:r>
+              <w:rPr>
+                <w:rFonts w:ascii="Latha" w:hAnsi="Latha" w:cs="Latha"/>
+                <w:sz w:val="28"/>
+                <w:szCs w:val="28"/>
+                <w:highlight w:val="green"/>
+                <w:cs/>
+                <w:lang w:bidi="ta-IN"/>
+              </w:rPr>
+              <w:t>ம</w:t>
+            </w:r>
+            <w:r>
+              <w:rPr>
+                <w:rFonts w:ascii="Latha" w:hAnsi="Latha" w:cs="Latha"/>
+                <w:sz w:val="28"/>
+                <w:szCs w:val="28"/>
+                <w:cs/>
+                <w:lang w:bidi="ta-IN"/>
+              </w:rPr>
+              <w:t xml:space="preserve"> </w:t>
+            </w:r>
+            <w:r>
+              <w:rPr>
+                <w:rFonts w:ascii="Latha" w:hAnsi="Latha" w:cs="Latha"/>
+                <w:sz w:val="28"/>
+                <w:szCs w:val="28"/>
+                <w:lang w:bidi="ta-IN"/>
+              </w:rPr>
+              <w:t xml:space="preserve">| </w:t>
+            </w:r>
+            <w:r>
+              <w:rPr>
+                <w:rFonts w:ascii="Latha" w:hAnsi="Latha" w:cs="Latha"/>
+                <w:sz w:val="28"/>
+                <w:szCs w:val="28"/>
+                <w:cs/>
+                <w:lang w:bidi="ta-IN"/>
+              </w:rPr>
+              <w:t>அ</w:t>
+            </w:r>
+            <w:r>
+              <w:rPr>
+                <w:rFonts w:ascii="BRH Tamil Tab Extra" w:hAnsi="BRH Tamil Tab Extra" w:cs="Latha"/>
+                <w:b/>
+                <w:sz w:val="32"/>
+                <w:szCs w:val="28"/>
+                <w:lang w:bidi="ta-IN"/>
+              </w:rPr>
+              <w:t>…</w:t>
+            </w:r>
+            <w:r>
+              <w:rPr>
+                <w:rFonts w:ascii="Latha" w:hAnsi="Latha" w:cs="Latha"/>
+                <w:sz w:val="28"/>
+                <w:szCs w:val="28"/>
+                <w:cs/>
+                <w:lang w:bidi="ta-IN"/>
+              </w:rPr>
+              <w:t>ரீ</w:t>
+            </w:r>
+            <w:r>
+              <w:rPr>
+                <w:rFonts w:ascii="BRH Tamil Tab Extra" w:hAnsi="BRH Tamil Tab Extra" w:cs="Latha"/>
+                <w:b/>
+                <w:sz w:val="32"/>
+                <w:szCs w:val="28"/>
+                <w:lang w:bidi="ta-IN"/>
+              </w:rPr>
+              <w:t>…</w:t>
+            </w:r>
+            <w:r>
+              <w:rPr>
+                <w:rFonts w:ascii="Latha" w:hAnsi="Latha" w:cs="Latha"/>
+                <w:sz w:val="28"/>
+                <w:szCs w:val="28"/>
+                <w:cs/>
+                <w:lang w:bidi="ta-IN"/>
+              </w:rPr>
+              <w:t>ர</w:t>
+            </w:r>
+            <w:r>
+              <w:rPr>
+                <w:rFonts w:ascii="BRH Tamil Tab Extra" w:hAnsi="BRH Tamil Tab Extra" w:cs="Latha"/>
+                <w:b/>
+                <w:sz w:val="32"/>
+                <w:szCs w:val="28"/>
+                <w:lang w:bidi="ta-IN"/>
+              </w:rPr>
+              <w:t>…</w:t>
+            </w:r>
+            <w:r>
+              <w:rPr>
+                <w:rFonts w:ascii="Latha" w:hAnsi="Latha" w:cs="Latha"/>
+                <w:sz w:val="28"/>
+                <w:szCs w:val="28"/>
+                <w:cs/>
+                <w:lang w:bidi="ta-IN"/>
+              </w:rPr>
+              <w:t>தா</w:t>
+            </w:r>
+            <w:r>
+              <w:rPr>
+                <w:rFonts w:ascii="BRH Tamil Tab Extra" w:hAnsi="BRH Tamil Tab Extra" w:cs="Latha"/>
+                <w:b/>
+                <w:sz w:val="32"/>
+                <w:szCs w:val="28"/>
+                <w:lang w:bidi="ta-IN"/>
+              </w:rPr>
+              <w:t>…</w:t>
+            </w:r>
+            <w:r>
+              <w:rPr>
+                <w:rFonts w:ascii="Latha" w:hAnsi="Latha" w:cs="Latha"/>
+                <w:b/>
+                <w:bCs/>
+                <w:position w:val="-12"/>
+                <w:sz w:val="28"/>
+                <w:szCs w:val="28"/>
+                <w:cs/>
+                <w:lang w:bidi="ta-IN"/>
+              </w:rPr>
+              <w:t>4</w:t>
+            </w:r>
+            <w:r>
+              <w:rPr>
+                <w:rFonts w:ascii="Latha" w:hAnsi="Latha" w:cs="Latha"/>
+                <w:sz w:val="28"/>
+                <w:szCs w:val="28"/>
+                <w:cs/>
+                <w:lang w:bidi="ta-IN"/>
+              </w:rPr>
+              <w:t>மேதி</w:t>
+            </w:r>
+            <w:r>
+              <w:rPr>
+                <w:rFonts w:ascii="BRH Tamil Tab Extra" w:hAnsi="BRH Tamil Tab Extra" w:cs="Latha"/>
+                <w:b/>
+                <w:sz w:val="36"/>
+                <w:szCs w:val="28"/>
+                <w:lang w:bidi="ta-IN"/>
+              </w:rPr>
+              <w:t>†</w:t>
+            </w:r>
+            <w:r>
+              <w:rPr>
+                <w:rFonts w:ascii="Latha" w:hAnsi="Latha" w:cs="Latha"/>
+                <w:sz w:val="28"/>
+                <w:szCs w:val="28"/>
+                <w:lang w:bidi="ta-IN"/>
+              </w:rPr>
+              <w:t xml:space="preserve"> |</w:t>
+            </w:r>
+          </w:p>
+        </w:tc>
+      </w:tr>
+      <w:tr>
+        <w:trPr>
+          <w:trHeight w:val="1091"/>
+        </w:trPr>
+        <w:tc>
+          <w:tcPr>
+            <w:tcW w:w="4048" w:type="dxa"/>
+          </w:tcPr>
+          <w:p>
+            <w:pPr>
+              <w:widowControl w:val="0"/>
+              <w:tabs>
+                <w:tab w:val="left" w:pos="993"/>
+              </w:tabs>
+              <w:autoSpaceDE w:val="0"/>
+              <w:autoSpaceDN w:val="0"/>
+              <w:adjustRightInd w:val="0"/>
+              <w:spacing w:before="0" w:line="240" w:lineRule="auto"/>
+              <w:ind w:right="297"/>
+              <w:rPr>
+                <w:rFonts w:cs="Arial"/>
+                <w:b/>
+                <w:color w:val="000000"/>
+                <w:sz w:val="28"/>
+                <w:szCs w:val="32"/>
+              </w:rPr>
+            </w:pPr>
+            <w:r>
+              <w:rPr>
+                <w:rFonts w:cs="Arial"/>
+                <w:b/>
+                <w:color w:val="000000"/>
+                <w:sz w:val="28"/>
+                <w:szCs w:val="32"/>
+              </w:rPr>
+              <w:t>T.S.2.</w:t>
+            </w:r>
+            <w:r>
+              <w:rPr>
+                <w:rFonts w:cs="Arial"/>
+                <w:b/>
+                <w:color w:val="000000"/>
+                <w:sz w:val="28"/>
+                <w:szCs w:val="32"/>
+              </w:rPr>
+              <w:t>6.</w:t>
+            </w:r>
+            <w:r>
+              <w:rPr>
+                <w:rFonts w:cs="Arial"/>
+                <w:b/>
+                <w:color w:val="000000"/>
+                <w:sz w:val="28"/>
+                <w:szCs w:val="32"/>
+              </w:rPr>
+              <w:t>11.2</w:t>
+            </w:r>
+            <w:r>
+              <w:rPr>
+                <w:rFonts w:cs="Arial"/>
+                <w:b/>
+                <w:color w:val="000000"/>
+                <w:sz w:val="28"/>
+                <w:szCs w:val="32"/>
+              </w:rPr>
+              <w:t xml:space="preserve"> </w:t>
+            </w:r>
+            <w:r>
+              <w:rPr>
+                <w:rFonts w:cs="Arial"/>
+                <w:b/>
+                <w:color w:val="000000"/>
+                <w:sz w:val="28"/>
+                <w:szCs w:val="32"/>
+              </w:rPr>
+              <w:t>– Kramam</w:t>
+            </w:r>
+          </w:p>
+          <w:p>
+            <w:pPr>
+              <w:widowControl w:val="0"/>
+              <w:tabs>
+                <w:tab w:val="left" w:pos="993"/>
+              </w:tabs>
+              <w:autoSpaceDE w:val="0"/>
+              <w:autoSpaceDN w:val="0"/>
+              <w:adjustRightInd w:val="0"/>
+              <w:spacing w:before="0" w:line="240" w:lineRule="auto"/>
+              <w:ind w:right="297"/>
+              <w:rPr>
+                <w:rFonts w:cs="Arial"/>
+                <w:b/>
+                <w:color w:val="000000"/>
+                <w:sz w:val="28"/>
+                <w:szCs w:val="32"/>
+              </w:rPr>
+            </w:pPr>
+            <w:r>
+              <w:rPr>
+                <w:rFonts w:cs="Arial"/>
+                <w:b/>
+                <w:color w:val="000000"/>
+                <w:sz w:val="28"/>
+                <w:szCs w:val="32"/>
+              </w:rPr>
+              <w:t>Krama Vaakyam No.-</w:t>
+            </w:r>
+            <w:r>
+              <w:rPr>
+                <w:rFonts w:cs="Arial"/>
+                <w:b/>
+                <w:color w:val="000000"/>
+                <w:sz w:val="28"/>
+                <w:szCs w:val="32"/>
+              </w:rPr>
+              <w:t xml:space="preserve"> </w:t>
+            </w:r>
+            <w:r>
+              <w:rPr>
+                <w:rFonts w:cs="Arial"/>
+                <w:b/>
+                <w:color w:val="000000"/>
+                <w:sz w:val="28"/>
+                <w:szCs w:val="32"/>
+              </w:rPr>
+              <w:t>14</w:t>
+            </w:r>
+          </w:p>
+          <w:p>
+            <w:pPr>
+              <w:widowControl w:val="0"/>
+              <w:tabs>
+                <w:tab w:val="left" w:pos="993"/>
+              </w:tabs>
+              <w:autoSpaceDE w:val="0"/>
+              <w:autoSpaceDN w:val="0"/>
+              <w:adjustRightInd w:val="0"/>
+              <w:spacing w:before="0" w:line="240" w:lineRule="auto"/>
+              <w:ind w:right="297"/>
+              <w:rPr>
+                <w:rFonts w:cs="Arial"/>
+                <w:b/>
+                <w:color w:val="000000"/>
+                <w:sz w:val="28"/>
+                <w:szCs w:val="32"/>
+              </w:rPr>
+            </w:pPr>
+            <w:r>
+              <w:rPr>
+                <w:rFonts w:cs="Arial"/>
+                <w:b/>
+                <w:color w:val="000000"/>
+                <w:sz w:val="28"/>
+                <w:szCs w:val="32"/>
+              </w:rPr>
+              <w:t>Panchaati No</w:t>
+            </w:r>
+            <w:r>
+              <w:rPr>
+                <w:rFonts w:cs="Arial"/>
+                <w:b/>
+                <w:color w:val="000000"/>
+                <w:szCs w:val="32"/>
+              </w:rPr>
+              <w:t>. -</w:t>
+            </w:r>
+            <w:r>
+              <w:rPr>
+                <w:rFonts w:cs="Arial"/>
+                <w:b/>
+                <w:color w:val="000000"/>
+                <w:sz w:val="28"/>
+                <w:szCs w:val="28"/>
+              </w:rPr>
+              <w:t xml:space="preserve"> </w:t>
+            </w:r>
+            <w:r>
+              <w:rPr>
+                <w:rFonts w:cs="Arial"/>
+                <w:b/>
+                <w:color w:val="000000"/>
+                <w:sz w:val="28"/>
+                <w:szCs w:val="28"/>
+              </w:rPr>
+              <w:t>62</w:t>
+            </w:r>
+          </w:p>
+        </w:tc>
+        <w:tc>
+          <w:tcPr>
+            <w:tcW w:w="5386" w:type="dxa"/>
+          </w:tcPr>
+          <w:p>
+            <w:pPr>
+              <w:widowControl w:val="0"/>
+              <w:autoSpaceDE w:val="0"/>
+              <w:autoSpaceDN w:val="0"/>
+              <w:adjustRightInd w:val="0"/>
+              <w:spacing w:before="0" w:line="240" w:lineRule="auto"/>
+              <w:rPr>
+                <w:rFonts w:ascii="Latha" w:hAnsi="Latha" w:cs="Latha"/>
+                <w:sz w:val="28"/>
+                <w:szCs w:val="28"/>
+                <w:cs/>
+                <w:lang w:bidi="ta-IN"/>
+              </w:rPr>
+            </w:pPr>
+            <w:r>
+              <w:rPr>
+                <w:rFonts w:ascii="Latha" w:hAnsi="Latha" w:cs="Latha"/>
+                <w:sz w:val="28"/>
+                <w:szCs w:val="28"/>
+                <w:cs/>
+                <w:lang w:bidi="ta-IN"/>
+              </w:rPr>
+              <w:t>கமு</w:t>
+            </w:r>
+            <w:r>
+              <w:rPr>
+                <w:rFonts w:ascii="BRH Tamil Tab Extra" w:hAnsi="BRH Tamil Tab Extra" w:cs="Latha"/>
+                <w:b/>
+                <w:sz w:val="36"/>
+                <w:szCs w:val="28"/>
+                <w:highlight w:val="yellow"/>
+                <w:lang w:bidi="ta-IN"/>
+              </w:rPr>
+              <w:t>†</w:t>
+            </w:r>
+            <w:r>
+              <w:rPr>
+                <w:rFonts w:ascii="Latha" w:hAnsi="Latha" w:cs="Latha"/>
+                <w:sz w:val="28"/>
+                <w:szCs w:val="28"/>
+                <w:lang w:bidi="ta-IN"/>
+              </w:rPr>
+              <w:t xml:space="preserve"> | </w:t>
+            </w:r>
+            <w:r>
+              <w:rPr>
+                <w:rFonts w:ascii="Latha" w:hAnsi="Latha" w:cs="Latha"/>
+                <w:sz w:val="28"/>
+                <w:szCs w:val="28"/>
+                <w:highlight w:val="yellow"/>
+                <w:cs/>
+                <w:lang w:bidi="ta-IN"/>
+              </w:rPr>
+              <w:t>உ</w:t>
+            </w:r>
+            <w:r>
+              <w:rPr>
+                <w:rFonts w:ascii="BRH Tamil Tab Extra" w:hAnsi="BRH Tamil Tab Extra" w:cs="Latha"/>
+                <w:b/>
+                <w:sz w:val="32"/>
+                <w:szCs w:val="28"/>
+                <w:highlight w:val="yellow"/>
+                <w:lang w:bidi="ta-IN"/>
+              </w:rPr>
+              <w:t>…</w:t>
+            </w:r>
+            <w:r>
+              <w:rPr>
+                <w:rFonts w:ascii="Latha" w:hAnsi="Latha" w:cs="Latha"/>
+                <w:sz w:val="28"/>
+                <w:szCs w:val="28"/>
+                <w:highlight w:val="yellow"/>
+                <w:lang w:bidi="ta-IN"/>
+              </w:rPr>
+              <w:t xml:space="preserve"> </w:t>
+            </w:r>
+            <w:r>
+              <w:rPr>
+                <w:rFonts w:ascii="Latha" w:hAnsi="Latha" w:cs="Latha"/>
+                <w:sz w:val="28"/>
+                <w:szCs w:val="28"/>
+                <w:highlight w:val="yellow"/>
+                <w:cs/>
+                <w:lang w:bidi="ta-IN"/>
+              </w:rPr>
+              <w:t>ஸ்</w:t>
+            </w:r>
+            <w:r>
+              <w:rPr>
+                <w:rFonts w:ascii="Latha" w:hAnsi="Latha" w:cs="Latha"/>
+                <w:sz w:val="28"/>
+                <w:szCs w:val="28"/>
+                <w:cs/>
+                <w:lang w:bidi="ta-IN"/>
+              </w:rPr>
+              <w:t>வி</w:t>
+            </w:r>
+            <w:r>
+              <w:rPr>
+                <w:rFonts w:ascii="BRH Tamil Tab Extra" w:hAnsi="BRH Tamil Tab Extra" w:cs="Latha"/>
+                <w:b/>
+                <w:sz w:val="32"/>
+                <w:szCs w:val="28"/>
+                <w:lang w:bidi="ta-IN"/>
+              </w:rPr>
+              <w:t>…</w:t>
+            </w:r>
+            <w:r>
+              <w:rPr>
+                <w:rFonts w:ascii="Latha" w:hAnsi="Latha" w:cs="Latha"/>
+                <w:sz w:val="28"/>
+                <w:szCs w:val="28"/>
+                <w:cs/>
+                <w:lang w:bidi="ta-IN"/>
+              </w:rPr>
+              <w:t>த்</w:t>
+            </w:r>
+            <w:r>
+              <w:rPr>
+                <w:rFonts w:ascii="BRH Tamil Tab Extra" w:hAnsi="BRH Tamil Tab Extra" w:cs="Latha"/>
+                <w:b/>
+                <w:sz w:val="32"/>
+                <w:szCs w:val="28"/>
+                <w:lang w:bidi="ta-IN"/>
+              </w:rPr>
+              <w:t>…</w:t>
+            </w:r>
+            <w:r>
+              <w:rPr>
+                <w:rFonts w:ascii="Latha" w:hAnsi="Latha" w:cs="Latha"/>
+                <w:sz w:val="28"/>
+                <w:szCs w:val="28"/>
+                <w:lang w:bidi="ta-IN"/>
+              </w:rPr>
+              <w:t xml:space="preserve"> |</w:t>
+            </w:r>
+          </w:p>
+        </w:tc>
+        <w:tc>
+          <w:tcPr>
+            <w:tcW w:w="5220" w:type="dxa"/>
+          </w:tcPr>
+          <w:p>
+            <w:pPr>
+              <w:widowControl w:val="0"/>
+              <w:autoSpaceDE w:val="0"/>
+              <w:autoSpaceDN w:val="0"/>
+              <w:adjustRightInd w:val="0"/>
+              <w:spacing w:before="0" w:line="240" w:lineRule="auto"/>
+              <w:rPr>
+                <w:rFonts w:ascii="Latha" w:hAnsi="Latha" w:cs="Latha"/>
+                <w:sz w:val="28"/>
+                <w:szCs w:val="28"/>
+                <w:cs/>
+                <w:lang w:bidi="ta-IN"/>
+              </w:rPr>
+            </w:pPr>
+            <w:r>
+              <w:rPr>
+                <w:rFonts w:ascii="Latha" w:hAnsi="Latha" w:cs="Latha"/>
+                <w:sz w:val="28"/>
+                <w:szCs w:val="28"/>
+                <w:cs/>
+                <w:lang w:bidi="ta-IN"/>
+              </w:rPr>
+              <w:t>கமு</w:t>
+            </w:r>
+            <w:r>
+              <w:rPr>
+                <w:rFonts w:ascii="BRH Tamil Tab Extra" w:hAnsi="BRH Tamil Tab Extra" w:cs="Latha"/>
+                <w:b/>
+                <w:sz w:val="36"/>
+                <w:szCs w:val="28"/>
+                <w:highlight w:val="yellow"/>
+                <w:lang w:bidi="ta-IN"/>
+              </w:rPr>
+              <w:t>†</w:t>
+            </w:r>
+            <w:r>
+              <w:rPr>
+                <w:rFonts w:ascii="Latha" w:hAnsi="Latha" w:cs="Latha"/>
+                <w:sz w:val="28"/>
+                <w:szCs w:val="28"/>
+                <w:lang w:bidi="ta-IN"/>
+              </w:rPr>
+              <w:t xml:space="preserve"> | </w:t>
+            </w:r>
+            <w:r>
+              <w:rPr>
+                <w:rFonts w:ascii="Latha" w:hAnsi="Latha" w:cs="Latha" w:hint="cs"/>
+                <w:sz w:val="28"/>
+                <w:szCs w:val="28"/>
+                <w:highlight w:val="green"/>
+                <w:cs/>
+                <w:lang w:bidi="ta-IN"/>
+              </w:rPr>
+              <w:t>ஊ</w:t>
+            </w:r>
+            <w:r>
+              <w:rPr>
+                <w:rFonts w:ascii="BRH Tamil Tab Extra" w:hAnsi="BRH Tamil Tab Extra" w:cs="Latha"/>
+                <w:b/>
+                <w:sz w:val="32"/>
+                <w:szCs w:val="28"/>
+                <w:highlight w:val="green"/>
+                <w:lang w:bidi="ta-IN"/>
+              </w:rPr>
+              <w:t>…</w:t>
+            </w:r>
+            <w:r>
+              <w:rPr>
+                <w:rFonts w:ascii="Latha" w:hAnsi="Latha" w:cs="Latha"/>
+                <w:sz w:val="28"/>
+                <w:szCs w:val="28"/>
+                <w:highlight w:val="green"/>
+                <w:lang w:bidi="ta-IN"/>
+              </w:rPr>
+              <w:t xml:space="preserve"> </w:t>
+            </w:r>
+            <w:r>
+              <w:rPr>
+                <w:rFonts w:ascii="Latha" w:hAnsi="Latha" w:cs="Latha"/>
+                <w:sz w:val="28"/>
+                <w:szCs w:val="28"/>
+                <w:highlight w:val="green"/>
+                <w:cs/>
+                <w:lang w:bidi="ta-IN"/>
+              </w:rPr>
+              <w:t>ஸ்</w:t>
+            </w:r>
+            <w:r>
+              <w:rPr>
+                <w:rFonts w:ascii="Latha" w:hAnsi="Latha" w:cs="Latha"/>
+                <w:sz w:val="28"/>
+                <w:szCs w:val="28"/>
+                <w:cs/>
+                <w:lang w:bidi="ta-IN"/>
+              </w:rPr>
+              <w:t>வி</w:t>
+            </w:r>
+            <w:r>
+              <w:rPr>
+                <w:rFonts w:ascii="BRH Tamil Tab Extra" w:hAnsi="BRH Tamil Tab Extra" w:cs="Latha"/>
+                <w:b/>
+                <w:sz w:val="32"/>
+                <w:szCs w:val="28"/>
+                <w:lang w:bidi="ta-IN"/>
+              </w:rPr>
+              <w:t>…</w:t>
+            </w:r>
+            <w:r>
+              <w:rPr>
+                <w:rFonts w:ascii="Latha" w:hAnsi="Latha" w:cs="Latha"/>
+                <w:sz w:val="28"/>
+                <w:szCs w:val="28"/>
+                <w:cs/>
+                <w:lang w:bidi="ta-IN"/>
+              </w:rPr>
+              <w:t>த்</w:t>
+            </w:r>
+            <w:r>
+              <w:rPr>
+                <w:rFonts w:ascii="BRH Tamil Tab Extra" w:hAnsi="BRH Tamil Tab Extra" w:cs="Latha"/>
+                <w:b/>
+                <w:sz w:val="32"/>
+                <w:szCs w:val="28"/>
+                <w:lang w:bidi="ta-IN"/>
+              </w:rPr>
+              <w:t>…</w:t>
+            </w:r>
+            <w:r>
+              <w:rPr>
+                <w:rFonts w:ascii="Latha" w:hAnsi="Latha" w:cs="Latha"/>
+                <w:sz w:val="28"/>
+                <w:szCs w:val="28"/>
+                <w:lang w:bidi="ta-IN"/>
+              </w:rPr>
+              <w:t xml:space="preserve"> |</w:t>
+            </w:r>
+          </w:p>
+        </w:tc>
+      </w:tr>
+      <w:tr>
+        <w:trPr>
+          <w:trHeight w:val="1091"/>
+        </w:trPr>
+        <w:tc>
+          <w:tcPr>
+            <w:tcW w:w="4048" w:type="dxa"/>
+          </w:tcPr>
+          <w:p>
+            <w:pPr>
+              <w:widowControl w:val="0"/>
+              <w:tabs>
+                <w:tab w:val="left" w:pos="993"/>
+              </w:tabs>
+              <w:autoSpaceDE w:val="0"/>
+              <w:autoSpaceDN w:val="0"/>
+              <w:adjustRightInd w:val="0"/>
+              <w:spacing w:before="0" w:line="240" w:lineRule="auto"/>
+              <w:ind w:right="297"/>
+              <w:rPr>
+                <w:rFonts w:cs="Arial"/>
+                <w:b/>
+                <w:color w:val="000000"/>
+                <w:sz w:val="28"/>
+                <w:szCs w:val="32"/>
+              </w:rPr>
+            </w:pPr>
+            <w:r>
+              <w:rPr>
+                <w:rFonts w:cs="Arial"/>
+                <w:b/>
+                <w:color w:val="000000"/>
+                <w:sz w:val="28"/>
+                <w:szCs w:val="32"/>
+              </w:rPr>
+              <w:lastRenderedPageBreak/>
+              <w:t>T.S.2.</w:t>
+            </w:r>
+            <w:r>
+              <w:rPr>
+                <w:rFonts w:cs="Arial"/>
+                <w:b/>
+                <w:color w:val="000000"/>
+                <w:sz w:val="28"/>
+                <w:szCs w:val="32"/>
+              </w:rPr>
+              <w:t xml:space="preserve">6.11.2 </w:t>
+            </w:r>
+            <w:r>
+              <w:rPr>
+                <w:rFonts w:cs="Arial"/>
+                <w:b/>
+                <w:color w:val="000000"/>
+                <w:sz w:val="28"/>
+                <w:szCs w:val="32"/>
+              </w:rPr>
+              <w:t>– Kramam</w:t>
+            </w:r>
+          </w:p>
+          <w:p>
+            <w:pPr>
+              <w:widowControl w:val="0"/>
+              <w:tabs>
+                <w:tab w:val="left" w:pos="993"/>
+              </w:tabs>
+              <w:autoSpaceDE w:val="0"/>
+              <w:autoSpaceDN w:val="0"/>
+              <w:adjustRightInd w:val="0"/>
+              <w:spacing w:before="0" w:line="240" w:lineRule="auto"/>
+              <w:ind w:right="297"/>
+              <w:rPr>
+                <w:rFonts w:cs="Arial"/>
+                <w:b/>
+                <w:color w:val="000000"/>
+                <w:sz w:val="28"/>
+                <w:szCs w:val="32"/>
+              </w:rPr>
+            </w:pPr>
+            <w:r>
+              <w:rPr>
+                <w:rFonts w:cs="Arial"/>
+                <w:b/>
+                <w:color w:val="000000"/>
+                <w:sz w:val="28"/>
+                <w:szCs w:val="32"/>
+              </w:rPr>
+              <w:t>Krama Vaakyam No.-</w:t>
+            </w:r>
+            <w:r>
+              <w:rPr>
+                <w:rFonts w:cs="Arial"/>
+                <w:b/>
+                <w:color w:val="000000"/>
+                <w:sz w:val="28"/>
+                <w:szCs w:val="32"/>
+              </w:rPr>
+              <w:t xml:space="preserve"> </w:t>
+            </w:r>
+            <w:r>
+              <w:rPr>
+                <w:rFonts w:cs="Arial"/>
+                <w:b/>
+                <w:color w:val="000000"/>
+                <w:sz w:val="28"/>
+                <w:szCs w:val="32"/>
+              </w:rPr>
+              <w:t>18</w:t>
+            </w:r>
+          </w:p>
+          <w:p>
+            <w:pPr>
+              <w:widowControl w:val="0"/>
+              <w:tabs>
+                <w:tab w:val="left" w:pos="993"/>
+              </w:tabs>
+              <w:autoSpaceDE w:val="0"/>
+              <w:autoSpaceDN w:val="0"/>
+              <w:adjustRightInd w:val="0"/>
+              <w:spacing w:before="0" w:line="240" w:lineRule="auto"/>
+              <w:ind w:right="297"/>
+              <w:rPr>
+                <w:rFonts w:cs="Arial"/>
+                <w:b/>
+                <w:color w:val="000000"/>
+                <w:sz w:val="28"/>
+                <w:szCs w:val="32"/>
+              </w:rPr>
+            </w:pPr>
+            <w:r>
+              <w:rPr>
+                <w:rFonts w:cs="Arial"/>
+                <w:b/>
+                <w:color w:val="000000"/>
+                <w:sz w:val="28"/>
+                <w:szCs w:val="32"/>
+              </w:rPr>
+              <w:t>Panchaati No</w:t>
+            </w:r>
+            <w:r>
+              <w:rPr>
+                <w:rFonts w:cs="Arial"/>
+                <w:b/>
+                <w:color w:val="000000"/>
+                <w:szCs w:val="32"/>
+              </w:rPr>
+              <w:t>. -</w:t>
+            </w:r>
+            <w:r>
+              <w:rPr>
+                <w:rFonts w:cs="Arial"/>
+                <w:b/>
+                <w:color w:val="000000"/>
+                <w:sz w:val="28"/>
+                <w:szCs w:val="36"/>
+              </w:rPr>
+              <w:t xml:space="preserve"> 62</w:t>
+            </w:r>
+          </w:p>
+        </w:tc>
+        <w:tc>
+          <w:tcPr>
+            <w:tcW w:w="5386" w:type="dxa"/>
+          </w:tcPr>
+          <w:p>
+            <w:pPr>
+              <w:widowControl w:val="0"/>
+              <w:autoSpaceDE w:val="0"/>
+              <w:autoSpaceDN w:val="0"/>
+              <w:adjustRightInd w:val="0"/>
+              <w:spacing w:before="0" w:line="240" w:lineRule="auto"/>
+              <w:rPr>
+                <w:rFonts w:ascii="Latha" w:hAnsi="Latha" w:cs="Latha"/>
+                <w:sz w:val="28"/>
+                <w:szCs w:val="28"/>
+                <w:cs/>
+                <w:lang w:bidi="ta-IN"/>
+              </w:rPr>
+            </w:pPr>
+            <w:r>
+              <w:rPr>
+                <w:rFonts w:ascii="Latha" w:hAnsi="Latha" w:cs="Latha"/>
+                <w:sz w:val="28"/>
+                <w:szCs w:val="28"/>
+                <w:cs/>
+                <w:lang w:bidi="ta-IN"/>
+              </w:rPr>
+              <w:t>ஸேன</w:t>
+            </w:r>
+            <w:r>
+              <w:rPr>
+                <w:rFonts w:ascii="BRH Tamil Tab Extra" w:hAnsi="BRH Tamil Tab Extra" w:cs="Latha"/>
+                <w:b/>
+                <w:sz w:val="36"/>
+                <w:szCs w:val="28"/>
+                <w:lang w:bidi="ta-IN"/>
+              </w:rPr>
+              <w:t>†</w:t>
+            </w:r>
+            <w:r>
+              <w:rPr>
+                <w:rFonts w:ascii="Latha" w:hAnsi="Latha" w:cs="Latha"/>
+                <w:sz w:val="28"/>
+                <w:szCs w:val="28"/>
+                <w:cs/>
+                <w:lang w:bidi="ta-IN"/>
+              </w:rPr>
+              <w:t>யா</w:t>
+            </w:r>
+            <w:r>
+              <w:rPr>
+                <w:rFonts w:ascii="BRH Tamil Tab Extra" w:hAnsi="BRH Tamil Tab Extra" w:cs="Latha"/>
+                <w:b/>
+                <w:sz w:val="32"/>
+                <w:szCs w:val="28"/>
+                <w:lang w:bidi="ta-IN"/>
+              </w:rPr>
+              <w:t>…</w:t>
+            </w:r>
+            <w:r>
+              <w:rPr>
+                <w:rFonts w:ascii="BRH Devanagari Extra" w:hAnsi="BRH Devanagari Extra" w:cs="Latha"/>
+                <w:b/>
+                <w:sz w:val="36"/>
+                <w:szCs w:val="28"/>
+                <w:lang w:bidi="ta-IN"/>
+              </w:rPr>
+              <w:t>Å</w:t>
+            </w:r>
+            <w:r>
+              <w:rPr>
+                <w:rFonts w:ascii="Latha" w:hAnsi="Latha" w:cs="Latha"/>
+                <w:sz w:val="28"/>
+                <w:szCs w:val="28"/>
+                <w:cs/>
+                <w:lang w:bidi="ta-IN"/>
+              </w:rPr>
+              <w:t>க்</w:t>
+            </w:r>
+            <w:r>
+              <w:rPr>
+                <w:rFonts w:ascii="Latha" w:hAnsi="Latha" w:cs="Latha"/>
+                <w:b/>
+                <w:bCs/>
+                <w:position w:val="-12"/>
+                <w:sz w:val="28"/>
+                <w:szCs w:val="28"/>
+                <w:cs/>
+                <w:lang w:bidi="ta-IN"/>
+              </w:rPr>
+              <w:t>3</w:t>
+            </w:r>
+            <w:r>
+              <w:rPr>
+                <w:rFonts w:ascii="Latha" w:hAnsi="Latha" w:cs="Latha"/>
+                <w:sz w:val="28"/>
+                <w:szCs w:val="28"/>
+                <w:cs/>
+                <w:lang w:bidi="ta-IN"/>
+              </w:rPr>
+              <w:t>னே</w:t>
+            </w:r>
+            <w:r>
+              <w:rPr>
+                <w:rFonts w:ascii="Latha" w:hAnsi="Latha" w:cs="Latha"/>
+                <w:b/>
+                <w:bCs/>
+                <w:sz w:val="32"/>
+                <w:szCs w:val="32"/>
+                <w:cs/>
+                <w:lang w:bidi="ta-IN"/>
+              </w:rPr>
+              <w:t>:</w:t>
+            </w:r>
+            <w:r>
+              <w:rPr>
+                <w:rFonts w:ascii="Latha" w:hAnsi="Latha" w:cs="Latha"/>
+                <w:sz w:val="28"/>
+                <w:szCs w:val="28"/>
+                <w:cs/>
+                <w:lang w:bidi="ta-IN"/>
+              </w:rPr>
+              <w:t xml:space="preserve"> </w:t>
+            </w:r>
+            <w:r>
+              <w:rPr>
+                <w:rFonts w:ascii="Latha" w:hAnsi="Latha" w:cs="Latha"/>
+                <w:sz w:val="28"/>
+                <w:szCs w:val="28"/>
+                <w:lang w:bidi="ta-IN"/>
+              </w:rPr>
+              <w:t xml:space="preserve">| </w:t>
+            </w:r>
+            <w:r>
+              <w:rPr>
+                <w:rFonts w:ascii="Latha" w:hAnsi="Latha" w:cs="Latha"/>
+                <w:sz w:val="28"/>
+                <w:szCs w:val="28"/>
+                <w:cs/>
+                <w:lang w:bidi="ta-IN"/>
+              </w:rPr>
+              <w:br/>
+            </w:r>
+            <w:r>
+              <w:rPr>
+                <w:rFonts w:ascii="Latha" w:hAnsi="Latha" w:cs="Latha"/>
+                <w:sz w:val="28"/>
+                <w:szCs w:val="28"/>
+                <w:cs/>
+                <w:lang w:bidi="ta-IN"/>
+              </w:rPr>
+              <w:t>அ</w:t>
+            </w:r>
+            <w:r>
+              <w:rPr>
+                <w:rFonts w:ascii="BRH Tamil Tab Extra" w:hAnsi="BRH Tamil Tab Extra" w:cs="Latha"/>
+                <w:b/>
+                <w:sz w:val="32"/>
+                <w:szCs w:val="28"/>
+                <w:lang w:bidi="ta-IN"/>
+              </w:rPr>
+              <w:t>…</w:t>
+            </w:r>
+            <w:r>
+              <w:rPr>
+                <w:rFonts w:ascii="Latha" w:hAnsi="Latha" w:cs="Latha"/>
+                <w:sz w:val="28"/>
+                <w:szCs w:val="28"/>
+                <w:cs/>
+                <w:lang w:bidi="ta-IN"/>
+              </w:rPr>
+              <w:t>க்</w:t>
+            </w:r>
+            <w:r>
+              <w:rPr>
+                <w:rFonts w:ascii="Latha" w:hAnsi="Latha" w:cs="Latha"/>
+                <w:b/>
+                <w:bCs/>
+                <w:position w:val="-12"/>
+                <w:sz w:val="28"/>
+                <w:szCs w:val="28"/>
+                <w:cs/>
+                <w:lang w:bidi="ta-IN"/>
+              </w:rPr>
+              <w:t>3</w:t>
+            </w:r>
+            <w:r>
+              <w:rPr>
+                <w:rFonts w:ascii="Latha" w:hAnsi="Latha" w:cs="Latha"/>
+                <w:sz w:val="28"/>
+                <w:szCs w:val="28"/>
+                <w:cs/>
+                <w:lang w:bidi="ta-IN"/>
+              </w:rPr>
+              <w:t>னே</w:t>
+            </w:r>
+            <w:r>
+              <w:rPr>
+                <w:rFonts w:ascii="Latha" w:hAnsi="Latha" w:cs="Latha"/>
+                <w:sz w:val="28"/>
+                <w:szCs w:val="28"/>
+                <w:highlight w:val="yellow"/>
+                <w:cs/>
+                <w:lang w:bidi="ta-IN"/>
+              </w:rPr>
+              <w:t>ர் அ</w:t>
+            </w:r>
+            <w:r>
+              <w:rPr>
+                <w:rFonts w:ascii="Latha" w:hAnsi="Latha" w:cs="Latha"/>
+                <w:sz w:val="28"/>
+                <w:szCs w:val="28"/>
+                <w:cs/>
+                <w:lang w:bidi="ta-IN"/>
+              </w:rPr>
+              <w:t>பா</w:t>
+            </w:r>
+            <w:r>
+              <w:rPr>
+                <w:rFonts w:ascii="BRH Tamil Tab Extra" w:hAnsi="BRH Tamil Tab Extra" w:cs="Latha"/>
+                <w:b/>
+                <w:sz w:val="36"/>
+                <w:szCs w:val="28"/>
+                <w:lang w:bidi="ta-IN"/>
+              </w:rPr>
+              <w:t>†</w:t>
+            </w:r>
+            <w:r>
+              <w:rPr>
+                <w:rFonts w:ascii="Latha" w:hAnsi="Latha" w:cs="Latha"/>
+                <w:sz w:val="28"/>
+                <w:szCs w:val="28"/>
+                <w:cs/>
+                <w:lang w:bidi="ta-IN"/>
+              </w:rPr>
+              <w:t>கசக்ஷஸ</w:t>
+            </w:r>
+            <w:r>
+              <w:rPr>
+                <w:rFonts w:ascii="Latha" w:hAnsi="Latha" w:cs="Latha"/>
+                <w:b/>
+                <w:bCs/>
+                <w:sz w:val="32"/>
+                <w:szCs w:val="32"/>
+                <w:cs/>
+                <w:lang w:bidi="ta-IN"/>
+              </w:rPr>
+              <w:t>:</w:t>
+            </w:r>
+            <w:r>
+              <w:rPr>
+                <w:rFonts w:ascii="Latha" w:hAnsi="Latha" w:cs="Latha"/>
+                <w:sz w:val="28"/>
+                <w:szCs w:val="28"/>
+                <w:cs/>
+                <w:lang w:bidi="ta-IN"/>
+              </w:rPr>
+              <w:t xml:space="preserve"> </w:t>
+            </w:r>
+            <w:r>
+              <w:rPr>
+                <w:rFonts w:ascii="Latha" w:hAnsi="Latha" w:cs="Latha"/>
+                <w:sz w:val="28"/>
+                <w:szCs w:val="28"/>
+                <w:lang w:bidi="ta-IN"/>
+              </w:rPr>
+              <w:t>|</w:t>
+            </w:r>
+          </w:p>
+        </w:tc>
+        <w:tc>
+          <w:tcPr>
+            <w:tcW w:w="5220" w:type="dxa"/>
+          </w:tcPr>
+          <w:p>
+            <w:pPr>
+              <w:widowControl w:val="0"/>
+              <w:autoSpaceDE w:val="0"/>
+              <w:autoSpaceDN w:val="0"/>
+              <w:adjustRightInd w:val="0"/>
+              <w:spacing w:before="0" w:line="240" w:lineRule="auto"/>
+              <w:rPr>
+                <w:rFonts w:ascii="Latha" w:hAnsi="Latha" w:cs="Latha"/>
+                <w:sz w:val="28"/>
+                <w:szCs w:val="28"/>
+                <w:cs/>
+                <w:lang w:bidi="ta-IN"/>
+              </w:rPr>
+            </w:pPr>
+            <w:r>
+              <w:rPr>
+                <w:rFonts w:ascii="Latha" w:hAnsi="Latha" w:cs="Latha"/>
+                <w:sz w:val="28"/>
+                <w:szCs w:val="28"/>
+                <w:cs/>
+                <w:lang w:bidi="ta-IN"/>
+              </w:rPr>
+              <w:t>ஸேன</w:t>
+            </w:r>
+            <w:r>
+              <w:rPr>
+                <w:rFonts w:ascii="BRH Tamil Tab Extra" w:hAnsi="BRH Tamil Tab Extra" w:cs="Latha"/>
+                <w:b/>
+                <w:sz w:val="36"/>
+                <w:szCs w:val="28"/>
+                <w:lang w:bidi="ta-IN"/>
+              </w:rPr>
+              <w:t>†</w:t>
+            </w:r>
+            <w:r>
+              <w:rPr>
+                <w:rFonts w:ascii="Latha" w:hAnsi="Latha" w:cs="Latha"/>
+                <w:sz w:val="28"/>
+                <w:szCs w:val="28"/>
+                <w:cs/>
+                <w:lang w:bidi="ta-IN"/>
+              </w:rPr>
+              <w:t>யா</w:t>
+            </w:r>
+            <w:r>
+              <w:rPr>
+                <w:rFonts w:ascii="BRH Tamil Tab Extra" w:hAnsi="BRH Tamil Tab Extra" w:cs="Latha"/>
+                <w:b/>
+                <w:sz w:val="32"/>
+                <w:szCs w:val="28"/>
+                <w:lang w:bidi="ta-IN"/>
+              </w:rPr>
+              <w:t>…</w:t>
+            </w:r>
+            <w:r>
+              <w:rPr>
+                <w:rFonts w:ascii="BRH Devanagari Extra" w:hAnsi="BRH Devanagari Extra" w:cs="Latha"/>
+                <w:b/>
+                <w:sz w:val="36"/>
+                <w:szCs w:val="28"/>
+                <w:lang w:bidi="ta-IN"/>
+              </w:rPr>
+              <w:t>Å</w:t>
+            </w:r>
+            <w:r>
+              <w:rPr>
+                <w:rFonts w:ascii="Latha" w:hAnsi="Latha" w:cs="Latha"/>
+                <w:sz w:val="28"/>
+                <w:szCs w:val="28"/>
+                <w:cs/>
+                <w:lang w:bidi="ta-IN"/>
+              </w:rPr>
+              <w:t>க்</w:t>
+            </w:r>
+            <w:r>
+              <w:rPr>
+                <w:rFonts w:ascii="Latha" w:hAnsi="Latha" w:cs="Latha"/>
+                <w:b/>
+                <w:bCs/>
+                <w:position w:val="-12"/>
+                <w:sz w:val="28"/>
+                <w:szCs w:val="28"/>
+                <w:cs/>
+                <w:lang w:bidi="ta-IN"/>
+              </w:rPr>
+              <w:t>3</w:t>
+            </w:r>
+            <w:r>
+              <w:rPr>
+                <w:rFonts w:ascii="Latha" w:hAnsi="Latha" w:cs="Latha"/>
+                <w:sz w:val="28"/>
+                <w:szCs w:val="28"/>
+                <w:cs/>
+                <w:lang w:bidi="ta-IN"/>
+              </w:rPr>
+              <w:t>னே</w:t>
+            </w:r>
+            <w:r>
+              <w:rPr>
+                <w:rFonts w:ascii="Latha" w:hAnsi="Latha" w:cs="Latha"/>
+                <w:b/>
+                <w:bCs/>
+                <w:sz w:val="32"/>
+                <w:szCs w:val="32"/>
+                <w:cs/>
+                <w:lang w:bidi="ta-IN"/>
+              </w:rPr>
+              <w:t>:</w:t>
+            </w:r>
+            <w:r>
+              <w:rPr>
+                <w:rFonts w:ascii="Latha" w:hAnsi="Latha" w:cs="Latha"/>
+                <w:sz w:val="28"/>
+                <w:szCs w:val="28"/>
+                <w:cs/>
+                <w:lang w:bidi="ta-IN"/>
+              </w:rPr>
+              <w:t xml:space="preserve"> </w:t>
+            </w:r>
+            <w:r>
+              <w:rPr>
+                <w:rFonts w:ascii="Latha" w:hAnsi="Latha" w:cs="Latha"/>
+                <w:sz w:val="28"/>
+                <w:szCs w:val="28"/>
+                <w:lang w:bidi="ta-IN"/>
+              </w:rPr>
+              <w:t xml:space="preserve">| </w:t>
+            </w:r>
+            <w:r>
+              <w:rPr>
+                <w:rFonts w:ascii="Latha" w:hAnsi="Latha" w:cs="Latha"/>
+                <w:sz w:val="28"/>
+                <w:szCs w:val="28"/>
+                <w:cs/>
+                <w:lang w:bidi="ta-IN"/>
+              </w:rPr>
+              <w:br/>
+            </w:r>
+            <w:r>
+              <w:rPr>
+                <w:rFonts w:ascii="Latha" w:hAnsi="Latha" w:cs="Latha"/>
+                <w:sz w:val="28"/>
+                <w:szCs w:val="28"/>
+                <w:cs/>
+                <w:lang w:bidi="ta-IN"/>
+              </w:rPr>
+              <w:t>அ</w:t>
+            </w:r>
+            <w:r>
+              <w:rPr>
+                <w:rFonts w:ascii="BRH Tamil Tab Extra" w:hAnsi="BRH Tamil Tab Extra" w:cs="Latha"/>
+                <w:b/>
+                <w:sz w:val="32"/>
+                <w:szCs w:val="28"/>
+                <w:lang w:bidi="ta-IN"/>
+              </w:rPr>
+              <w:t>…</w:t>
+            </w:r>
+            <w:r>
+              <w:rPr>
+                <w:rFonts w:ascii="Latha" w:hAnsi="Latha" w:cs="Latha"/>
+                <w:sz w:val="28"/>
+                <w:szCs w:val="28"/>
+                <w:cs/>
+                <w:lang w:bidi="ta-IN"/>
+              </w:rPr>
+              <w:t>க்</w:t>
+            </w:r>
+            <w:r>
+              <w:rPr>
+                <w:rFonts w:ascii="Latha" w:hAnsi="Latha" w:cs="Latha"/>
+                <w:b/>
+                <w:bCs/>
+                <w:position w:val="-12"/>
+                <w:sz w:val="28"/>
+                <w:szCs w:val="28"/>
+                <w:cs/>
+                <w:lang w:bidi="ta-IN"/>
+              </w:rPr>
+              <w:t>3</w:t>
+            </w:r>
+            <w:r>
+              <w:rPr>
+                <w:rFonts w:ascii="Latha" w:hAnsi="Latha" w:cs="Latha"/>
+                <w:sz w:val="28"/>
+                <w:szCs w:val="28"/>
+                <w:cs/>
+                <w:lang w:bidi="ta-IN"/>
+              </w:rPr>
+              <w:t>னே</w:t>
+            </w:r>
+            <w:r>
+              <w:rPr>
+                <w:rFonts w:ascii="Latha" w:hAnsi="Latha" w:cs="Latha"/>
+                <w:sz w:val="28"/>
+                <w:szCs w:val="28"/>
+                <w:highlight w:val="green"/>
+                <w:cs/>
+                <w:lang w:bidi="ta-IN"/>
+              </w:rPr>
+              <w:t>ரபா</w:t>
+            </w:r>
+            <w:r>
+              <w:rPr>
+                <w:rFonts w:ascii="BRH Tamil Tab Extra" w:hAnsi="BRH Tamil Tab Extra" w:cs="Latha"/>
+                <w:b/>
+                <w:sz w:val="36"/>
+                <w:szCs w:val="28"/>
+                <w:highlight w:val="green"/>
+                <w:lang w:bidi="ta-IN"/>
+              </w:rPr>
+              <w:t>†</w:t>
+            </w:r>
+            <w:r>
+              <w:rPr>
+                <w:rFonts w:ascii="Latha" w:hAnsi="Latha" w:cs="Latha"/>
+                <w:sz w:val="28"/>
+                <w:szCs w:val="28"/>
+                <w:cs/>
+                <w:lang w:bidi="ta-IN"/>
+              </w:rPr>
+              <w:t>கசக்ஷஸ</w:t>
+            </w:r>
+            <w:r>
+              <w:rPr>
+                <w:rFonts w:ascii="Latha" w:hAnsi="Latha" w:cs="Latha"/>
+                <w:b/>
+                <w:bCs/>
+                <w:sz w:val="32"/>
+                <w:szCs w:val="32"/>
+                <w:cs/>
+                <w:lang w:bidi="ta-IN"/>
+              </w:rPr>
+              <w:t>:</w:t>
+            </w:r>
+            <w:r>
+              <w:rPr>
+                <w:rFonts w:ascii="Latha" w:hAnsi="Latha" w:cs="Latha"/>
+                <w:sz w:val="28"/>
+                <w:szCs w:val="28"/>
+                <w:cs/>
+                <w:lang w:bidi="ta-IN"/>
+              </w:rPr>
+              <w:t xml:space="preserve"> </w:t>
+            </w:r>
+            <w:r>
+              <w:rPr>
+                <w:rFonts w:ascii="Latha" w:hAnsi="Latha" w:cs="Latha"/>
+                <w:sz w:val="28"/>
+                <w:szCs w:val="28"/>
+                <w:lang w:bidi="ta-IN"/>
+              </w:rPr>
+              <w:t>|</w:t>
+            </w:r>
+          </w:p>
+        </w:tc>
+      </w:tr>
     </w:tbl>
-    <w:p>
-      <w:pPr>
-        <w:jc w:val="center"/>
-        <w:rPr>
-          <w:b/>
-          <w:bCs/>
-          <w:sz w:val="32"/>
-          <w:szCs w:val="32"/>
-          <w:u w:val="single"/>
-        </w:rPr>
-      </w:pPr>
-    </w:p>
-    <w:p>
-      <w:pPr>
-        <w:jc w:val="center"/>
-        <w:rPr>
-          <w:b/>
-          <w:bCs/>
-          <w:sz w:val="32"/>
-          <w:szCs w:val="32"/>
-          <w:u w:val="single"/>
-        </w:rPr>
-      </w:pPr>
-    </w:p>
-    <w:p>
-      <w:pPr>
-        <w:jc w:val="center"/>
-        <w:rPr>
-          <w:b/>
-          <w:bCs/>
-          <w:sz w:val="32"/>
-          <w:szCs w:val="32"/>
-          <w:u w:val="single"/>
-        </w:rPr>
-      </w:pPr>
-    </w:p>
     <w:p>
       <w:pPr>
         <w:jc w:val="center"/>
@@ -2127,7 +5870,6 @@
                 <w:sz w:val="28"/>
                 <w:szCs w:val="32"/>
               </w:rPr>
-              <w:lastRenderedPageBreak/>
               <w:t>T.S.2.</w:t>
             </w:r>
             <w:r>
@@ -3408,6 +7150,7 @@
                 <w:cs/>
                 <w:lang w:bidi="ta-IN"/>
               </w:rPr>
+              <w:lastRenderedPageBreak/>
               <w:t>ப</w:t>
             </w:r>
             <w:r>
@@ -3562,6 +7305,7 @@
                 <w:cs/>
                 <w:lang w:bidi="ta-IN"/>
               </w:rPr>
+              <w:lastRenderedPageBreak/>
               <w:t>ஸோ</w:t>
             </w:r>
             <w:r>
@@ -3612,6 +7356,7 @@
                 <w:cs/>
                 <w:lang w:bidi="ta-IN"/>
               </w:rPr>
+              <w:lastRenderedPageBreak/>
               <w:t>ப</w:t>
             </w:r>
             <w:r>
@@ -3754,6 +7499,7 @@
                 <w:sz w:val="28"/>
                 <w:szCs w:val="32"/>
               </w:rPr>
+              <w:lastRenderedPageBreak/>
               <w:t>T.S.2.</w:t>
             </w:r>
             <w:r>
@@ -4480,6 +8226,90 @@
         </w:tc>
       </w:tr>
     </w:tbl>
+    <w:p>
+      <w:pPr>
+        <w:jc w:val="center"/>
+        <w:rPr>
+          <w:b/>
+          <w:bCs/>
+          <w:sz w:val="32"/>
+          <w:szCs w:val="32"/>
+          <w:u w:val="single"/>
+        </w:rPr>
+      </w:pPr>
+    </w:p>
+    <w:p>
+      <w:pPr>
+        <w:jc w:val="center"/>
+        <w:rPr>
+          <w:b/>
+          <w:bCs/>
+          <w:sz w:val="32"/>
+          <w:szCs w:val="32"/>
+          <w:u w:val="single"/>
+        </w:rPr>
+      </w:pPr>
+    </w:p>
+    <w:p>
+      <w:pPr>
+        <w:jc w:val="center"/>
+        <w:rPr>
+          <w:b/>
+          <w:bCs/>
+          <w:sz w:val="32"/>
+          <w:szCs w:val="32"/>
+          <w:u w:val="single"/>
+        </w:rPr>
+      </w:pPr>
+    </w:p>
+    <w:p>
+      <w:pPr>
+        <w:jc w:val="center"/>
+        <w:rPr>
+          <w:b/>
+          <w:bCs/>
+          <w:sz w:val="32"/>
+          <w:szCs w:val="32"/>
+          <w:u w:val="single"/>
+        </w:rPr>
+      </w:pPr>
+    </w:p>
+    <w:p>
+      <w:pPr>
+        <w:jc w:val="center"/>
+        <w:rPr>
+          <w:b/>
+          <w:bCs/>
+          <w:sz w:val="32"/>
+          <w:szCs w:val="32"/>
+          <w:u w:val="single"/>
+        </w:rPr>
+      </w:pPr>
+    </w:p>
+    <w:p>
+      <w:pPr>
+        <w:jc w:val="center"/>
+        <w:rPr>
+          <w:b/>
+          <w:bCs/>
+          <w:sz w:val="32"/>
+          <w:szCs w:val="32"/>
+          <w:u w:val="single"/>
+        </w:rPr>
+      </w:pPr>
+    </w:p>
+    <w:p>
+      <w:pPr>
+        <w:jc w:val="center"/>
+        <w:rPr>
+          <w:b/>
+          <w:bCs/>
+          <w:sz w:val="32"/>
+          <w:szCs w:val="32"/>
+          <w:u w:val="single"/>
+        </w:rPr>
+      </w:pPr>
+    </w:p>
     <w:p>
       <w:pPr>
         <w:jc w:val="center"/>
@@ -17803,6 +21633,42 @@
           <w:u w:val="single"/>
         </w:rPr>
       </w:pPr>
+    </w:p>
+    <w:p>
+      <w:pPr>
+        <w:jc w:val="center"/>
+        <w:rPr>
+          <w:b/>
+          <w:bCs/>
+          <w:sz w:val="32"/>
+          <w:szCs w:val="32"/>
+          <w:u w:val="single"/>
+        </w:rPr>
+      </w:pPr>
+    </w:p>
+    <w:p>
+      <w:pPr>
+        <w:jc w:val="center"/>
+        <w:rPr>
+          <w:b/>
+          <w:bCs/>
+          <w:sz w:val="32"/>
+          <w:szCs w:val="32"/>
+          <w:u w:val="single"/>
+        </w:rPr>
+      </w:pPr>
+    </w:p>
+    <w:p>
+      <w:pPr>
+        <w:jc w:val="center"/>
+        <w:rPr>
+          <w:b/>
+          <w:bCs/>
+          <w:sz w:val="32"/>
+          <w:szCs w:val="32"/>
+          <w:u w:val="single"/>
+        </w:rPr>
+      </w:pPr>
       <w:r>
         <w:rPr>
           <w:b/>
@@ -17811,6 +21677,7 @@
           <w:szCs w:val="32"/>
           <w:u w:val="single"/>
         </w:rPr>
+        <w:lastRenderedPageBreak/>
         <w:t xml:space="preserve">TS </w:t>
       </w:r>
       <w:r>
@@ -18066,7 +21933,6 @@
                 <w:sz w:val="28"/>
                 <w:szCs w:val="28"/>
               </w:rPr>
-              <w:lastRenderedPageBreak/>
               <w:t>T.S.2.</w:t>
             </w:r>
             <w:r>
@@ -20354,6 +24220,7 @@
                 <w:sz w:val="28"/>
                 <w:szCs w:val="28"/>
               </w:rPr>
+              <w:lastRenderedPageBreak/>
               <w:t>T.S.2.</w:t>
             </w:r>
             <w:r>
@@ -21451,7 +25318,6 @@
                 <w:sz w:val="28"/>
                 <w:szCs w:val="28"/>
               </w:rPr>
-              <w:lastRenderedPageBreak/>
               <w:t>T.S.2.</w:t>
             </w:r>
             <w:r>
@@ -21498,6 +25364,7 @@
               </w:rPr>
               <w:t xml:space="preserve"> – </w:t>
             </w:r>
+            <w:proofErr w:type="spellStart"/>
             <w:r>
               <w:rPr>
                 <w:rFonts w:cs="Arial"/>
@@ -21520,6 +25387,7 @@
               </w:rPr>
               <w:t>ramam</w:t>
             </w:r>
+            <w:proofErr w:type="spellEnd"/>
           </w:p>
           <w:p>
             <w:pPr>
@@ -22046,20 +25914,6 @@
       <w:pPr>
         <w:jc w:val="center"/>
       </w:pPr>
-      <w:r>
-        <w:rPr>
-          <w:b/>
-          <w:bCs/>
-          <w:sz w:val="32"/>
-          <w:szCs w:val="32"/>
-          <w:u w:val="single"/>
-        </w:rPr>
-        <w:br w:type="page"/>
-      </w:r>
-      <w:r>
-        <w:lastRenderedPageBreak/>
-        <w:t xml:space="preserve"> </w:t>
-      </w:r>
     </w:p>
     <w:sectPr>
       <w:headerReference w:type="even" r:id="rId7"/>
@@ -22942,7 +26796,7 @@
   <w:style w:type="paragraph" w:default="1" w:styleId="Normal">
     <w:name w:val="Normal"/>
     <w:qFormat/>
-    <w:rsid w:val="00076C05"/>
+    <w:rsid w:val="005C53FC"/>
     <w:pPr>
       <w:spacing w:before="120" w:line="276" w:lineRule="auto"/>
     </w:pPr>

--- a/TS-Kramam/TS-2.6/TS 2.6 Tamil Krama Paatam Corrections.docx
+++ b/TS-Kramam/TS-2.6/TS 2.6 Tamil Krama Paatam Corrections.docx
@@ -61,7 +61,18 @@
           <w:szCs w:val="32"/>
           <w:u w:val="single"/>
         </w:rPr>
-        <w:t xml:space="preserve">Corrections –Observed till </w:t>
+        <w:t xml:space="preserve">Corrections –Observed </w:t>
+      </w:r>
+      <w:proofErr w:type="gramStart"/>
+      <w:r>
+        <w:rPr>
+          <w:b/>
+          <w:bCs/>
+          <w:sz w:val="32"/>
+          <w:szCs w:val="32"/>
+          <w:u w:val="single"/>
+        </w:rPr>
+        <w:t xml:space="preserve">till </w:t>
       </w:r>
       <w:r>
         <w:rPr>
@@ -74,6 +85,7 @@
         </w:rPr>
         <w:t>????</w:t>
       </w:r>
+      <w:proofErr w:type="gramEnd"/>
     </w:p>
     <w:p>
       <w:pPr>
@@ -106,14 +118,14 @@
         <w:tblLook w:val="04A0" w:firstRow="1" w:lastRow="0" w:firstColumn="1" w:lastColumn="0" w:noHBand="0" w:noVBand="1"/>
       </w:tblPr>
       <w:tblGrid>
-        <w:gridCol w:w="4048"/>
+        <w:gridCol w:w="3906"/>
         <w:gridCol w:w="5386"/>
-        <w:gridCol w:w="5220"/>
+        <w:gridCol w:w="5362"/>
       </w:tblGrid>
       <w:tr>
         <w:tc>
           <w:tcPr>
-            <w:tcW w:w="4048" w:type="dxa"/>
+            <w:tcW w:w="3906" w:type="dxa"/>
           </w:tcPr>
           <w:p>
             <w:pPr>
@@ -186,7 +198,7 @@
         </w:tc>
         <w:tc>
           <w:tcPr>
-            <w:tcW w:w="5220" w:type="dxa"/>
+            <w:tcW w:w="5362" w:type="dxa"/>
           </w:tcPr>
           <w:p>
             <w:pPr>
@@ -208,6 +220,401 @@
                 <w:szCs w:val="32"/>
               </w:rPr>
               <w:t>To be read as or corrected as</w:t>
+            </w:r>
+          </w:p>
+        </w:tc>
+      </w:tr>
+      <w:tr>
+        <w:trPr>
+          <w:trHeight w:val="1106"/>
+        </w:trPr>
+        <w:tc>
+          <w:tcPr>
+            <w:tcW w:w="3906" w:type="dxa"/>
+          </w:tcPr>
+          <w:p>
+            <w:pPr>
+              <w:widowControl w:val="0"/>
+              <w:tabs>
+                <w:tab w:val="left" w:pos="993"/>
+              </w:tabs>
+              <w:autoSpaceDE w:val="0"/>
+              <w:autoSpaceDN w:val="0"/>
+              <w:adjustRightInd w:val="0"/>
+              <w:spacing w:before="0" w:line="240" w:lineRule="auto"/>
+              <w:ind w:right="297"/>
+              <w:rPr>
+                <w:rFonts w:cs="Arial"/>
+                <w:b/>
+                <w:color w:val="000000"/>
+                <w:sz w:val="28"/>
+                <w:szCs w:val="32"/>
+              </w:rPr>
+            </w:pPr>
+            <w:r>
+              <w:rPr>
+                <w:rFonts w:cs="Arial"/>
+                <w:b/>
+                <w:color w:val="000000"/>
+                <w:sz w:val="28"/>
+                <w:szCs w:val="32"/>
+              </w:rPr>
+              <w:t>T.S.2.</w:t>
+            </w:r>
+            <w:r>
+              <w:rPr>
+                <w:rFonts w:cs="Arial"/>
+                <w:b/>
+                <w:color w:val="000000"/>
+                <w:sz w:val="28"/>
+                <w:szCs w:val="32"/>
+              </w:rPr>
+              <w:t xml:space="preserve">6.1.7 </w:t>
+            </w:r>
+            <w:r>
+              <w:rPr>
+                <w:rFonts w:cs="Arial"/>
+                <w:b/>
+                <w:color w:val="000000"/>
+                <w:sz w:val="28"/>
+                <w:szCs w:val="32"/>
+              </w:rPr>
+              <w:t>– Kramam</w:t>
+            </w:r>
+          </w:p>
+          <w:p>
+            <w:pPr>
+              <w:widowControl w:val="0"/>
+              <w:tabs>
+                <w:tab w:val="left" w:pos="993"/>
+              </w:tabs>
+              <w:autoSpaceDE w:val="0"/>
+              <w:autoSpaceDN w:val="0"/>
+              <w:adjustRightInd w:val="0"/>
+              <w:spacing w:before="0" w:line="240" w:lineRule="auto"/>
+              <w:ind w:right="297"/>
+              <w:rPr>
+                <w:rFonts w:cs="Arial"/>
+                <w:b/>
+                <w:color w:val="000000"/>
+                <w:sz w:val="28"/>
+                <w:szCs w:val="32"/>
+                <w:lang w:val="en-IN"/>
+              </w:rPr>
+            </w:pPr>
+            <w:r>
+              <w:rPr>
+                <w:rFonts w:cs="Arial"/>
+                <w:b/>
+                <w:color w:val="000000"/>
+                <w:sz w:val="28"/>
+                <w:szCs w:val="32"/>
+                <w:lang w:val="en-IN"/>
+              </w:rPr>
+              <w:t>Krama Vaakyam No.- 17</w:t>
+            </w:r>
+          </w:p>
+          <w:p>
+            <w:pPr>
+              <w:widowControl w:val="0"/>
+              <w:tabs>
+                <w:tab w:val="left" w:pos="993"/>
+              </w:tabs>
+              <w:autoSpaceDE w:val="0"/>
+              <w:autoSpaceDN w:val="0"/>
+              <w:adjustRightInd w:val="0"/>
+              <w:spacing w:before="0" w:line="240" w:lineRule="auto"/>
+              <w:ind w:right="297"/>
+              <w:rPr>
+                <w:rFonts w:cs="Arial"/>
+                <w:b/>
+                <w:color w:val="000000"/>
+                <w:sz w:val="28"/>
+                <w:szCs w:val="32"/>
+                <w:lang w:val="it-IT"/>
+              </w:rPr>
+            </w:pPr>
+            <w:r>
+              <w:rPr>
+                <w:rFonts w:cs="Arial"/>
+                <w:b/>
+                <w:color w:val="000000"/>
+                <w:sz w:val="28"/>
+                <w:szCs w:val="32"/>
+                <w:lang w:val="it-IT"/>
+              </w:rPr>
+              <w:t>Panchaati No</w:t>
+            </w:r>
+            <w:r>
+              <w:rPr>
+                <w:rFonts w:cs="Arial"/>
+                <w:b/>
+                <w:color w:val="000000"/>
+                <w:szCs w:val="32"/>
+                <w:lang w:val="it-IT"/>
+              </w:rPr>
+              <w:t xml:space="preserve">. - </w:t>
+            </w:r>
+            <w:r>
+              <w:rPr>
+                <w:rFonts w:cs="Arial"/>
+                <w:b/>
+                <w:color w:val="000000"/>
+                <w:sz w:val="28"/>
+                <w:szCs w:val="32"/>
+                <w:lang w:val="it-IT"/>
+              </w:rPr>
+              <w:t>7</w:t>
+            </w:r>
+          </w:p>
+        </w:tc>
+        <w:tc>
+          <w:tcPr>
+            <w:tcW w:w="5386" w:type="dxa"/>
+          </w:tcPr>
+          <w:p>
+            <w:pPr>
+              <w:widowControl w:val="0"/>
+              <w:autoSpaceDE w:val="0"/>
+              <w:autoSpaceDN w:val="0"/>
+              <w:adjustRightInd w:val="0"/>
+              <w:spacing w:line="252" w:lineRule="auto"/>
+              <w:rPr>
+                <w:rFonts w:ascii="BRH Malayalam Extra" w:hAnsi="BRH Malayalam Extra" w:cs="BRH Malayalam Extra"/>
+                <w:color w:val="000000"/>
+                <w:sz w:val="40"/>
+                <w:szCs w:val="40"/>
+                <w:lang w:val="it-IT"/>
+              </w:rPr>
+            </w:pPr>
+            <w:r>
+              <w:rPr>
+                <w:rFonts w:ascii="Latha" w:hAnsi="Latha" w:cs="Latha"/>
+                <w:sz w:val="28"/>
+                <w:szCs w:val="28"/>
+                <w:cs/>
+                <w:lang w:bidi="ta-IN"/>
+              </w:rPr>
+              <w:t>பி</w:t>
+            </w:r>
+            <w:r>
+              <w:rPr>
+                <w:rFonts w:ascii="BRH Tamil Tab Extra" w:hAnsi="BRH Tamil Tab Extra" w:cs="Latha"/>
+                <w:b/>
+                <w:sz w:val="32"/>
+                <w:szCs w:val="28"/>
+                <w:lang w:val="it-IT" w:bidi="ta-IN"/>
+              </w:rPr>
+              <w:t>…</w:t>
+            </w:r>
+            <w:r>
+              <w:rPr>
+                <w:rFonts w:ascii="Latha" w:hAnsi="Latha" w:cs="Latha"/>
+                <w:sz w:val="28"/>
+                <w:szCs w:val="28"/>
+                <w:cs/>
+                <w:lang w:bidi="ta-IN"/>
+              </w:rPr>
+              <w:t>துரிதி</w:t>
+            </w:r>
+            <w:r>
+              <w:rPr>
+                <w:rFonts w:ascii="BRH Tamil Tab Extra" w:hAnsi="BRH Tamil Tab Extra" w:cs="Latha"/>
+                <w:b/>
+                <w:sz w:val="36"/>
+                <w:szCs w:val="28"/>
+                <w:lang w:val="it-IT" w:bidi="ta-IN"/>
+              </w:rPr>
+              <w:t>†</w:t>
+            </w:r>
+            <w:r>
+              <w:rPr>
+                <w:rFonts w:ascii="Latha" w:hAnsi="Latha" w:cs="Latha"/>
+                <w:sz w:val="28"/>
+                <w:szCs w:val="28"/>
+                <w:lang w:val="it-IT" w:bidi="ta-IN"/>
+              </w:rPr>
+              <w:t xml:space="preserve"> | </w:t>
+            </w:r>
+            <w:r>
+              <w:rPr>
+                <w:rFonts w:ascii="Latha" w:hAnsi="Latha" w:cs="Latha"/>
+                <w:sz w:val="28"/>
+                <w:szCs w:val="28"/>
+                <w:highlight w:val="yellow"/>
+                <w:cs/>
+                <w:lang w:bidi="ta-IN"/>
+              </w:rPr>
+              <w:t>இ</w:t>
+            </w:r>
+            <w:r>
+              <w:rPr>
+                <w:rFonts w:ascii="BRH Tamil Tab Extra" w:hAnsi="BRH Tamil Tab Extra" w:cs="Latha"/>
+                <w:b/>
+                <w:sz w:val="32"/>
+                <w:szCs w:val="28"/>
+                <w:lang w:val="it-IT" w:bidi="ta-IN"/>
+              </w:rPr>
+              <w:t>…</w:t>
+            </w:r>
+            <w:r>
+              <w:rPr>
+                <w:rFonts w:ascii="Latha" w:hAnsi="Latha" w:cs="Latha"/>
+                <w:sz w:val="28"/>
+                <w:szCs w:val="28"/>
+                <w:cs/>
+                <w:lang w:bidi="ta-IN"/>
+              </w:rPr>
+              <w:t>த்யஸ்க</w:t>
+            </w:r>
+            <w:r>
+              <w:rPr>
+                <w:rFonts w:ascii="BRH Tamil Tab Extra" w:hAnsi="BRH Tamil Tab Extra" w:cs="Latha"/>
+                <w:b/>
+                <w:sz w:val="36"/>
+                <w:szCs w:val="28"/>
+                <w:lang w:val="it-IT" w:bidi="ta-IN"/>
+              </w:rPr>
+              <w:t>†</w:t>
+            </w:r>
+            <w:r>
+              <w:rPr>
+                <w:rFonts w:ascii="Latha" w:hAnsi="Latha" w:cs="Latha"/>
+                <w:sz w:val="28"/>
+                <w:szCs w:val="28"/>
+                <w:cs/>
+                <w:lang w:bidi="ta-IN"/>
+              </w:rPr>
+              <w:t xml:space="preserve">ன்னம் </w:t>
+            </w:r>
+            <w:r>
+              <w:rPr>
+                <w:rFonts w:ascii="Latha" w:hAnsi="Latha" w:cs="Latha"/>
+                <w:sz w:val="28"/>
+                <w:szCs w:val="28"/>
+                <w:lang w:val="it-IT" w:bidi="ta-IN"/>
+              </w:rPr>
+              <w:t>|</w:t>
+            </w:r>
+          </w:p>
+        </w:tc>
+        <w:tc>
+          <w:tcPr>
+            <w:tcW w:w="5362" w:type="dxa"/>
+          </w:tcPr>
+          <w:p>
+            <w:pPr>
+              <w:widowControl w:val="0"/>
+              <w:autoSpaceDE w:val="0"/>
+              <w:autoSpaceDN w:val="0"/>
+              <w:adjustRightInd w:val="0"/>
+              <w:spacing w:line="252" w:lineRule="auto"/>
+              <w:rPr>
+                <w:rFonts w:ascii="BRH Malayalam Extra" w:hAnsi="BRH Malayalam Extra" w:cs="BRH Malayalam Extra"/>
+                <w:color w:val="000000"/>
+                <w:sz w:val="40"/>
+                <w:szCs w:val="40"/>
+                <w:lang w:val="it-IT"/>
+              </w:rPr>
+            </w:pPr>
+            <w:r>
+              <w:rPr>
+                <w:rFonts w:ascii="Latha" w:hAnsi="Latha" w:cs="Latha"/>
+                <w:sz w:val="28"/>
+                <w:szCs w:val="28"/>
+                <w:cs/>
+                <w:lang w:bidi="ta-IN"/>
+              </w:rPr>
+              <w:t>பி</w:t>
+            </w:r>
+            <w:r>
+              <w:rPr>
+                <w:rFonts w:ascii="BRH Tamil Tab Extra" w:hAnsi="BRH Tamil Tab Extra" w:cs="Latha"/>
+                <w:b/>
+                <w:sz w:val="32"/>
+                <w:szCs w:val="28"/>
+                <w:lang w:bidi="ta-IN"/>
+              </w:rPr>
+              <w:t>…</w:t>
+            </w:r>
+            <w:r>
+              <w:rPr>
+                <w:rFonts w:ascii="Latha" w:hAnsi="Latha" w:cs="Latha"/>
+                <w:sz w:val="28"/>
+                <w:szCs w:val="28"/>
+                <w:cs/>
+                <w:lang w:bidi="ta-IN"/>
+              </w:rPr>
+              <w:t>துரிதி</w:t>
+            </w:r>
+            <w:r>
+              <w:rPr>
+                <w:rFonts w:ascii="BRH Tamil Tab Extra" w:hAnsi="BRH Tamil Tab Extra" w:cs="Latha"/>
+                <w:b/>
+                <w:sz w:val="36"/>
+                <w:szCs w:val="28"/>
+                <w:lang w:bidi="ta-IN"/>
+              </w:rPr>
+              <w:t>†</w:t>
+            </w:r>
+            <w:r>
+              <w:rPr>
+                <w:rFonts w:ascii="Latha" w:hAnsi="Latha" w:cs="Latha"/>
+                <w:sz w:val="28"/>
+                <w:szCs w:val="28"/>
+                <w:lang w:bidi="ta-IN"/>
+              </w:rPr>
+              <w:t xml:space="preserve"> | </w:t>
+            </w:r>
+            <w:r>
+              <w:rPr>
+                <w:rFonts w:ascii="Latha" w:hAnsi="Latha" w:cs="Latha"/>
+                <w:sz w:val="28"/>
+                <w:szCs w:val="28"/>
+                <w:highlight w:val="green"/>
+                <w:cs/>
+                <w:lang w:bidi="ta-IN"/>
+              </w:rPr>
+              <w:t>இ</w:t>
+            </w:r>
+            <w:r>
+              <w:rPr>
+                <w:rFonts w:ascii="Latha" w:hAnsi="Latha" w:cs="Latha"/>
+                <w:sz w:val="28"/>
+                <w:szCs w:val="28"/>
+                <w:cs/>
+                <w:lang w:bidi="ta-IN"/>
+              </w:rPr>
+              <w:t>த்யஸ்க</w:t>
+            </w:r>
+            <w:r>
+              <w:rPr>
+                <w:rFonts w:ascii="BRH Tamil Tab Extra" w:hAnsi="BRH Tamil Tab Extra" w:cs="Latha"/>
+                <w:b/>
+                <w:sz w:val="36"/>
+                <w:szCs w:val="28"/>
+                <w:lang w:bidi="ta-IN"/>
+              </w:rPr>
+              <w:t>†</w:t>
+            </w:r>
+            <w:r>
+              <w:rPr>
+                <w:rFonts w:ascii="Latha" w:hAnsi="Latha" w:cs="Latha"/>
+                <w:sz w:val="28"/>
+                <w:szCs w:val="28"/>
+                <w:cs/>
+                <w:lang w:bidi="ta-IN"/>
+              </w:rPr>
+              <w:t xml:space="preserve">ன்னம் </w:t>
+            </w:r>
+            <w:r>
+              <w:rPr>
+                <w:rFonts w:ascii="Latha" w:hAnsi="Latha" w:cs="Latha"/>
+                <w:sz w:val="28"/>
+                <w:szCs w:val="28"/>
+                <w:lang w:bidi="ta-IN"/>
+              </w:rPr>
+              <w:t>|</w:t>
             </w:r>
           </w:p>
         </w:tc>
@@ -218,7 +625,7 @@
         </w:trPr>
         <w:tc>
           <w:tcPr>
-            <w:tcW w:w="4048" w:type="dxa"/>
+            <w:tcW w:w="3906" w:type="dxa"/>
           </w:tcPr>
           <w:p>
             <w:pPr>
@@ -624,7 +1031,7 @@
         </w:tc>
         <w:tc>
           <w:tcPr>
-            <w:tcW w:w="5220" w:type="dxa"/>
+            <w:tcW w:w="5362" w:type="dxa"/>
           </w:tcPr>
           <w:p>
             <w:pPr>
@@ -868,11 +1275,11 @@
       </w:tr>
       <w:tr>
         <w:trPr>
-          <w:trHeight w:val="1091"/>
+          <w:trHeight w:val="1435"/>
         </w:trPr>
         <w:tc>
           <w:tcPr>
-            <w:tcW w:w="4048" w:type="dxa"/>
+            <w:tcW w:w="3906" w:type="dxa"/>
           </w:tcPr>
           <w:p>
             <w:pPr>
@@ -911,27 +1318,7 @@
                 <w:sz w:val="28"/>
                 <w:szCs w:val="32"/>
               </w:rPr>
-              <w:t>6.4</w:t>
-            </w:r>
-            <w:r>
-              <w:rPr>
-                <w:rFonts w:cs="Arial"/>
-                <w:b/>
-                <w:color w:val="000000"/>
-                <w:sz w:val="28"/>
-                <w:szCs w:val="32"/>
-              </w:rPr>
-              <w:t>.1</w:t>
-            </w:r>
-            <w:r>
-              <w:rPr>
-                <w:rFonts w:cs="Arial"/>
-                <w:b/>
-                <w:color w:val="000000"/>
-                <w:sz w:val="28"/>
-                <w:szCs w:val="32"/>
-              </w:rPr>
-              <w:t xml:space="preserve"> </w:t>
+              <w:t xml:space="preserve">6.3.6 </w:t>
             </w:r>
             <w:r>
               <w:rPr>
@@ -981,27 +1368,7 @@
                 <w:sz w:val="28"/>
                 <w:szCs w:val="32"/>
               </w:rPr>
-              <w:t xml:space="preserve"> </w:t>
-            </w:r>
-            <w:r>
-              <w:rPr>
-                <w:rFonts w:cs="Arial"/>
-                <w:b/>
-                <w:color w:val="000000"/>
-                <w:sz w:val="28"/>
-                <w:szCs w:val="32"/>
-              </w:rPr>
-              <w:t>4</w:t>
-            </w:r>
-            <w:r>
-              <w:rPr>
-                <w:rFonts w:cs="Arial"/>
-                <w:b/>
-                <w:color w:val="000000"/>
-                <w:sz w:val="28"/>
-                <w:szCs w:val="32"/>
-              </w:rPr>
-              <w:t>1</w:t>
+              <w:t xml:space="preserve"> 9</w:t>
             </w:r>
           </w:p>
           <w:p>
@@ -1020,7 +1387,7 @@
                 <w:b/>
                 <w:color w:val="000000"/>
                 <w:sz w:val="28"/>
-                <w:szCs w:val="28"/>
+                <w:szCs w:val="32"/>
               </w:rPr>
             </w:pPr>
             <w:r>
@@ -1057,9 +1424,9 @@
                 <w:b/>
                 <w:color w:val="000000"/>
                 <w:sz w:val="28"/>
-                <w:szCs w:val="28"/>
-              </w:rPr>
-              <w:t>20</w:t>
+                <w:szCs w:val="32"/>
+              </w:rPr>
+              <w:t>19</w:t>
             </w:r>
           </w:p>
         </w:tc>
@@ -1075,11 +1442,10 @@
               <w:adjustRightInd w:val="0"/>
               <w:spacing w:before="0" w:line="240" w:lineRule="auto"/>
               <w:rPr>
-                <w:rFonts w:ascii="Latha" w:hAnsi="Latha" w:cs="Latha"/>
-                <w:sz w:val="28"/>
-                <w:szCs w:val="28"/>
-                <w:cs/>
-                <w:lang w:bidi="ta-IN"/>
+                <w:rFonts w:ascii="BRH Malayalam Extra" w:hAnsi="BRH Malayalam Extra" w:cs="BRH Malayalam Extra"/>
+                <w:color w:val="000000"/>
+                <w:sz w:val="40"/>
+                <w:szCs w:val="40"/>
               </w:rPr>
             </w:pPr>
             <w:r>
@@ -1090,46 +1456,123 @@
                 <w:cs/>
                 <w:lang w:bidi="ta-IN"/>
               </w:rPr>
-              <w:t>ஶ்ய</w:t>
-            </w:r>
-            <w:r>
-              <w:rPr>
-                <w:rFonts w:ascii="BRH Tamil Tab Extra" w:hAnsi="BRH Tamil Tab Extra" w:cs="Latha"/>
-                <w:b/>
-                <w:sz w:val="32"/>
-                <w:szCs w:val="28"/>
-                <w:lang w:bidi="ta-IN"/>
-              </w:rPr>
-              <w:t>…</w:t>
-            </w:r>
-            <w:r>
-              <w:rPr>
-                <w:rFonts w:ascii="Latha" w:hAnsi="Latha" w:cs="Latha"/>
-                <w:sz w:val="28"/>
-                <w:szCs w:val="28"/>
-                <w:cs/>
-                <w:lang w:bidi="ta-IN"/>
-              </w:rPr>
-              <w:t>தி</w:t>
-            </w:r>
-            <w:r>
-              <w:rPr>
-                <w:rFonts w:ascii="BRH Tamil Tab Extra" w:hAnsi="BRH Tamil Tab Extra" w:cs="Latha"/>
-                <w:b/>
-                <w:sz w:val="32"/>
-                <w:szCs w:val="28"/>
-                <w:lang w:bidi="ta-IN"/>
-              </w:rPr>
-              <w:t>…</w:t>
-            </w:r>
-            <w:r>
-              <w:rPr>
-                <w:rFonts w:ascii="Latha" w:hAnsi="Latha" w:cs="Latha"/>
-                <w:sz w:val="28"/>
-                <w:szCs w:val="28"/>
-                <w:lang w:bidi="ta-IN"/>
-              </w:rPr>
-              <w:t xml:space="preserve"> </w:t>
+              <w:t>வ</w:t>
+            </w:r>
+            <w:r>
+              <w:rPr>
+                <w:rFonts w:ascii="BRH Tamil Tab Extra" w:hAnsi="BRH Tamil Tab Extra" w:cs="Latha"/>
+                <w:b/>
+                <w:sz w:val="32"/>
+                <w:szCs w:val="28"/>
+                <w:lang w:bidi="ta-IN"/>
+              </w:rPr>
+              <w:t>…</w:t>
+            </w:r>
+            <w:r>
+              <w:rPr>
+                <w:rFonts w:ascii="Latha" w:hAnsi="Latha" w:cs="Latha"/>
+                <w:sz w:val="28"/>
+                <w:szCs w:val="28"/>
+                <w:cs/>
+                <w:lang w:bidi="ta-IN"/>
+              </w:rPr>
+              <w:t>பே</w:t>
+            </w:r>
+            <w:r>
+              <w:rPr>
+                <w:rFonts w:ascii="BRH Tamil Tab Extra" w:hAnsi="BRH Tamil Tab Extra" w:cs="Latha"/>
+                <w:b/>
+                <w:sz w:val="32"/>
+                <w:szCs w:val="28"/>
+                <w:lang w:bidi="ta-IN"/>
+              </w:rPr>
+              <w:t>…</w:t>
+            </w:r>
+            <w:r>
+              <w:rPr>
+                <w:rFonts w:ascii="Latha" w:hAnsi="Latha" w:cs="Latha"/>
+                <w:sz w:val="28"/>
+                <w:szCs w:val="28"/>
+                <w:cs/>
+                <w:lang w:bidi="ta-IN"/>
+              </w:rPr>
+              <w:t>த்</w:t>
+            </w:r>
+            <w:r>
+              <w:rPr>
+                <w:rFonts w:ascii="Latha" w:hAnsi="Latha" w:cs="Latha"/>
+                <w:b/>
+                <w:bCs/>
+                <w:position w:val="-12"/>
+                <w:sz w:val="28"/>
+                <w:szCs w:val="28"/>
+                <w:cs/>
+                <w:lang w:bidi="ta-IN"/>
+              </w:rPr>
+              <w:t>3</w:t>
+            </w:r>
+            <w:r>
+              <w:rPr>
+                <w:rFonts w:ascii="Latha" w:hAnsi="Latha" w:cs="Latha"/>
+                <w:sz w:val="28"/>
+                <w:szCs w:val="28"/>
+                <w:cs/>
+                <w:lang w:bidi="ta-IN"/>
+              </w:rPr>
+              <w:t xml:space="preserve"> த்</w:t>
+            </w:r>
+            <w:r>
+              <w:rPr>
+                <w:rFonts w:ascii="Latha" w:hAnsi="Latha" w:cs="Latha"/>
+                <w:b/>
+                <w:bCs/>
+                <w:position w:val="-12"/>
+                <w:sz w:val="28"/>
+                <w:szCs w:val="28"/>
+                <w:cs/>
+                <w:lang w:bidi="ta-IN"/>
+              </w:rPr>
+              <w:t>3</w:t>
+            </w:r>
+            <w:r>
+              <w:rPr>
+                <w:rFonts w:ascii="Latha" w:hAnsi="Latha" w:cs="Latha"/>
+                <w:sz w:val="28"/>
+                <w:szCs w:val="28"/>
+                <w:cs/>
+                <w:lang w:bidi="ta-IN"/>
+              </w:rPr>
+              <w:t>யா</w:t>
+            </w:r>
+            <w:r>
+              <w:rPr>
+                <w:rFonts w:ascii="BRH Tamil Tab Extra" w:hAnsi="BRH Tamil Tab Extra" w:cs="Latha"/>
+                <w:b/>
+                <w:sz w:val="32"/>
+                <w:szCs w:val="28"/>
+                <w:lang w:bidi="ta-IN"/>
+              </w:rPr>
+              <w:t>…</w:t>
+            </w:r>
+            <w:r>
+              <w:rPr>
+                <w:rFonts w:ascii="Latha" w:hAnsi="Latha" w:cs="Latha"/>
+                <w:sz w:val="28"/>
+                <w:szCs w:val="28"/>
+                <w:cs/>
+                <w:lang w:bidi="ta-IN"/>
+              </w:rPr>
+              <w:t>வா</w:t>
+            </w:r>
+            <w:r>
+              <w:rPr>
+                <w:rFonts w:ascii="BRH Tamil Tab Extra" w:hAnsi="BRH Tamil Tab Extra" w:cs="Latha"/>
+                <w:b/>
+                <w:sz w:val="32"/>
+                <w:szCs w:val="28"/>
+                <w:lang w:bidi="ta-IN"/>
+              </w:rPr>
+              <w:t>…</w:t>
             </w:r>
             <w:r>
               <w:rPr>
@@ -1140,29 +1583,6 @@
                 <w:lang w:bidi="ta-IN"/>
               </w:rPr>
               <w:t>ப்</w:t>
-            </w:r>
-            <w:r>
-              <w:rPr>
-                <w:rFonts w:ascii="Latha" w:hAnsi="Latha" w:cs="Latha"/>
-                <w:b/>
-                <w:bCs/>
-                <w:position w:val="-12"/>
-                <w:sz w:val="28"/>
-                <w:szCs w:val="28"/>
-                <w:cs/>
-                <w:lang w:bidi="ta-IN"/>
-              </w:rPr>
-              <w:t>4</w:t>
-            </w:r>
-            <w:r>
-              <w:rPr>
-                <w:rFonts w:ascii="Latha" w:hAnsi="Latha" w:cs="Latha"/>
-                <w:sz w:val="28"/>
-                <w:szCs w:val="28"/>
-                <w:cs/>
-                <w:lang w:bidi="ta-IN"/>
-              </w:rPr>
-              <w:t>ராத்</w:t>
             </w:r>
             <w:r>
               <w:rPr>
@@ -1182,21 +1602,74 @@
               <w:rPr>
                 <w:rFonts w:ascii="BRH Tamil Tab Extra" w:hAnsi="BRH Tamil Tab Extra" w:cs="Latha"/>
                 <w:b/>
+                <w:sz w:val="32"/>
+                <w:szCs w:val="28"/>
+                <w:lang w:bidi="ta-IN"/>
+              </w:rPr>
+              <w:t>…</w:t>
+            </w:r>
+            <w:r>
+              <w:rPr>
+                <w:rFonts w:ascii="Latha" w:hAnsi="Latha" w:cs="Latha"/>
+                <w:sz w:val="28"/>
+                <w:szCs w:val="28"/>
+                <w:cs/>
+                <w:lang w:bidi="ta-IN"/>
+              </w:rPr>
+              <w:t>தி</w:t>
+            </w:r>
+            <w:r>
+              <w:rPr>
+                <w:rFonts w:ascii="BRH Tamil Tab Extra" w:hAnsi="BRH Tamil Tab Extra" w:cs="Latha"/>
+                <w:b/>
+                <w:sz w:val="32"/>
+                <w:szCs w:val="28"/>
+                <w:lang w:bidi="ta-IN"/>
+              </w:rPr>
+              <w:t>…</w:t>
+            </w:r>
+            <w:r>
+              <w:rPr>
+                <w:rFonts w:ascii="Latha" w:hAnsi="Latha" w:cs="Latha"/>
+                <w:b/>
+                <w:bCs/>
+                <w:position w:val="-12"/>
+                <w:sz w:val="28"/>
+                <w:szCs w:val="28"/>
+                <w:cs/>
+                <w:lang w:bidi="ta-IN"/>
+              </w:rPr>
+              <w:t>2</w:t>
+            </w:r>
+            <w:r>
+              <w:rPr>
+                <w:rFonts w:ascii="Latha" w:hAnsi="Latha" w:cs="Latha"/>
+                <w:sz w:val="28"/>
+                <w:szCs w:val="28"/>
+                <w:cs/>
+                <w:lang w:bidi="ta-IN"/>
+              </w:rPr>
+              <w:t>வ்ய</w:t>
+            </w:r>
+            <w:r>
+              <w:rPr>
+                <w:rFonts w:ascii="BRH Tamil Tab Extra" w:hAnsi="BRH Tamil Tab Extra" w:cs="Latha"/>
+                <w:b/>
                 <w:sz w:val="36"/>
                 <w:szCs w:val="28"/>
                 <w:lang w:bidi="ta-IN"/>
               </w:rPr>
-              <w:t>†</w:t>
-            </w:r>
-            <w:r>
-              <w:rPr>
-                <w:rFonts w:ascii="Latha" w:hAnsi="Latha" w:cs="Latha"/>
-                <w:sz w:val="28"/>
-                <w:szCs w:val="28"/>
-                <w:cs/>
-                <w:lang w:bidi="ta-IN"/>
-              </w:rPr>
-              <w:t xml:space="preserve">வ்யாய </w:t>
+              <w:t>‡</w:t>
+            </w:r>
+            <w:r>
+              <w:rPr>
+                <w:rFonts w:ascii="Latha" w:hAnsi="Latha" w:cs="Latha"/>
+                <w:sz w:val="28"/>
+                <w:szCs w:val="28"/>
+                <w:cs/>
+                <w:lang w:bidi="ta-IN"/>
+              </w:rPr>
+              <w:t xml:space="preserve">ம் </w:t>
             </w:r>
             <w:r>
               <w:rPr>
@@ -1212,22 +1685,10 @@
                 <w:rFonts w:ascii="Latha" w:hAnsi="Latha" w:cs="Latha"/>
                 <w:sz w:val="28"/>
                 <w:szCs w:val="28"/>
-                <w:highlight w:val="yellow"/>
-                <w:cs/>
-                <w:lang w:bidi="ta-IN"/>
-              </w:rPr>
-              <w:t>பா</w:t>
-            </w:r>
-            <w:r>
-              <w:rPr>
-                <w:rFonts w:ascii="BRH Tamil Tab Extra" w:hAnsi="BRH Tamil Tab Extra" w:cs="Latha"/>
-                <w:b/>
-                <w:sz w:val="36"/>
-                <w:szCs w:val="28"/>
-                <w:highlight w:val="yellow"/>
-                <w:lang w:bidi="ta-IN"/>
-              </w:rPr>
-              <w:t>†</w:t>
+                <w:cs/>
+                <w:lang w:bidi="ta-IN"/>
+              </w:rPr>
+              <w:t>த்</w:t>
             </w:r>
             <w:r>
               <w:rPr>
@@ -1237,22 +1698,60 @@
                 <w:position w:val="-12"/>
                 <w:sz w:val="28"/>
                 <w:szCs w:val="28"/>
-                <w:highlight w:val="yellow"/>
-                <w:cs/>
-                <w:lang w:bidi="ta-IN"/>
-              </w:rPr>
-              <w:t>4</w:t>
-            </w:r>
-            <w:r>
-              <w:rPr>
-                <w:rFonts w:ascii="Latha" w:hAnsi="Latha" w:cs="Latha"/>
-                <w:sz w:val="28"/>
-                <w:szCs w:val="28"/>
-                <w:highlight w:val="yellow"/>
-                <w:cs/>
-                <w:lang w:bidi="ta-IN"/>
-              </w:rPr>
-              <w:t>த்</w:t>
+                <w:cs/>
+                <w:lang w:bidi="ta-IN"/>
+              </w:rPr>
+              <w:t>3</w:t>
+            </w:r>
+            <w:r>
+              <w:rPr>
+                <w:rFonts w:ascii="Latha" w:hAnsi="Latha" w:cs="Latha"/>
+                <w:sz w:val="28"/>
+                <w:szCs w:val="28"/>
+                <w:cs/>
+                <w:lang w:bidi="ta-IN"/>
+              </w:rPr>
+              <w:t>யா</w:t>
+            </w:r>
+            <w:r>
+              <w:rPr>
+                <w:rFonts w:ascii="BRH Tamil Tab Extra" w:hAnsi="BRH Tamil Tab Extra" w:cs="Latha"/>
+                <w:b/>
+                <w:sz w:val="32"/>
+                <w:szCs w:val="28"/>
+                <w:lang w:bidi="ta-IN"/>
+              </w:rPr>
+              <w:t>…</w:t>
+            </w:r>
+            <w:r>
+              <w:rPr>
+                <w:rFonts w:ascii="Latha" w:hAnsi="Latha" w:cs="Latha"/>
+                <w:sz w:val="28"/>
+                <w:szCs w:val="28"/>
+                <w:cs/>
+                <w:lang w:bidi="ta-IN"/>
+              </w:rPr>
+              <w:t>வா</w:t>
+            </w:r>
+            <w:r>
+              <w:rPr>
+                <w:rFonts w:ascii="BRH Tamil Tab Extra" w:hAnsi="BRH Tamil Tab Extra" w:cs="Latha"/>
+                <w:b/>
+                <w:sz w:val="32"/>
+                <w:szCs w:val="28"/>
+                <w:lang w:bidi="ta-IN"/>
+              </w:rPr>
+              <w:t>…</w:t>
+            </w:r>
+            <w:r>
+              <w:rPr>
+                <w:rFonts w:ascii="Latha" w:hAnsi="Latha" w:cs="Latha"/>
+                <w:sz w:val="28"/>
+                <w:szCs w:val="28"/>
+                <w:cs/>
+                <w:lang w:bidi="ta-IN"/>
+              </w:rPr>
+              <w:t>ப்</w:t>
             </w:r>
             <w:r>
               <w:rPr>
@@ -1270,33 +1769,109 @@
             </w:r>
             <w:r>
               <w:rPr>
-                <w:rFonts w:ascii="Latha" w:hAnsi="Latha" w:cs="Latha"/>
-                <w:sz w:val="28"/>
-                <w:szCs w:val="28"/>
-                <w:cs/>
-                <w:lang w:bidi="ta-IN"/>
-              </w:rPr>
-              <w:t>வ்யாய ப்ரஹரி</w:t>
-            </w:r>
-            <w:r>
-              <w:rPr>
-                <w:rFonts w:ascii="BRH Tamil Tab Extra" w:hAnsi="BRH Tamil Tab Extra" w:cs="Latha"/>
-                <w:b/>
-                <w:sz w:val="32"/>
-                <w:szCs w:val="28"/>
-                <w:lang w:bidi="ta-IN"/>
-              </w:rPr>
-              <w:t>…</w:t>
-            </w:r>
-            <w:r>
-              <w:rPr>
-                <w:rFonts w:ascii="Latha" w:hAnsi="Latha" w:cs="Latha"/>
-                <w:sz w:val="28"/>
-                <w:szCs w:val="28"/>
-                <w:cs/>
-                <w:lang w:bidi="ta-IN"/>
-              </w:rPr>
-              <w:t xml:space="preserve">ஷ்யன்ன் </w:t>
+                <w:rFonts w:ascii="BRH Tamil Tab Extra" w:hAnsi="BRH Tamil Tab Extra" w:cs="Latha"/>
+                <w:b/>
+                <w:sz w:val="32"/>
+                <w:szCs w:val="28"/>
+                <w:lang w:bidi="ta-IN"/>
+              </w:rPr>
+              <w:t>…</w:t>
+            </w:r>
+            <w:r>
+              <w:rPr>
+                <w:rFonts w:ascii="Latha" w:hAnsi="Latha" w:cs="Latha"/>
+                <w:sz w:val="28"/>
+                <w:szCs w:val="28"/>
+                <w:cs/>
+                <w:lang w:bidi="ta-IN"/>
+              </w:rPr>
+              <w:t>தி</w:t>
+            </w:r>
+            <w:r>
+              <w:rPr>
+                <w:rFonts w:ascii="BRH Tamil Tab Extra" w:hAnsi="BRH Tamil Tab Extra" w:cs="Latha"/>
+                <w:b/>
+                <w:sz w:val="32"/>
+                <w:szCs w:val="28"/>
+                <w:lang w:bidi="ta-IN"/>
+              </w:rPr>
+              <w:t>…</w:t>
+            </w:r>
+            <w:r>
+              <w:rPr>
+                <w:rFonts w:ascii="Latha" w:hAnsi="Latha" w:cs="Latha"/>
+                <w:b/>
+                <w:bCs/>
+                <w:position w:val="-12"/>
+                <w:sz w:val="28"/>
+                <w:szCs w:val="28"/>
+                <w:cs/>
+                <w:lang w:bidi="ta-IN"/>
+              </w:rPr>
+              <w:t>2</w:t>
+            </w:r>
+            <w:r>
+              <w:rPr>
+                <w:rFonts w:ascii="Latha" w:hAnsi="Latha" w:cs="Latha"/>
+                <w:sz w:val="28"/>
+                <w:szCs w:val="28"/>
+                <w:cs/>
+                <w:lang w:bidi="ta-IN"/>
+              </w:rPr>
+              <w:t>வ்</w:t>
+            </w:r>
+            <w:r>
+              <w:rPr>
+                <w:rFonts w:ascii="Latha" w:hAnsi="Latha" w:cs="Latha"/>
+                <w:sz w:val="28"/>
+                <w:szCs w:val="28"/>
+                <w:highlight w:val="yellow"/>
+                <w:cs/>
+                <w:lang w:bidi="ta-IN"/>
+              </w:rPr>
+              <w:t>ய</w:t>
+            </w:r>
+            <w:r>
+              <w:rPr>
+                <w:rFonts w:ascii="BRH Tamil Tab Extra" w:hAnsi="BRH Tamil Tab Extra" w:cs="Latha"/>
+                <w:b/>
+                <w:sz w:val="36"/>
+                <w:szCs w:val="28"/>
+                <w:highlight w:val="yellow"/>
+                <w:lang w:bidi="ta-IN"/>
+              </w:rPr>
+              <w:t>†</w:t>
+            </w:r>
+            <w:r>
+              <w:rPr>
+                <w:rFonts w:ascii="Latha" w:hAnsi="Latha" w:cs="Latha"/>
+                <w:sz w:val="28"/>
+                <w:szCs w:val="28"/>
+                <w:highlight w:val="yellow"/>
+                <w:cs/>
+                <w:lang w:bidi="ta-IN"/>
+              </w:rPr>
+              <w:t>மேக</w:t>
+            </w:r>
+            <w:r>
+              <w:rPr>
+                <w:rFonts w:ascii="BRH Tamil Tab Extra" w:hAnsi="BRH Tamil Tab Extra" w:cs="Latha"/>
+                <w:b/>
+                <w:sz w:val="36"/>
+                <w:szCs w:val="28"/>
+                <w:lang w:bidi="ta-IN"/>
+              </w:rPr>
+              <w:t>†</w:t>
+            </w:r>
+            <w:r>
+              <w:rPr>
+                <w:rFonts w:ascii="Latha" w:hAnsi="Latha" w:cs="Latha"/>
+                <w:sz w:val="28"/>
+                <w:szCs w:val="28"/>
+                <w:cs/>
+                <w:lang w:bidi="ta-IN"/>
+              </w:rPr>
+              <w:t xml:space="preserve">பாலம் </w:t>
             </w:r>
             <w:r>
               <w:rPr>
@@ -1311,7 +1886,7 @@
         </w:tc>
         <w:tc>
           <w:tcPr>
-            <w:tcW w:w="5220" w:type="dxa"/>
+            <w:tcW w:w="5362" w:type="dxa"/>
           </w:tcPr>
           <w:p>
             <w:pPr>
@@ -1321,11 +1896,10 @@
               <w:adjustRightInd w:val="0"/>
               <w:spacing w:before="0" w:line="240" w:lineRule="auto"/>
               <w:rPr>
-                <w:rFonts w:ascii="Latha" w:hAnsi="Latha" w:cs="Latha"/>
-                <w:sz w:val="28"/>
-                <w:szCs w:val="28"/>
-                <w:cs/>
-                <w:lang w:bidi="ta-IN"/>
+                <w:rFonts w:ascii="BRH Malayalam Extra" w:hAnsi="BRH Malayalam Extra" w:cs="BRH Malayalam Extra"/>
+                <w:color w:val="000000"/>
+                <w:sz w:val="40"/>
+                <w:szCs w:val="40"/>
               </w:rPr>
             </w:pPr>
             <w:r>
@@ -1336,46 +1910,123 @@
                 <w:cs/>
                 <w:lang w:bidi="ta-IN"/>
               </w:rPr>
-              <w:t>ஶ்ய</w:t>
-            </w:r>
-            <w:r>
-              <w:rPr>
-                <w:rFonts w:ascii="BRH Tamil Tab Extra" w:hAnsi="BRH Tamil Tab Extra" w:cs="Latha"/>
-                <w:b/>
-                <w:sz w:val="32"/>
-                <w:szCs w:val="28"/>
-                <w:lang w:bidi="ta-IN"/>
-              </w:rPr>
-              <w:t>…</w:t>
-            </w:r>
-            <w:r>
-              <w:rPr>
-                <w:rFonts w:ascii="Latha" w:hAnsi="Latha" w:cs="Latha"/>
-                <w:sz w:val="28"/>
-                <w:szCs w:val="28"/>
-                <w:cs/>
-                <w:lang w:bidi="ta-IN"/>
-              </w:rPr>
-              <w:t>தி</w:t>
-            </w:r>
-            <w:r>
-              <w:rPr>
-                <w:rFonts w:ascii="BRH Tamil Tab Extra" w:hAnsi="BRH Tamil Tab Extra" w:cs="Latha"/>
-                <w:b/>
-                <w:sz w:val="32"/>
-                <w:szCs w:val="28"/>
-                <w:lang w:bidi="ta-IN"/>
-              </w:rPr>
-              <w:t>…</w:t>
-            </w:r>
-            <w:r>
-              <w:rPr>
-                <w:rFonts w:ascii="Latha" w:hAnsi="Latha" w:cs="Latha"/>
-                <w:sz w:val="28"/>
-                <w:szCs w:val="28"/>
-                <w:lang w:bidi="ta-IN"/>
-              </w:rPr>
-              <w:t xml:space="preserve"> </w:t>
+              <w:t>வ</w:t>
+            </w:r>
+            <w:r>
+              <w:rPr>
+                <w:rFonts w:ascii="BRH Tamil Tab Extra" w:hAnsi="BRH Tamil Tab Extra" w:cs="Latha"/>
+                <w:b/>
+                <w:sz w:val="32"/>
+                <w:szCs w:val="28"/>
+                <w:lang w:bidi="ta-IN"/>
+              </w:rPr>
+              <w:t>…</w:t>
+            </w:r>
+            <w:r>
+              <w:rPr>
+                <w:rFonts w:ascii="Latha" w:hAnsi="Latha" w:cs="Latha"/>
+                <w:sz w:val="28"/>
+                <w:szCs w:val="28"/>
+                <w:cs/>
+                <w:lang w:bidi="ta-IN"/>
+              </w:rPr>
+              <w:t>பே</w:t>
+            </w:r>
+            <w:r>
+              <w:rPr>
+                <w:rFonts w:ascii="BRH Tamil Tab Extra" w:hAnsi="BRH Tamil Tab Extra" w:cs="Latha"/>
+                <w:b/>
+                <w:sz w:val="32"/>
+                <w:szCs w:val="28"/>
+                <w:lang w:bidi="ta-IN"/>
+              </w:rPr>
+              <w:t>…</w:t>
+            </w:r>
+            <w:r>
+              <w:rPr>
+                <w:rFonts w:ascii="Latha" w:hAnsi="Latha" w:cs="Latha"/>
+                <w:sz w:val="28"/>
+                <w:szCs w:val="28"/>
+                <w:cs/>
+                <w:lang w:bidi="ta-IN"/>
+              </w:rPr>
+              <w:t>த்</w:t>
+            </w:r>
+            <w:r>
+              <w:rPr>
+                <w:rFonts w:ascii="Latha" w:hAnsi="Latha" w:cs="Latha"/>
+                <w:b/>
+                <w:bCs/>
+                <w:position w:val="-12"/>
+                <w:sz w:val="28"/>
+                <w:szCs w:val="28"/>
+                <w:cs/>
+                <w:lang w:bidi="ta-IN"/>
+              </w:rPr>
+              <w:t>3</w:t>
+            </w:r>
+            <w:r>
+              <w:rPr>
+                <w:rFonts w:ascii="Latha" w:hAnsi="Latha" w:cs="Latha"/>
+                <w:sz w:val="28"/>
+                <w:szCs w:val="28"/>
+                <w:cs/>
+                <w:lang w:bidi="ta-IN"/>
+              </w:rPr>
+              <w:t xml:space="preserve"> த்</w:t>
+            </w:r>
+            <w:r>
+              <w:rPr>
+                <w:rFonts w:ascii="Latha" w:hAnsi="Latha" w:cs="Latha"/>
+                <w:b/>
+                <w:bCs/>
+                <w:position w:val="-12"/>
+                <w:sz w:val="28"/>
+                <w:szCs w:val="28"/>
+                <w:cs/>
+                <w:lang w:bidi="ta-IN"/>
+              </w:rPr>
+              <w:t>3</w:t>
+            </w:r>
+            <w:r>
+              <w:rPr>
+                <w:rFonts w:ascii="Latha" w:hAnsi="Latha" w:cs="Latha"/>
+                <w:sz w:val="28"/>
+                <w:szCs w:val="28"/>
+                <w:cs/>
+                <w:lang w:bidi="ta-IN"/>
+              </w:rPr>
+              <w:t>யா</w:t>
+            </w:r>
+            <w:r>
+              <w:rPr>
+                <w:rFonts w:ascii="BRH Tamil Tab Extra" w:hAnsi="BRH Tamil Tab Extra" w:cs="Latha"/>
+                <w:b/>
+                <w:sz w:val="32"/>
+                <w:szCs w:val="28"/>
+                <w:lang w:bidi="ta-IN"/>
+              </w:rPr>
+              <w:t>…</w:t>
+            </w:r>
+            <w:r>
+              <w:rPr>
+                <w:rFonts w:ascii="Latha" w:hAnsi="Latha" w:cs="Latha"/>
+                <w:sz w:val="28"/>
+                <w:szCs w:val="28"/>
+                <w:cs/>
+                <w:lang w:bidi="ta-IN"/>
+              </w:rPr>
+              <w:t>வா</w:t>
+            </w:r>
+            <w:r>
+              <w:rPr>
+                <w:rFonts w:ascii="BRH Tamil Tab Extra" w:hAnsi="BRH Tamil Tab Extra" w:cs="Latha"/>
+                <w:b/>
+                <w:sz w:val="32"/>
+                <w:szCs w:val="28"/>
+                <w:lang w:bidi="ta-IN"/>
+              </w:rPr>
+              <w:t>…</w:t>
             </w:r>
             <w:r>
               <w:rPr>
@@ -1386,29 +2037,6 @@
                 <w:lang w:bidi="ta-IN"/>
               </w:rPr>
               <w:t>ப்</w:t>
-            </w:r>
-            <w:r>
-              <w:rPr>
-                <w:rFonts w:ascii="Latha" w:hAnsi="Latha" w:cs="Latha"/>
-                <w:b/>
-                <w:bCs/>
-                <w:position w:val="-12"/>
-                <w:sz w:val="28"/>
-                <w:szCs w:val="28"/>
-                <w:cs/>
-                <w:lang w:bidi="ta-IN"/>
-              </w:rPr>
-              <w:t>4</w:t>
-            </w:r>
-            <w:r>
-              <w:rPr>
-                <w:rFonts w:ascii="Latha" w:hAnsi="Latha" w:cs="Latha"/>
-                <w:sz w:val="28"/>
-                <w:szCs w:val="28"/>
-                <w:cs/>
-                <w:lang w:bidi="ta-IN"/>
-              </w:rPr>
-              <w:t>ராத்</w:t>
             </w:r>
             <w:r>
               <w:rPr>
@@ -1428,21 +2056,74 @@
               <w:rPr>
                 <w:rFonts w:ascii="BRH Tamil Tab Extra" w:hAnsi="BRH Tamil Tab Extra" w:cs="Latha"/>
                 <w:b/>
+                <w:sz w:val="32"/>
+                <w:szCs w:val="28"/>
+                <w:lang w:bidi="ta-IN"/>
+              </w:rPr>
+              <w:t>…</w:t>
+            </w:r>
+            <w:r>
+              <w:rPr>
+                <w:rFonts w:ascii="Latha" w:hAnsi="Latha" w:cs="Latha"/>
+                <w:sz w:val="28"/>
+                <w:szCs w:val="28"/>
+                <w:cs/>
+                <w:lang w:bidi="ta-IN"/>
+              </w:rPr>
+              <w:t>தி</w:t>
+            </w:r>
+            <w:r>
+              <w:rPr>
+                <w:rFonts w:ascii="BRH Tamil Tab Extra" w:hAnsi="BRH Tamil Tab Extra" w:cs="Latha"/>
+                <w:b/>
+                <w:sz w:val="32"/>
+                <w:szCs w:val="28"/>
+                <w:lang w:bidi="ta-IN"/>
+              </w:rPr>
+              <w:t>…</w:t>
+            </w:r>
+            <w:r>
+              <w:rPr>
+                <w:rFonts w:ascii="Latha" w:hAnsi="Latha" w:cs="Latha"/>
+                <w:b/>
+                <w:bCs/>
+                <w:position w:val="-12"/>
+                <w:sz w:val="28"/>
+                <w:szCs w:val="28"/>
+                <w:cs/>
+                <w:lang w:bidi="ta-IN"/>
+              </w:rPr>
+              <w:t>2</w:t>
+            </w:r>
+            <w:r>
+              <w:rPr>
+                <w:rFonts w:ascii="Latha" w:hAnsi="Latha" w:cs="Latha"/>
+                <w:sz w:val="28"/>
+                <w:szCs w:val="28"/>
+                <w:cs/>
+                <w:lang w:bidi="ta-IN"/>
+              </w:rPr>
+              <w:t>வ்ய</w:t>
+            </w:r>
+            <w:r>
+              <w:rPr>
+                <w:rFonts w:ascii="BRH Tamil Tab Extra" w:hAnsi="BRH Tamil Tab Extra" w:cs="Latha"/>
+                <w:b/>
                 <w:sz w:val="36"/>
                 <w:szCs w:val="28"/>
                 <w:lang w:bidi="ta-IN"/>
               </w:rPr>
-              <w:t>†</w:t>
-            </w:r>
-            <w:r>
-              <w:rPr>
-                <w:rFonts w:ascii="Latha" w:hAnsi="Latha" w:cs="Latha"/>
-                <w:sz w:val="28"/>
-                <w:szCs w:val="28"/>
-                <w:cs/>
-                <w:lang w:bidi="ta-IN"/>
-              </w:rPr>
-              <w:t xml:space="preserve">வ்யாய </w:t>
+              <w:t>‡</w:t>
+            </w:r>
+            <w:r>
+              <w:rPr>
+                <w:rFonts w:ascii="Latha" w:hAnsi="Latha" w:cs="Latha"/>
+                <w:sz w:val="28"/>
+                <w:szCs w:val="28"/>
+                <w:cs/>
+                <w:lang w:bidi="ta-IN"/>
+              </w:rPr>
+              <w:t xml:space="preserve">ம் </w:t>
             </w:r>
             <w:r>
               <w:rPr>
@@ -1458,36 +2139,73 @@
                 <w:rFonts w:ascii="Latha" w:hAnsi="Latha" w:cs="Latha"/>
                 <w:sz w:val="28"/>
                 <w:szCs w:val="28"/>
-                <w:highlight w:val="green"/>
+                <w:cs/>
+                <w:lang w:bidi="ta-IN"/>
+              </w:rPr>
+              <w:t>த்</w:t>
+            </w:r>
+            <w:r>
+              <w:rPr>
+                <w:rFonts w:ascii="Latha" w:hAnsi="Latha" w:cs="Latha"/>
+                <w:b/>
+                <w:bCs/>
+                <w:position w:val="-12"/>
+                <w:sz w:val="28"/>
+                <w:szCs w:val="28"/>
+                <w:cs/>
+                <w:lang w:bidi="ta-IN"/>
+              </w:rPr>
+              <w:t>3</w:t>
+            </w:r>
+            <w:r>
+              <w:rPr>
+                <w:rFonts w:ascii="Latha" w:hAnsi="Latha" w:cs="Latha"/>
+                <w:sz w:val="28"/>
+                <w:szCs w:val="28"/>
+                <w:cs/>
+                <w:lang w:bidi="ta-IN"/>
+              </w:rPr>
+              <w:t>யா</w:t>
+            </w:r>
+            <w:r>
+              <w:rPr>
+                <w:rFonts w:ascii="BRH Tamil Tab Extra" w:hAnsi="BRH Tamil Tab Extra" w:cs="Latha"/>
+                <w:b/>
+                <w:sz w:val="32"/>
+                <w:szCs w:val="28"/>
+                <w:lang w:bidi="ta-IN"/>
+              </w:rPr>
+              <w:t>…</w:t>
+            </w:r>
+            <w:r>
+              <w:rPr>
+                <w:rFonts w:ascii="Latha" w:hAnsi="Latha" w:cs="Latha"/>
+                <w:sz w:val="28"/>
+                <w:szCs w:val="28"/>
+                <w:cs/>
+                <w:lang w:bidi="ta-IN"/>
+              </w:rPr>
+              <w:t>வா</w:t>
+            </w:r>
+            <w:r>
+              <w:rPr>
+                <w:rFonts w:ascii="BRH Tamil Tab Extra" w:hAnsi="BRH Tamil Tab Extra" w:cs="Latha"/>
+                <w:b/>
+                <w:sz w:val="32"/>
+                <w:szCs w:val="28"/>
+                <w:lang w:bidi="ta-IN"/>
+              </w:rPr>
+              <w:t>…</w:t>
+            </w:r>
+            <w:r>
+              <w:rPr>
+                <w:rFonts w:ascii="Latha" w:hAnsi="Latha" w:cs="Latha"/>
+                <w:sz w:val="28"/>
+                <w:szCs w:val="28"/>
                 <w:cs/>
                 <w:lang w:bidi="ta-IN"/>
               </w:rPr>
               <w:t>ப்</w:t>
-            </w:r>
-            <w:r>
-              <w:rPr>
-                <w:rFonts w:ascii="Latha" w:hAnsi="Latha" w:cs="Latha"/>
-                <w:b/>
-                <w:bCs/>
-                <w:position w:val="-12"/>
-                <w:sz w:val="28"/>
-                <w:szCs w:val="28"/>
-                <w:highlight w:val="green"/>
-                <w:cs/>
-                <w:lang w:bidi="ta-IN"/>
-              </w:rPr>
-              <w:t>4</w:t>
-            </w:r>
-            <w:r>
-              <w:rPr>
-                <w:rFonts w:ascii="Latha" w:hAnsi="Latha" w:cs="Latha"/>
-                <w:sz w:val="28"/>
-                <w:szCs w:val="28"/>
-                <w:highlight w:val="green"/>
-                <w:cs/>
-                <w:lang w:bidi="ta-IN"/>
-              </w:rPr>
-              <w:t>ராத்</w:t>
             </w:r>
             <w:r>
               <w:rPr>
@@ -1498,11 +2216,84 @@
                 <w:iCs/>
                 <w:sz w:val="28"/>
                 <w:szCs w:val="28"/>
+                <w:cs/>
+                <w:lang w:bidi="ta-IN"/>
+              </w:rPr>
+              <w:t>ரு</w:t>
+            </w:r>
+            <w:r>
+              <w:rPr>
+                <w:rFonts w:ascii="BRH Tamil Tab Extra" w:hAnsi="BRH Tamil Tab Extra" w:cs="Latha"/>
+                <w:b/>
+                <w:sz w:val="32"/>
+                <w:szCs w:val="28"/>
+                <w:lang w:bidi="ta-IN"/>
+              </w:rPr>
+              <w:t>…</w:t>
+            </w:r>
+            <w:r>
+              <w:rPr>
+                <w:rFonts w:ascii="Latha" w:hAnsi="Latha" w:cs="Latha"/>
+                <w:sz w:val="28"/>
+                <w:szCs w:val="28"/>
+                <w:cs/>
+                <w:lang w:bidi="ta-IN"/>
+              </w:rPr>
+              <w:t>தி</w:t>
+            </w:r>
+            <w:r>
+              <w:rPr>
+                <w:rFonts w:ascii="BRH Tamil Tab Extra" w:hAnsi="BRH Tamil Tab Extra" w:cs="Latha"/>
+                <w:b/>
+                <w:sz w:val="32"/>
+                <w:szCs w:val="28"/>
+                <w:lang w:bidi="ta-IN"/>
+              </w:rPr>
+              <w:t>…</w:t>
+            </w:r>
+            <w:r>
+              <w:rPr>
+                <w:rFonts w:ascii="Latha" w:hAnsi="Latha" w:cs="Latha"/>
+                <w:b/>
+                <w:bCs/>
+                <w:position w:val="-12"/>
+                <w:sz w:val="28"/>
+                <w:szCs w:val="28"/>
+                <w:cs/>
+                <w:lang w:bidi="ta-IN"/>
+              </w:rPr>
+              <w:t>2</w:t>
+            </w:r>
+            <w:r>
+              <w:rPr>
+                <w:rFonts w:ascii="Latha" w:hAnsi="Latha" w:cs="Latha"/>
+                <w:sz w:val="28"/>
+                <w:szCs w:val="28"/>
+                <w:cs/>
+                <w:lang w:bidi="ta-IN"/>
+              </w:rPr>
+              <w:t>வ்ய</w:t>
+            </w:r>
+            <w:r>
+              <w:rPr>
+                <w:rFonts w:ascii="BRH Tamil Tab Extra" w:hAnsi="BRH Tamil Tab Extra" w:cs="Latha"/>
+                <w:b/>
+                <w:sz w:val="36"/>
+                <w:szCs w:val="28"/>
+                <w:lang w:bidi="ta-IN"/>
+              </w:rPr>
+              <w:t>†</w:t>
+            </w:r>
+            <w:r>
+              <w:rPr>
+                <w:rFonts w:ascii="Latha" w:hAnsi="Latha" w:cs="Latha"/>
+                <w:sz w:val="28"/>
+                <w:szCs w:val="28"/>
                 <w:highlight w:val="green"/>
                 <w:cs/>
                 <w:lang w:bidi="ta-IN"/>
               </w:rPr>
-              <w:t>ரு</w:t>
+              <w:t>மேக</w:t>
             </w:r>
             <w:r>
               <w:rPr>
@@ -1510,40 +2301,39 @@
                 <w:b/>
                 <w:sz w:val="36"/>
                 <w:szCs w:val="28"/>
+                <w:lang w:bidi="ta-IN"/>
+              </w:rPr>
+              <w:t>†</w:t>
+            </w:r>
+            <w:r>
+              <w:rPr>
+                <w:rFonts w:ascii="Latha" w:hAnsi="Latha" w:cs="Latha"/>
+                <w:sz w:val="28"/>
+                <w:szCs w:val="28"/>
                 <w:highlight w:val="green"/>
-                <w:lang w:bidi="ta-IN"/>
-              </w:rPr>
-              <w:t>†</w:t>
-            </w:r>
-            <w:r>
-              <w:rPr>
-                <w:rFonts w:ascii="Latha" w:hAnsi="Latha" w:cs="Latha"/>
-                <w:sz w:val="28"/>
-                <w:szCs w:val="28"/>
-                <w:cs/>
-                <w:lang w:bidi="ta-IN"/>
-              </w:rPr>
-              <w:t>வ்யாய ப்ரஹரி</w:t>
-            </w:r>
-            <w:r>
-              <w:rPr>
-                <w:rFonts w:ascii="BRH Tamil Tab Extra" w:hAnsi="BRH Tamil Tab Extra" w:cs="Latha"/>
-                <w:b/>
-                <w:sz w:val="32"/>
-                <w:szCs w:val="28"/>
-                <w:lang w:bidi="ta-IN"/>
-              </w:rPr>
-              <w:t>…</w:t>
-            </w:r>
-            <w:r>
-              <w:rPr>
-                <w:rFonts w:ascii="Latha" w:hAnsi="Latha" w:cs="Latha"/>
-                <w:sz w:val="28"/>
-                <w:szCs w:val="28"/>
-                <w:cs/>
-                <w:lang w:bidi="ta-IN"/>
-              </w:rPr>
-              <w:t xml:space="preserve">ஷ்யன்ன் </w:t>
+                <w:cs/>
+                <w:lang w:bidi="ta-IN"/>
+              </w:rPr>
+              <w:t>க</w:t>
+            </w:r>
+            <w:r>
+              <w:rPr>
+                <w:rFonts w:ascii="Latha" w:hAnsi="Latha" w:cs="Latha"/>
+                <w:sz w:val="28"/>
+                <w:szCs w:val="28"/>
+                <w:cs/>
+                <w:lang w:bidi="ta-IN"/>
+              </w:rPr>
+              <w:t xml:space="preserve">பாலம் </w:t>
+            </w:r>
+            <w:r>
+              <w:rPr>
+                <w:rFonts w:ascii="Latha" w:hAnsi="Latha" w:cs="Latha"/>
+                <w:sz w:val="28"/>
+                <w:szCs w:val="28"/>
+                <w:lang w:bidi="ta-IN"/>
+              </w:rPr>
+              <w:t>|</w:t>
             </w:r>
           </w:p>
         </w:tc>
@@ -1554,7 +2344,7 @@
         </w:trPr>
         <w:tc>
           <w:tcPr>
-            <w:tcW w:w="4048" w:type="dxa"/>
+            <w:tcW w:w="3906" w:type="dxa"/>
           </w:tcPr>
           <w:p>
             <w:pPr>
@@ -1593,27 +2383,7 @@
                 <w:sz w:val="28"/>
                 <w:szCs w:val="32"/>
               </w:rPr>
-              <w:t>6.4.</w:t>
-            </w:r>
-            <w:r>
-              <w:rPr>
-                <w:rFonts w:cs="Arial"/>
-                <w:b/>
-                <w:color w:val="000000"/>
-                <w:sz w:val="28"/>
-                <w:szCs w:val="32"/>
-              </w:rPr>
-              <w:t>2</w:t>
-            </w:r>
-            <w:r>
-              <w:rPr>
-                <w:rFonts w:cs="Arial"/>
-                <w:b/>
-                <w:color w:val="000000"/>
-                <w:sz w:val="28"/>
-                <w:szCs w:val="32"/>
-              </w:rPr>
-              <w:t xml:space="preserve"> </w:t>
+              <w:t xml:space="preserve">6.4.1 </w:t>
             </w:r>
             <w:r>
               <w:rPr>
@@ -1663,17 +2433,27 @@
                 <w:sz w:val="28"/>
                 <w:szCs w:val="32"/>
               </w:rPr>
-              <w:t xml:space="preserve"> 4</w:t>
-            </w:r>
-            <w:r>
-              <w:rPr>
-                <w:rFonts w:cs="Arial"/>
-                <w:b/>
-                <w:color w:val="000000"/>
-                <w:sz w:val="28"/>
-                <w:szCs w:val="32"/>
-              </w:rPr>
-              <w:t>2</w:t>
+              <w:t xml:space="preserve"> </w:t>
+            </w:r>
+            <w:r>
+              <w:rPr>
+                <w:rFonts w:cs="Arial"/>
+                <w:b/>
+                <w:color w:val="000000"/>
+                <w:sz w:val="28"/>
+                <w:szCs w:val="32"/>
+              </w:rPr>
+              <w:t>4</w:t>
+            </w:r>
+            <w:r>
+              <w:rPr>
+                <w:rFonts w:cs="Arial"/>
+                <w:b/>
+                <w:color w:val="000000"/>
+                <w:sz w:val="28"/>
+                <w:szCs w:val="32"/>
+              </w:rPr>
+              <w:t>1</w:t>
             </w:r>
           </w:p>
           <w:p>
@@ -1692,7 +2472,7 @@
                 <w:b/>
                 <w:color w:val="000000"/>
                 <w:sz w:val="28"/>
-                <w:szCs w:val="32"/>
+                <w:szCs w:val="28"/>
               </w:rPr>
             </w:pPr>
             <w:r>
@@ -1731,17 +2511,7 @@
                 <w:sz w:val="28"/>
                 <w:szCs w:val="28"/>
               </w:rPr>
-              <w:t>2</w:t>
-            </w:r>
-            <w:r>
-              <w:rPr>
-                <w:rFonts w:cs="Arial"/>
-                <w:b/>
-                <w:color w:val="000000"/>
-                <w:sz w:val="28"/>
-                <w:szCs w:val="28"/>
-              </w:rPr>
-              <w:t>1</w:t>
+              <w:t>20</w:t>
             </w:r>
           </w:p>
         </w:tc>
@@ -1772,17 +2542,56 @@
                 <w:cs/>
                 <w:lang w:bidi="ta-IN"/>
               </w:rPr>
-              <w:t>சி</w:t>
-            </w:r>
-            <w:r>
-              <w:rPr>
-                <w:rFonts w:ascii="BRH Tamil Tab Extra" w:hAnsi="BRH Tamil Tab Extra" w:cs="Latha"/>
-                <w:b/>
-                <w:sz w:val="32"/>
-                <w:szCs w:val="28"/>
-                <w:lang w:bidi="ta-IN"/>
-              </w:rPr>
-              <w:t>…</w:t>
+              <w:t>ஶ்ய</w:t>
+            </w:r>
+            <w:r>
+              <w:rPr>
+                <w:rFonts w:ascii="BRH Tamil Tab Extra" w:hAnsi="BRH Tamil Tab Extra" w:cs="Latha"/>
+                <w:b/>
+                <w:sz w:val="32"/>
+                <w:szCs w:val="28"/>
+                <w:lang w:bidi="ta-IN"/>
+              </w:rPr>
+              <w:t>…</w:t>
+            </w:r>
+            <w:r>
+              <w:rPr>
+                <w:rFonts w:ascii="Latha" w:hAnsi="Latha" w:cs="Latha"/>
+                <w:sz w:val="28"/>
+                <w:szCs w:val="28"/>
+                <w:cs/>
+                <w:lang w:bidi="ta-IN"/>
+              </w:rPr>
+              <w:t>தி</w:t>
+            </w:r>
+            <w:r>
+              <w:rPr>
+                <w:rFonts w:ascii="BRH Tamil Tab Extra" w:hAnsi="BRH Tamil Tab Extra" w:cs="Latha"/>
+                <w:b/>
+                <w:sz w:val="32"/>
+                <w:szCs w:val="28"/>
+                <w:lang w:bidi="ta-IN"/>
+              </w:rPr>
+              <w:t>…</w:t>
+            </w:r>
+            <w:r>
+              <w:rPr>
+                <w:rFonts w:ascii="Latha" w:hAnsi="Latha" w:cs="Latha"/>
+                <w:sz w:val="28"/>
+                <w:szCs w:val="28"/>
+                <w:lang w:bidi="ta-IN"/>
+              </w:rPr>
+              <w:t xml:space="preserve"> </w:t>
+            </w:r>
+            <w:r>
+              <w:rPr>
+                <w:rFonts w:ascii="Latha" w:hAnsi="Latha" w:cs="Latha"/>
+                <w:sz w:val="28"/>
+                <w:szCs w:val="28"/>
+                <w:cs/>
+                <w:lang w:bidi="ta-IN"/>
+              </w:rPr>
+              <w:t>ப்</w:t>
             </w:r>
             <w:r>
               <w:rPr>
@@ -1795,80 +2604,6 @@
                 <w:cs/>
                 <w:lang w:bidi="ta-IN"/>
               </w:rPr>
-              <w:t>2</w:t>
-            </w:r>
-            <w:r>
-              <w:rPr>
-                <w:rFonts w:ascii="Latha" w:hAnsi="Latha" w:cs="Latha"/>
-                <w:sz w:val="28"/>
-                <w:szCs w:val="28"/>
-                <w:cs/>
-                <w:lang w:bidi="ta-IN"/>
-              </w:rPr>
-              <w:t>ன</w:t>
-            </w:r>
-            <w:r>
-              <w:rPr>
-                <w:rFonts w:ascii="BRH Tamil Tab Extra" w:hAnsi="BRH Tamil Tab Extra" w:cs="Latha"/>
-                <w:b/>
-                <w:sz w:val="32"/>
-                <w:szCs w:val="28"/>
-                <w:lang w:bidi="ta-IN"/>
-              </w:rPr>
-              <w:t>…</w:t>
-            </w:r>
-            <w:r>
-              <w:rPr>
-                <w:rFonts w:ascii="Latha" w:hAnsi="Latha" w:cs="Latha"/>
-                <w:sz w:val="28"/>
-                <w:szCs w:val="28"/>
-                <w:cs/>
-                <w:lang w:bidi="ta-IN"/>
-              </w:rPr>
-              <w:t>த்தி</w:t>
-            </w:r>
-            <w:r>
-              <w:rPr>
-                <w:rFonts w:ascii="BRH Tamil Tab Extra" w:hAnsi="BRH Tamil Tab Extra" w:cs="Latha"/>
-                <w:b/>
-                <w:sz w:val="32"/>
-                <w:szCs w:val="28"/>
-                <w:lang w:bidi="ta-IN"/>
-              </w:rPr>
-              <w:t>…</w:t>
-            </w:r>
-            <w:r>
-              <w:rPr>
-                <w:rFonts w:ascii="Latha" w:hAnsi="Latha" w:cs="Latha"/>
-                <w:sz w:val="28"/>
-                <w:szCs w:val="28"/>
-                <w:lang w:bidi="ta-IN"/>
-              </w:rPr>
-              <w:t xml:space="preserve"> </w:t>
-            </w:r>
-            <w:r>
-              <w:rPr>
-                <w:rFonts w:ascii="Latha" w:hAnsi="Latha" w:cs="Latha"/>
-                <w:sz w:val="28"/>
-                <w:szCs w:val="28"/>
-                <w:highlight w:val="yellow"/>
-                <w:cs/>
-                <w:lang w:bidi="ta-IN"/>
-              </w:rPr>
-              <w:t>பா</w:t>
-            </w:r>
-            <w:r>
-              <w:rPr>
-                <w:rFonts w:ascii="Latha" w:hAnsi="Latha" w:cs="Latha"/>
-                <w:b/>
-                <w:bCs/>
-                <w:position w:val="-12"/>
-                <w:sz w:val="28"/>
-                <w:szCs w:val="28"/>
-                <w:highlight w:val="yellow"/>
-                <w:cs/>
-                <w:lang w:bidi="ta-IN"/>
-              </w:rPr>
               <w:t>4</w:t>
             </w:r>
             <w:r>
@@ -1876,11 +2611,10 @@
                 <w:rFonts w:ascii="Latha" w:hAnsi="Latha" w:cs="Latha"/>
                 <w:sz w:val="28"/>
                 <w:szCs w:val="28"/>
-                <w:highlight w:val="yellow"/>
-                <w:cs/>
-                <w:lang w:bidi="ta-IN"/>
-              </w:rPr>
-              <w:t>த்</w:t>
+                <w:cs/>
+                <w:lang w:bidi="ta-IN"/>
+              </w:rPr>
+              <w:t>ராத்</w:t>
             </w:r>
             <w:r>
               <w:rPr>
@@ -1891,11 +2625,50 @@
                 <w:iCs/>
                 <w:sz w:val="28"/>
                 <w:szCs w:val="28"/>
+                <w:cs/>
+                <w:lang w:bidi="ta-IN"/>
+              </w:rPr>
+              <w:t>ரு</w:t>
+            </w:r>
+            <w:r>
+              <w:rPr>
+                <w:rFonts w:ascii="BRH Tamil Tab Extra" w:hAnsi="BRH Tamil Tab Extra" w:cs="Latha"/>
+                <w:b/>
+                <w:sz w:val="36"/>
+                <w:szCs w:val="28"/>
+                <w:lang w:bidi="ta-IN"/>
+              </w:rPr>
+              <w:t>†</w:t>
+            </w:r>
+            <w:r>
+              <w:rPr>
+                <w:rFonts w:ascii="Latha" w:hAnsi="Latha" w:cs="Latha"/>
+                <w:sz w:val="28"/>
+                <w:szCs w:val="28"/>
+                <w:cs/>
+                <w:lang w:bidi="ta-IN"/>
+              </w:rPr>
+              <w:t xml:space="preserve">வ்யாய </w:t>
+            </w:r>
+            <w:r>
+              <w:rPr>
+                <w:rFonts w:ascii="Latha" w:hAnsi="Latha" w:cs="Latha"/>
+                <w:sz w:val="28"/>
+                <w:szCs w:val="28"/>
+                <w:lang w:bidi="ta-IN"/>
+              </w:rPr>
+              <w:t xml:space="preserve">| </w:t>
+            </w:r>
+            <w:r>
+              <w:rPr>
+                <w:rFonts w:ascii="Latha" w:hAnsi="Latha" w:cs="Latha"/>
+                <w:sz w:val="28"/>
+                <w:szCs w:val="28"/>
                 <w:highlight w:val="yellow"/>
                 <w:cs/>
                 <w:lang w:bidi="ta-IN"/>
               </w:rPr>
-              <w:t>ரு</w:t>
+              <w:t>பா</w:t>
             </w:r>
             <w:r>
               <w:rPr>
@@ -1911,40 +2684,12 @@
             <w:r>
               <w:rPr>
                 <w:rFonts w:ascii="Latha" w:hAnsi="Latha" w:cs="Latha"/>
-                <w:sz w:val="28"/>
-                <w:szCs w:val="28"/>
-                <w:cs/>
-                <w:lang w:bidi="ta-IN"/>
-              </w:rPr>
-              <w:t xml:space="preserve">வ்யஸ்ய </w:t>
-            </w:r>
-            <w:r>
-              <w:rPr>
-                <w:rFonts w:ascii="Latha" w:hAnsi="Latha" w:cs="Latha"/>
-                <w:sz w:val="28"/>
-                <w:szCs w:val="28"/>
-                <w:lang w:bidi="ta-IN"/>
-              </w:rPr>
-              <w:t xml:space="preserve">| </w:t>
-            </w:r>
-            <w:r>
-              <w:rPr>
-                <w:rFonts w:ascii="Latha" w:hAnsi="Latha" w:cs="Latha"/>
-                <w:sz w:val="28"/>
-                <w:szCs w:val="28"/>
-                <w:cs/>
-                <w:lang w:bidi="ta-IN"/>
-              </w:rPr>
-              <w:t>ப்</w:t>
-            </w:r>
-            <w:r>
-              <w:rPr>
-                <w:rFonts w:ascii="Latha" w:hAnsi="Latha" w:cs="Latha"/>
                 <w:b/>
                 <w:bCs/>
                 <w:position w:val="-12"/>
                 <w:sz w:val="28"/>
                 <w:szCs w:val="28"/>
+                <w:highlight w:val="yellow"/>
                 <w:cs/>
                 <w:lang w:bidi="ta-IN"/>
               </w:rPr>
@@ -1955,10 +2700,11 @@
                 <w:rFonts w:ascii="Latha" w:hAnsi="Latha" w:cs="Latha"/>
                 <w:sz w:val="28"/>
                 <w:szCs w:val="28"/>
-                <w:cs/>
-                <w:lang w:bidi="ta-IN"/>
-              </w:rPr>
-              <w:t>ராத்</w:t>
+                <w:highlight w:val="yellow"/>
+                <w:cs/>
+                <w:lang w:bidi="ta-IN"/>
+              </w:rPr>
+              <w:t>த்</w:t>
             </w:r>
             <w:r>
               <w:rPr>
@@ -1976,43 +2722,33 @@
             </w:r>
             <w:r>
               <w:rPr>
-                <w:rFonts w:ascii="BRH Tamil Tab Extra" w:hAnsi="BRH Tamil Tab Extra" w:cs="Latha"/>
-                <w:b/>
-                <w:sz w:val="36"/>
-                <w:szCs w:val="28"/>
-                <w:lang w:bidi="ta-IN"/>
-              </w:rPr>
-              <w:t>†</w:t>
-            </w:r>
-            <w:r>
-              <w:rPr>
-                <w:rFonts w:ascii="Latha" w:hAnsi="Latha" w:cs="Latha"/>
-                <w:sz w:val="28"/>
-                <w:szCs w:val="28"/>
-                <w:cs/>
-                <w:lang w:bidi="ta-IN"/>
-              </w:rPr>
-              <w:t>வ்யஸ்யை</w:t>
-            </w:r>
-            <w:r>
-              <w:rPr>
-                <w:rFonts w:ascii="BRH Tamil Tab Extra" w:hAnsi="BRH Tamil Tab Extra" w:cs="Latha"/>
-                <w:b/>
-                <w:sz w:val="32"/>
-                <w:szCs w:val="28"/>
-                <w:lang w:bidi="ta-IN"/>
-              </w:rPr>
-              <w:t>…</w:t>
-            </w:r>
-            <w:r>
-              <w:rPr>
-                <w:rFonts w:ascii="Latha" w:hAnsi="Latha" w:cs="Latha"/>
-                <w:sz w:val="28"/>
-                <w:szCs w:val="28"/>
-                <w:cs/>
-                <w:lang w:bidi="ta-IN"/>
-              </w:rPr>
-              <w:t xml:space="preserve">வ </w:t>
+                <w:rFonts w:ascii="Latha" w:hAnsi="Latha" w:cs="Latha"/>
+                <w:sz w:val="28"/>
+                <w:szCs w:val="28"/>
+                <w:cs/>
+                <w:lang w:bidi="ta-IN"/>
+              </w:rPr>
+              <w:t>வ்யாய ப்ரஹரி</w:t>
+            </w:r>
+            <w:r>
+              <w:rPr>
+                <w:rFonts w:ascii="BRH Tamil Tab Extra" w:hAnsi="BRH Tamil Tab Extra" w:cs="Latha"/>
+                <w:b/>
+                <w:sz w:val="32"/>
+                <w:szCs w:val="28"/>
+                <w:lang w:bidi="ta-IN"/>
+              </w:rPr>
+              <w:t>…</w:t>
+            </w:r>
+            <w:r>
+              <w:rPr>
+                <w:rFonts w:ascii="Latha" w:hAnsi="Latha" w:cs="Latha"/>
+                <w:sz w:val="28"/>
+                <w:szCs w:val="28"/>
+                <w:cs/>
+                <w:lang w:bidi="ta-IN"/>
+              </w:rPr>
+              <w:t xml:space="preserve">ஷ்யன்ன் </w:t>
             </w:r>
             <w:r>
               <w:rPr>
@@ -2027,7 +2763,7 @@
         </w:tc>
         <w:tc>
           <w:tcPr>
-            <w:tcW w:w="5220" w:type="dxa"/>
+            <w:tcW w:w="5362" w:type="dxa"/>
           </w:tcPr>
           <w:p>
             <w:pPr>
@@ -2052,17 +2788,56 @@
                 <w:cs/>
                 <w:lang w:bidi="ta-IN"/>
               </w:rPr>
-              <w:t>சி</w:t>
-            </w:r>
-            <w:r>
-              <w:rPr>
-                <w:rFonts w:ascii="BRH Tamil Tab Extra" w:hAnsi="BRH Tamil Tab Extra" w:cs="Latha"/>
-                <w:b/>
-                <w:sz w:val="32"/>
-                <w:szCs w:val="28"/>
-                <w:lang w:bidi="ta-IN"/>
-              </w:rPr>
-              <w:t>…</w:t>
+              <w:t>ஶ்ய</w:t>
+            </w:r>
+            <w:r>
+              <w:rPr>
+                <w:rFonts w:ascii="BRH Tamil Tab Extra" w:hAnsi="BRH Tamil Tab Extra" w:cs="Latha"/>
+                <w:b/>
+                <w:sz w:val="32"/>
+                <w:szCs w:val="28"/>
+                <w:lang w:bidi="ta-IN"/>
+              </w:rPr>
+              <w:t>…</w:t>
+            </w:r>
+            <w:r>
+              <w:rPr>
+                <w:rFonts w:ascii="Latha" w:hAnsi="Latha" w:cs="Latha"/>
+                <w:sz w:val="28"/>
+                <w:szCs w:val="28"/>
+                <w:cs/>
+                <w:lang w:bidi="ta-IN"/>
+              </w:rPr>
+              <w:t>தி</w:t>
+            </w:r>
+            <w:r>
+              <w:rPr>
+                <w:rFonts w:ascii="BRH Tamil Tab Extra" w:hAnsi="BRH Tamil Tab Extra" w:cs="Latha"/>
+                <w:b/>
+                <w:sz w:val="32"/>
+                <w:szCs w:val="28"/>
+                <w:lang w:bidi="ta-IN"/>
+              </w:rPr>
+              <w:t>…</w:t>
+            </w:r>
+            <w:r>
+              <w:rPr>
+                <w:rFonts w:ascii="Latha" w:hAnsi="Latha" w:cs="Latha"/>
+                <w:sz w:val="28"/>
+                <w:szCs w:val="28"/>
+                <w:lang w:bidi="ta-IN"/>
+              </w:rPr>
+              <w:t xml:space="preserve"> </w:t>
+            </w:r>
+            <w:r>
+              <w:rPr>
+                <w:rFonts w:ascii="Latha" w:hAnsi="Latha" w:cs="Latha"/>
+                <w:sz w:val="28"/>
+                <w:szCs w:val="28"/>
+                <w:cs/>
+                <w:lang w:bidi="ta-IN"/>
+              </w:rPr>
+              <w:t>ப்</w:t>
             </w:r>
             <w:r>
               <w:rPr>
@@ -2075,80 +2850,6 @@
                 <w:cs/>
                 <w:lang w:bidi="ta-IN"/>
               </w:rPr>
-              <w:t>2</w:t>
-            </w:r>
-            <w:r>
-              <w:rPr>
-                <w:rFonts w:ascii="Latha" w:hAnsi="Latha" w:cs="Latha"/>
-                <w:sz w:val="28"/>
-                <w:szCs w:val="28"/>
-                <w:cs/>
-                <w:lang w:bidi="ta-IN"/>
-              </w:rPr>
-              <w:t>ன</w:t>
-            </w:r>
-            <w:r>
-              <w:rPr>
-                <w:rFonts w:ascii="BRH Tamil Tab Extra" w:hAnsi="BRH Tamil Tab Extra" w:cs="Latha"/>
-                <w:b/>
-                <w:sz w:val="32"/>
-                <w:szCs w:val="28"/>
-                <w:lang w:bidi="ta-IN"/>
-              </w:rPr>
-              <w:t>…</w:t>
-            </w:r>
-            <w:r>
-              <w:rPr>
-                <w:rFonts w:ascii="Latha" w:hAnsi="Latha" w:cs="Latha"/>
-                <w:sz w:val="28"/>
-                <w:szCs w:val="28"/>
-                <w:cs/>
-                <w:lang w:bidi="ta-IN"/>
-              </w:rPr>
-              <w:t>த்தி</w:t>
-            </w:r>
-            <w:r>
-              <w:rPr>
-                <w:rFonts w:ascii="BRH Tamil Tab Extra" w:hAnsi="BRH Tamil Tab Extra" w:cs="Latha"/>
-                <w:b/>
-                <w:sz w:val="32"/>
-                <w:szCs w:val="28"/>
-                <w:lang w:bidi="ta-IN"/>
-              </w:rPr>
-              <w:t>…</w:t>
-            </w:r>
-            <w:r>
-              <w:rPr>
-                <w:rFonts w:ascii="Latha" w:hAnsi="Latha" w:cs="Latha"/>
-                <w:sz w:val="28"/>
-                <w:szCs w:val="28"/>
-                <w:lang w:bidi="ta-IN"/>
-              </w:rPr>
-              <w:t xml:space="preserve"> </w:t>
-            </w:r>
-            <w:r>
-              <w:rPr>
-                <w:rFonts w:ascii="Latha" w:hAnsi="Latha" w:cs="Latha"/>
-                <w:sz w:val="28"/>
-                <w:szCs w:val="28"/>
-                <w:highlight w:val="green"/>
-                <w:cs/>
-                <w:lang w:bidi="ta-IN"/>
-              </w:rPr>
-              <w:t>ப்</w:t>
-            </w:r>
-            <w:r>
-              <w:rPr>
-                <w:rFonts w:ascii="Latha" w:hAnsi="Latha" w:cs="Latha"/>
-                <w:b/>
-                <w:bCs/>
-                <w:position w:val="-12"/>
-                <w:sz w:val="28"/>
-                <w:szCs w:val="28"/>
-                <w:highlight w:val="green"/>
-                <w:cs/>
-                <w:lang w:bidi="ta-IN"/>
-              </w:rPr>
               <w:t>4</w:t>
             </w:r>
             <w:r>
@@ -2156,7 +2857,6 @@
                 <w:rFonts w:ascii="Latha" w:hAnsi="Latha" w:cs="Latha"/>
                 <w:sz w:val="28"/>
                 <w:szCs w:val="28"/>
-                <w:highlight w:val="green"/>
                 <w:cs/>
                 <w:lang w:bidi="ta-IN"/>
               </w:rPr>
@@ -2171,60 +2871,60 @@
                 <w:iCs/>
                 <w:sz w:val="28"/>
                 <w:szCs w:val="28"/>
+                <w:cs/>
+                <w:lang w:bidi="ta-IN"/>
+              </w:rPr>
+              <w:t>ரு</w:t>
+            </w:r>
+            <w:r>
+              <w:rPr>
+                <w:rFonts w:ascii="BRH Tamil Tab Extra" w:hAnsi="BRH Tamil Tab Extra" w:cs="Latha"/>
+                <w:b/>
+                <w:sz w:val="36"/>
+                <w:szCs w:val="28"/>
+                <w:lang w:bidi="ta-IN"/>
+              </w:rPr>
+              <w:t>†</w:t>
+            </w:r>
+            <w:r>
+              <w:rPr>
+                <w:rFonts w:ascii="Latha" w:hAnsi="Latha" w:cs="Latha"/>
+                <w:sz w:val="28"/>
+                <w:szCs w:val="28"/>
+                <w:cs/>
+                <w:lang w:bidi="ta-IN"/>
+              </w:rPr>
+              <w:t xml:space="preserve">வ்யாய </w:t>
+            </w:r>
+            <w:r>
+              <w:rPr>
+                <w:rFonts w:ascii="Latha" w:hAnsi="Latha" w:cs="Latha"/>
+                <w:sz w:val="28"/>
+                <w:szCs w:val="28"/>
+                <w:lang w:bidi="ta-IN"/>
+              </w:rPr>
+              <w:t xml:space="preserve">| </w:t>
+            </w:r>
+            <w:r>
+              <w:rPr>
+                <w:rFonts w:ascii="Latha" w:hAnsi="Latha" w:cs="Latha"/>
+                <w:sz w:val="28"/>
+                <w:szCs w:val="28"/>
                 <w:highlight w:val="green"/>
                 <w:cs/>
                 <w:lang w:bidi="ta-IN"/>
               </w:rPr>
-              <w:t>ரு</w:t>
-            </w:r>
-            <w:r>
-              <w:rPr>
-                <w:rFonts w:ascii="BRH Tamil Tab Extra" w:hAnsi="BRH Tamil Tab Extra" w:cs="Latha"/>
-                <w:b/>
-                <w:sz w:val="36"/>
+              <w:t>ப்</w:t>
+            </w:r>
+            <w:r>
+              <w:rPr>
+                <w:rFonts w:ascii="Latha" w:hAnsi="Latha" w:cs="Latha"/>
+                <w:b/>
+                <w:bCs/>
+                <w:position w:val="-12"/>
+                <w:sz w:val="28"/>
                 <w:szCs w:val="28"/>
                 <w:highlight w:val="green"/>
-                <w:lang w:bidi="ta-IN"/>
-              </w:rPr>
-              <w:t>†</w:t>
-            </w:r>
-            <w:r>
-              <w:rPr>
-                <w:rFonts w:ascii="Latha" w:hAnsi="Latha" w:cs="Latha"/>
-                <w:sz w:val="28"/>
-                <w:szCs w:val="28"/>
-                <w:cs/>
-                <w:lang w:bidi="ta-IN"/>
-              </w:rPr>
-              <w:t xml:space="preserve">வ்யஸ்ய </w:t>
-            </w:r>
-            <w:r>
-              <w:rPr>
-                <w:rFonts w:ascii="Latha" w:hAnsi="Latha" w:cs="Latha"/>
-                <w:sz w:val="28"/>
-                <w:szCs w:val="28"/>
-                <w:lang w:bidi="ta-IN"/>
-              </w:rPr>
-              <w:t xml:space="preserve">| </w:t>
-            </w:r>
-            <w:r>
-              <w:rPr>
-                <w:rFonts w:ascii="Latha" w:hAnsi="Latha" w:cs="Latha"/>
-                <w:sz w:val="28"/>
-                <w:szCs w:val="28"/>
-                <w:cs/>
-                <w:lang w:bidi="ta-IN"/>
-              </w:rPr>
-              <w:t>ப்</w:t>
-            </w:r>
-            <w:r>
-              <w:rPr>
-                <w:rFonts w:ascii="Latha" w:hAnsi="Latha" w:cs="Latha"/>
-                <w:b/>
-                <w:bCs/>
-                <w:position w:val="-12"/>
-                <w:sz w:val="28"/>
-                <w:szCs w:val="28"/>
                 <w:cs/>
                 <w:lang w:bidi="ta-IN"/>
               </w:rPr>
@@ -2235,6 +2935,7 @@
                 <w:rFonts w:ascii="Latha" w:hAnsi="Latha" w:cs="Latha"/>
                 <w:sz w:val="28"/>
                 <w:szCs w:val="28"/>
+                <w:highlight w:val="green"/>
                 <w:cs/>
                 <w:lang w:bidi="ta-IN"/>
               </w:rPr>
@@ -2249,6 +2950,7 @@
                 <w:iCs/>
                 <w:sz w:val="28"/>
                 <w:szCs w:val="28"/>
+                <w:highlight w:val="green"/>
                 <w:cs/>
                 <w:lang w:bidi="ta-IN"/>
               </w:rPr>
@@ -2260,6 +2962,7 @@
                 <w:b/>
                 <w:sz w:val="36"/>
                 <w:szCs w:val="28"/>
+                <w:highlight w:val="green"/>
                 <w:lang w:bidi="ta-IN"/>
               </w:rPr>
               <w:t>†</w:t>
@@ -2272,36 +2975,27 @@
                 <w:cs/>
                 <w:lang w:bidi="ta-IN"/>
               </w:rPr>
-              <w:t>வ்யஸ்யை</w:t>
-            </w:r>
-            <w:r>
-              <w:rPr>
-                <w:rFonts w:ascii="BRH Tamil Tab Extra" w:hAnsi="BRH Tamil Tab Extra" w:cs="Latha"/>
-                <w:b/>
-                <w:sz w:val="32"/>
-                <w:szCs w:val="28"/>
-                <w:lang w:bidi="ta-IN"/>
-              </w:rPr>
-              <w:t>…</w:t>
-            </w:r>
-            <w:r>
-              <w:rPr>
-                <w:rFonts w:ascii="Latha" w:hAnsi="Latha" w:cs="Latha"/>
-                <w:sz w:val="28"/>
-                <w:szCs w:val="28"/>
-                <w:cs/>
-                <w:lang w:bidi="ta-IN"/>
-              </w:rPr>
-              <w:t xml:space="preserve">வ </w:t>
-            </w:r>
-            <w:r>
-              <w:rPr>
-                <w:rFonts w:ascii="Latha" w:hAnsi="Latha" w:cs="Latha"/>
-                <w:sz w:val="28"/>
-                <w:szCs w:val="28"/>
-                <w:lang w:bidi="ta-IN"/>
-              </w:rPr>
-              <w:t>|</w:t>
+              <w:t>வ்யாய ப்ரஹரி</w:t>
+            </w:r>
+            <w:r>
+              <w:rPr>
+                <w:rFonts w:ascii="BRH Tamil Tab Extra" w:hAnsi="BRH Tamil Tab Extra" w:cs="Latha"/>
+                <w:b/>
+                <w:sz w:val="32"/>
+                <w:szCs w:val="28"/>
+                <w:lang w:bidi="ta-IN"/>
+              </w:rPr>
+              <w:t>…</w:t>
+            </w:r>
+            <w:r>
+              <w:rPr>
+                <w:rFonts w:ascii="Latha" w:hAnsi="Latha" w:cs="Latha"/>
+                <w:sz w:val="28"/>
+                <w:szCs w:val="28"/>
+                <w:cs/>
+                <w:lang w:bidi="ta-IN"/>
+              </w:rPr>
+              <w:t xml:space="preserve">ஷ்யன்ன் </w:t>
             </w:r>
           </w:p>
         </w:tc>
@@ -2312,7 +3006,7 @@
         </w:trPr>
         <w:tc>
           <w:tcPr>
-            <w:tcW w:w="4048" w:type="dxa"/>
+            <w:tcW w:w="3906" w:type="dxa"/>
           </w:tcPr>
           <w:p>
             <w:pPr>
@@ -2351,27 +3045,7 @@
                 <w:sz w:val="28"/>
                 <w:szCs w:val="32"/>
               </w:rPr>
-              <w:t>6.</w:t>
-            </w:r>
-            <w:r>
-              <w:rPr>
-                <w:rFonts w:cs="Arial"/>
-                <w:b/>
-                <w:color w:val="000000"/>
-                <w:sz w:val="28"/>
-                <w:szCs w:val="32"/>
-              </w:rPr>
-              <w:t>9.1</w:t>
-            </w:r>
-            <w:r>
-              <w:rPr>
-                <w:rFonts w:cs="Arial"/>
-                <w:b/>
-                <w:color w:val="000000"/>
-                <w:sz w:val="28"/>
-                <w:szCs w:val="32"/>
-              </w:rPr>
-              <w:t xml:space="preserve"> </w:t>
+              <w:t xml:space="preserve">6.4.2 </w:t>
             </w:r>
             <w:r>
               <w:rPr>
@@ -2421,17 +3095,7 @@
                 <w:sz w:val="28"/>
                 <w:szCs w:val="32"/>
               </w:rPr>
-              <w:t xml:space="preserve"> </w:t>
-            </w:r>
-            <w:r>
-              <w:rPr>
-                <w:rFonts w:cs="Arial"/>
-                <w:b/>
-                <w:color w:val="000000"/>
-                <w:sz w:val="28"/>
-                <w:szCs w:val="32"/>
-              </w:rPr>
-              <w:t>37</w:t>
+              <w:t xml:space="preserve"> 42</w:t>
             </w:r>
           </w:p>
           <w:p>
@@ -2489,7 +3153,7 @@
                 <w:sz w:val="28"/>
                 <w:szCs w:val="28"/>
               </w:rPr>
-              <w:t>49</w:t>
+              <w:t>21</w:t>
             </w:r>
           </w:p>
         </w:tc>
@@ -2508,6 +3172,7 @@
                 <w:rFonts w:ascii="Latha" w:hAnsi="Latha" w:cs="Latha"/>
                 <w:sz w:val="28"/>
                 <w:szCs w:val="28"/>
+                <w:cs/>
                 <w:lang w:bidi="ta-IN"/>
               </w:rPr>
             </w:pPr>
@@ -2519,27 +3184,60 @@
                 <w:cs/>
                 <w:lang w:bidi="ta-IN"/>
               </w:rPr>
-              <w:t>மா</w:t>
-            </w:r>
-            <w:r>
-              <w:rPr>
-                <w:rFonts w:ascii="BRH Tamil Tab Extra" w:hAnsi="BRH Tamil Tab Extra" w:cs="Latha"/>
-                <w:b/>
-                <w:sz w:val="32"/>
-                <w:szCs w:val="28"/>
-                <w:lang w:bidi="ta-IN"/>
-              </w:rPr>
-              <w:t>…</w:t>
-            </w:r>
-            <w:r>
-              <w:rPr>
-                <w:rFonts w:ascii="Latha" w:hAnsi="Latha" w:cs="Latha"/>
-                <w:sz w:val="28"/>
-                <w:szCs w:val="28"/>
-                <w:cs/>
-                <w:lang w:bidi="ta-IN"/>
-              </w:rPr>
-              <w:t>ர்ஷ்டி</w:t>
+              <w:t>சி</w:t>
+            </w:r>
+            <w:r>
+              <w:rPr>
+                <w:rFonts w:ascii="BRH Tamil Tab Extra" w:hAnsi="BRH Tamil Tab Extra" w:cs="Latha"/>
+                <w:b/>
+                <w:sz w:val="32"/>
+                <w:szCs w:val="28"/>
+                <w:lang w:bidi="ta-IN"/>
+              </w:rPr>
+              <w:t>…</w:t>
+            </w:r>
+            <w:r>
+              <w:rPr>
+                <w:rFonts w:ascii="Latha" w:hAnsi="Latha" w:cs="Latha"/>
+                <w:b/>
+                <w:bCs/>
+                <w:position w:val="-12"/>
+                <w:sz w:val="28"/>
+                <w:szCs w:val="28"/>
+                <w:cs/>
+                <w:lang w:bidi="ta-IN"/>
+              </w:rPr>
+              <w:t>2</w:t>
+            </w:r>
+            <w:r>
+              <w:rPr>
+                <w:rFonts w:ascii="Latha" w:hAnsi="Latha" w:cs="Latha"/>
+                <w:sz w:val="28"/>
+                <w:szCs w:val="28"/>
+                <w:cs/>
+                <w:lang w:bidi="ta-IN"/>
+              </w:rPr>
+              <w:t>ன</w:t>
+            </w:r>
+            <w:r>
+              <w:rPr>
+                <w:rFonts w:ascii="BRH Tamil Tab Extra" w:hAnsi="BRH Tamil Tab Extra" w:cs="Latha"/>
+                <w:b/>
+                <w:sz w:val="32"/>
+                <w:szCs w:val="28"/>
+                <w:lang w:bidi="ta-IN"/>
+              </w:rPr>
+              <w:t>…</w:t>
+            </w:r>
+            <w:r>
+              <w:rPr>
+                <w:rFonts w:ascii="Latha" w:hAnsi="Latha" w:cs="Latha"/>
+                <w:sz w:val="28"/>
+                <w:szCs w:val="28"/>
+                <w:cs/>
+                <w:lang w:bidi="ta-IN"/>
+              </w:rPr>
+              <w:t>த்தி</w:t>
             </w:r>
             <w:r>
               <w:rPr>
@@ -2565,10 +3263,51 @@
                 <w:rFonts w:ascii="Latha" w:hAnsi="Latha" w:cs="Latha"/>
                 <w:sz w:val="28"/>
                 <w:szCs w:val="28"/>
-                <w:cs/>
-                <w:lang w:bidi="ta-IN"/>
-              </w:rPr>
-              <w:t>பராங்</w:t>
+                <w:highlight w:val="yellow"/>
+                <w:cs/>
+                <w:lang w:bidi="ta-IN"/>
+              </w:rPr>
+              <w:t>பா</w:t>
+            </w:r>
+            <w:r>
+              <w:rPr>
+                <w:rFonts w:ascii="Latha" w:hAnsi="Latha" w:cs="Latha"/>
+                <w:b/>
+                <w:bCs/>
+                <w:position w:val="-12"/>
+                <w:sz w:val="28"/>
+                <w:szCs w:val="28"/>
+                <w:highlight w:val="yellow"/>
+                <w:cs/>
+                <w:lang w:bidi="ta-IN"/>
+              </w:rPr>
+              <w:t>4</w:t>
+            </w:r>
+            <w:r>
+              <w:rPr>
+                <w:rFonts w:ascii="Latha" w:hAnsi="Latha" w:cs="Latha"/>
+                <w:sz w:val="28"/>
+                <w:szCs w:val="28"/>
+                <w:highlight w:val="yellow"/>
+                <w:cs/>
+                <w:lang w:bidi="ta-IN"/>
+              </w:rPr>
+              <w:t>த்</w:t>
+            </w:r>
+            <w:r>
+              <w:rPr>
+                <w:rFonts w:ascii="Latha" w:hAnsi="Latha" w:cs="Latha"/>
+                <w:b/>
+                <w:bCs/>
+                <w:i/>
+                <w:iCs/>
+                <w:sz w:val="28"/>
+                <w:szCs w:val="28"/>
+                <w:highlight w:val="yellow"/>
+                <w:cs/>
+                <w:lang w:bidi="ta-IN"/>
+              </w:rPr>
+              <w:t>ரு</w:t>
             </w:r>
             <w:r>
               <w:rPr>
@@ -2576,6 +3315,7 @@
                 <w:b/>
                 <w:sz w:val="36"/>
                 <w:szCs w:val="28"/>
+                <w:highlight w:val="yellow"/>
                 <w:lang w:bidi="ta-IN"/>
               </w:rPr>
               <w:t>†</w:t>
@@ -2585,19 +3325,66 @@
                 <w:rFonts w:ascii="Latha" w:hAnsi="Latha" w:cs="Latha"/>
                 <w:sz w:val="28"/>
                 <w:szCs w:val="28"/>
-                <w:lang w:bidi="ta-IN"/>
-              </w:rPr>
-              <w:t xml:space="preserve"> | </w:t>
-            </w:r>
-            <w:r>
-              <w:rPr>
-                <w:rFonts w:ascii="Latha" w:hAnsi="Latha" w:cs="Latha"/>
-                <w:sz w:val="28"/>
-                <w:szCs w:val="28"/>
-                <w:cs/>
-                <w:lang w:bidi="ta-IN"/>
-              </w:rPr>
-              <w:t>பரா</w:t>
+                <w:cs/>
+                <w:lang w:bidi="ta-IN"/>
+              </w:rPr>
+              <w:t xml:space="preserve">வ்யஸ்ய </w:t>
+            </w:r>
+            <w:r>
+              <w:rPr>
+                <w:rFonts w:ascii="Latha" w:hAnsi="Latha" w:cs="Latha"/>
+                <w:sz w:val="28"/>
+                <w:szCs w:val="28"/>
+                <w:lang w:bidi="ta-IN"/>
+              </w:rPr>
+              <w:t xml:space="preserve">| </w:t>
+            </w:r>
+            <w:r>
+              <w:rPr>
+                <w:rFonts w:ascii="Latha" w:hAnsi="Latha" w:cs="Latha"/>
+                <w:sz w:val="28"/>
+                <w:szCs w:val="28"/>
+                <w:cs/>
+                <w:lang w:bidi="ta-IN"/>
+              </w:rPr>
+              <w:t>ப்</w:t>
+            </w:r>
+            <w:r>
+              <w:rPr>
+                <w:rFonts w:ascii="Latha" w:hAnsi="Latha" w:cs="Latha"/>
+                <w:b/>
+                <w:bCs/>
+                <w:position w:val="-12"/>
+                <w:sz w:val="28"/>
+                <w:szCs w:val="28"/>
+                <w:cs/>
+                <w:lang w:bidi="ta-IN"/>
+              </w:rPr>
+              <w:t>4</w:t>
+            </w:r>
+            <w:r>
+              <w:rPr>
+                <w:rFonts w:ascii="Latha" w:hAnsi="Latha" w:cs="Latha"/>
+                <w:sz w:val="28"/>
+                <w:szCs w:val="28"/>
+                <w:cs/>
+                <w:lang w:bidi="ta-IN"/>
+              </w:rPr>
+              <w:t>ராத்</w:t>
+            </w:r>
+            <w:r>
+              <w:rPr>
+                <w:rFonts w:ascii="Latha" w:hAnsi="Latha" w:cs="Latha"/>
+                <w:b/>
+                <w:bCs/>
+                <w:i/>
+                <w:iCs/>
+                <w:sz w:val="28"/>
+                <w:szCs w:val="28"/>
+                <w:cs/>
+                <w:lang w:bidi="ta-IN"/>
+              </w:rPr>
+              <w:t>ரு</w:t>
             </w:r>
             <w:r>
               <w:rPr>
@@ -2605,7 +3392,6 @@
                 <w:b/>
                 <w:sz w:val="36"/>
                 <w:szCs w:val="28"/>
-                <w:highlight w:val="yellow"/>
                 <w:lang w:bidi="ta-IN"/>
               </w:rPr>
               <w:t>†</w:t>
@@ -2615,11 +3401,20 @@
                 <w:rFonts w:ascii="Latha" w:hAnsi="Latha" w:cs="Latha"/>
                 <w:sz w:val="28"/>
                 <w:szCs w:val="28"/>
-                <w:highlight w:val="yellow"/>
-                <w:cs/>
-                <w:lang w:bidi="ta-IN"/>
-              </w:rPr>
-              <w:t>ங்ஙி</w:t>
+                <w:cs/>
+                <w:lang w:bidi="ta-IN"/>
+              </w:rPr>
+              <w:t>வ்யஸ்யை</w:t>
+            </w:r>
+            <w:r>
+              <w:rPr>
+                <w:rFonts w:ascii="BRH Tamil Tab Extra" w:hAnsi="BRH Tamil Tab Extra" w:cs="Latha"/>
+                <w:b/>
+                <w:sz w:val="32"/>
+                <w:szCs w:val="28"/>
+                <w:lang w:bidi="ta-IN"/>
+              </w:rPr>
+              <w:t>…</w:t>
             </w:r>
             <w:r>
               <w:rPr>
@@ -2639,37 +3434,12 @@
                 <w:lang w:bidi="ta-IN"/>
               </w:rPr>
               <w:t>|</w:t>
-            </w:r>
-          </w:p>
-          <w:p>
-            <w:pPr>
-              <w:widowControl w:val="0"/>
-              <w:autoSpaceDE w:val="0"/>
-              <w:autoSpaceDN w:val="0"/>
-              <w:adjustRightInd w:val="0"/>
-              <w:spacing w:before="0" w:line="240" w:lineRule="auto"/>
-              <w:rPr>
-                <w:rFonts w:ascii="Latha" w:hAnsi="Latha" w:cs="Latha"/>
-                <w:sz w:val="28"/>
-                <w:szCs w:val="28"/>
-                <w:cs/>
-                <w:lang w:bidi="ta-IN"/>
-              </w:rPr>
-            </w:pPr>
-            <w:r>
-              <w:rPr>
-                <w:rFonts w:ascii="Latha" w:hAnsi="Latha" w:cs="Latha"/>
-                <w:sz w:val="28"/>
-                <w:szCs w:val="28"/>
-                <w:lang w:bidi="ta-IN"/>
-              </w:rPr>
-              <w:t>No doubling after long vowel</w:t>
             </w:r>
           </w:p>
         </w:tc>
         <w:tc>
           <w:tcPr>
-            <w:tcW w:w="5220" w:type="dxa"/>
+            <w:tcW w:w="5362" w:type="dxa"/>
           </w:tcPr>
           <w:p>
             <w:pPr>
@@ -2694,27 +3464,60 @@
                 <w:cs/>
                 <w:lang w:bidi="ta-IN"/>
               </w:rPr>
-              <w:t>மா</w:t>
-            </w:r>
-            <w:r>
-              <w:rPr>
-                <w:rFonts w:ascii="BRH Tamil Tab Extra" w:hAnsi="BRH Tamil Tab Extra" w:cs="Latha"/>
-                <w:b/>
-                <w:sz w:val="32"/>
-                <w:szCs w:val="28"/>
-                <w:lang w:bidi="ta-IN"/>
-              </w:rPr>
-              <w:t>…</w:t>
-            </w:r>
-            <w:r>
-              <w:rPr>
-                <w:rFonts w:ascii="Latha" w:hAnsi="Latha" w:cs="Latha"/>
-                <w:sz w:val="28"/>
-                <w:szCs w:val="28"/>
-                <w:cs/>
-                <w:lang w:bidi="ta-IN"/>
-              </w:rPr>
-              <w:t>ர்ஷ்டி</w:t>
+              <w:t>சி</w:t>
+            </w:r>
+            <w:r>
+              <w:rPr>
+                <w:rFonts w:ascii="BRH Tamil Tab Extra" w:hAnsi="BRH Tamil Tab Extra" w:cs="Latha"/>
+                <w:b/>
+                <w:sz w:val="32"/>
+                <w:szCs w:val="28"/>
+                <w:lang w:bidi="ta-IN"/>
+              </w:rPr>
+              <w:t>…</w:t>
+            </w:r>
+            <w:r>
+              <w:rPr>
+                <w:rFonts w:ascii="Latha" w:hAnsi="Latha" w:cs="Latha"/>
+                <w:b/>
+                <w:bCs/>
+                <w:position w:val="-12"/>
+                <w:sz w:val="28"/>
+                <w:szCs w:val="28"/>
+                <w:cs/>
+                <w:lang w:bidi="ta-IN"/>
+              </w:rPr>
+              <w:t>2</w:t>
+            </w:r>
+            <w:r>
+              <w:rPr>
+                <w:rFonts w:ascii="Latha" w:hAnsi="Latha" w:cs="Latha"/>
+                <w:sz w:val="28"/>
+                <w:szCs w:val="28"/>
+                <w:cs/>
+                <w:lang w:bidi="ta-IN"/>
+              </w:rPr>
+              <w:t>ன</w:t>
+            </w:r>
+            <w:r>
+              <w:rPr>
+                <w:rFonts w:ascii="BRH Tamil Tab Extra" w:hAnsi="BRH Tamil Tab Extra" w:cs="Latha"/>
+                <w:b/>
+                <w:sz w:val="32"/>
+                <w:szCs w:val="28"/>
+                <w:lang w:bidi="ta-IN"/>
+              </w:rPr>
+              <w:t>…</w:t>
+            </w:r>
+            <w:r>
+              <w:rPr>
+                <w:rFonts w:ascii="Latha" w:hAnsi="Latha" w:cs="Latha"/>
+                <w:sz w:val="28"/>
+                <w:szCs w:val="28"/>
+                <w:cs/>
+                <w:lang w:bidi="ta-IN"/>
+              </w:rPr>
+              <w:t>த்தி</w:t>
             </w:r>
             <w:r>
               <w:rPr>
@@ -2740,10 +3543,51 @@
                 <w:rFonts w:ascii="Latha" w:hAnsi="Latha" w:cs="Latha"/>
                 <w:sz w:val="28"/>
                 <w:szCs w:val="28"/>
-                <w:cs/>
-                <w:lang w:bidi="ta-IN"/>
-              </w:rPr>
-              <w:t>பராங்</w:t>
+                <w:highlight w:val="green"/>
+                <w:cs/>
+                <w:lang w:bidi="ta-IN"/>
+              </w:rPr>
+              <w:t>ப்</w:t>
+            </w:r>
+            <w:r>
+              <w:rPr>
+                <w:rFonts w:ascii="Latha" w:hAnsi="Latha" w:cs="Latha"/>
+                <w:b/>
+                <w:bCs/>
+                <w:position w:val="-12"/>
+                <w:sz w:val="28"/>
+                <w:szCs w:val="28"/>
+                <w:highlight w:val="green"/>
+                <w:cs/>
+                <w:lang w:bidi="ta-IN"/>
+              </w:rPr>
+              <w:t>4</w:t>
+            </w:r>
+            <w:r>
+              <w:rPr>
+                <w:rFonts w:ascii="Latha" w:hAnsi="Latha" w:cs="Latha"/>
+                <w:sz w:val="28"/>
+                <w:szCs w:val="28"/>
+                <w:highlight w:val="green"/>
+                <w:cs/>
+                <w:lang w:bidi="ta-IN"/>
+              </w:rPr>
+              <w:t>ராத்</w:t>
+            </w:r>
+            <w:r>
+              <w:rPr>
+                <w:rFonts w:ascii="Latha" w:hAnsi="Latha" w:cs="Latha"/>
+                <w:b/>
+                <w:bCs/>
+                <w:i/>
+                <w:iCs/>
+                <w:sz w:val="28"/>
+                <w:szCs w:val="28"/>
+                <w:highlight w:val="green"/>
+                <w:cs/>
+                <w:lang w:bidi="ta-IN"/>
+              </w:rPr>
+              <w:t>ரு</w:t>
             </w:r>
             <w:r>
               <w:rPr>
@@ -2751,6 +3595,7 @@
                 <w:b/>
                 <w:sz w:val="36"/>
                 <w:szCs w:val="28"/>
+                <w:highlight w:val="green"/>
                 <w:lang w:bidi="ta-IN"/>
               </w:rPr>
               <w:t>†</w:t>
@@ -2760,19 +3605,66 @@
                 <w:rFonts w:ascii="Latha" w:hAnsi="Latha" w:cs="Latha"/>
                 <w:sz w:val="28"/>
                 <w:szCs w:val="28"/>
-                <w:lang w:bidi="ta-IN"/>
-              </w:rPr>
-              <w:t xml:space="preserve"> | </w:t>
-            </w:r>
-            <w:r>
-              <w:rPr>
-                <w:rFonts w:ascii="Latha" w:hAnsi="Latha" w:cs="Latha"/>
-                <w:sz w:val="28"/>
-                <w:szCs w:val="28"/>
-                <w:cs/>
-                <w:lang w:bidi="ta-IN"/>
-              </w:rPr>
-              <w:t>பரா</w:t>
+                <w:cs/>
+                <w:lang w:bidi="ta-IN"/>
+              </w:rPr>
+              <w:t xml:space="preserve">வ்யஸ்ய </w:t>
+            </w:r>
+            <w:r>
+              <w:rPr>
+                <w:rFonts w:ascii="Latha" w:hAnsi="Latha" w:cs="Latha"/>
+                <w:sz w:val="28"/>
+                <w:szCs w:val="28"/>
+                <w:lang w:bidi="ta-IN"/>
+              </w:rPr>
+              <w:t xml:space="preserve">| </w:t>
+            </w:r>
+            <w:r>
+              <w:rPr>
+                <w:rFonts w:ascii="Latha" w:hAnsi="Latha" w:cs="Latha"/>
+                <w:sz w:val="28"/>
+                <w:szCs w:val="28"/>
+                <w:cs/>
+                <w:lang w:bidi="ta-IN"/>
+              </w:rPr>
+              <w:t>ப்</w:t>
+            </w:r>
+            <w:r>
+              <w:rPr>
+                <w:rFonts w:ascii="Latha" w:hAnsi="Latha" w:cs="Latha"/>
+                <w:b/>
+                <w:bCs/>
+                <w:position w:val="-12"/>
+                <w:sz w:val="28"/>
+                <w:szCs w:val="28"/>
+                <w:cs/>
+                <w:lang w:bidi="ta-IN"/>
+              </w:rPr>
+              <w:t>4</w:t>
+            </w:r>
+            <w:r>
+              <w:rPr>
+                <w:rFonts w:ascii="Latha" w:hAnsi="Latha" w:cs="Latha"/>
+                <w:sz w:val="28"/>
+                <w:szCs w:val="28"/>
+                <w:cs/>
+                <w:lang w:bidi="ta-IN"/>
+              </w:rPr>
+              <w:t>ராத்</w:t>
+            </w:r>
+            <w:r>
+              <w:rPr>
+                <w:rFonts w:ascii="Latha" w:hAnsi="Latha" w:cs="Latha"/>
+                <w:b/>
+                <w:bCs/>
+                <w:i/>
+                <w:iCs/>
+                <w:sz w:val="28"/>
+                <w:szCs w:val="28"/>
+                <w:cs/>
+                <w:lang w:bidi="ta-IN"/>
+              </w:rPr>
+              <w:t>ரு</w:t>
             </w:r>
             <w:r>
               <w:rPr>
@@ -2780,7 +3672,6 @@
                 <w:b/>
                 <w:sz w:val="36"/>
                 <w:szCs w:val="28"/>
-                <w:highlight w:val="yellow"/>
                 <w:lang w:bidi="ta-IN"/>
               </w:rPr>
               <w:t>†</w:t>
@@ -2790,21 +3681,30 @@
                 <w:rFonts w:ascii="Latha" w:hAnsi="Latha" w:cs="Latha"/>
                 <w:sz w:val="28"/>
                 <w:szCs w:val="28"/>
-                <w:highlight w:val="green"/>
-                <w:cs/>
-                <w:lang w:bidi="ta-IN"/>
-              </w:rPr>
-              <w:t>ஙிவ</w:t>
-            </w:r>
-            <w:r>
-              <w:rPr>
-                <w:rFonts w:ascii="Latha" w:hAnsi="Latha" w:cs="Latha"/>
-                <w:sz w:val="28"/>
-                <w:szCs w:val="28"/>
-                <w:cs/>
-                <w:lang w:bidi="ta-IN"/>
-              </w:rPr>
-              <w:t xml:space="preserve"> </w:t>
+                <w:cs/>
+                <w:lang w:bidi="ta-IN"/>
+              </w:rPr>
+              <w:t>வ்யஸ்யை</w:t>
+            </w:r>
+            <w:r>
+              <w:rPr>
+                <w:rFonts w:ascii="BRH Tamil Tab Extra" w:hAnsi="BRH Tamil Tab Extra" w:cs="Latha"/>
+                <w:b/>
+                <w:sz w:val="32"/>
+                <w:szCs w:val="28"/>
+                <w:lang w:bidi="ta-IN"/>
+              </w:rPr>
+              <w:t>…</w:t>
+            </w:r>
+            <w:r>
+              <w:rPr>
+                <w:rFonts w:ascii="Latha" w:hAnsi="Latha" w:cs="Latha"/>
+                <w:sz w:val="28"/>
+                <w:szCs w:val="28"/>
+                <w:cs/>
+                <w:lang w:bidi="ta-IN"/>
+              </w:rPr>
+              <w:t xml:space="preserve">வ </w:t>
             </w:r>
             <w:r>
               <w:rPr>
@@ -2824,7 +3724,7 @@
         </w:trPr>
         <w:tc>
           <w:tcPr>
-            <w:tcW w:w="4048" w:type="dxa"/>
+            <w:tcW w:w="3906" w:type="dxa"/>
           </w:tcPr>
           <w:p>
             <w:pPr>
@@ -2853,6 +3753,7 @@
                 <w:sz w:val="28"/>
                 <w:szCs w:val="32"/>
               </w:rPr>
+              <w:lastRenderedPageBreak/>
               <w:t>T.S.2.</w:t>
             </w:r>
             <w:r>
@@ -2863,27 +3764,7 @@
                 <w:sz w:val="28"/>
                 <w:szCs w:val="32"/>
               </w:rPr>
-              <w:t>6.9.</w:t>
-            </w:r>
-            <w:r>
-              <w:rPr>
-                <w:rFonts w:cs="Arial"/>
-                <w:b/>
-                <w:color w:val="000000"/>
-                <w:sz w:val="28"/>
-                <w:szCs w:val="32"/>
-              </w:rPr>
-              <w:t>7</w:t>
-            </w:r>
-            <w:r>
-              <w:rPr>
-                <w:rFonts w:cs="Arial"/>
-                <w:b/>
-                <w:color w:val="000000"/>
-                <w:sz w:val="28"/>
-                <w:szCs w:val="32"/>
-              </w:rPr>
-              <w:t xml:space="preserve"> </w:t>
+              <w:t xml:space="preserve">6.9.1 </w:t>
             </w:r>
             <w:r>
               <w:rPr>
@@ -2943,7 +3824,7 @@
                 <w:sz w:val="28"/>
                 <w:szCs w:val="32"/>
               </w:rPr>
-              <w:t>2</w:t>
+              <w:t>37</w:t>
             </w:r>
           </w:p>
           <w:p>
@@ -3020,7 +3901,6 @@
                 <w:rFonts w:ascii="Latha" w:hAnsi="Latha" w:cs="Latha"/>
                 <w:sz w:val="28"/>
                 <w:szCs w:val="28"/>
-                <w:cs/>
                 <w:lang w:bidi="ta-IN"/>
               </w:rPr>
             </w:pPr>
@@ -3032,7 +3912,56 @@
                 <w:cs/>
                 <w:lang w:bidi="ta-IN"/>
               </w:rPr>
-              <w:t>தா அ</w:t>
+              <w:t>மா</w:t>
+            </w:r>
+            <w:r>
+              <w:rPr>
+                <w:rFonts w:ascii="BRH Tamil Tab Extra" w:hAnsi="BRH Tamil Tab Extra" w:cs="Latha"/>
+                <w:b/>
+                <w:sz w:val="32"/>
+                <w:szCs w:val="28"/>
+                <w:lang w:bidi="ta-IN"/>
+              </w:rPr>
+              <w:t>…</w:t>
+            </w:r>
+            <w:r>
+              <w:rPr>
+                <w:rFonts w:ascii="Latha" w:hAnsi="Latha" w:cs="Latha"/>
+                <w:sz w:val="28"/>
+                <w:szCs w:val="28"/>
+                <w:cs/>
+                <w:lang w:bidi="ta-IN"/>
+              </w:rPr>
+              <w:t>ர்ஷ்டி</w:t>
+            </w:r>
+            <w:r>
+              <w:rPr>
+                <w:rFonts w:ascii="BRH Tamil Tab Extra" w:hAnsi="BRH Tamil Tab Extra" w:cs="Latha"/>
+                <w:b/>
+                <w:sz w:val="32"/>
+                <w:szCs w:val="28"/>
+                <w:lang w:bidi="ta-IN"/>
+              </w:rPr>
+              <w:t>…</w:t>
+            </w:r>
+            <w:r>
+              <w:rPr>
+                <w:rFonts w:ascii="Latha" w:hAnsi="Latha" w:cs="Latha"/>
+                <w:sz w:val="28"/>
+                <w:szCs w:val="28"/>
+                <w:lang w:bidi="ta-IN"/>
+              </w:rPr>
+              <w:t xml:space="preserve"> </w:t>
+            </w:r>
+            <w:r>
+              <w:rPr>
+                <w:rFonts w:ascii="Latha" w:hAnsi="Latha" w:cs="Latha"/>
+                <w:sz w:val="28"/>
+                <w:szCs w:val="28"/>
+                <w:cs/>
+                <w:lang w:bidi="ta-IN"/>
+              </w:rPr>
+              <w:t>பராங்</w:t>
             </w:r>
             <w:r>
               <w:rPr>
@@ -3049,204 +3978,91 @@
                 <w:rFonts w:ascii="Latha" w:hAnsi="Latha" w:cs="Latha"/>
                 <w:sz w:val="28"/>
                 <w:szCs w:val="28"/>
-                <w:cs/>
-                <w:lang w:bidi="ta-IN"/>
-              </w:rPr>
-              <w:t>ரீர</w:t>
-            </w:r>
-            <w:r>
-              <w:rPr>
-                <w:rFonts w:ascii="Latha" w:hAnsi="Latha" w:cs="Latha"/>
-                <w:sz w:val="28"/>
+                <w:lang w:bidi="ta-IN"/>
+              </w:rPr>
+              <w:t xml:space="preserve"> | </w:t>
+            </w:r>
+            <w:r>
+              <w:rPr>
+                <w:rFonts w:ascii="Latha" w:hAnsi="Latha" w:cs="Latha"/>
+                <w:sz w:val="28"/>
+                <w:szCs w:val="28"/>
+                <w:cs/>
+                <w:lang w:bidi="ta-IN"/>
+              </w:rPr>
+              <w:t>பரா</w:t>
+            </w:r>
+            <w:r>
+              <w:rPr>
+                <w:rFonts w:ascii="BRH Tamil Tab Extra" w:hAnsi="BRH Tamil Tab Extra" w:cs="Latha"/>
+                <w:b/>
+                <w:sz w:val="36"/>
                 <w:szCs w:val="28"/>
                 <w:highlight w:val="yellow"/>
-                <w:cs/>
-                <w:lang w:bidi="ta-IN"/>
-              </w:rPr>
-              <w:t>தா</w:t>
-            </w:r>
-            <w:r>
-              <w:rPr>
-                <w:rFonts w:ascii="BRH Tamil Tab Extra" w:hAnsi="BRH Tamil Tab Extra" w:cs="Latha"/>
-                <w:b/>
-                <w:sz w:val="32"/>
+                <w:lang w:bidi="ta-IN"/>
+              </w:rPr>
+              <w:t>†</w:t>
+            </w:r>
+            <w:r>
+              <w:rPr>
+                <w:rFonts w:ascii="Latha" w:hAnsi="Latha" w:cs="Latha"/>
+                <w:sz w:val="28"/>
                 <w:szCs w:val="28"/>
                 <w:highlight w:val="yellow"/>
-                <w:lang w:bidi="ta-IN"/>
-              </w:rPr>
-              <w:t>…</w:t>
-            </w:r>
-            <w:r>
-              <w:rPr>
-                <w:rFonts w:ascii="Latha" w:hAnsi="Latha" w:cs="Latha"/>
-                <w:b/>
-                <w:bCs/>
-                <w:position w:val="-12"/>
-                <w:sz w:val="28"/>
-                <w:szCs w:val="28"/>
-                <w:highlight w:val="yellow"/>
-                <w:cs/>
-                <w:lang w:bidi="ta-IN"/>
-              </w:rPr>
-              <w:t>4</w:t>
-            </w:r>
-            <w:r>
-              <w:rPr>
-                <w:rFonts w:ascii="Latha" w:hAnsi="Latha" w:cs="Latha"/>
-                <w:sz w:val="28"/>
-                <w:szCs w:val="28"/>
-                <w:highlight w:val="yellow"/>
-                <w:cs/>
-                <w:lang w:bidi="ta-IN"/>
-              </w:rPr>
-              <w:t>ம</w:t>
-            </w:r>
-            <w:r>
-              <w:rPr>
-                <w:rFonts w:ascii="Latha" w:hAnsi="Latha" w:cs="Latha"/>
-                <w:sz w:val="28"/>
-                <w:szCs w:val="28"/>
-                <w:cs/>
-                <w:lang w:bidi="ta-IN"/>
-              </w:rPr>
-              <w:t xml:space="preserve"> </w:t>
-            </w:r>
-            <w:r>
-              <w:rPr>
-                <w:rFonts w:ascii="Latha" w:hAnsi="Latha" w:cs="Latha"/>
-                <w:sz w:val="28"/>
-                <w:szCs w:val="28"/>
-                <w:lang w:bidi="ta-IN"/>
-              </w:rPr>
-              <w:t xml:space="preserve">| </w:t>
-            </w:r>
-            <w:r>
-              <w:rPr>
-                <w:rFonts w:ascii="Latha" w:hAnsi="Latha" w:cs="Latha"/>
-                <w:sz w:val="28"/>
-                <w:szCs w:val="28"/>
-                <w:cs/>
-                <w:lang w:bidi="ta-IN"/>
-              </w:rPr>
-              <w:t>அ</w:t>
-            </w:r>
-            <w:r>
-              <w:rPr>
-                <w:rFonts w:ascii="BRH Tamil Tab Extra" w:hAnsi="BRH Tamil Tab Extra" w:cs="Latha"/>
-                <w:b/>
-                <w:sz w:val="32"/>
-                <w:szCs w:val="28"/>
-                <w:lang w:bidi="ta-IN"/>
-              </w:rPr>
-              <w:t>…</w:t>
-            </w:r>
-            <w:r>
-              <w:rPr>
-                <w:rFonts w:ascii="Latha" w:hAnsi="Latha" w:cs="Latha"/>
-                <w:sz w:val="28"/>
-                <w:szCs w:val="28"/>
-                <w:cs/>
-                <w:lang w:bidi="ta-IN"/>
-              </w:rPr>
-              <w:t>ரீ</w:t>
-            </w:r>
-            <w:r>
-              <w:rPr>
-                <w:rFonts w:ascii="BRH Tamil Tab Extra" w:hAnsi="BRH Tamil Tab Extra" w:cs="Latha"/>
-                <w:b/>
-                <w:sz w:val="32"/>
-                <w:szCs w:val="28"/>
-                <w:lang w:bidi="ta-IN"/>
-              </w:rPr>
-              <w:t>…</w:t>
-            </w:r>
-            <w:r>
-              <w:rPr>
-                <w:rFonts w:ascii="Latha" w:hAnsi="Latha" w:cs="Latha"/>
-                <w:sz w:val="28"/>
-                <w:szCs w:val="28"/>
-                <w:cs/>
-                <w:lang w:bidi="ta-IN"/>
-              </w:rPr>
-              <w:t>ர</w:t>
-            </w:r>
-            <w:r>
-              <w:rPr>
-                <w:rFonts w:ascii="BRH Tamil Tab Extra" w:hAnsi="BRH Tamil Tab Extra" w:cs="Latha"/>
-                <w:b/>
-                <w:sz w:val="32"/>
-                <w:szCs w:val="28"/>
-                <w:lang w:bidi="ta-IN"/>
-              </w:rPr>
-              <w:t>…</w:t>
-            </w:r>
-            <w:r>
-              <w:rPr>
-                <w:rFonts w:ascii="Latha" w:hAnsi="Latha" w:cs="Latha"/>
-                <w:sz w:val="28"/>
-                <w:szCs w:val="28"/>
-                <w:cs/>
-                <w:lang w:bidi="ta-IN"/>
-              </w:rPr>
-              <w:t>தா</w:t>
-            </w:r>
-            <w:r>
-              <w:rPr>
-                <w:rFonts w:ascii="BRH Tamil Tab Extra" w:hAnsi="BRH Tamil Tab Extra" w:cs="Latha"/>
-                <w:b/>
-                <w:sz w:val="32"/>
-                <w:szCs w:val="28"/>
-                <w:lang w:bidi="ta-IN"/>
-              </w:rPr>
-              <w:t>…</w:t>
-            </w:r>
-            <w:r>
-              <w:rPr>
-                <w:rFonts w:ascii="Latha" w:hAnsi="Latha" w:cs="Latha"/>
-                <w:b/>
-                <w:bCs/>
-                <w:position w:val="-12"/>
-                <w:sz w:val="28"/>
-                <w:szCs w:val="28"/>
-                <w:cs/>
-                <w:lang w:bidi="ta-IN"/>
-              </w:rPr>
-              <w:t>4</w:t>
-            </w:r>
-            <w:r>
-              <w:rPr>
-                <w:rFonts w:ascii="Latha" w:hAnsi="Latha" w:cs="Latha"/>
-                <w:sz w:val="28"/>
-                <w:szCs w:val="28"/>
-                <w:cs/>
-                <w:lang w:bidi="ta-IN"/>
-              </w:rPr>
-              <w:t>மேதி</w:t>
-            </w:r>
-            <w:r>
-              <w:rPr>
-                <w:rFonts w:ascii="BRH Tamil Tab Extra" w:hAnsi="BRH Tamil Tab Extra" w:cs="Latha"/>
-                <w:b/>
-                <w:sz w:val="36"/>
-                <w:szCs w:val="28"/>
-                <w:lang w:bidi="ta-IN"/>
-              </w:rPr>
-              <w:t>†</w:t>
-            </w:r>
-            <w:r>
-              <w:rPr>
-                <w:rFonts w:ascii="Latha" w:hAnsi="Latha" w:cs="Latha"/>
-                <w:sz w:val="28"/>
-                <w:szCs w:val="28"/>
-                <w:lang w:bidi="ta-IN"/>
-              </w:rPr>
-              <w:t xml:space="preserve"> |</w:t>
+                <w:cs/>
+                <w:lang w:bidi="ta-IN"/>
+              </w:rPr>
+              <w:t>ங்ஙி</w:t>
+            </w:r>
+            <w:r>
+              <w:rPr>
+                <w:rFonts w:ascii="Latha" w:hAnsi="Latha" w:cs="Latha"/>
+                <w:sz w:val="28"/>
+                <w:szCs w:val="28"/>
+                <w:cs/>
+                <w:lang w:bidi="ta-IN"/>
+              </w:rPr>
+              <w:t xml:space="preserve">வ </w:t>
+            </w:r>
+            <w:r>
+              <w:rPr>
+                <w:rFonts w:ascii="Latha" w:hAnsi="Latha" w:cs="Latha"/>
+                <w:sz w:val="28"/>
+                <w:szCs w:val="28"/>
+                <w:lang w:bidi="ta-IN"/>
+              </w:rPr>
+              <w:t>|</w:t>
+            </w:r>
+          </w:p>
+          <w:p>
+            <w:pPr>
+              <w:widowControl w:val="0"/>
+              <w:autoSpaceDE w:val="0"/>
+              <w:autoSpaceDN w:val="0"/>
+              <w:adjustRightInd w:val="0"/>
+              <w:spacing w:before="0" w:line="240" w:lineRule="auto"/>
+              <w:rPr>
+                <w:rFonts w:ascii="Latha" w:hAnsi="Latha" w:cs="Latha"/>
+                <w:sz w:val="28"/>
+                <w:szCs w:val="28"/>
+                <w:cs/>
+                <w:lang w:bidi="ta-IN"/>
+              </w:rPr>
+            </w:pPr>
+            <w:r>
+              <w:rPr>
+                <w:rFonts w:ascii="Latha" w:hAnsi="Latha" w:cs="Latha"/>
+                <w:sz w:val="28"/>
+                <w:szCs w:val="28"/>
+                <w:lang w:bidi="ta-IN"/>
+              </w:rPr>
+              <w:t>No doubling after long vowel</w:t>
             </w:r>
           </w:p>
         </w:tc>
         <w:tc>
           <w:tcPr>
-            <w:tcW w:w="5220" w:type="dxa"/>
+            <w:tcW w:w="5362" w:type="dxa"/>
           </w:tcPr>
           <w:p>
             <w:pPr>
@@ -3271,7 +4087,56 @@
                 <w:cs/>
                 <w:lang w:bidi="ta-IN"/>
               </w:rPr>
-              <w:t>தா அ</w:t>
+              <w:t>மா</w:t>
+            </w:r>
+            <w:r>
+              <w:rPr>
+                <w:rFonts w:ascii="BRH Tamil Tab Extra" w:hAnsi="BRH Tamil Tab Extra" w:cs="Latha"/>
+                <w:b/>
+                <w:sz w:val="32"/>
+                <w:szCs w:val="28"/>
+                <w:lang w:bidi="ta-IN"/>
+              </w:rPr>
+              <w:t>…</w:t>
+            </w:r>
+            <w:r>
+              <w:rPr>
+                <w:rFonts w:ascii="Latha" w:hAnsi="Latha" w:cs="Latha"/>
+                <w:sz w:val="28"/>
+                <w:szCs w:val="28"/>
+                <w:cs/>
+                <w:lang w:bidi="ta-IN"/>
+              </w:rPr>
+              <w:t>ர்ஷ்டி</w:t>
+            </w:r>
+            <w:r>
+              <w:rPr>
+                <w:rFonts w:ascii="BRH Tamil Tab Extra" w:hAnsi="BRH Tamil Tab Extra" w:cs="Latha"/>
+                <w:b/>
+                <w:sz w:val="32"/>
+                <w:szCs w:val="28"/>
+                <w:lang w:bidi="ta-IN"/>
+              </w:rPr>
+              <w:t>…</w:t>
+            </w:r>
+            <w:r>
+              <w:rPr>
+                <w:rFonts w:ascii="Latha" w:hAnsi="Latha" w:cs="Latha"/>
+                <w:sz w:val="28"/>
+                <w:szCs w:val="28"/>
+                <w:lang w:bidi="ta-IN"/>
+              </w:rPr>
+              <w:t xml:space="preserve"> </w:t>
+            </w:r>
+            <w:r>
+              <w:rPr>
+                <w:rFonts w:ascii="Latha" w:hAnsi="Latha" w:cs="Latha"/>
+                <w:sz w:val="28"/>
+                <w:szCs w:val="28"/>
+                <w:cs/>
+                <w:lang w:bidi="ta-IN"/>
+              </w:rPr>
+              <w:t>பராங்</w:t>
             </w:r>
             <w:r>
               <w:rPr>
@@ -3288,10 +4153,30 @@
                 <w:rFonts w:ascii="Latha" w:hAnsi="Latha" w:cs="Latha"/>
                 <w:sz w:val="28"/>
                 <w:szCs w:val="28"/>
-                <w:cs/>
-                <w:lang w:bidi="ta-IN"/>
-              </w:rPr>
-              <w:t>ரீர</w:t>
+                <w:lang w:bidi="ta-IN"/>
+              </w:rPr>
+              <w:t xml:space="preserve"> | </w:t>
+            </w:r>
+            <w:r>
+              <w:rPr>
+                <w:rFonts w:ascii="Latha" w:hAnsi="Latha" w:cs="Latha"/>
+                <w:sz w:val="28"/>
+                <w:szCs w:val="28"/>
+                <w:cs/>
+                <w:lang w:bidi="ta-IN"/>
+              </w:rPr>
+              <w:t>பரா</w:t>
+            </w:r>
+            <w:r>
+              <w:rPr>
+                <w:rFonts w:ascii="BRH Tamil Tab Extra" w:hAnsi="BRH Tamil Tab Extra" w:cs="Latha"/>
+                <w:b/>
+                <w:sz w:val="36"/>
+                <w:szCs w:val="28"/>
+                <w:highlight w:val="yellow"/>
+                <w:lang w:bidi="ta-IN"/>
+              </w:rPr>
+              <w:t>†</w:t>
             </w:r>
             <w:r>
               <w:rPr>
@@ -3302,32 +4187,7 @@
                 <w:cs/>
                 <w:lang w:bidi="ta-IN"/>
               </w:rPr>
-              <w:t>தா</w:t>
-            </w:r>
-            <w:r>
-              <w:rPr>
-                <w:rFonts w:ascii="Latha" w:hAnsi="Latha" w:cs="Latha"/>
-                <w:b/>
-                <w:bCs/>
-                <w:position w:val="-12"/>
-                <w:sz w:val="28"/>
-                <w:szCs w:val="28"/>
-                <w:highlight w:val="green"/>
-                <w:cs/>
-                <w:lang w:bidi="ta-IN"/>
-              </w:rPr>
-              <w:t>4</w:t>
-            </w:r>
-            <w:r>
-              <w:rPr>
-                <w:rFonts w:ascii="Latha" w:hAnsi="Latha" w:cs="Latha"/>
-                <w:sz w:val="28"/>
-                <w:szCs w:val="28"/>
-                <w:highlight w:val="green"/>
-                <w:cs/>
-                <w:lang w:bidi="ta-IN"/>
-              </w:rPr>
-              <w:t>ம</w:t>
+              <w:t>ஙிவ</w:t>
             </w:r>
             <w:r>
               <w:rPr>
@@ -3346,129 +4206,7 @@
                 <w:szCs w:val="28"/>
                 <w:lang w:bidi="ta-IN"/>
               </w:rPr>
-              <w:t xml:space="preserve">| </w:t>
-            </w:r>
-            <w:r>
-              <w:rPr>
-                <w:rFonts w:ascii="Latha" w:hAnsi="Latha" w:cs="Latha"/>
-                <w:sz w:val="28"/>
-                <w:szCs w:val="28"/>
-                <w:cs/>
-                <w:lang w:bidi="ta-IN"/>
-              </w:rPr>
-              <w:t>அ</w:t>
-            </w:r>
-            <w:r>
-              <w:rPr>
-                <w:rFonts w:ascii="BRH Tamil Tab Extra" w:hAnsi="BRH Tamil Tab Extra" w:cs="Latha"/>
-                <w:b/>
-                <w:sz w:val="32"/>
-                <w:szCs w:val="28"/>
-                <w:lang w:bidi="ta-IN"/>
-              </w:rPr>
-              <w:t>…</w:t>
-            </w:r>
-            <w:r>
-              <w:rPr>
-                <w:rFonts w:ascii="Latha" w:hAnsi="Latha" w:cs="Latha"/>
-                <w:sz w:val="28"/>
-                <w:szCs w:val="28"/>
-                <w:cs/>
-                <w:lang w:bidi="ta-IN"/>
-              </w:rPr>
-              <w:t>ரீ</w:t>
-            </w:r>
-            <w:r>
-              <w:rPr>
-                <w:rFonts w:ascii="BRH Tamil Tab Extra" w:hAnsi="BRH Tamil Tab Extra" w:cs="Latha"/>
-                <w:b/>
-                <w:sz w:val="32"/>
-                <w:szCs w:val="28"/>
-                <w:lang w:bidi="ta-IN"/>
-              </w:rPr>
-              <w:t>…</w:t>
-            </w:r>
-            <w:r>
-              <w:rPr>
-                <w:rFonts w:ascii="Latha" w:hAnsi="Latha" w:cs="Latha"/>
-                <w:sz w:val="28"/>
-                <w:szCs w:val="28"/>
-                <w:cs/>
-                <w:lang w:bidi="ta-IN"/>
-              </w:rPr>
-              <w:t>ர</w:t>
-            </w:r>
-            <w:r>
-              <w:rPr>
-                <w:rFonts w:ascii="BRH Tamil Tab Extra" w:hAnsi="BRH Tamil Tab Extra" w:cs="Latha"/>
-                <w:b/>
-                <w:sz w:val="32"/>
-                <w:szCs w:val="28"/>
-                <w:lang w:bidi="ta-IN"/>
-              </w:rPr>
-              <w:t>…</w:t>
-            </w:r>
-            <w:r>
-              <w:rPr>
-                <w:rFonts w:ascii="Latha" w:hAnsi="Latha" w:cs="Latha"/>
-                <w:sz w:val="28"/>
-                <w:szCs w:val="28"/>
-                <w:cs/>
-                <w:lang w:bidi="ta-IN"/>
-              </w:rPr>
-              <w:t>தா</w:t>
-            </w:r>
-            <w:r>
-              <w:rPr>
-                <w:rFonts w:ascii="BRH Tamil Tab Extra" w:hAnsi="BRH Tamil Tab Extra" w:cs="Latha"/>
-                <w:b/>
-                <w:sz w:val="32"/>
-                <w:szCs w:val="28"/>
-                <w:lang w:bidi="ta-IN"/>
-              </w:rPr>
-              <w:t>…</w:t>
-            </w:r>
-            <w:r>
-              <w:rPr>
-                <w:rFonts w:ascii="Latha" w:hAnsi="Latha" w:cs="Latha"/>
-                <w:b/>
-                <w:bCs/>
-                <w:position w:val="-12"/>
-                <w:sz w:val="28"/>
-                <w:szCs w:val="28"/>
-                <w:cs/>
-                <w:lang w:bidi="ta-IN"/>
-              </w:rPr>
-              <w:t>4</w:t>
-            </w:r>
-            <w:r>
-              <w:rPr>
-                <w:rFonts w:ascii="Latha" w:hAnsi="Latha" w:cs="Latha"/>
-                <w:sz w:val="28"/>
-                <w:szCs w:val="28"/>
-                <w:cs/>
-                <w:lang w:bidi="ta-IN"/>
-              </w:rPr>
-              <w:t>மேதி</w:t>
-            </w:r>
-            <w:r>
-              <w:rPr>
-                <w:rFonts w:ascii="BRH Tamil Tab Extra" w:hAnsi="BRH Tamil Tab Extra" w:cs="Latha"/>
-                <w:b/>
-                <w:sz w:val="36"/>
-                <w:szCs w:val="28"/>
-                <w:lang w:bidi="ta-IN"/>
-              </w:rPr>
-              <w:t>†</w:t>
-            </w:r>
-            <w:r>
-              <w:rPr>
-                <w:rFonts w:ascii="Latha" w:hAnsi="Latha" w:cs="Latha"/>
-                <w:sz w:val="28"/>
-                <w:szCs w:val="28"/>
-                <w:lang w:bidi="ta-IN"/>
-              </w:rPr>
-              <w:t xml:space="preserve"> |</w:t>
+              <w:t>|</w:t>
             </w:r>
           </w:p>
         </w:tc>
@@ -3479,7 +4217,7 @@
         </w:trPr>
         <w:tc>
           <w:tcPr>
-            <w:tcW w:w="4048" w:type="dxa"/>
+            <w:tcW w:w="3906" w:type="dxa"/>
           </w:tcPr>
           <w:p>
             <w:pPr>
@@ -3518,27 +4256,7 @@
                 <w:sz w:val="28"/>
                 <w:szCs w:val="32"/>
               </w:rPr>
-              <w:t>6.</w:t>
-            </w:r>
-            <w:r>
-              <w:rPr>
-                <w:rFonts w:cs="Arial"/>
-                <w:b/>
-                <w:color w:val="000000"/>
-                <w:sz w:val="28"/>
-                <w:szCs w:val="32"/>
-              </w:rPr>
-              <w:t>11.2</w:t>
-            </w:r>
-            <w:r>
-              <w:rPr>
-                <w:rFonts w:cs="Arial"/>
-                <w:b/>
-                <w:color w:val="000000"/>
-                <w:sz w:val="28"/>
-                <w:szCs w:val="32"/>
-              </w:rPr>
-              <w:t xml:space="preserve"> </w:t>
+              <w:t xml:space="preserve">6.9.7 </w:t>
             </w:r>
             <w:r>
               <w:rPr>
@@ -3588,17 +4306,7 @@
                 <w:sz w:val="28"/>
                 <w:szCs w:val="32"/>
               </w:rPr>
-              <w:t xml:space="preserve"> </w:t>
-            </w:r>
-            <w:r>
-              <w:rPr>
-                <w:rFonts w:cs="Arial"/>
-                <w:b/>
-                <w:color w:val="000000"/>
-                <w:sz w:val="28"/>
-                <w:szCs w:val="32"/>
-              </w:rPr>
-              <w:t>14</w:t>
+              <w:t xml:space="preserve"> 2</w:t>
             </w:r>
           </w:p>
           <w:p>
@@ -3644,8 +4352,7 @@
                 <w:rFonts w:cs="Arial"/>
                 <w:b/>
                 <w:color w:val="000000"/>
-                <w:sz w:val="28"/>
-                <w:szCs w:val="28"/>
+                <w:szCs w:val="32"/>
               </w:rPr>
               <w:t xml:space="preserve"> </w:t>
             </w:r>
@@ -3657,7 +4364,7 @@
                 <w:sz w:val="28"/>
                 <w:szCs w:val="28"/>
               </w:rPr>
-              <w:t>62</w:t>
+              <w:t>49</w:t>
             </w:r>
           </w:p>
         </w:tc>
@@ -3688,7 +4395,7 @@
                 <w:cs/>
                 <w:lang w:bidi="ta-IN"/>
               </w:rPr>
-              <w:t>கமு</w:t>
+              <w:t>தா அ</w:t>
             </w:r>
             <w:r>
               <w:rPr>
@@ -3696,102 +4403,198 @@
                 <w:b/>
                 <w:sz w:val="36"/>
                 <w:szCs w:val="28"/>
+                <w:lang w:bidi="ta-IN"/>
+              </w:rPr>
+              <w:t>†</w:t>
+            </w:r>
+            <w:r>
+              <w:rPr>
+                <w:rFonts w:ascii="Latha" w:hAnsi="Latha" w:cs="Latha"/>
+                <w:sz w:val="28"/>
+                <w:szCs w:val="28"/>
+                <w:cs/>
+                <w:lang w:bidi="ta-IN"/>
+              </w:rPr>
+              <w:t>ரீர</w:t>
+            </w:r>
+            <w:r>
+              <w:rPr>
+                <w:rFonts w:ascii="Latha" w:hAnsi="Latha" w:cs="Latha"/>
+                <w:sz w:val="28"/>
+                <w:szCs w:val="28"/>
                 <w:highlight w:val="yellow"/>
+                <w:cs/>
+                <w:lang w:bidi="ta-IN"/>
+              </w:rPr>
+              <w:t>தா</w:t>
+            </w:r>
+            <w:r>
+              <w:rPr>
+                <w:rFonts w:ascii="BRH Tamil Tab Extra" w:hAnsi="BRH Tamil Tab Extra" w:cs="Latha"/>
+                <w:b/>
+                <w:sz w:val="32"/>
+                <w:szCs w:val="28"/>
+                <w:highlight w:val="yellow"/>
+                <w:lang w:bidi="ta-IN"/>
+              </w:rPr>
+              <w:t>…</w:t>
+            </w:r>
+            <w:r>
+              <w:rPr>
+                <w:rFonts w:ascii="Latha" w:hAnsi="Latha" w:cs="Latha"/>
+                <w:b/>
+                <w:bCs/>
+                <w:position w:val="-12"/>
+                <w:sz w:val="28"/>
+                <w:szCs w:val="28"/>
+                <w:highlight w:val="yellow"/>
+                <w:cs/>
+                <w:lang w:bidi="ta-IN"/>
+              </w:rPr>
+              <w:t>4</w:t>
+            </w:r>
+            <w:r>
+              <w:rPr>
+                <w:rFonts w:ascii="Latha" w:hAnsi="Latha" w:cs="Latha"/>
+                <w:sz w:val="28"/>
+                <w:szCs w:val="28"/>
+                <w:highlight w:val="yellow"/>
+                <w:cs/>
+                <w:lang w:bidi="ta-IN"/>
+              </w:rPr>
+              <w:t>ம</w:t>
+            </w:r>
+            <w:r>
+              <w:rPr>
+                <w:rFonts w:ascii="Latha" w:hAnsi="Latha" w:cs="Latha"/>
+                <w:sz w:val="28"/>
+                <w:szCs w:val="28"/>
+                <w:cs/>
+                <w:lang w:bidi="ta-IN"/>
+              </w:rPr>
+              <w:t xml:space="preserve"> </w:t>
+            </w:r>
+            <w:r>
+              <w:rPr>
+                <w:rFonts w:ascii="Latha" w:hAnsi="Latha" w:cs="Latha"/>
+                <w:sz w:val="28"/>
+                <w:szCs w:val="28"/>
+                <w:lang w:bidi="ta-IN"/>
+              </w:rPr>
+              <w:t xml:space="preserve">| </w:t>
+            </w:r>
+            <w:r>
+              <w:rPr>
+                <w:rFonts w:ascii="Latha" w:hAnsi="Latha" w:cs="Latha"/>
+                <w:sz w:val="28"/>
+                <w:szCs w:val="28"/>
+                <w:cs/>
+                <w:lang w:bidi="ta-IN"/>
+              </w:rPr>
+              <w:t>அ</w:t>
+            </w:r>
+            <w:r>
+              <w:rPr>
+                <w:rFonts w:ascii="BRH Tamil Tab Extra" w:hAnsi="BRH Tamil Tab Extra" w:cs="Latha"/>
+                <w:b/>
+                <w:sz w:val="32"/>
+                <w:szCs w:val="28"/>
+                <w:lang w:bidi="ta-IN"/>
+              </w:rPr>
+              <w:t>…</w:t>
+            </w:r>
+            <w:r>
+              <w:rPr>
+                <w:rFonts w:ascii="Latha" w:hAnsi="Latha" w:cs="Latha"/>
+                <w:sz w:val="28"/>
+                <w:szCs w:val="28"/>
+                <w:cs/>
+                <w:lang w:bidi="ta-IN"/>
+              </w:rPr>
+              <w:t>ரீ</w:t>
+            </w:r>
+            <w:r>
+              <w:rPr>
+                <w:rFonts w:ascii="BRH Tamil Tab Extra" w:hAnsi="BRH Tamil Tab Extra" w:cs="Latha"/>
+                <w:b/>
+                <w:sz w:val="32"/>
+                <w:szCs w:val="28"/>
+                <w:lang w:bidi="ta-IN"/>
+              </w:rPr>
+              <w:t>…</w:t>
+            </w:r>
+            <w:r>
+              <w:rPr>
+                <w:rFonts w:ascii="Latha" w:hAnsi="Latha" w:cs="Latha"/>
+                <w:sz w:val="28"/>
+                <w:szCs w:val="28"/>
+                <w:cs/>
+                <w:lang w:bidi="ta-IN"/>
+              </w:rPr>
+              <w:t>ர</w:t>
+            </w:r>
+            <w:r>
+              <w:rPr>
+                <w:rFonts w:ascii="BRH Tamil Tab Extra" w:hAnsi="BRH Tamil Tab Extra" w:cs="Latha"/>
+                <w:b/>
+                <w:sz w:val="32"/>
+                <w:szCs w:val="28"/>
+                <w:lang w:bidi="ta-IN"/>
+              </w:rPr>
+              <w:t>…</w:t>
+            </w:r>
+            <w:r>
+              <w:rPr>
+                <w:rFonts w:ascii="Latha" w:hAnsi="Latha" w:cs="Latha"/>
+                <w:sz w:val="28"/>
+                <w:szCs w:val="28"/>
+                <w:cs/>
+                <w:lang w:bidi="ta-IN"/>
+              </w:rPr>
+              <w:t>தா</w:t>
+            </w:r>
+            <w:r>
+              <w:rPr>
+                <w:rFonts w:ascii="BRH Tamil Tab Extra" w:hAnsi="BRH Tamil Tab Extra" w:cs="Latha"/>
+                <w:b/>
+                <w:sz w:val="32"/>
+                <w:szCs w:val="28"/>
+                <w:lang w:bidi="ta-IN"/>
+              </w:rPr>
+              <w:t>…</w:t>
+            </w:r>
+            <w:r>
+              <w:rPr>
+                <w:rFonts w:ascii="Latha" w:hAnsi="Latha" w:cs="Latha"/>
+                <w:b/>
+                <w:bCs/>
+                <w:position w:val="-12"/>
+                <w:sz w:val="28"/>
+                <w:szCs w:val="28"/>
+                <w:cs/>
+                <w:lang w:bidi="ta-IN"/>
+              </w:rPr>
+              <w:t>4</w:t>
+            </w:r>
+            <w:r>
+              <w:rPr>
+                <w:rFonts w:ascii="Latha" w:hAnsi="Latha" w:cs="Latha"/>
+                <w:sz w:val="28"/>
+                <w:szCs w:val="28"/>
+                <w:cs/>
+                <w:lang w:bidi="ta-IN"/>
+              </w:rPr>
+              <w:t>மேதி</w:t>
+            </w:r>
+            <w:r>
+              <w:rPr>
+                <w:rFonts w:ascii="BRH Tamil Tab Extra" w:hAnsi="BRH Tamil Tab Extra" w:cs="Latha"/>
+                <w:b/>
+                <w:sz w:val="36"/>
+                <w:szCs w:val="28"/>
                 <w:lang w:bidi="ta-IN"/>
               </w:rPr>
               <w:t>†</w:t>
-            </w:r>
-            <w:r>
-              <w:rPr>
-                <w:rFonts w:ascii="Latha" w:hAnsi="Latha" w:cs="Latha"/>
-                <w:sz w:val="28"/>
-                <w:szCs w:val="28"/>
-                <w:lang w:bidi="ta-IN"/>
-              </w:rPr>
-              <w:t xml:space="preserve"> | </w:t>
-            </w:r>
-            <w:r>
-              <w:rPr>
-                <w:rFonts w:ascii="Latha" w:hAnsi="Latha" w:cs="Latha"/>
-                <w:sz w:val="28"/>
-                <w:szCs w:val="28"/>
-                <w:highlight w:val="yellow"/>
-                <w:cs/>
-                <w:lang w:bidi="ta-IN"/>
-              </w:rPr>
-              <w:t>உ</w:t>
-            </w:r>
-            <w:r>
-              <w:rPr>
-                <w:rFonts w:ascii="BRH Tamil Tab Extra" w:hAnsi="BRH Tamil Tab Extra" w:cs="Latha"/>
-                <w:b/>
-                <w:sz w:val="32"/>
-                <w:szCs w:val="28"/>
-                <w:highlight w:val="yellow"/>
-                <w:lang w:bidi="ta-IN"/>
-              </w:rPr>
-              <w:t>…</w:t>
-            </w:r>
-            <w:r>
-              <w:rPr>
-                <w:rFonts w:ascii="Latha" w:hAnsi="Latha" w:cs="Latha"/>
-                <w:sz w:val="28"/>
-                <w:szCs w:val="28"/>
-                <w:highlight w:val="yellow"/>
-                <w:lang w:bidi="ta-IN"/>
-              </w:rPr>
-              <w:t xml:space="preserve"> </w:t>
-            </w:r>
-            <w:r>
-              <w:rPr>
-                <w:rFonts w:ascii="Latha" w:hAnsi="Latha" w:cs="Latha"/>
-                <w:sz w:val="28"/>
-                <w:szCs w:val="28"/>
-                <w:highlight w:val="yellow"/>
-                <w:cs/>
-                <w:lang w:bidi="ta-IN"/>
-              </w:rPr>
-              <w:t>ஸ்</w:t>
-            </w:r>
-            <w:r>
-              <w:rPr>
-                <w:rFonts w:ascii="Latha" w:hAnsi="Latha" w:cs="Latha"/>
-                <w:sz w:val="28"/>
-                <w:szCs w:val="28"/>
-                <w:cs/>
-                <w:lang w:bidi="ta-IN"/>
-              </w:rPr>
-              <w:t>வி</w:t>
-            </w:r>
-            <w:r>
-              <w:rPr>
-                <w:rFonts w:ascii="BRH Tamil Tab Extra" w:hAnsi="BRH Tamil Tab Extra" w:cs="Latha"/>
-                <w:b/>
-                <w:sz w:val="32"/>
-                <w:szCs w:val="28"/>
-                <w:lang w:bidi="ta-IN"/>
-              </w:rPr>
-              <w:t>…</w:t>
-            </w:r>
-            <w:r>
-              <w:rPr>
-                <w:rFonts w:ascii="Latha" w:hAnsi="Latha" w:cs="Latha"/>
-                <w:sz w:val="28"/>
-                <w:szCs w:val="28"/>
-                <w:cs/>
-                <w:lang w:bidi="ta-IN"/>
-              </w:rPr>
-              <w:t>த்</w:t>
-            </w:r>
-            <w:r>
-              <w:rPr>
-                <w:rFonts w:ascii="BRH Tamil Tab Extra" w:hAnsi="BRH Tamil Tab Extra" w:cs="Latha"/>
-                <w:b/>
-                <w:sz w:val="32"/>
-                <w:szCs w:val="28"/>
-                <w:lang w:bidi="ta-IN"/>
-              </w:rPr>
-              <w:t>…</w:t>
             </w:r>
             <w:r>
               <w:rPr>
@@ -3806,7 +4609,7 @@
         </w:tc>
         <w:tc>
           <w:tcPr>
-            <w:tcW w:w="5220" w:type="dxa"/>
+            <w:tcW w:w="5362" w:type="dxa"/>
           </w:tcPr>
           <w:p>
             <w:pPr>
@@ -3831,7 +4634,7 @@
                 <w:cs/>
                 <w:lang w:bidi="ta-IN"/>
               </w:rPr>
-              <w:t>கமு</w:t>
+              <w:t>தா அ</w:t>
             </w:r>
             <w:r>
               <w:rPr>
@@ -3839,7 +4642,6 @@
                 <w:b/>
                 <w:sz w:val="36"/>
                 <w:szCs w:val="28"/>
-                <w:highlight w:val="yellow"/>
                 <w:lang w:bidi="ta-IN"/>
               </w:rPr>
               <w:t>†</w:t>
@@ -3849,31 +4651,35 @@
                 <w:rFonts w:ascii="Latha" w:hAnsi="Latha" w:cs="Latha"/>
                 <w:sz w:val="28"/>
                 <w:szCs w:val="28"/>
-                <w:lang w:bidi="ta-IN"/>
-              </w:rPr>
-              <w:t xml:space="preserve"> | </w:t>
-            </w:r>
-            <w:r>
-              <w:rPr>
-                <w:rFonts w:ascii="Latha" w:hAnsi="Latha" w:cs="Latha" w:hint="cs"/>
+                <w:cs/>
+                <w:lang w:bidi="ta-IN"/>
+              </w:rPr>
+              <w:t>ரீர</w:t>
+            </w:r>
+            <w:r>
+              <w:rPr>
+                <w:rFonts w:ascii="Latha" w:hAnsi="Latha" w:cs="Latha"/>
                 <w:sz w:val="28"/>
                 <w:szCs w:val="28"/>
                 <w:highlight w:val="green"/>
                 <w:cs/>
                 <w:lang w:bidi="ta-IN"/>
               </w:rPr>
-              <w:t>ஊ</w:t>
-            </w:r>
-            <w:r>
-              <w:rPr>
-                <w:rFonts w:ascii="BRH Tamil Tab Extra" w:hAnsi="BRH Tamil Tab Extra" w:cs="Latha"/>
-                <w:b/>
-                <w:sz w:val="32"/>
+              <w:t>தா</w:t>
+            </w:r>
+            <w:r>
+              <w:rPr>
+                <w:rFonts w:ascii="Latha" w:hAnsi="Latha" w:cs="Latha"/>
+                <w:b/>
+                <w:bCs/>
+                <w:position w:val="-12"/>
+                <w:sz w:val="28"/>
                 <w:szCs w:val="28"/>
                 <w:highlight w:val="green"/>
-                <w:lang w:bidi="ta-IN"/>
-              </w:rPr>
-              <w:t>…</w:t>
+                <w:cs/>
+                <w:lang w:bidi="ta-IN"/>
+              </w:rPr>
+              <w:t>4</w:t>
             </w:r>
             <w:r>
               <w:rPr>
@@ -3881,6 +4687,17 @@
                 <w:sz w:val="28"/>
                 <w:szCs w:val="28"/>
                 <w:highlight w:val="green"/>
+                <w:cs/>
+                <w:lang w:bidi="ta-IN"/>
+              </w:rPr>
+              <w:t>ம</w:t>
+            </w:r>
+            <w:r>
+              <w:rPr>
+                <w:rFonts w:ascii="Latha" w:hAnsi="Latha" w:cs="Latha"/>
+                <w:sz w:val="28"/>
+                <w:szCs w:val="28"/>
+                <w:cs/>
                 <w:lang w:bidi="ta-IN"/>
               </w:rPr>
               <w:t xml:space="preserve"> </w:t>
@@ -3890,51 +4707,122 @@
                 <w:rFonts w:ascii="Latha" w:hAnsi="Latha" w:cs="Latha"/>
                 <w:sz w:val="28"/>
                 <w:szCs w:val="28"/>
-                <w:highlight w:val="green"/>
-                <w:cs/>
-                <w:lang w:bidi="ta-IN"/>
-              </w:rPr>
-              <w:t>ஸ்</w:t>
-            </w:r>
-            <w:r>
-              <w:rPr>
-                <w:rFonts w:ascii="Latha" w:hAnsi="Latha" w:cs="Latha"/>
-                <w:sz w:val="28"/>
-                <w:szCs w:val="28"/>
-                <w:cs/>
-                <w:lang w:bidi="ta-IN"/>
-              </w:rPr>
-              <w:t>வி</w:t>
-            </w:r>
-            <w:r>
-              <w:rPr>
-                <w:rFonts w:ascii="BRH Tamil Tab Extra" w:hAnsi="BRH Tamil Tab Extra" w:cs="Latha"/>
-                <w:b/>
-                <w:sz w:val="32"/>
-                <w:szCs w:val="28"/>
-                <w:lang w:bidi="ta-IN"/>
-              </w:rPr>
-              <w:t>…</w:t>
-            </w:r>
-            <w:r>
-              <w:rPr>
-                <w:rFonts w:ascii="Latha" w:hAnsi="Latha" w:cs="Latha"/>
-                <w:sz w:val="28"/>
-                <w:szCs w:val="28"/>
-                <w:cs/>
-                <w:lang w:bidi="ta-IN"/>
-              </w:rPr>
-              <w:t>த்</w:t>
-            </w:r>
-            <w:r>
-              <w:rPr>
-                <w:rFonts w:ascii="BRH Tamil Tab Extra" w:hAnsi="BRH Tamil Tab Extra" w:cs="Latha"/>
-                <w:b/>
-                <w:sz w:val="32"/>
-                <w:szCs w:val="28"/>
-                <w:lang w:bidi="ta-IN"/>
-              </w:rPr>
-              <w:t>…</w:t>
+                <w:lang w:bidi="ta-IN"/>
+              </w:rPr>
+              <w:t xml:space="preserve">| </w:t>
+            </w:r>
+            <w:r>
+              <w:rPr>
+                <w:rFonts w:ascii="Latha" w:hAnsi="Latha" w:cs="Latha"/>
+                <w:sz w:val="28"/>
+                <w:szCs w:val="28"/>
+                <w:cs/>
+                <w:lang w:bidi="ta-IN"/>
+              </w:rPr>
+              <w:t>அ</w:t>
+            </w:r>
+            <w:r>
+              <w:rPr>
+                <w:rFonts w:ascii="BRH Tamil Tab Extra" w:hAnsi="BRH Tamil Tab Extra" w:cs="Latha"/>
+                <w:b/>
+                <w:sz w:val="32"/>
+                <w:szCs w:val="28"/>
+                <w:lang w:bidi="ta-IN"/>
+              </w:rPr>
+              <w:t>…</w:t>
+            </w:r>
+            <w:r>
+              <w:rPr>
+                <w:rFonts w:ascii="Latha" w:hAnsi="Latha" w:cs="Latha"/>
+                <w:sz w:val="28"/>
+                <w:szCs w:val="28"/>
+                <w:cs/>
+                <w:lang w:bidi="ta-IN"/>
+              </w:rPr>
+              <w:t>ரீ</w:t>
+            </w:r>
+            <w:r>
+              <w:rPr>
+                <w:rFonts w:ascii="BRH Tamil Tab Extra" w:hAnsi="BRH Tamil Tab Extra" w:cs="Latha"/>
+                <w:b/>
+                <w:sz w:val="32"/>
+                <w:szCs w:val="28"/>
+                <w:lang w:bidi="ta-IN"/>
+              </w:rPr>
+              <w:t>…</w:t>
+            </w:r>
+            <w:r>
+              <w:rPr>
+                <w:rFonts w:ascii="Latha" w:hAnsi="Latha" w:cs="Latha"/>
+                <w:sz w:val="28"/>
+                <w:szCs w:val="28"/>
+                <w:cs/>
+                <w:lang w:bidi="ta-IN"/>
+              </w:rPr>
+              <w:t>ர</w:t>
+            </w:r>
+            <w:r>
+              <w:rPr>
+                <w:rFonts w:ascii="BRH Tamil Tab Extra" w:hAnsi="BRH Tamil Tab Extra" w:cs="Latha"/>
+                <w:b/>
+                <w:sz w:val="32"/>
+                <w:szCs w:val="28"/>
+                <w:lang w:bidi="ta-IN"/>
+              </w:rPr>
+              <w:t>…</w:t>
+            </w:r>
+            <w:r>
+              <w:rPr>
+                <w:rFonts w:ascii="Latha" w:hAnsi="Latha" w:cs="Latha"/>
+                <w:sz w:val="28"/>
+                <w:szCs w:val="28"/>
+                <w:cs/>
+                <w:lang w:bidi="ta-IN"/>
+              </w:rPr>
+              <w:t>தா</w:t>
+            </w:r>
+            <w:r>
+              <w:rPr>
+                <w:rFonts w:ascii="BRH Tamil Tab Extra" w:hAnsi="BRH Tamil Tab Extra" w:cs="Latha"/>
+                <w:b/>
+                <w:sz w:val="32"/>
+                <w:szCs w:val="28"/>
+                <w:lang w:bidi="ta-IN"/>
+              </w:rPr>
+              <w:t>…</w:t>
+            </w:r>
+            <w:r>
+              <w:rPr>
+                <w:rFonts w:ascii="Latha" w:hAnsi="Latha" w:cs="Latha"/>
+                <w:b/>
+                <w:bCs/>
+                <w:position w:val="-12"/>
+                <w:sz w:val="28"/>
+                <w:szCs w:val="28"/>
+                <w:cs/>
+                <w:lang w:bidi="ta-IN"/>
+              </w:rPr>
+              <w:t>4</w:t>
+            </w:r>
+            <w:r>
+              <w:rPr>
+                <w:rFonts w:ascii="Latha" w:hAnsi="Latha" w:cs="Latha"/>
+                <w:sz w:val="28"/>
+                <w:szCs w:val="28"/>
+                <w:cs/>
+                <w:lang w:bidi="ta-IN"/>
+              </w:rPr>
+              <w:t>மேதி</w:t>
+            </w:r>
+            <w:r>
+              <w:rPr>
+                <w:rFonts w:ascii="BRH Tamil Tab Extra" w:hAnsi="BRH Tamil Tab Extra" w:cs="Latha"/>
+                <w:b/>
+                <w:sz w:val="36"/>
+                <w:szCs w:val="28"/>
+                <w:lang w:bidi="ta-IN"/>
+              </w:rPr>
+              <w:t>†</w:t>
             </w:r>
             <w:r>
               <w:rPr>
@@ -3954,7 +4842,7 @@
         </w:trPr>
         <w:tc>
           <w:tcPr>
-            <w:tcW w:w="4048" w:type="dxa"/>
+            <w:tcW w:w="3906" w:type="dxa"/>
           </w:tcPr>
           <w:p>
             <w:pPr>
@@ -3983,7 +4871,6 @@
                 <w:sz w:val="28"/>
                 <w:szCs w:val="32"/>
               </w:rPr>
-              <w:lastRenderedPageBreak/>
               <w:t>T.S.2.</w:t>
             </w:r>
             <w:r>
@@ -4044,17 +4931,7 @@
                 <w:sz w:val="28"/>
                 <w:szCs w:val="32"/>
               </w:rPr>
-              <w:t xml:space="preserve"> </w:t>
-            </w:r>
-            <w:r>
-              <w:rPr>
-                <w:rFonts w:cs="Arial"/>
-                <w:b/>
-                <w:color w:val="000000"/>
-                <w:sz w:val="28"/>
-                <w:szCs w:val="32"/>
-              </w:rPr>
-              <w:t>18</w:t>
+              <w:t xml:space="preserve"> 14</w:t>
             </w:r>
           </w:p>
           <w:p>
@@ -4101,7 +4978,7 @@
                 <w:b/>
                 <w:color w:val="000000"/>
                 <w:sz w:val="28"/>
-                <w:szCs w:val="36"/>
+                <w:szCs w:val="28"/>
               </w:rPr>
               <w:t xml:space="preserve"> 62</w:t>
             </w:r>
@@ -4134,7 +5011,7 @@
                 <w:cs/>
                 <w:lang w:bidi="ta-IN"/>
               </w:rPr>
-              <w:t>ஸேன</w:t>
+              <w:t>கமு</w:t>
             </w:r>
             <w:r>
               <w:rPr>
@@ -4142,6 +5019,7 @@
                 <w:b/>
                 <w:sz w:val="36"/>
                 <w:szCs w:val="28"/>
+                <w:highlight w:val="yellow"/>
                 <w:lang w:bidi="ta-IN"/>
               </w:rPr>
               <w:t>†</w:t>
@@ -4151,82 +5029,38 @@
                 <w:rFonts w:ascii="Latha" w:hAnsi="Latha" w:cs="Latha"/>
                 <w:sz w:val="28"/>
                 <w:szCs w:val="28"/>
-                <w:cs/>
-                <w:lang w:bidi="ta-IN"/>
-              </w:rPr>
-              <w:t>யா</w:t>
-            </w:r>
-            <w:r>
-              <w:rPr>
-                <w:rFonts w:ascii="BRH Tamil Tab Extra" w:hAnsi="BRH Tamil Tab Extra" w:cs="Latha"/>
-                <w:b/>
-                <w:sz w:val="32"/>
-                <w:szCs w:val="28"/>
-                <w:lang w:bidi="ta-IN"/>
-              </w:rPr>
-              <w:t>…</w:t>
-            </w:r>
-            <w:r>
-              <w:rPr>
-                <w:rFonts w:ascii="BRH Devanagari Extra" w:hAnsi="BRH Devanagari Extra" w:cs="Latha"/>
-                <w:b/>
-                <w:sz w:val="36"/>
-                <w:szCs w:val="28"/>
-                <w:lang w:bidi="ta-IN"/>
-              </w:rPr>
-              <w:t>Å</w:t>
-            </w:r>
-            <w:r>
-              <w:rPr>
-                <w:rFonts w:ascii="Latha" w:hAnsi="Latha" w:cs="Latha"/>
-                <w:sz w:val="28"/>
-                <w:szCs w:val="28"/>
-                <w:cs/>
-                <w:lang w:bidi="ta-IN"/>
-              </w:rPr>
-              <w:t>க்</w:t>
-            </w:r>
-            <w:r>
-              <w:rPr>
-                <w:rFonts w:ascii="Latha" w:hAnsi="Latha" w:cs="Latha"/>
-                <w:b/>
-                <w:bCs/>
-                <w:position w:val="-12"/>
-                <w:sz w:val="28"/>
-                <w:szCs w:val="28"/>
-                <w:cs/>
-                <w:lang w:bidi="ta-IN"/>
-              </w:rPr>
-              <w:t>3</w:t>
-            </w:r>
-            <w:r>
-              <w:rPr>
-                <w:rFonts w:ascii="Latha" w:hAnsi="Latha" w:cs="Latha"/>
-                <w:sz w:val="28"/>
-                <w:szCs w:val="28"/>
-                <w:cs/>
-                <w:lang w:bidi="ta-IN"/>
-              </w:rPr>
-              <w:t>னே</w:t>
-            </w:r>
-            <w:r>
-              <w:rPr>
-                <w:rFonts w:ascii="Latha" w:hAnsi="Latha" w:cs="Latha"/>
-                <w:b/>
-                <w:bCs/>
-                <w:sz w:val="32"/>
-                <w:szCs w:val="32"/>
-                <w:cs/>
-                <w:lang w:bidi="ta-IN"/>
-              </w:rPr>
-              <w:t>:</w:t>
-            </w:r>
-            <w:r>
-              <w:rPr>
-                <w:rFonts w:ascii="Latha" w:hAnsi="Latha" w:cs="Latha"/>
-                <w:sz w:val="28"/>
-                <w:szCs w:val="28"/>
-                <w:cs/>
+                <w:lang w:bidi="ta-IN"/>
+              </w:rPr>
+              <w:t xml:space="preserve"> | </w:t>
+            </w:r>
+            <w:r>
+              <w:rPr>
+                <w:rFonts w:ascii="Latha" w:hAnsi="Latha" w:cs="Latha"/>
+                <w:sz w:val="28"/>
+                <w:szCs w:val="28"/>
+                <w:highlight w:val="yellow"/>
+                <w:cs/>
+                <w:lang w:bidi="ta-IN"/>
+              </w:rPr>
+              <w:t>உ</w:t>
+            </w:r>
+            <w:r>
+              <w:rPr>
+                <w:rFonts w:ascii="BRH Tamil Tab Extra" w:hAnsi="BRH Tamil Tab Extra" w:cs="Latha"/>
+                <w:b/>
+                <w:sz w:val="32"/>
+                <w:szCs w:val="28"/>
+                <w:highlight w:val="yellow"/>
+                <w:lang w:bidi="ta-IN"/>
+              </w:rPr>
+              <w:t>…</w:t>
+            </w:r>
+            <w:r>
+              <w:rPr>
+                <w:rFonts w:ascii="Latha" w:hAnsi="Latha" w:cs="Latha"/>
+                <w:sz w:val="28"/>
+                <w:szCs w:val="28"/>
+                <w:highlight w:val="yellow"/>
                 <w:lang w:bidi="ta-IN"/>
               </w:rPr>
               <w:t xml:space="preserve"> </w:t>
@@ -4236,150 +5070,628 @@
                 <w:rFonts w:ascii="Latha" w:hAnsi="Latha" w:cs="Latha"/>
                 <w:sz w:val="28"/>
                 <w:szCs w:val="28"/>
-                <w:lang w:bidi="ta-IN"/>
-              </w:rPr>
-              <w:t xml:space="preserve">| </w:t>
-            </w:r>
-            <w:r>
-              <w:rPr>
-                <w:rFonts w:ascii="Latha" w:hAnsi="Latha" w:cs="Latha"/>
-                <w:sz w:val="28"/>
-                <w:szCs w:val="28"/>
-                <w:cs/>
-                <w:lang w:bidi="ta-IN"/>
-              </w:rPr>
-              <w:br/>
-            </w:r>
-            <w:r>
-              <w:rPr>
-                <w:rFonts w:ascii="Latha" w:hAnsi="Latha" w:cs="Latha"/>
-                <w:sz w:val="28"/>
-                <w:szCs w:val="28"/>
-                <w:cs/>
-                <w:lang w:bidi="ta-IN"/>
-              </w:rPr>
-              <w:t>அ</w:t>
-            </w:r>
-            <w:r>
-              <w:rPr>
-                <w:rFonts w:ascii="BRH Tamil Tab Extra" w:hAnsi="BRH Tamil Tab Extra" w:cs="Latha"/>
-                <w:b/>
-                <w:sz w:val="32"/>
-                <w:szCs w:val="28"/>
-                <w:lang w:bidi="ta-IN"/>
-              </w:rPr>
-              <w:t>…</w:t>
-            </w:r>
-            <w:r>
-              <w:rPr>
-                <w:rFonts w:ascii="Latha" w:hAnsi="Latha" w:cs="Latha"/>
-                <w:sz w:val="28"/>
-                <w:szCs w:val="28"/>
-                <w:cs/>
-                <w:lang w:bidi="ta-IN"/>
-              </w:rPr>
-              <w:t>க்</w:t>
-            </w:r>
-            <w:r>
-              <w:rPr>
-                <w:rFonts w:ascii="Latha" w:hAnsi="Latha" w:cs="Latha"/>
-                <w:b/>
-                <w:bCs/>
-                <w:position w:val="-12"/>
-                <w:sz w:val="28"/>
-                <w:szCs w:val="28"/>
-                <w:cs/>
-                <w:lang w:bidi="ta-IN"/>
-              </w:rPr>
-              <w:t>3</w:t>
-            </w:r>
-            <w:r>
-              <w:rPr>
-                <w:rFonts w:ascii="Latha" w:hAnsi="Latha" w:cs="Latha"/>
-                <w:sz w:val="28"/>
-                <w:szCs w:val="28"/>
-                <w:cs/>
-                <w:lang w:bidi="ta-IN"/>
-              </w:rPr>
-              <w:t>னே</w:t>
-            </w:r>
-            <w:r>
-              <w:rPr>
-                <w:rFonts w:ascii="Latha" w:hAnsi="Latha" w:cs="Latha"/>
-                <w:sz w:val="28"/>
-                <w:szCs w:val="28"/>
                 <w:highlight w:val="yellow"/>
                 <w:cs/>
                 <w:lang w:bidi="ta-IN"/>
               </w:rPr>
-              <w:t>ர் அ</w:t>
-            </w:r>
-            <w:r>
-              <w:rPr>
-                <w:rFonts w:ascii="Latha" w:hAnsi="Latha" w:cs="Latha"/>
-                <w:sz w:val="28"/>
-                <w:szCs w:val="28"/>
-                <w:cs/>
-                <w:lang w:bidi="ta-IN"/>
-              </w:rPr>
-              <w:t>பா</w:t>
-            </w:r>
-            <w:r>
-              <w:rPr>
-                <w:rFonts w:ascii="BRH Tamil Tab Extra" w:hAnsi="BRH Tamil Tab Extra" w:cs="Latha"/>
-                <w:b/>
-                <w:sz w:val="36"/>
-                <w:szCs w:val="28"/>
-                <w:lang w:bidi="ta-IN"/>
-              </w:rPr>
-              <w:t>†</w:t>
-            </w:r>
-            <w:r>
-              <w:rPr>
-                <w:rFonts w:ascii="Latha" w:hAnsi="Latha" w:cs="Latha"/>
-                <w:sz w:val="28"/>
-                <w:szCs w:val="28"/>
-                <w:cs/>
-                <w:lang w:bidi="ta-IN"/>
-              </w:rPr>
-              <w:t>கசக்ஷஸ</w:t>
-            </w:r>
-            <w:r>
-              <w:rPr>
-                <w:rFonts w:ascii="Latha" w:hAnsi="Latha" w:cs="Latha"/>
-                <w:b/>
-                <w:bCs/>
-                <w:sz w:val="32"/>
-                <w:szCs w:val="32"/>
-                <w:cs/>
-                <w:lang w:bidi="ta-IN"/>
-              </w:rPr>
-              <w:t>:</w:t>
-            </w:r>
-            <w:r>
-              <w:rPr>
-                <w:rFonts w:ascii="Latha" w:hAnsi="Latha" w:cs="Latha"/>
-                <w:sz w:val="28"/>
-                <w:szCs w:val="28"/>
-                <w:cs/>
-                <w:lang w:bidi="ta-IN"/>
-              </w:rPr>
-              <w:t xml:space="preserve"> </w:t>
-            </w:r>
-            <w:r>
-              <w:rPr>
-                <w:rFonts w:ascii="Latha" w:hAnsi="Latha" w:cs="Latha"/>
-                <w:sz w:val="28"/>
-                <w:szCs w:val="28"/>
-                <w:lang w:bidi="ta-IN"/>
-              </w:rPr>
-              <w:t>|</w:t>
+              <w:t>ஸ்</w:t>
+            </w:r>
+            <w:r>
+              <w:rPr>
+                <w:rFonts w:ascii="Latha" w:hAnsi="Latha" w:cs="Latha"/>
+                <w:sz w:val="28"/>
+                <w:szCs w:val="28"/>
+                <w:cs/>
+                <w:lang w:bidi="ta-IN"/>
+              </w:rPr>
+              <w:t>வி</w:t>
+            </w:r>
+            <w:r>
+              <w:rPr>
+                <w:rFonts w:ascii="BRH Tamil Tab Extra" w:hAnsi="BRH Tamil Tab Extra" w:cs="Latha"/>
+                <w:b/>
+                <w:sz w:val="32"/>
+                <w:szCs w:val="28"/>
+                <w:lang w:bidi="ta-IN"/>
+              </w:rPr>
+              <w:t>…</w:t>
+            </w:r>
+            <w:r>
+              <w:rPr>
+                <w:rFonts w:ascii="Latha" w:hAnsi="Latha" w:cs="Latha"/>
+                <w:sz w:val="28"/>
+                <w:szCs w:val="28"/>
+                <w:cs/>
+                <w:lang w:bidi="ta-IN"/>
+              </w:rPr>
+              <w:t>த்</w:t>
+            </w:r>
+            <w:r>
+              <w:rPr>
+                <w:rFonts w:ascii="BRH Tamil Tab Extra" w:hAnsi="BRH Tamil Tab Extra" w:cs="Latha"/>
+                <w:b/>
+                <w:sz w:val="32"/>
+                <w:szCs w:val="28"/>
+                <w:lang w:bidi="ta-IN"/>
+              </w:rPr>
+              <w:t>…</w:t>
+            </w:r>
+            <w:r>
+              <w:rPr>
+                <w:rFonts w:ascii="Latha" w:hAnsi="Latha" w:cs="Latha"/>
+                <w:sz w:val="28"/>
+                <w:szCs w:val="28"/>
+                <w:lang w:bidi="ta-IN"/>
+              </w:rPr>
+              <w:t xml:space="preserve"> |</w:t>
             </w:r>
           </w:p>
         </w:tc>
         <w:tc>
           <w:tcPr>
-            <w:tcW w:w="5220" w:type="dxa"/>
+            <w:tcW w:w="5362" w:type="dxa"/>
+          </w:tcPr>
+          <w:p>
+            <w:pPr>
+              <w:widowControl w:val="0"/>
+              <w:autoSpaceDE w:val="0"/>
+              <w:autoSpaceDN w:val="0"/>
+              <w:adjustRightInd w:val="0"/>
+              <w:spacing w:before="0" w:line="240" w:lineRule="auto"/>
+              <w:rPr>
+                <w:rFonts w:ascii="Latha" w:hAnsi="Latha" w:cs="Latha"/>
+                <w:sz w:val="28"/>
+                <w:szCs w:val="28"/>
+                <w:cs/>
+                <w:lang w:bidi="ta-IN"/>
+              </w:rPr>
+            </w:pPr>
+            <w:r>
+              <w:rPr>
+                <w:rFonts w:ascii="Latha" w:hAnsi="Latha" w:cs="Latha"/>
+                <w:sz w:val="28"/>
+                <w:szCs w:val="28"/>
+                <w:cs/>
+                <w:lang w:bidi="ta-IN"/>
+              </w:rPr>
+              <w:t>கமு</w:t>
+            </w:r>
+            <w:r>
+              <w:rPr>
+                <w:rFonts w:ascii="BRH Tamil Tab Extra" w:hAnsi="BRH Tamil Tab Extra" w:cs="Latha"/>
+                <w:b/>
+                <w:sz w:val="36"/>
+                <w:szCs w:val="28"/>
+                <w:highlight w:val="yellow"/>
+                <w:lang w:bidi="ta-IN"/>
+              </w:rPr>
+              <w:t>†</w:t>
+            </w:r>
+            <w:r>
+              <w:rPr>
+                <w:rFonts w:ascii="Latha" w:hAnsi="Latha" w:cs="Latha"/>
+                <w:sz w:val="28"/>
+                <w:szCs w:val="28"/>
+                <w:lang w:bidi="ta-IN"/>
+              </w:rPr>
+              <w:t xml:space="preserve"> | </w:t>
+            </w:r>
+            <w:r>
+              <w:rPr>
+                <w:rFonts w:ascii="Latha" w:hAnsi="Latha" w:cs="Latha" w:hint="cs"/>
+                <w:sz w:val="28"/>
+                <w:szCs w:val="28"/>
+                <w:highlight w:val="green"/>
+                <w:cs/>
+                <w:lang w:bidi="ta-IN"/>
+              </w:rPr>
+              <w:t>ஊ</w:t>
+            </w:r>
+            <w:r>
+              <w:rPr>
+                <w:rFonts w:ascii="BRH Tamil Tab Extra" w:hAnsi="BRH Tamil Tab Extra" w:cs="Latha"/>
+                <w:b/>
+                <w:sz w:val="32"/>
+                <w:szCs w:val="28"/>
+                <w:highlight w:val="green"/>
+                <w:lang w:bidi="ta-IN"/>
+              </w:rPr>
+              <w:t>…</w:t>
+            </w:r>
+            <w:r>
+              <w:rPr>
+                <w:rFonts w:ascii="Latha" w:hAnsi="Latha" w:cs="Latha"/>
+                <w:sz w:val="28"/>
+                <w:szCs w:val="28"/>
+                <w:highlight w:val="green"/>
+                <w:lang w:bidi="ta-IN"/>
+              </w:rPr>
+              <w:t xml:space="preserve"> </w:t>
+            </w:r>
+            <w:r>
+              <w:rPr>
+                <w:rFonts w:ascii="Latha" w:hAnsi="Latha" w:cs="Latha"/>
+                <w:sz w:val="28"/>
+                <w:szCs w:val="28"/>
+                <w:highlight w:val="green"/>
+                <w:cs/>
+                <w:lang w:bidi="ta-IN"/>
+              </w:rPr>
+              <w:t>ஸ்</w:t>
+            </w:r>
+            <w:r>
+              <w:rPr>
+                <w:rFonts w:ascii="Latha" w:hAnsi="Latha" w:cs="Latha"/>
+                <w:sz w:val="28"/>
+                <w:szCs w:val="28"/>
+                <w:cs/>
+                <w:lang w:bidi="ta-IN"/>
+              </w:rPr>
+              <w:t>வி</w:t>
+            </w:r>
+            <w:r>
+              <w:rPr>
+                <w:rFonts w:ascii="BRH Tamil Tab Extra" w:hAnsi="BRH Tamil Tab Extra" w:cs="Latha"/>
+                <w:b/>
+                <w:sz w:val="32"/>
+                <w:szCs w:val="28"/>
+                <w:lang w:bidi="ta-IN"/>
+              </w:rPr>
+              <w:t>…</w:t>
+            </w:r>
+            <w:r>
+              <w:rPr>
+                <w:rFonts w:ascii="Latha" w:hAnsi="Latha" w:cs="Latha"/>
+                <w:sz w:val="28"/>
+                <w:szCs w:val="28"/>
+                <w:cs/>
+                <w:lang w:bidi="ta-IN"/>
+              </w:rPr>
+              <w:t>த்</w:t>
+            </w:r>
+            <w:r>
+              <w:rPr>
+                <w:rFonts w:ascii="BRH Tamil Tab Extra" w:hAnsi="BRH Tamil Tab Extra" w:cs="Latha"/>
+                <w:b/>
+                <w:sz w:val="32"/>
+                <w:szCs w:val="28"/>
+                <w:lang w:bidi="ta-IN"/>
+              </w:rPr>
+              <w:t>…</w:t>
+            </w:r>
+            <w:r>
+              <w:rPr>
+                <w:rFonts w:ascii="Latha" w:hAnsi="Latha" w:cs="Latha"/>
+                <w:sz w:val="28"/>
+                <w:szCs w:val="28"/>
+                <w:lang w:bidi="ta-IN"/>
+              </w:rPr>
+              <w:t xml:space="preserve"> |</w:t>
+            </w:r>
+          </w:p>
+        </w:tc>
+      </w:tr>
+      <w:tr>
+        <w:trPr>
+          <w:trHeight w:val="1091"/>
+        </w:trPr>
+        <w:tc>
+          <w:tcPr>
+            <w:tcW w:w="3906" w:type="dxa"/>
+          </w:tcPr>
+          <w:p>
+            <w:pPr>
+              <w:widowControl w:val="0"/>
+              <w:tabs>
+                <w:tab w:val="left" w:pos="993"/>
+              </w:tabs>
+              <w:autoSpaceDE w:val="0"/>
+              <w:autoSpaceDN w:val="0"/>
+              <w:adjustRightInd w:val="0"/>
+              <w:spacing w:before="0" w:line="240" w:lineRule="auto"/>
+              <w:ind w:right="297"/>
+              <w:rPr>
+                <w:rFonts w:cs="Arial"/>
+                <w:b/>
+                <w:color w:val="000000"/>
+                <w:sz w:val="28"/>
+                <w:szCs w:val="32"/>
+              </w:rPr>
+            </w:pPr>
+            <w:r>
+              <w:rPr>
+                <w:rFonts w:cs="Arial"/>
+                <w:b/>
+                <w:color w:val="000000"/>
+                <w:sz w:val="28"/>
+                <w:szCs w:val="32"/>
+              </w:rPr>
+              <w:t>T.S.2.</w:t>
+            </w:r>
+            <w:r>
+              <w:rPr>
+                <w:rFonts w:cs="Arial"/>
+                <w:b/>
+                <w:color w:val="000000"/>
+                <w:sz w:val="28"/>
+                <w:szCs w:val="32"/>
+              </w:rPr>
+              <w:t xml:space="preserve">6.11.2 </w:t>
+            </w:r>
+            <w:r>
+              <w:rPr>
+                <w:rFonts w:cs="Arial"/>
+                <w:b/>
+                <w:color w:val="000000"/>
+                <w:sz w:val="28"/>
+                <w:szCs w:val="32"/>
+              </w:rPr>
+              <w:t>– Kramam</w:t>
+            </w:r>
+          </w:p>
+          <w:p>
+            <w:pPr>
+              <w:widowControl w:val="0"/>
+              <w:tabs>
+                <w:tab w:val="left" w:pos="993"/>
+              </w:tabs>
+              <w:autoSpaceDE w:val="0"/>
+              <w:autoSpaceDN w:val="0"/>
+              <w:adjustRightInd w:val="0"/>
+              <w:spacing w:before="0" w:line="240" w:lineRule="auto"/>
+              <w:ind w:right="297"/>
+              <w:rPr>
+                <w:rFonts w:cs="Arial"/>
+                <w:b/>
+                <w:color w:val="000000"/>
+                <w:sz w:val="28"/>
+                <w:szCs w:val="32"/>
+              </w:rPr>
+            </w:pPr>
+            <w:r>
+              <w:rPr>
+                <w:rFonts w:cs="Arial"/>
+                <w:b/>
+                <w:color w:val="000000"/>
+                <w:sz w:val="28"/>
+                <w:szCs w:val="32"/>
+              </w:rPr>
+              <w:t>Krama Vaakyam No.-</w:t>
+            </w:r>
+            <w:r>
+              <w:rPr>
+                <w:rFonts w:cs="Arial"/>
+                <w:b/>
+                <w:color w:val="000000"/>
+                <w:sz w:val="28"/>
+                <w:szCs w:val="32"/>
+              </w:rPr>
+              <w:t xml:space="preserve"> 18</w:t>
+            </w:r>
+          </w:p>
+          <w:p>
+            <w:pPr>
+              <w:widowControl w:val="0"/>
+              <w:tabs>
+                <w:tab w:val="left" w:pos="993"/>
+              </w:tabs>
+              <w:autoSpaceDE w:val="0"/>
+              <w:autoSpaceDN w:val="0"/>
+              <w:adjustRightInd w:val="0"/>
+              <w:spacing w:before="0" w:line="240" w:lineRule="auto"/>
+              <w:ind w:right="297"/>
+              <w:rPr>
+                <w:rFonts w:cs="Arial"/>
+                <w:b/>
+                <w:color w:val="000000"/>
+                <w:sz w:val="28"/>
+                <w:szCs w:val="32"/>
+              </w:rPr>
+            </w:pPr>
+            <w:r>
+              <w:rPr>
+                <w:rFonts w:cs="Arial"/>
+                <w:b/>
+                <w:color w:val="000000"/>
+                <w:sz w:val="28"/>
+                <w:szCs w:val="32"/>
+              </w:rPr>
+              <w:t>Panchaati No</w:t>
+            </w:r>
+            <w:r>
+              <w:rPr>
+                <w:rFonts w:cs="Arial"/>
+                <w:b/>
+                <w:color w:val="000000"/>
+                <w:szCs w:val="32"/>
+              </w:rPr>
+              <w:t>. -</w:t>
+            </w:r>
+            <w:r>
+              <w:rPr>
+                <w:rFonts w:cs="Arial"/>
+                <w:b/>
+                <w:color w:val="000000"/>
+                <w:sz w:val="28"/>
+                <w:szCs w:val="36"/>
+              </w:rPr>
+              <w:t xml:space="preserve"> 62</w:t>
+            </w:r>
+          </w:p>
+        </w:tc>
+        <w:tc>
+          <w:tcPr>
+            <w:tcW w:w="5386" w:type="dxa"/>
+          </w:tcPr>
+          <w:p>
+            <w:pPr>
+              <w:widowControl w:val="0"/>
+              <w:autoSpaceDE w:val="0"/>
+              <w:autoSpaceDN w:val="0"/>
+              <w:adjustRightInd w:val="0"/>
+              <w:spacing w:before="0" w:line="240" w:lineRule="auto"/>
+              <w:rPr>
+                <w:rFonts w:ascii="Latha" w:hAnsi="Latha" w:cs="Latha"/>
+                <w:sz w:val="28"/>
+                <w:szCs w:val="28"/>
+                <w:cs/>
+                <w:lang w:bidi="ta-IN"/>
+              </w:rPr>
+            </w:pPr>
+            <w:r>
+              <w:rPr>
+                <w:rFonts w:ascii="Latha" w:hAnsi="Latha" w:cs="Latha"/>
+                <w:sz w:val="28"/>
+                <w:szCs w:val="28"/>
+                <w:cs/>
+                <w:lang w:bidi="ta-IN"/>
+              </w:rPr>
+              <w:t>ஸேன</w:t>
+            </w:r>
+            <w:r>
+              <w:rPr>
+                <w:rFonts w:ascii="BRH Tamil Tab Extra" w:hAnsi="BRH Tamil Tab Extra" w:cs="Latha"/>
+                <w:b/>
+                <w:sz w:val="36"/>
+                <w:szCs w:val="28"/>
+                <w:lang w:bidi="ta-IN"/>
+              </w:rPr>
+              <w:t>†</w:t>
+            </w:r>
+            <w:r>
+              <w:rPr>
+                <w:rFonts w:ascii="Latha" w:hAnsi="Latha" w:cs="Latha"/>
+                <w:sz w:val="28"/>
+                <w:szCs w:val="28"/>
+                <w:cs/>
+                <w:lang w:bidi="ta-IN"/>
+              </w:rPr>
+              <w:t>யா</w:t>
+            </w:r>
+            <w:r>
+              <w:rPr>
+                <w:rFonts w:ascii="BRH Tamil Tab Extra" w:hAnsi="BRH Tamil Tab Extra" w:cs="Latha"/>
+                <w:b/>
+                <w:sz w:val="32"/>
+                <w:szCs w:val="28"/>
+                <w:lang w:bidi="ta-IN"/>
+              </w:rPr>
+              <w:t>…</w:t>
+            </w:r>
+            <w:r>
+              <w:rPr>
+                <w:rFonts w:ascii="BRH Devanagari Extra" w:hAnsi="BRH Devanagari Extra" w:cs="Latha"/>
+                <w:b/>
+                <w:sz w:val="36"/>
+                <w:szCs w:val="28"/>
+                <w:lang w:bidi="ta-IN"/>
+              </w:rPr>
+              <w:t>Å</w:t>
+            </w:r>
+            <w:r>
+              <w:rPr>
+                <w:rFonts w:ascii="Latha" w:hAnsi="Latha" w:cs="Latha"/>
+                <w:sz w:val="28"/>
+                <w:szCs w:val="28"/>
+                <w:cs/>
+                <w:lang w:bidi="ta-IN"/>
+              </w:rPr>
+              <w:t>க்</w:t>
+            </w:r>
+            <w:r>
+              <w:rPr>
+                <w:rFonts w:ascii="Latha" w:hAnsi="Latha" w:cs="Latha"/>
+                <w:b/>
+                <w:bCs/>
+                <w:position w:val="-12"/>
+                <w:sz w:val="28"/>
+                <w:szCs w:val="28"/>
+                <w:cs/>
+                <w:lang w:bidi="ta-IN"/>
+              </w:rPr>
+              <w:t>3</w:t>
+            </w:r>
+            <w:r>
+              <w:rPr>
+                <w:rFonts w:ascii="Latha" w:hAnsi="Latha" w:cs="Latha"/>
+                <w:sz w:val="28"/>
+                <w:szCs w:val="28"/>
+                <w:cs/>
+                <w:lang w:bidi="ta-IN"/>
+              </w:rPr>
+              <w:t>னே</w:t>
+            </w:r>
+            <w:r>
+              <w:rPr>
+                <w:rFonts w:ascii="Latha" w:hAnsi="Latha" w:cs="Latha"/>
+                <w:b/>
+                <w:bCs/>
+                <w:sz w:val="32"/>
+                <w:szCs w:val="32"/>
+                <w:cs/>
+                <w:lang w:bidi="ta-IN"/>
+              </w:rPr>
+              <w:t>:</w:t>
+            </w:r>
+            <w:r>
+              <w:rPr>
+                <w:rFonts w:ascii="Latha" w:hAnsi="Latha" w:cs="Latha"/>
+                <w:sz w:val="28"/>
+                <w:szCs w:val="28"/>
+                <w:cs/>
+                <w:lang w:bidi="ta-IN"/>
+              </w:rPr>
+              <w:t xml:space="preserve"> </w:t>
+            </w:r>
+            <w:r>
+              <w:rPr>
+                <w:rFonts w:ascii="Latha" w:hAnsi="Latha" w:cs="Latha"/>
+                <w:sz w:val="28"/>
+                <w:szCs w:val="28"/>
+                <w:lang w:bidi="ta-IN"/>
+              </w:rPr>
+              <w:t xml:space="preserve">| </w:t>
+            </w:r>
+            <w:r>
+              <w:rPr>
+                <w:rFonts w:ascii="Latha" w:hAnsi="Latha" w:cs="Latha"/>
+                <w:sz w:val="28"/>
+                <w:szCs w:val="28"/>
+                <w:cs/>
+                <w:lang w:bidi="ta-IN"/>
+              </w:rPr>
+              <w:br/>
+            </w:r>
+            <w:r>
+              <w:rPr>
+                <w:rFonts w:ascii="Latha" w:hAnsi="Latha" w:cs="Latha"/>
+                <w:sz w:val="28"/>
+                <w:szCs w:val="28"/>
+                <w:cs/>
+                <w:lang w:bidi="ta-IN"/>
+              </w:rPr>
+              <w:t>அ</w:t>
+            </w:r>
+            <w:r>
+              <w:rPr>
+                <w:rFonts w:ascii="BRH Tamil Tab Extra" w:hAnsi="BRH Tamil Tab Extra" w:cs="Latha"/>
+                <w:b/>
+                <w:sz w:val="32"/>
+                <w:szCs w:val="28"/>
+                <w:lang w:bidi="ta-IN"/>
+              </w:rPr>
+              <w:t>…</w:t>
+            </w:r>
+            <w:r>
+              <w:rPr>
+                <w:rFonts w:ascii="Latha" w:hAnsi="Latha" w:cs="Latha"/>
+                <w:sz w:val="28"/>
+                <w:szCs w:val="28"/>
+                <w:cs/>
+                <w:lang w:bidi="ta-IN"/>
+              </w:rPr>
+              <w:t>க்</w:t>
+            </w:r>
+            <w:r>
+              <w:rPr>
+                <w:rFonts w:ascii="Latha" w:hAnsi="Latha" w:cs="Latha"/>
+                <w:b/>
+                <w:bCs/>
+                <w:position w:val="-12"/>
+                <w:sz w:val="28"/>
+                <w:szCs w:val="28"/>
+                <w:cs/>
+                <w:lang w:bidi="ta-IN"/>
+              </w:rPr>
+              <w:t>3</w:t>
+            </w:r>
+            <w:r>
+              <w:rPr>
+                <w:rFonts w:ascii="Latha" w:hAnsi="Latha" w:cs="Latha"/>
+                <w:sz w:val="28"/>
+                <w:szCs w:val="28"/>
+                <w:cs/>
+                <w:lang w:bidi="ta-IN"/>
+              </w:rPr>
+              <w:t>னே</w:t>
+            </w:r>
+            <w:r>
+              <w:rPr>
+                <w:rFonts w:ascii="Latha" w:hAnsi="Latha" w:cs="Latha"/>
+                <w:sz w:val="28"/>
+                <w:szCs w:val="28"/>
+                <w:highlight w:val="yellow"/>
+                <w:cs/>
+                <w:lang w:bidi="ta-IN"/>
+              </w:rPr>
+              <w:t>ர் அ</w:t>
+            </w:r>
+            <w:r>
+              <w:rPr>
+                <w:rFonts w:ascii="Latha" w:hAnsi="Latha" w:cs="Latha"/>
+                <w:sz w:val="28"/>
+                <w:szCs w:val="28"/>
+                <w:cs/>
+                <w:lang w:bidi="ta-IN"/>
+              </w:rPr>
+              <w:t>பா</w:t>
+            </w:r>
+            <w:r>
+              <w:rPr>
+                <w:rFonts w:ascii="BRH Tamil Tab Extra" w:hAnsi="BRH Tamil Tab Extra" w:cs="Latha"/>
+                <w:b/>
+                <w:sz w:val="36"/>
+                <w:szCs w:val="28"/>
+                <w:lang w:bidi="ta-IN"/>
+              </w:rPr>
+              <w:t>†</w:t>
+            </w:r>
+            <w:r>
+              <w:rPr>
+                <w:rFonts w:ascii="Latha" w:hAnsi="Latha" w:cs="Latha"/>
+                <w:sz w:val="28"/>
+                <w:szCs w:val="28"/>
+                <w:cs/>
+                <w:lang w:bidi="ta-IN"/>
+              </w:rPr>
+              <w:t>கசக்ஷஸ</w:t>
+            </w:r>
+            <w:r>
+              <w:rPr>
+                <w:rFonts w:ascii="Latha" w:hAnsi="Latha" w:cs="Latha"/>
+                <w:b/>
+                <w:bCs/>
+                <w:sz w:val="32"/>
+                <w:szCs w:val="32"/>
+                <w:cs/>
+                <w:lang w:bidi="ta-IN"/>
+              </w:rPr>
+              <w:t>:</w:t>
+            </w:r>
+            <w:r>
+              <w:rPr>
+                <w:rFonts w:ascii="Latha" w:hAnsi="Latha" w:cs="Latha"/>
+                <w:sz w:val="28"/>
+                <w:szCs w:val="28"/>
+                <w:cs/>
+                <w:lang w:bidi="ta-IN"/>
+              </w:rPr>
+              <w:t xml:space="preserve"> </w:t>
+            </w:r>
+            <w:r>
+              <w:rPr>
+                <w:rFonts w:ascii="Latha" w:hAnsi="Latha" w:cs="Latha"/>
+                <w:sz w:val="28"/>
+                <w:szCs w:val="28"/>
+                <w:lang w:bidi="ta-IN"/>
+              </w:rPr>
+              <w:t>|</w:t>
+            </w:r>
+          </w:p>
+        </w:tc>
+        <w:tc>
+          <w:tcPr>
+            <w:tcW w:w="5362" w:type="dxa"/>
           </w:tcPr>
           <w:p>
             <w:pPr>
@@ -5870,6 +7182,7 @@
                 <w:sz w:val="28"/>
                 <w:szCs w:val="32"/>
               </w:rPr>
+              <w:lastRenderedPageBreak/>
               <w:t>T.S.2.</w:t>
             </w:r>
             <w:r>
@@ -7150,7 +8463,6 @@
                 <w:cs/>
                 <w:lang w:bidi="ta-IN"/>
               </w:rPr>
-              <w:lastRenderedPageBreak/>
               <w:t>ப</w:t>
             </w:r>
             <w:r>
@@ -7305,7 +8617,6 @@
                 <w:cs/>
                 <w:lang w:bidi="ta-IN"/>
               </w:rPr>
-              <w:lastRenderedPageBreak/>
               <w:t>ஸோ</w:t>
             </w:r>
             <w:r>
@@ -7356,7 +8667,6 @@
                 <w:cs/>
                 <w:lang w:bidi="ta-IN"/>
               </w:rPr>
-              <w:lastRenderedPageBreak/>
               <w:t>ப</w:t>
             </w:r>
             <w:r>
@@ -7499,7 +8809,6 @@
                 <w:sz w:val="28"/>
                 <w:szCs w:val="32"/>
               </w:rPr>
-              <w:lastRenderedPageBreak/>
               <w:t>T.S.2.</w:t>
             </w:r>
             <w:r>
@@ -8329,6 +9638,7 @@
           <w:szCs w:val="32"/>
           <w:u w:val="single"/>
         </w:rPr>
+        <w:lastRenderedPageBreak/>
         <w:t xml:space="preserve">TS </w:t>
       </w:r>
       <w:r>
@@ -8554,7 +9864,6 @@
                 <w:sz w:val="28"/>
                 <w:szCs w:val="32"/>
               </w:rPr>
-              <w:lastRenderedPageBreak/>
               <w:t>T.S.2.</w:t>
             </w:r>
             <w:r>
@@ -10743,6 +12052,7 @@
                 <w:cs/>
                 <w:lang w:bidi="ta-IN"/>
               </w:rPr>
+              <w:lastRenderedPageBreak/>
               <w:t>ஸ</w:t>
             </w:r>
             <w:r>
@@ -11072,6 +12382,7 @@
                 <w:cs/>
                 <w:lang w:bidi="ta-IN"/>
               </w:rPr>
+              <w:lastRenderedPageBreak/>
               <w:t>ய</w:t>
             </w:r>
             <w:r>
@@ -11232,6 +12543,7 @@
                 <w:cs/>
                 <w:lang w:bidi="ta-IN"/>
               </w:rPr>
+              <w:lastRenderedPageBreak/>
               <w:t>ஸ</w:t>
             </w:r>
             <w:r>
@@ -11474,7 +12786,6 @@
                 <w:cs/>
                 <w:lang w:bidi="ta-IN"/>
               </w:rPr>
-              <w:lastRenderedPageBreak/>
               <w:t>ஸ்தா</w:t>
             </w:r>
             <w:r>
@@ -25364,7 +26675,6 @@
               </w:rPr>
               <w:t xml:space="preserve"> – </w:t>
             </w:r>
-            <w:proofErr w:type="spellStart"/>
             <w:r>
               <w:rPr>
                 <w:rFonts w:cs="Arial"/>
@@ -25387,7 +26697,6 @@
               </w:rPr>
               <w:t>ramam</w:t>
             </w:r>
-            <w:proofErr w:type="spellEnd"/>
           </w:p>
           <w:p>
             <w:pPr>

--- a/TS-Kramam/TS-2.6/TS 2.6 Tamil Krama Paatam Corrections.docx
+++ b/TS-Kramam/TS-2.6/TS 2.6 Tamil Krama Paatam Corrections.docx
@@ -61,18 +61,7 @@
           <w:szCs w:val="32"/>
           <w:u w:val="single"/>
         </w:rPr>
-        <w:t xml:space="preserve">Corrections –Observed </w:t>
-      </w:r>
-      <w:proofErr w:type="gramStart"/>
-      <w:r>
-        <w:rPr>
-          <w:b/>
-          <w:bCs/>
-          <w:sz w:val="32"/>
-          <w:szCs w:val="32"/>
-          <w:u w:val="single"/>
-        </w:rPr>
-        <w:t xml:space="preserve">till </w:t>
+        <w:t xml:space="preserve">Corrections –Observed till </w:t>
       </w:r>
       <w:r>
         <w:rPr>
@@ -85,7 +74,6 @@
         </w:rPr>
         <w:t>????</w:t>
       </w:r>
-      <w:proofErr w:type="gramEnd"/>
     </w:p>
     <w:p>
       <w:pPr>
@@ -118,14 +106,14 @@
         <w:tblLook w:val="04A0" w:firstRow="1" w:lastRow="0" w:firstColumn="1" w:lastColumn="0" w:noHBand="0" w:noVBand="1"/>
       </w:tblPr>
       <w:tblGrid>
-        <w:gridCol w:w="3906"/>
+        <w:gridCol w:w="4048"/>
         <w:gridCol w:w="5386"/>
-        <w:gridCol w:w="5362"/>
+        <w:gridCol w:w="5220"/>
       </w:tblGrid>
       <w:tr>
         <w:tc>
           <w:tcPr>
-            <w:tcW w:w="3906" w:type="dxa"/>
+            <w:tcW w:w="4048" w:type="dxa"/>
           </w:tcPr>
           <w:p>
             <w:pPr>
@@ -198,7 +186,7 @@
         </w:tc>
         <w:tc>
           <w:tcPr>
-            <w:tcW w:w="5362" w:type="dxa"/>
+            <w:tcW w:w="5220" w:type="dxa"/>
           </w:tcPr>
           <w:p>
             <w:pPr>
@@ -230,7 +218,7 @@
         </w:trPr>
         <w:tc>
           <w:tcPr>
-            <w:tcW w:w="3906" w:type="dxa"/>
+            <w:tcW w:w="4048" w:type="dxa"/>
           </w:tcPr>
           <w:p>
             <w:pPr>
@@ -500,7 +488,7 @@
         </w:tc>
         <w:tc>
           <w:tcPr>
-            <w:tcW w:w="5362" w:type="dxa"/>
+            <w:tcW w:w="5220" w:type="dxa"/>
           </w:tcPr>
           <w:p>
             <w:pPr>
@@ -625,7 +613,7 @@
         </w:trPr>
         <w:tc>
           <w:tcPr>
-            <w:tcW w:w="3906" w:type="dxa"/>
+            <w:tcW w:w="4048" w:type="dxa"/>
           </w:tcPr>
           <w:p>
             <w:pPr>
@@ -1031,7 +1019,7 @@
         </w:tc>
         <w:tc>
           <w:tcPr>
-            <w:tcW w:w="5362" w:type="dxa"/>
+            <w:tcW w:w="5220" w:type="dxa"/>
           </w:tcPr>
           <w:p>
             <w:pPr>
@@ -1279,7 +1267,7 @@
         </w:trPr>
         <w:tc>
           <w:tcPr>
-            <w:tcW w:w="3906" w:type="dxa"/>
+            <w:tcW w:w="4048" w:type="dxa"/>
           </w:tcPr>
           <w:p>
             <w:pPr>
@@ -1886,7 +1874,7 @@
         </w:tc>
         <w:tc>
           <w:tcPr>
-            <w:tcW w:w="5362" w:type="dxa"/>
+            <w:tcW w:w="5220" w:type="dxa"/>
           </w:tcPr>
           <w:p>
             <w:pPr>
@@ -2344,7 +2332,7 @@
         </w:trPr>
         <w:tc>
           <w:tcPr>
-            <w:tcW w:w="3906" w:type="dxa"/>
+            <w:tcW w:w="4048" w:type="dxa"/>
           </w:tcPr>
           <w:p>
             <w:pPr>
@@ -2763,7 +2751,7 @@
         </w:tc>
         <w:tc>
           <w:tcPr>
-            <w:tcW w:w="5362" w:type="dxa"/>
+            <w:tcW w:w="5220" w:type="dxa"/>
           </w:tcPr>
           <w:p>
             <w:pPr>
@@ -3006,7 +2994,7 @@
         </w:trPr>
         <w:tc>
           <w:tcPr>
-            <w:tcW w:w="3906" w:type="dxa"/>
+            <w:tcW w:w="4048" w:type="dxa"/>
           </w:tcPr>
           <w:p>
             <w:pPr>
@@ -3439,7 +3427,7 @@
         </w:tc>
         <w:tc>
           <w:tcPr>
-            <w:tcW w:w="5362" w:type="dxa"/>
+            <w:tcW w:w="5220" w:type="dxa"/>
           </w:tcPr>
           <w:p>
             <w:pPr>
@@ -3724,7 +3712,7 @@
         </w:trPr>
         <w:tc>
           <w:tcPr>
-            <w:tcW w:w="3906" w:type="dxa"/>
+            <w:tcW w:w="4048" w:type="dxa"/>
           </w:tcPr>
           <w:p>
             <w:pPr>
@@ -4062,7 +4050,7 @@
         </w:tc>
         <w:tc>
           <w:tcPr>
-            <w:tcW w:w="5362" w:type="dxa"/>
+            <w:tcW w:w="5220" w:type="dxa"/>
           </w:tcPr>
           <w:p>
             <w:pPr>
@@ -4217,7 +4205,7 @@
         </w:trPr>
         <w:tc>
           <w:tcPr>
-            <w:tcW w:w="3906" w:type="dxa"/>
+            <w:tcW w:w="4048" w:type="dxa"/>
           </w:tcPr>
           <w:p>
             <w:pPr>
@@ -4609,7 +4597,7 @@
         </w:tc>
         <w:tc>
           <w:tcPr>
-            <w:tcW w:w="5362" w:type="dxa"/>
+            <w:tcW w:w="5220" w:type="dxa"/>
           </w:tcPr>
           <w:p>
             <w:pPr>
@@ -4832,6 +4820,844 @@
                 <w:lang w:bidi="ta-IN"/>
               </w:rPr>
               <w:t xml:space="preserve"> |</w:t>
+            </w:r>
+          </w:p>
+        </w:tc>
+      </w:tr>
+      <w:tr>
+        <w:trPr>
+          <w:trHeight w:val="1833"/>
+        </w:trPr>
+        <w:tc>
+          <w:tcPr>
+            <w:tcW w:w="4048" w:type="dxa"/>
+          </w:tcPr>
+          <w:p>
+            <w:pPr>
+              <w:widowControl w:val="0"/>
+              <w:tabs>
+                <w:tab w:val="left" w:pos="993"/>
+              </w:tabs>
+              <w:autoSpaceDE w:val="0"/>
+              <w:autoSpaceDN w:val="0"/>
+              <w:adjustRightInd w:val="0"/>
+              <w:spacing w:before="0" w:line="240" w:lineRule="auto"/>
+              <w:ind w:right="297"/>
+              <w:rPr>
+                <w:rFonts w:cs="Arial"/>
+                <w:b/>
+                <w:sz w:val="28"/>
+                <w:szCs w:val="32"/>
+              </w:rPr>
+            </w:pPr>
+            <w:r>
+              <w:rPr>
+                <w:rFonts w:cs="Arial"/>
+                <w:b/>
+                <w:sz w:val="28"/>
+                <w:szCs w:val="32"/>
+              </w:rPr>
+              <w:t>T.S.2.6.</w:t>
+            </w:r>
+            <w:r>
+              <w:rPr>
+                <w:rFonts w:cs="Arial"/>
+                <w:b/>
+                <w:sz w:val="28"/>
+                <w:szCs w:val="32"/>
+              </w:rPr>
+              <w:t>10.1</w:t>
+            </w:r>
+            <w:r>
+              <w:rPr>
+                <w:rFonts w:cs="Arial"/>
+                <w:b/>
+                <w:sz w:val="28"/>
+                <w:szCs w:val="32"/>
+              </w:rPr>
+              <w:t xml:space="preserve"> – Kramam</w:t>
+            </w:r>
+          </w:p>
+          <w:p>
+            <w:pPr>
+              <w:widowControl w:val="0"/>
+              <w:tabs>
+                <w:tab w:val="left" w:pos="993"/>
+              </w:tabs>
+              <w:autoSpaceDE w:val="0"/>
+              <w:autoSpaceDN w:val="0"/>
+              <w:adjustRightInd w:val="0"/>
+              <w:spacing w:before="0" w:line="240" w:lineRule="auto"/>
+              <w:ind w:right="297"/>
+              <w:rPr>
+                <w:rFonts w:cs="Arial"/>
+                <w:b/>
+                <w:sz w:val="28"/>
+                <w:szCs w:val="32"/>
+                <w:lang w:val="en-IN"/>
+              </w:rPr>
+            </w:pPr>
+            <w:r>
+              <w:rPr>
+                <w:rFonts w:cs="Arial"/>
+                <w:b/>
+                <w:sz w:val="28"/>
+                <w:szCs w:val="32"/>
+                <w:lang w:val="en-IN"/>
+              </w:rPr>
+              <w:t>Krama Vaakyam No.- 40</w:t>
+            </w:r>
+          </w:p>
+          <w:p>
+            <w:pPr>
+              <w:widowControl w:val="0"/>
+              <w:tabs>
+                <w:tab w:val="left" w:pos="993"/>
+              </w:tabs>
+              <w:autoSpaceDE w:val="0"/>
+              <w:autoSpaceDN w:val="0"/>
+              <w:adjustRightInd w:val="0"/>
+              <w:spacing w:before="0" w:line="240" w:lineRule="auto"/>
+              <w:ind w:right="297"/>
+              <w:rPr>
+                <w:rFonts w:cs="Arial"/>
+                <w:b/>
+                <w:sz w:val="28"/>
+                <w:szCs w:val="32"/>
+                <w:lang w:val="it-IT"/>
+              </w:rPr>
+            </w:pPr>
+            <w:r>
+              <w:rPr>
+                <w:rFonts w:cs="Arial"/>
+                <w:b/>
+                <w:sz w:val="28"/>
+                <w:szCs w:val="32"/>
+                <w:lang w:val="it-IT"/>
+              </w:rPr>
+              <w:t>Panchaati No</w:t>
+            </w:r>
+            <w:r>
+              <w:rPr>
+                <w:rFonts w:cs="Arial"/>
+                <w:b/>
+                <w:szCs w:val="32"/>
+                <w:lang w:val="it-IT"/>
+              </w:rPr>
+              <w:t>. -</w:t>
+            </w:r>
+            <w:r>
+              <w:rPr>
+                <w:rFonts w:cs="Arial"/>
+                <w:b/>
+                <w:sz w:val="28"/>
+                <w:szCs w:val="28"/>
+                <w:lang w:val="it-IT"/>
+              </w:rPr>
+              <w:t xml:space="preserve"> 5</w:t>
+            </w:r>
+            <w:r>
+              <w:rPr>
+                <w:rFonts w:cs="Arial"/>
+                <w:b/>
+                <w:sz w:val="28"/>
+                <w:szCs w:val="28"/>
+                <w:lang w:val="it-IT"/>
+              </w:rPr>
+              <w:t>7</w:t>
+            </w:r>
+          </w:p>
+        </w:tc>
+        <w:tc>
+          <w:tcPr>
+            <w:tcW w:w="5386" w:type="dxa"/>
+          </w:tcPr>
+          <w:p>
+            <w:pPr>
+              <w:autoSpaceDE w:val="0"/>
+              <w:autoSpaceDN w:val="0"/>
+              <w:adjustRightInd w:val="0"/>
+              <w:spacing w:line="252" w:lineRule="auto"/>
+              <w:rPr>
+                <w:rFonts w:ascii="BRH Malayalam Extra" w:hAnsi="BRH Malayalam Extra" w:cs="BRH Malayalam Extra"/>
+                <w:sz w:val="40"/>
+                <w:szCs w:val="40"/>
+                <w:lang w:val="it-IT"/>
+              </w:rPr>
+            </w:pPr>
+            <w:r>
+              <w:rPr>
+                <w:rFonts w:ascii="Latha" w:hAnsi="Latha" w:cs="Latha"/>
+                <w:sz w:val="28"/>
+                <w:szCs w:val="28"/>
+                <w:cs/>
+                <w:lang w:bidi="ta-IN"/>
+              </w:rPr>
+              <w:t>யத</w:t>
+            </w:r>
+            <w:r>
+              <w:rPr>
+                <w:rFonts w:ascii="Latha" w:hAnsi="Latha" w:cs="Latha"/>
+                <w:b/>
+                <w:bCs/>
+                <w:position w:val="-12"/>
+                <w:sz w:val="28"/>
+                <w:szCs w:val="28"/>
+                <w:cs/>
+                <w:lang w:bidi="ta-IN"/>
+              </w:rPr>
+              <w:t>3</w:t>
+            </w:r>
+            <w:r>
+              <w:rPr>
+                <w:rFonts w:ascii="Latha" w:hAnsi="Latha" w:cs="Latha"/>
+                <w:sz w:val="28"/>
+                <w:szCs w:val="28"/>
+                <w:cs/>
+                <w:lang w:bidi="ta-IN"/>
+              </w:rPr>
+              <w:t>ப்</w:t>
+            </w:r>
+            <w:r>
+              <w:rPr>
+                <w:rFonts w:ascii="Latha" w:hAnsi="Latha" w:cs="Latha"/>
+                <w:b/>
+                <w:bCs/>
+                <w:position w:val="-12"/>
+                <w:sz w:val="28"/>
+                <w:szCs w:val="28"/>
+                <w:cs/>
+                <w:lang w:bidi="ta-IN"/>
+              </w:rPr>
+              <w:t>3</w:t>
+            </w:r>
+            <w:r>
+              <w:rPr>
+                <w:rFonts w:ascii="Latha" w:hAnsi="Latha" w:cs="Latha"/>
+                <w:sz w:val="28"/>
+                <w:szCs w:val="28"/>
+                <w:cs/>
+                <w:lang w:bidi="ta-IN"/>
+              </w:rPr>
+              <w:t>ரா</w:t>
+            </w:r>
+            <w:r>
+              <w:rPr>
+                <w:rFonts w:ascii="BRH Tamil Tab Extra" w:hAnsi="BRH Tamil Tab Extra" w:cs="Latha"/>
+                <w:b/>
+                <w:sz w:val="36"/>
+                <w:szCs w:val="28"/>
+                <w:lang w:val="it-IT" w:bidi="ta-IN"/>
+              </w:rPr>
+              <w:t>‡</w:t>
+            </w:r>
+            <w:r>
+              <w:rPr>
+                <w:rFonts w:ascii="Latha" w:hAnsi="Latha" w:cs="Latha"/>
+                <w:sz w:val="28"/>
+                <w:szCs w:val="28"/>
+                <w:cs/>
+                <w:lang w:bidi="ta-IN"/>
+              </w:rPr>
+              <w:t>ஹ்மணோக்த</w:t>
+            </w:r>
+            <w:r>
+              <w:rPr>
+                <w:rFonts w:ascii="Latha" w:hAnsi="Latha" w:cs="Latha"/>
+                <w:b/>
+                <w:bCs/>
+                <w:sz w:val="32"/>
+                <w:szCs w:val="32"/>
+                <w:cs/>
+                <w:lang w:bidi="ta-IN"/>
+              </w:rPr>
+              <w:t>:</w:t>
+            </w:r>
+            <w:r>
+              <w:rPr>
+                <w:rFonts w:ascii="Latha" w:hAnsi="Latha" w:cs="Latha"/>
+                <w:sz w:val="28"/>
+                <w:szCs w:val="28"/>
+                <w:cs/>
+                <w:lang w:bidi="ta-IN"/>
+              </w:rPr>
+              <w:t xml:space="preserve"> </w:t>
+            </w:r>
+            <w:r>
+              <w:rPr>
+                <w:rFonts w:ascii="Latha" w:hAnsi="Latha" w:cs="Latha"/>
+                <w:sz w:val="28"/>
+                <w:szCs w:val="28"/>
+                <w:lang w:val="it-IT" w:bidi="ta-IN"/>
+              </w:rPr>
+              <w:t xml:space="preserve">| </w:t>
+            </w:r>
+            <w:r>
+              <w:rPr>
+                <w:rFonts w:ascii="Latha" w:hAnsi="Latha" w:cs="Latha"/>
+                <w:sz w:val="28"/>
+                <w:szCs w:val="28"/>
+                <w:cs/>
+                <w:lang w:bidi="ta-IN"/>
+              </w:rPr>
+              <w:t>அப்</w:t>
+            </w:r>
+            <w:r>
+              <w:rPr>
+                <w:rFonts w:ascii="Latha" w:hAnsi="Latha" w:cs="Latha"/>
+                <w:b/>
+                <w:bCs/>
+                <w:position w:val="-12"/>
+                <w:sz w:val="28"/>
+                <w:szCs w:val="28"/>
+                <w:cs/>
+                <w:lang w:bidi="ta-IN"/>
+              </w:rPr>
+              <w:t>3</w:t>
+            </w:r>
+            <w:r>
+              <w:rPr>
+                <w:rFonts w:ascii="Latha" w:hAnsi="Latha" w:cs="Latha"/>
+                <w:sz w:val="28"/>
+                <w:szCs w:val="28"/>
+                <w:highlight w:val="yellow"/>
+                <w:cs/>
+                <w:lang w:bidi="ta-IN"/>
+              </w:rPr>
+              <w:t>ரா</w:t>
+            </w:r>
+            <w:r>
+              <w:rPr>
+                <w:rFonts w:ascii="BRH Tamil Tab Extra" w:hAnsi="BRH Tamil Tab Extra" w:cs="Latha"/>
+                <w:b/>
+                <w:sz w:val="36"/>
+                <w:szCs w:val="28"/>
+                <w:highlight w:val="yellow"/>
+                <w:lang w:val="it-IT" w:bidi="ta-IN"/>
+              </w:rPr>
+              <w:t>‡</w:t>
+            </w:r>
+            <w:r>
+              <w:rPr>
+                <w:rFonts w:ascii="Latha" w:hAnsi="Latha" w:cs="Latha"/>
+                <w:sz w:val="28"/>
+                <w:szCs w:val="28"/>
+                <w:highlight w:val="yellow"/>
+                <w:cs/>
+                <w:lang w:bidi="ta-IN"/>
+              </w:rPr>
+              <w:t>ணோ</w:t>
+            </w:r>
+            <w:r>
+              <w:rPr>
+                <w:rFonts w:ascii="BRH Tamil Tab Extra" w:hAnsi="BRH Tamil Tab Extra" w:cs="Latha"/>
+                <w:b/>
+                <w:sz w:val="32"/>
+                <w:szCs w:val="28"/>
+                <w:lang w:val="it-IT" w:bidi="ta-IN"/>
+              </w:rPr>
+              <w:t>…</w:t>
+            </w:r>
+            <w:r>
+              <w:rPr>
+                <w:rFonts w:ascii="Latha" w:hAnsi="Latha" w:cs="Latha"/>
+                <w:sz w:val="28"/>
+                <w:szCs w:val="28"/>
+                <w:cs/>
+                <w:lang w:bidi="ta-IN"/>
+              </w:rPr>
+              <w:t xml:space="preserve">க்தோ </w:t>
+            </w:r>
+            <w:r>
+              <w:rPr>
+                <w:rFonts w:ascii="BRH Devanagari Extra" w:hAnsi="BRH Devanagari Extra" w:cs="Latha"/>
+                <w:b/>
+                <w:sz w:val="36"/>
+                <w:szCs w:val="28"/>
+                <w:lang w:val="it-IT" w:bidi="ta-IN"/>
+              </w:rPr>
+              <w:t>Å</w:t>
+            </w:r>
+            <w:r>
+              <w:rPr>
+                <w:rFonts w:ascii="Latha" w:hAnsi="Latha" w:cs="Latha"/>
+                <w:sz w:val="28"/>
+                <w:szCs w:val="28"/>
+                <w:cs/>
+                <w:lang w:bidi="ta-IN"/>
+              </w:rPr>
+              <w:t>ஶ்ர</w:t>
+            </w:r>
+            <w:r>
+              <w:rPr>
+                <w:rFonts w:ascii="BRH Tamil Tab Extra" w:hAnsi="BRH Tamil Tab Extra" w:cs="Latha"/>
+                <w:b/>
+                <w:sz w:val="36"/>
+                <w:szCs w:val="28"/>
+                <w:lang w:val="it-IT" w:bidi="ta-IN"/>
+              </w:rPr>
+              <w:t>†</w:t>
+            </w:r>
+            <w:r>
+              <w:rPr>
+                <w:rFonts w:ascii="Latha" w:hAnsi="Latha" w:cs="Latha"/>
+                <w:sz w:val="28"/>
+                <w:szCs w:val="28"/>
+                <w:cs/>
+                <w:lang w:bidi="ta-IN"/>
+              </w:rPr>
+              <w:t>த்</w:t>
+            </w:r>
+            <w:r>
+              <w:rPr>
+                <w:rFonts w:ascii="Latha" w:hAnsi="Latha" w:cs="Latha"/>
+                <w:b/>
+                <w:bCs/>
+                <w:position w:val="-12"/>
+                <w:sz w:val="28"/>
+                <w:szCs w:val="28"/>
+                <w:cs/>
+                <w:lang w:bidi="ta-IN"/>
+              </w:rPr>
+              <w:t>3</w:t>
+            </w:r>
+            <w:r>
+              <w:rPr>
+                <w:rFonts w:ascii="Latha" w:hAnsi="Latha" w:cs="Latha"/>
+                <w:sz w:val="28"/>
+                <w:szCs w:val="28"/>
+                <w:cs/>
+                <w:lang w:bidi="ta-IN"/>
+              </w:rPr>
+              <w:t>த</w:t>
+            </w:r>
+            <w:r>
+              <w:rPr>
+                <w:rFonts w:ascii="Latha" w:hAnsi="Latha" w:cs="Latha"/>
+                <w:b/>
+                <w:bCs/>
+                <w:position w:val="-12"/>
+                <w:sz w:val="28"/>
+                <w:szCs w:val="28"/>
+                <w:cs/>
+                <w:lang w:bidi="ta-IN"/>
+              </w:rPr>
+              <w:t>3</w:t>
+            </w:r>
+            <w:r>
+              <w:rPr>
+                <w:rFonts w:ascii="Latha" w:hAnsi="Latha" w:cs="Latha"/>
+                <w:sz w:val="28"/>
+                <w:szCs w:val="28"/>
+                <w:cs/>
+                <w:lang w:bidi="ta-IN"/>
+              </w:rPr>
+              <w:t>தா</w:t>
+            </w:r>
+            <w:r>
+              <w:rPr>
+                <w:rFonts w:ascii="Latha" w:hAnsi="Latha" w:cs="Latha"/>
+                <w:b/>
+                <w:bCs/>
+                <w:position w:val="-12"/>
+                <w:sz w:val="28"/>
+                <w:szCs w:val="28"/>
+                <w:cs/>
+                <w:lang w:bidi="ta-IN"/>
+              </w:rPr>
+              <w:t>4</w:t>
+            </w:r>
+            <w:r>
+              <w:rPr>
+                <w:rFonts w:ascii="Latha" w:hAnsi="Latha" w:cs="Latha"/>
+                <w:sz w:val="28"/>
+                <w:szCs w:val="28"/>
+                <w:cs/>
+                <w:lang w:bidi="ta-IN"/>
+              </w:rPr>
+              <w:t>ன</w:t>
+            </w:r>
+            <w:r>
+              <w:rPr>
+                <w:rFonts w:ascii="Latha" w:hAnsi="Latha" w:cs="Latha"/>
+                <w:b/>
+                <w:bCs/>
+                <w:sz w:val="32"/>
+                <w:szCs w:val="32"/>
+                <w:cs/>
+                <w:lang w:bidi="ta-IN"/>
+              </w:rPr>
+              <w:t>:</w:t>
+            </w:r>
+            <w:r>
+              <w:rPr>
+                <w:rFonts w:ascii="Latha" w:hAnsi="Latha" w:cs="Latha"/>
+                <w:sz w:val="28"/>
+                <w:szCs w:val="28"/>
+                <w:cs/>
+                <w:lang w:bidi="ta-IN"/>
+              </w:rPr>
+              <w:t xml:space="preserve"> </w:t>
+            </w:r>
+            <w:r>
+              <w:rPr>
+                <w:rFonts w:ascii="Latha" w:hAnsi="Latha" w:cs="Latha"/>
+                <w:sz w:val="28"/>
+                <w:szCs w:val="28"/>
+                <w:lang w:val="it-IT" w:bidi="ta-IN"/>
+              </w:rPr>
+              <w:t xml:space="preserve">| </w:t>
+            </w:r>
+          </w:p>
+        </w:tc>
+        <w:tc>
+          <w:tcPr>
+            <w:tcW w:w="5220" w:type="dxa"/>
+          </w:tcPr>
+          <w:p>
+            <w:pPr>
+              <w:autoSpaceDE w:val="0"/>
+              <w:autoSpaceDN w:val="0"/>
+              <w:adjustRightInd w:val="0"/>
+              <w:spacing w:line="252" w:lineRule="auto"/>
+              <w:rPr>
+                <w:rFonts w:ascii="BRH Malayalam Extra" w:hAnsi="BRH Malayalam Extra" w:cs="BRH Malayalam Extra"/>
+                <w:color w:val="000000"/>
+                <w:sz w:val="40"/>
+                <w:szCs w:val="40"/>
+                <w:lang w:val="it-IT"/>
+              </w:rPr>
+            </w:pPr>
+            <w:r>
+              <w:rPr>
+                <w:rFonts w:ascii="Latha" w:hAnsi="Latha" w:cs="Latha"/>
+                <w:sz w:val="28"/>
+                <w:szCs w:val="28"/>
+                <w:cs/>
+                <w:lang w:bidi="ta-IN"/>
+              </w:rPr>
+              <w:t>யத</w:t>
+            </w:r>
+            <w:r>
+              <w:rPr>
+                <w:rFonts w:ascii="Latha" w:hAnsi="Latha" w:cs="Latha"/>
+                <w:b/>
+                <w:bCs/>
+                <w:position w:val="-12"/>
+                <w:sz w:val="28"/>
+                <w:szCs w:val="28"/>
+                <w:cs/>
+                <w:lang w:bidi="ta-IN"/>
+              </w:rPr>
+              <w:t>3</w:t>
+            </w:r>
+            <w:r>
+              <w:rPr>
+                <w:rFonts w:ascii="Latha" w:hAnsi="Latha" w:cs="Latha"/>
+                <w:sz w:val="28"/>
+                <w:szCs w:val="28"/>
+                <w:cs/>
+                <w:lang w:bidi="ta-IN"/>
+              </w:rPr>
+              <w:t>ப்</w:t>
+            </w:r>
+            <w:r>
+              <w:rPr>
+                <w:rFonts w:ascii="Latha" w:hAnsi="Latha" w:cs="Latha"/>
+                <w:b/>
+                <w:bCs/>
+                <w:position w:val="-12"/>
+                <w:sz w:val="28"/>
+                <w:szCs w:val="28"/>
+                <w:cs/>
+                <w:lang w:bidi="ta-IN"/>
+              </w:rPr>
+              <w:t>3</w:t>
+            </w:r>
+            <w:r>
+              <w:rPr>
+                <w:rFonts w:ascii="Latha" w:hAnsi="Latha" w:cs="Latha"/>
+                <w:sz w:val="28"/>
+                <w:szCs w:val="28"/>
+                <w:cs/>
+                <w:lang w:bidi="ta-IN"/>
+              </w:rPr>
+              <w:t>ரா</w:t>
+            </w:r>
+            <w:r>
+              <w:rPr>
+                <w:rFonts w:ascii="BRH Tamil Tab Extra" w:hAnsi="BRH Tamil Tab Extra" w:cs="Latha"/>
+                <w:b/>
+                <w:sz w:val="36"/>
+                <w:szCs w:val="28"/>
+                <w:lang w:val="it-IT" w:bidi="ta-IN"/>
+              </w:rPr>
+              <w:t>‡</w:t>
+            </w:r>
+            <w:r>
+              <w:rPr>
+                <w:rFonts w:ascii="Latha" w:hAnsi="Latha" w:cs="Latha"/>
+                <w:sz w:val="28"/>
+                <w:szCs w:val="28"/>
+                <w:cs/>
+                <w:lang w:bidi="ta-IN"/>
+              </w:rPr>
+              <w:t>ஹ்மணோக்த</w:t>
+            </w:r>
+            <w:r>
+              <w:rPr>
+                <w:rFonts w:ascii="Latha" w:hAnsi="Latha" w:cs="Latha"/>
+                <w:b/>
+                <w:bCs/>
+                <w:sz w:val="32"/>
+                <w:szCs w:val="32"/>
+                <w:cs/>
+                <w:lang w:bidi="ta-IN"/>
+              </w:rPr>
+              <w:t>:</w:t>
+            </w:r>
+            <w:r>
+              <w:rPr>
+                <w:rFonts w:ascii="Latha" w:hAnsi="Latha" w:cs="Latha"/>
+                <w:sz w:val="28"/>
+                <w:szCs w:val="28"/>
+                <w:cs/>
+                <w:lang w:bidi="ta-IN"/>
+              </w:rPr>
+              <w:t xml:space="preserve"> </w:t>
+            </w:r>
+            <w:r>
+              <w:rPr>
+                <w:rFonts w:ascii="Latha" w:hAnsi="Latha" w:cs="Latha"/>
+                <w:sz w:val="28"/>
+                <w:szCs w:val="28"/>
+                <w:lang w:val="it-IT" w:bidi="ta-IN"/>
+              </w:rPr>
+              <w:t xml:space="preserve">| </w:t>
+            </w:r>
+            <w:r>
+              <w:rPr>
+                <w:rFonts w:ascii="Latha" w:hAnsi="Latha" w:cs="Latha"/>
+                <w:sz w:val="28"/>
+                <w:szCs w:val="28"/>
+                <w:cs/>
+                <w:lang w:bidi="ta-IN"/>
+              </w:rPr>
+              <w:t>அப்</w:t>
+            </w:r>
+            <w:r>
+              <w:rPr>
+                <w:rFonts w:ascii="Latha" w:hAnsi="Latha" w:cs="Latha"/>
+                <w:b/>
+                <w:bCs/>
+                <w:position w:val="-12"/>
+                <w:sz w:val="28"/>
+                <w:szCs w:val="28"/>
+                <w:cs/>
+                <w:lang w:bidi="ta-IN"/>
+              </w:rPr>
+              <w:t>3</w:t>
+            </w:r>
+            <w:r>
+              <w:rPr>
+                <w:rFonts w:ascii="Latha" w:hAnsi="Latha" w:cs="Latha"/>
+                <w:sz w:val="28"/>
+                <w:szCs w:val="28"/>
+                <w:cs/>
+                <w:lang w:bidi="ta-IN"/>
+              </w:rPr>
+              <w:t>ரா</w:t>
+            </w:r>
+            <w:r>
+              <w:rPr>
+                <w:rFonts w:ascii="BRH Tamil Tab Extra" w:hAnsi="BRH Tamil Tab Extra" w:cs="Latha"/>
+                <w:b/>
+                <w:sz w:val="36"/>
+                <w:szCs w:val="28"/>
+                <w:lang w:val="it-IT" w:bidi="ta-IN"/>
+              </w:rPr>
+              <w:t>‡‡</w:t>
+            </w:r>
+            <w:r>
+              <w:rPr>
+                <w:rFonts w:ascii="Latha" w:hAnsi="Latha" w:cs="Latha"/>
+                <w:sz w:val="28"/>
+                <w:szCs w:val="28"/>
+                <w:highlight w:val="green"/>
+                <w:cs/>
+                <w:lang w:bidi="ta-IN"/>
+              </w:rPr>
+              <w:t>ஹ்ம</w:t>
+            </w:r>
+            <w:r>
+              <w:rPr>
+                <w:rFonts w:ascii="Latha" w:hAnsi="Latha" w:cs="Latha"/>
+                <w:sz w:val="28"/>
+                <w:szCs w:val="28"/>
+                <w:cs/>
+                <w:lang w:bidi="ta-IN"/>
+              </w:rPr>
+              <w:t>ணோ</w:t>
+            </w:r>
+            <w:r>
+              <w:rPr>
+                <w:rFonts w:ascii="BRH Tamil Tab Extra" w:hAnsi="BRH Tamil Tab Extra" w:cs="Latha"/>
+                <w:b/>
+                <w:sz w:val="32"/>
+                <w:szCs w:val="28"/>
+                <w:lang w:val="it-IT" w:bidi="ta-IN"/>
+              </w:rPr>
+              <w:t>…</w:t>
+            </w:r>
+            <w:r>
+              <w:rPr>
+                <w:rFonts w:ascii="Latha" w:hAnsi="Latha" w:cs="Latha"/>
+                <w:sz w:val="28"/>
+                <w:szCs w:val="28"/>
+                <w:cs/>
+                <w:lang w:bidi="ta-IN"/>
+              </w:rPr>
+              <w:t xml:space="preserve">க்தோ </w:t>
+            </w:r>
+            <w:r>
+              <w:rPr>
+                <w:rFonts w:ascii="BRH Devanagari Extra" w:hAnsi="BRH Devanagari Extra" w:cs="Latha"/>
+                <w:b/>
+                <w:sz w:val="36"/>
+                <w:szCs w:val="28"/>
+                <w:lang w:val="it-IT" w:bidi="ta-IN"/>
+              </w:rPr>
+              <w:t>Å</w:t>
+            </w:r>
+            <w:r>
+              <w:rPr>
+                <w:rFonts w:ascii="Latha" w:hAnsi="Latha" w:cs="Latha"/>
+                <w:sz w:val="28"/>
+                <w:szCs w:val="28"/>
+                <w:cs/>
+                <w:lang w:bidi="ta-IN"/>
+              </w:rPr>
+              <w:t>ஶ்ர</w:t>
+            </w:r>
+            <w:r>
+              <w:rPr>
+                <w:rFonts w:ascii="BRH Tamil Tab Extra" w:hAnsi="BRH Tamil Tab Extra" w:cs="Latha"/>
+                <w:b/>
+                <w:sz w:val="36"/>
+                <w:szCs w:val="28"/>
+                <w:lang w:val="it-IT" w:bidi="ta-IN"/>
+              </w:rPr>
+              <w:t>†</w:t>
+            </w:r>
+            <w:r>
+              <w:rPr>
+                <w:rFonts w:ascii="Latha" w:hAnsi="Latha" w:cs="Latha"/>
+                <w:sz w:val="28"/>
+                <w:szCs w:val="28"/>
+                <w:cs/>
+                <w:lang w:bidi="ta-IN"/>
+              </w:rPr>
+              <w:t>த்</w:t>
+            </w:r>
+            <w:r>
+              <w:rPr>
+                <w:rFonts w:ascii="Latha" w:hAnsi="Latha" w:cs="Latha"/>
+                <w:b/>
+                <w:bCs/>
+                <w:position w:val="-12"/>
+                <w:sz w:val="28"/>
+                <w:szCs w:val="28"/>
+                <w:cs/>
+                <w:lang w:bidi="ta-IN"/>
+              </w:rPr>
+              <w:t>3</w:t>
+            </w:r>
+            <w:r>
+              <w:rPr>
+                <w:rFonts w:ascii="Latha" w:hAnsi="Latha" w:cs="Latha"/>
+                <w:sz w:val="28"/>
+                <w:szCs w:val="28"/>
+                <w:cs/>
+                <w:lang w:bidi="ta-IN"/>
+              </w:rPr>
+              <w:t>த</w:t>
+            </w:r>
+            <w:r>
+              <w:rPr>
+                <w:rFonts w:ascii="Latha" w:hAnsi="Latha" w:cs="Latha"/>
+                <w:b/>
+                <w:bCs/>
+                <w:position w:val="-12"/>
+                <w:sz w:val="28"/>
+                <w:szCs w:val="28"/>
+                <w:cs/>
+                <w:lang w:bidi="ta-IN"/>
+              </w:rPr>
+              <w:t>3</w:t>
+            </w:r>
+            <w:r>
+              <w:rPr>
+                <w:rFonts w:ascii="Latha" w:hAnsi="Latha" w:cs="Latha"/>
+                <w:sz w:val="28"/>
+                <w:szCs w:val="28"/>
+                <w:cs/>
+                <w:lang w:bidi="ta-IN"/>
+              </w:rPr>
+              <w:t>தா</w:t>
+            </w:r>
+            <w:r>
+              <w:rPr>
+                <w:rFonts w:ascii="Latha" w:hAnsi="Latha" w:cs="Latha"/>
+                <w:b/>
+                <w:bCs/>
+                <w:position w:val="-12"/>
+                <w:sz w:val="28"/>
+                <w:szCs w:val="28"/>
+                <w:cs/>
+                <w:lang w:bidi="ta-IN"/>
+              </w:rPr>
+              <w:t>4</w:t>
+            </w:r>
+            <w:r>
+              <w:rPr>
+                <w:rFonts w:ascii="Latha" w:hAnsi="Latha" w:cs="Latha"/>
+                <w:sz w:val="28"/>
+                <w:szCs w:val="28"/>
+                <w:cs/>
+                <w:lang w:bidi="ta-IN"/>
+              </w:rPr>
+              <w:t>ன</w:t>
+            </w:r>
+            <w:r>
+              <w:rPr>
+                <w:rFonts w:ascii="Latha" w:hAnsi="Latha" w:cs="Latha"/>
+                <w:b/>
+                <w:bCs/>
+                <w:sz w:val="32"/>
+                <w:szCs w:val="32"/>
+                <w:cs/>
+                <w:lang w:bidi="ta-IN"/>
+              </w:rPr>
+              <w:t>:</w:t>
+            </w:r>
+            <w:r>
+              <w:rPr>
+                <w:rFonts w:ascii="Latha" w:hAnsi="Latha" w:cs="Latha"/>
+                <w:sz w:val="28"/>
+                <w:szCs w:val="28"/>
+                <w:cs/>
+                <w:lang w:bidi="ta-IN"/>
+              </w:rPr>
+              <w:t xml:space="preserve"> </w:t>
+            </w:r>
+            <w:r>
+              <w:rPr>
+                <w:rFonts w:ascii="Latha" w:hAnsi="Latha" w:cs="Latha"/>
+                <w:sz w:val="28"/>
+                <w:szCs w:val="28"/>
+                <w:lang w:val="it-IT" w:bidi="ta-IN"/>
+              </w:rPr>
+              <w:t xml:space="preserve">| </w:t>
             </w:r>
           </w:p>
         </w:tc>
@@ -4842,7 +5668,7 @@
         </w:trPr>
         <w:tc>
           <w:tcPr>
-            <w:tcW w:w="3906" w:type="dxa"/>
+            <w:tcW w:w="4048" w:type="dxa"/>
           </w:tcPr>
           <w:p>
             <w:pPr>
@@ -5038,7 +5864,6 @@
                 <w:rFonts w:ascii="Latha" w:hAnsi="Latha" w:cs="Latha"/>
                 <w:sz w:val="28"/>
                 <w:szCs w:val="28"/>
-                <w:highlight w:val="yellow"/>
                 <w:cs/>
                 <w:lang w:bidi="ta-IN"/>
               </w:rPr>
@@ -5129,7 +5954,7 @@
         </w:tc>
         <w:tc>
           <w:tcPr>
-            <w:tcW w:w="5362" w:type="dxa"/>
+            <w:tcW w:w="5220" w:type="dxa"/>
           </w:tcPr>
           <w:p>
             <w:pPr>
@@ -5178,46 +6003,43 @@
             </w:r>
             <w:r>
               <w:rPr>
-                <w:rFonts w:ascii="Latha" w:hAnsi="Latha" w:cs="Latha" w:hint="cs"/>
+                <w:rFonts w:ascii="Latha" w:hAnsi="Latha" w:cs="Latha"/>
+                <w:sz w:val="28"/>
+                <w:szCs w:val="28"/>
+                <w:cs/>
+                <w:lang w:bidi="ta-IN"/>
+              </w:rPr>
+              <w:t>உ</w:t>
+            </w:r>
+            <w:r>
+              <w:rPr>
+                <w:rFonts w:ascii="BRH Tamil Tab Extra" w:hAnsi="BRH Tamil Tab Extra" w:cs="Latha"/>
+                <w:b/>
+                <w:sz w:val="32"/>
+                <w:szCs w:val="28"/>
+                <w:lang w:bidi="ta-IN"/>
+              </w:rPr>
+              <w:t>…</w:t>
+            </w:r>
+            <w:r>
+              <w:rPr>
+                <w:rFonts w:ascii="Latha" w:hAnsi="Latha" w:cs="Latha"/>
+                <w:sz w:val="28"/>
+                <w:szCs w:val="28"/>
+                <w:lang w:bidi="ta-IN"/>
+              </w:rPr>
+              <w:t xml:space="preserve"> </w:t>
+            </w:r>
+            <w:r>
+              <w:rPr>
+                <w:rFonts w:ascii="Latha" w:hAnsi="Latha" w:cs="Latha"/>
                 <w:sz w:val="28"/>
                 <w:szCs w:val="28"/>
                 <w:highlight w:val="green"/>
                 <w:cs/>
                 <w:lang w:bidi="ta-IN"/>
               </w:rPr>
-              <w:t>ஊ</w:t>
-            </w:r>
-            <w:r>
-              <w:rPr>
-                <w:rFonts w:ascii="BRH Tamil Tab Extra" w:hAnsi="BRH Tamil Tab Extra" w:cs="Latha"/>
-                <w:b/>
-                <w:sz w:val="32"/>
-                <w:szCs w:val="28"/>
-                <w:highlight w:val="green"/>
-                <w:lang w:bidi="ta-IN"/>
-              </w:rPr>
-              <w:t>…</w:t>
-            </w:r>
-            <w:r>
-              <w:rPr>
-                <w:rFonts w:ascii="Latha" w:hAnsi="Latha" w:cs="Latha"/>
-                <w:sz w:val="28"/>
-                <w:szCs w:val="28"/>
-                <w:highlight w:val="green"/>
-                <w:lang w:bidi="ta-IN"/>
-              </w:rPr>
-              <w:t xml:space="preserve"> </w:t>
-            </w:r>
-            <w:r>
-              <w:rPr>
-                <w:rFonts w:ascii="Latha" w:hAnsi="Latha" w:cs="Latha"/>
-                <w:sz w:val="28"/>
-                <w:szCs w:val="28"/>
-                <w:highlight w:val="green"/>
-                <w:cs/>
-                <w:lang w:bidi="ta-IN"/>
-              </w:rPr>
-              <w:t>ஸ்</w:t>
+              <w:t>ஷ்</w:t>
             </w:r>
             <w:r>
               <w:rPr>
@@ -5277,7 +6099,7 @@
         </w:trPr>
         <w:tc>
           <w:tcPr>
-            <w:tcW w:w="3906" w:type="dxa"/>
+            <w:tcW w:w="4048" w:type="dxa"/>
           </w:tcPr>
           <w:p>
             <w:pPr>
@@ -5691,7 +6513,7 @@
         </w:tc>
         <w:tc>
           <w:tcPr>
-            <w:tcW w:w="5362" w:type="dxa"/>
+            <w:tcW w:w="5220" w:type="dxa"/>
           </w:tcPr>
           <w:p>
             <w:pPr>
@@ -5945,6 +6767,1675 @@
                 <w:sz w:val="28"/>
                 <w:szCs w:val="28"/>
                 <w:lang w:bidi="ta-IN"/>
+              </w:rPr>
+              <w:t>|</w:t>
+            </w:r>
+          </w:p>
+        </w:tc>
+      </w:tr>
+      <w:tr>
+        <w:trPr>
+          <w:trHeight w:val="1503"/>
+        </w:trPr>
+        <w:tc>
+          <w:tcPr>
+            <w:tcW w:w="4048" w:type="dxa"/>
+          </w:tcPr>
+          <w:p>
+            <w:pPr>
+              <w:widowControl w:val="0"/>
+              <w:tabs>
+                <w:tab w:val="left" w:pos="993"/>
+              </w:tabs>
+              <w:autoSpaceDE w:val="0"/>
+              <w:autoSpaceDN w:val="0"/>
+              <w:adjustRightInd w:val="0"/>
+              <w:spacing w:before="0" w:line="240" w:lineRule="auto"/>
+              <w:ind w:right="297"/>
+              <w:rPr>
+                <w:rFonts w:cs="Arial"/>
+                <w:b/>
+                <w:sz w:val="28"/>
+                <w:szCs w:val="32"/>
+              </w:rPr>
+            </w:pPr>
+            <w:r>
+              <w:rPr>
+                <w:rFonts w:cs="Arial"/>
+                <w:b/>
+                <w:sz w:val="28"/>
+                <w:szCs w:val="32"/>
+              </w:rPr>
+              <w:t>T.S.2.6.</w:t>
+            </w:r>
+            <w:r>
+              <w:rPr>
+                <w:rFonts w:cs="Arial"/>
+                <w:b/>
+                <w:sz w:val="28"/>
+                <w:szCs w:val="32"/>
+              </w:rPr>
+              <w:t>12</w:t>
+            </w:r>
+            <w:r>
+              <w:rPr>
+                <w:rFonts w:cs="Arial"/>
+                <w:b/>
+                <w:sz w:val="28"/>
+                <w:szCs w:val="32"/>
+              </w:rPr>
+              <w:t>.</w:t>
+            </w:r>
+            <w:r>
+              <w:rPr>
+                <w:rFonts w:cs="Arial"/>
+                <w:b/>
+                <w:sz w:val="28"/>
+                <w:szCs w:val="32"/>
+              </w:rPr>
+              <w:t>1</w:t>
+            </w:r>
+            <w:r>
+              <w:rPr>
+                <w:rFonts w:cs="Arial"/>
+                <w:b/>
+                <w:sz w:val="28"/>
+                <w:szCs w:val="32"/>
+              </w:rPr>
+              <w:t xml:space="preserve"> – Kramam</w:t>
+            </w:r>
+          </w:p>
+          <w:p>
+            <w:pPr>
+              <w:widowControl w:val="0"/>
+              <w:tabs>
+                <w:tab w:val="left" w:pos="993"/>
+              </w:tabs>
+              <w:autoSpaceDE w:val="0"/>
+              <w:autoSpaceDN w:val="0"/>
+              <w:adjustRightInd w:val="0"/>
+              <w:spacing w:before="0" w:line="240" w:lineRule="auto"/>
+              <w:ind w:right="297"/>
+              <w:rPr>
+                <w:rFonts w:cs="Arial"/>
+                <w:b/>
+                <w:sz w:val="28"/>
+                <w:szCs w:val="32"/>
+                <w:lang w:val="en-IN"/>
+              </w:rPr>
+            </w:pPr>
+            <w:r>
+              <w:rPr>
+                <w:rFonts w:cs="Arial"/>
+                <w:b/>
+                <w:sz w:val="28"/>
+                <w:szCs w:val="32"/>
+                <w:lang w:val="en-IN"/>
+              </w:rPr>
+              <w:t>Krama Vaakyam No.- 51</w:t>
+            </w:r>
+          </w:p>
+          <w:p>
+            <w:pPr>
+              <w:widowControl w:val="0"/>
+              <w:tabs>
+                <w:tab w:val="left" w:pos="993"/>
+              </w:tabs>
+              <w:autoSpaceDE w:val="0"/>
+              <w:autoSpaceDN w:val="0"/>
+              <w:adjustRightInd w:val="0"/>
+              <w:spacing w:before="0" w:line="240" w:lineRule="auto"/>
+              <w:ind w:right="297"/>
+              <w:rPr>
+                <w:rFonts w:cs="Arial"/>
+                <w:b/>
+                <w:color w:val="EE0000"/>
+                <w:sz w:val="28"/>
+                <w:szCs w:val="32"/>
+                <w:lang w:val="it-IT"/>
+              </w:rPr>
+            </w:pPr>
+            <w:r>
+              <w:rPr>
+                <w:rFonts w:cs="Arial"/>
+                <w:b/>
+                <w:sz w:val="28"/>
+                <w:szCs w:val="32"/>
+                <w:lang w:val="it-IT"/>
+              </w:rPr>
+              <w:t>Panchaati No</w:t>
+            </w:r>
+            <w:r>
+              <w:rPr>
+                <w:rFonts w:cs="Arial"/>
+                <w:b/>
+                <w:szCs w:val="32"/>
+                <w:lang w:val="it-IT"/>
+              </w:rPr>
+              <w:t>. -</w:t>
+            </w:r>
+            <w:r>
+              <w:rPr>
+                <w:rFonts w:cs="Arial"/>
+                <w:b/>
+                <w:sz w:val="28"/>
+                <w:szCs w:val="36"/>
+                <w:lang w:val="it-IT"/>
+              </w:rPr>
+              <w:t xml:space="preserve"> 6</w:t>
+            </w:r>
+            <w:r>
+              <w:rPr>
+                <w:rFonts w:cs="Arial"/>
+                <w:b/>
+                <w:sz w:val="28"/>
+                <w:szCs w:val="36"/>
+                <w:lang w:val="it-IT"/>
+              </w:rPr>
+              <w:t>5</w:t>
+            </w:r>
+          </w:p>
+        </w:tc>
+        <w:tc>
+          <w:tcPr>
+            <w:tcW w:w="5386" w:type="dxa"/>
+          </w:tcPr>
+          <w:p>
+            <w:pPr>
+              <w:widowControl w:val="0"/>
+              <w:autoSpaceDE w:val="0"/>
+              <w:autoSpaceDN w:val="0"/>
+              <w:adjustRightInd w:val="0"/>
+              <w:spacing w:before="0" w:line="240" w:lineRule="auto"/>
+              <w:ind w:right="-90"/>
+              <w:rPr>
+                <w:rFonts w:ascii="BRH Devanagari Extra" w:hAnsi="BRH Devanagari Extra" w:cs="BRH Devanagari Extra"/>
+                <w:color w:val="EE0000"/>
+                <w:sz w:val="40"/>
+                <w:szCs w:val="40"/>
+                <w:lang w:val="it-IT"/>
+              </w:rPr>
+            </w:pPr>
+            <w:r>
+              <w:rPr>
+                <w:rFonts w:ascii="Latha" w:hAnsi="Latha" w:cs="Latha"/>
+                <w:sz w:val="28"/>
+                <w:szCs w:val="28"/>
+                <w:cs/>
+                <w:lang w:bidi="ta-IN"/>
+              </w:rPr>
+              <w:t>ஊ</w:t>
+            </w:r>
+            <w:r>
+              <w:rPr>
+                <w:rFonts w:ascii="BRH Tamil Tab Extra" w:hAnsi="BRH Tamil Tab Extra" w:cs="Latha"/>
+                <w:b/>
+                <w:sz w:val="32"/>
+                <w:szCs w:val="28"/>
+                <w:lang w:val="it-IT" w:bidi="ta-IN"/>
+              </w:rPr>
+              <w:t>…</w:t>
+            </w:r>
+            <w:r>
+              <w:rPr>
+                <w:rFonts w:ascii="Latha" w:hAnsi="Latha" w:cs="Latha"/>
+                <w:sz w:val="28"/>
+                <w:szCs w:val="28"/>
+                <w:cs/>
+                <w:lang w:bidi="ta-IN"/>
+              </w:rPr>
+              <w:t>ர்ணு</w:t>
+            </w:r>
+            <w:r>
+              <w:rPr>
+                <w:rFonts w:ascii="BRH Tamil Tab Extra" w:hAnsi="BRH Tamil Tab Extra" w:cs="Latha"/>
+                <w:b/>
+                <w:sz w:val="32"/>
+                <w:szCs w:val="28"/>
+                <w:lang w:val="it-IT" w:bidi="ta-IN"/>
+              </w:rPr>
+              <w:t>…</w:t>
+            </w:r>
+            <w:r>
+              <w:rPr>
+                <w:rFonts w:ascii="Latha" w:hAnsi="Latha" w:cs="Latha"/>
+                <w:sz w:val="28"/>
+                <w:szCs w:val="28"/>
+                <w:lang w:val="it-IT" w:bidi="ta-IN"/>
+              </w:rPr>
+              <w:t xml:space="preserve"> </w:t>
+            </w:r>
+            <w:r>
+              <w:rPr>
+                <w:rFonts w:ascii="Latha" w:hAnsi="Latha" w:cs="Latha"/>
+                <w:sz w:val="28"/>
+                <w:szCs w:val="28"/>
+                <w:cs/>
+                <w:lang w:bidi="ta-IN"/>
+              </w:rPr>
+              <w:t>வீ</w:t>
+            </w:r>
+            <w:r>
+              <w:rPr>
+                <w:rFonts w:ascii="BRH Tamil Tab Extra" w:hAnsi="BRH Tamil Tab Extra" w:cs="Latha"/>
+                <w:b/>
+                <w:sz w:val="32"/>
+                <w:szCs w:val="28"/>
+                <w:lang w:val="it-IT" w:bidi="ta-IN"/>
+              </w:rPr>
+              <w:t>…</w:t>
+            </w:r>
+            <w:r>
+              <w:rPr>
+                <w:rFonts w:ascii="Latha" w:hAnsi="Latha" w:cs="Latha"/>
+                <w:sz w:val="28"/>
+                <w:szCs w:val="28"/>
+                <w:cs/>
+                <w:lang w:bidi="ta-IN"/>
+              </w:rPr>
+              <w:t>ரேபி</w:t>
+            </w:r>
+            <w:r>
+              <w:rPr>
+                <w:rFonts w:ascii="BRH Tamil Tab Extra" w:hAnsi="BRH Tamil Tab Extra" w:cs="Latha"/>
+                <w:b/>
+                <w:sz w:val="36"/>
+                <w:szCs w:val="28"/>
+                <w:lang w:val="it-IT" w:bidi="ta-IN"/>
+              </w:rPr>
+              <w:t>†</w:t>
+            </w:r>
+            <w:r>
+              <w:rPr>
+                <w:rFonts w:ascii="Latha" w:hAnsi="Latha" w:cs="Latha"/>
+                <w:b/>
+                <w:bCs/>
+                <w:position w:val="-12"/>
+                <w:sz w:val="28"/>
+                <w:szCs w:val="28"/>
+                <w:cs/>
+                <w:lang w:bidi="ta-IN"/>
+              </w:rPr>
+              <w:t>4</w:t>
+            </w:r>
+            <w:r>
+              <w:rPr>
+                <w:rFonts w:ascii="Latha" w:hAnsi="Latha" w:cs="Latha"/>
+                <w:b/>
+                <w:bCs/>
+                <w:sz w:val="32"/>
+                <w:szCs w:val="32"/>
+                <w:cs/>
+                <w:lang w:bidi="ta-IN"/>
+              </w:rPr>
+              <w:t>:</w:t>
+            </w:r>
+            <w:r>
+              <w:rPr>
+                <w:rFonts w:ascii="Latha" w:hAnsi="Latha" w:cs="Latha"/>
+                <w:sz w:val="28"/>
+                <w:szCs w:val="28"/>
+                <w:cs/>
+                <w:lang w:bidi="ta-IN"/>
+              </w:rPr>
+              <w:t xml:space="preserve"> </w:t>
+            </w:r>
+            <w:r>
+              <w:rPr>
+                <w:rFonts w:ascii="Latha" w:hAnsi="Latha" w:cs="Latha"/>
+                <w:sz w:val="28"/>
+                <w:szCs w:val="28"/>
+                <w:lang w:val="it-IT" w:bidi="ta-IN"/>
+              </w:rPr>
+              <w:t xml:space="preserve">| </w:t>
+            </w:r>
+            <w:r>
+              <w:rPr>
+                <w:rFonts w:ascii="Latha" w:hAnsi="Latha" w:cs="Latha"/>
+                <w:sz w:val="28"/>
+                <w:szCs w:val="28"/>
+                <w:highlight w:val="yellow"/>
+                <w:cs/>
+                <w:lang w:bidi="ta-IN"/>
+              </w:rPr>
+              <w:t>வி</w:t>
+            </w:r>
+            <w:r>
+              <w:rPr>
+                <w:rFonts w:ascii="BRH Tamil Tab Extra" w:hAnsi="BRH Tamil Tab Extra" w:cs="Latha"/>
+                <w:b/>
+                <w:sz w:val="32"/>
+                <w:szCs w:val="28"/>
+                <w:lang w:val="it-IT" w:bidi="ta-IN"/>
+              </w:rPr>
+              <w:t>…</w:t>
+            </w:r>
+            <w:r>
+              <w:rPr>
+                <w:rFonts w:ascii="Latha" w:hAnsi="Latha" w:cs="Latha"/>
+                <w:sz w:val="28"/>
+                <w:szCs w:val="28"/>
+                <w:cs/>
+                <w:lang w:bidi="ta-IN"/>
+              </w:rPr>
+              <w:t>ரேபி</w:t>
+            </w:r>
+            <w:r>
+              <w:rPr>
+                <w:rFonts w:ascii="BRH Tamil Tab Extra" w:hAnsi="BRH Tamil Tab Extra" w:cs="Latha"/>
+                <w:b/>
+                <w:sz w:val="32"/>
+                <w:szCs w:val="28"/>
+                <w:lang w:val="it-IT" w:bidi="ta-IN"/>
+              </w:rPr>
+              <w:t>…</w:t>
+            </w:r>
+            <w:r>
+              <w:rPr>
+                <w:rFonts w:ascii="Latha" w:hAnsi="Latha" w:cs="Latha"/>
+                <w:b/>
+                <w:bCs/>
+                <w:position w:val="-12"/>
+                <w:sz w:val="28"/>
+                <w:szCs w:val="28"/>
+                <w:cs/>
+                <w:lang w:bidi="ta-IN"/>
+              </w:rPr>
+              <w:t>4</w:t>
+            </w:r>
+            <w:r>
+              <w:rPr>
+                <w:rFonts w:ascii="Latha" w:hAnsi="Latha" w:cs="Latha"/>
+                <w:sz w:val="28"/>
+                <w:szCs w:val="28"/>
+                <w:cs/>
+                <w:lang w:bidi="ta-IN"/>
+              </w:rPr>
+              <w:t>ரஶ்வை</w:t>
+            </w:r>
+            <w:r>
+              <w:rPr>
+                <w:rFonts w:ascii="BRH Tamil Tab Extra" w:hAnsi="BRH Tamil Tab Extra" w:cs="Latha"/>
+                <w:b/>
+                <w:sz w:val="36"/>
+                <w:szCs w:val="28"/>
+                <w:lang w:val="it-IT" w:bidi="ta-IN"/>
+              </w:rPr>
+              <w:t>‡</w:t>
+            </w:r>
+            <w:r>
+              <w:rPr>
+                <w:rFonts w:ascii="Latha" w:hAnsi="Latha" w:cs="Latha"/>
+                <w:b/>
+                <w:bCs/>
+                <w:sz w:val="32"/>
+                <w:szCs w:val="32"/>
+                <w:cs/>
+                <w:lang w:bidi="ta-IN"/>
+              </w:rPr>
+              <w:t>:</w:t>
+            </w:r>
+            <w:r>
+              <w:rPr>
+                <w:rFonts w:ascii="Latha" w:hAnsi="Latha" w:cs="Latha"/>
+                <w:sz w:val="28"/>
+                <w:szCs w:val="28"/>
+                <w:cs/>
+                <w:lang w:bidi="ta-IN"/>
+              </w:rPr>
+              <w:t xml:space="preserve"> </w:t>
+            </w:r>
+            <w:r>
+              <w:rPr>
+                <w:rFonts w:ascii="Latha" w:hAnsi="Latha" w:cs="Latha"/>
+                <w:sz w:val="28"/>
+                <w:szCs w:val="28"/>
+                <w:lang w:val="it-IT" w:bidi="ta-IN"/>
+              </w:rPr>
+              <w:t>|</w:t>
+            </w:r>
+          </w:p>
+        </w:tc>
+        <w:tc>
+          <w:tcPr>
+            <w:tcW w:w="5220" w:type="dxa"/>
+          </w:tcPr>
+          <w:p>
+            <w:pPr>
+              <w:widowControl w:val="0"/>
+              <w:autoSpaceDE w:val="0"/>
+              <w:autoSpaceDN w:val="0"/>
+              <w:adjustRightInd w:val="0"/>
+              <w:spacing w:before="0" w:line="240" w:lineRule="auto"/>
+              <w:rPr>
+                <w:rFonts w:ascii="BRH Devanagari Extra" w:hAnsi="BRH Devanagari Extra" w:cs="BRH Devanagari Extra"/>
+                <w:color w:val="EE0000"/>
+                <w:sz w:val="40"/>
+                <w:szCs w:val="40"/>
+                <w:lang w:val="it-IT"/>
+              </w:rPr>
+            </w:pPr>
+            <w:r>
+              <w:rPr>
+                <w:rFonts w:ascii="Latha" w:hAnsi="Latha" w:cs="Latha"/>
+                <w:sz w:val="28"/>
+                <w:szCs w:val="28"/>
+                <w:cs/>
+                <w:lang w:bidi="ta-IN"/>
+              </w:rPr>
+              <w:t>ஊ</w:t>
+            </w:r>
+            <w:r>
+              <w:rPr>
+                <w:rFonts w:ascii="BRH Tamil Tab Extra" w:hAnsi="BRH Tamil Tab Extra" w:cs="Latha"/>
+                <w:b/>
+                <w:sz w:val="32"/>
+                <w:szCs w:val="28"/>
+                <w:lang w:val="it-IT" w:bidi="ta-IN"/>
+              </w:rPr>
+              <w:t>…</w:t>
+            </w:r>
+            <w:r>
+              <w:rPr>
+                <w:rFonts w:ascii="Latha" w:hAnsi="Latha" w:cs="Latha"/>
+                <w:sz w:val="28"/>
+                <w:szCs w:val="28"/>
+                <w:cs/>
+                <w:lang w:bidi="ta-IN"/>
+              </w:rPr>
+              <w:t>ர்ணு</w:t>
+            </w:r>
+            <w:r>
+              <w:rPr>
+                <w:rFonts w:ascii="BRH Tamil Tab Extra" w:hAnsi="BRH Tamil Tab Extra" w:cs="Latha"/>
+                <w:b/>
+                <w:sz w:val="32"/>
+                <w:szCs w:val="28"/>
+                <w:lang w:val="it-IT" w:bidi="ta-IN"/>
+              </w:rPr>
+              <w:t>…</w:t>
+            </w:r>
+            <w:r>
+              <w:rPr>
+                <w:rFonts w:ascii="Latha" w:hAnsi="Latha" w:cs="Latha"/>
+                <w:sz w:val="28"/>
+                <w:szCs w:val="28"/>
+                <w:lang w:val="it-IT" w:bidi="ta-IN"/>
+              </w:rPr>
+              <w:t xml:space="preserve"> </w:t>
+            </w:r>
+            <w:r>
+              <w:rPr>
+                <w:rFonts w:ascii="Latha" w:hAnsi="Latha" w:cs="Latha"/>
+                <w:sz w:val="28"/>
+                <w:szCs w:val="28"/>
+                <w:cs/>
+                <w:lang w:bidi="ta-IN"/>
+              </w:rPr>
+              <w:t>வீ</w:t>
+            </w:r>
+            <w:r>
+              <w:rPr>
+                <w:rFonts w:ascii="BRH Tamil Tab Extra" w:hAnsi="BRH Tamil Tab Extra" w:cs="Latha"/>
+                <w:b/>
+                <w:sz w:val="32"/>
+                <w:szCs w:val="28"/>
+                <w:lang w:val="it-IT" w:bidi="ta-IN"/>
+              </w:rPr>
+              <w:t>…</w:t>
+            </w:r>
+            <w:r>
+              <w:rPr>
+                <w:rFonts w:ascii="Latha" w:hAnsi="Latha" w:cs="Latha"/>
+                <w:sz w:val="28"/>
+                <w:szCs w:val="28"/>
+                <w:cs/>
+                <w:lang w:bidi="ta-IN"/>
+              </w:rPr>
+              <w:t>ரேபி</w:t>
+            </w:r>
+            <w:r>
+              <w:rPr>
+                <w:rFonts w:ascii="BRH Tamil Tab Extra" w:hAnsi="BRH Tamil Tab Extra" w:cs="Latha"/>
+                <w:b/>
+                <w:sz w:val="36"/>
+                <w:szCs w:val="28"/>
+                <w:lang w:val="it-IT" w:bidi="ta-IN"/>
+              </w:rPr>
+              <w:t>†</w:t>
+            </w:r>
+            <w:r>
+              <w:rPr>
+                <w:rFonts w:ascii="Latha" w:hAnsi="Latha" w:cs="Latha"/>
+                <w:b/>
+                <w:bCs/>
+                <w:position w:val="-12"/>
+                <w:sz w:val="28"/>
+                <w:szCs w:val="28"/>
+                <w:cs/>
+                <w:lang w:bidi="ta-IN"/>
+              </w:rPr>
+              <w:t>4</w:t>
+            </w:r>
+            <w:r>
+              <w:rPr>
+                <w:rFonts w:ascii="Latha" w:hAnsi="Latha" w:cs="Latha"/>
+                <w:b/>
+                <w:bCs/>
+                <w:sz w:val="32"/>
+                <w:szCs w:val="32"/>
+                <w:cs/>
+                <w:lang w:bidi="ta-IN"/>
+              </w:rPr>
+              <w:t>:</w:t>
+            </w:r>
+            <w:r>
+              <w:rPr>
+                <w:rFonts w:ascii="Latha" w:hAnsi="Latha" w:cs="Latha"/>
+                <w:sz w:val="28"/>
+                <w:szCs w:val="28"/>
+                <w:cs/>
+                <w:lang w:bidi="ta-IN"/>
+              </w:rPr>
+              <w:t xml:space="preserve"> </w:t>
+            </w:r>
+            <w:r>
+              <w:rPr>
+                <w:rFonts w:ascii="Latha" w:hAnsi="Latha" w:cs="Latha"/>
+                <w:sz w:val="28"/>
+                <w:szCs w:val="28"/>
+                <w:lang w:val="it-IT" w:bidi="ta-IN"/>
+              </w:rPr>
+              <w:t xml:space="preserve">| </w:t>
+            </w:r>
+            <w:r>
+              <w:rPr>
+                <w:rFonts w:ascii="Latha" w:hAnsi="Latha" w:cs="Latha"/>
+                <w:sz w:val="28"/>
+                <w:szCs w:val="28"/>
+                <w:highlight w:val="green"/>
+                <w:cs/>
+                <w:lang w:bidi="ta-IN"/>
+              </w:rPr>
+              <w:t>வீ</w:t>
+            </w:r>
+            <w:r>
+              <w:rPr>
+                <w:rFonts w:ascii="BRH Tamil Tab Extra" w:hAnsi="BRH Tamil Tab Extra" w:cs="Latha"/>
+                <w:b/>
+                <w:sz w:val="32"/>
+                <w:szCs w:val="28"/>
+                <w:lang w:val="it-IT" w:bidi="ta-IN"/>
+              </w:rPr>
+              <w:t>…</w:t>
+            </w:r>
+            <w:r>
+              <w:rPr>
+                <w:rFonts w:ascii="Latha" w:hAnsi="Latha" w:cs="Latha"/>
+                <w:sz w:val="28"/>
+                <w:szCs w:val="28"/>
+                <w:cs/>
+                <w:lang w:bidi="ta-IN"/>
+              </w:rPr>
+              <w:t>ரேபி</w:t>
+            </w:r>
+            <w:r>
+              <w:rPr>
+                <w:rFonts w:ascii="BRH Tamil Tab Extra" w:hAnsi="BRH Tamil Tab Extra" w:cs="Latha"/>
+                <w:b/>
+                <w:sz w:val="32"/>
+                <w:szCs w:val="28"/>
+                <w:lang w:val="it-IT" w:bidi="ta-IN"/>
+              </w:rPr>
+              <w:t>…</w:t>
+            </w:r>
+            <w:r>
+              <w:rPr>
+                <w:rFonts w:ascii="Latha" w:hAnsi="Latha" w:cs="Latha"/>
+                <w:b/>
+                <w:bCs/>
+                <w:position w:val="-12"/>
+                <w:sz w:val="28"/>
+                <w:szCs w:val="28"/>
+                <w:cs/>
+                <w:lang w:bidi="ta-IN"/>
+              </w:rPr>
+              <w:t>4</w:t>
+            </w:r>
+            <w:r>
+              <w:rPr>
+                <w:rFonts w:ascii="Latha" w:hAnsi="Latha" w:cs="Latha"/>
+                <w:sz w:val="28"/>
+                <w:szCs w:val="28"/>
+                <w:cs/>
+                <w:lang w:bidi="ta-IN"/>
+              </w:rPr>
+              <w:t>ரஶ்வை</w:t>
+            </w:r>
+            <w:r>
+              <w:rPr>
+                <w:rFonts w:ascii="BRH Tamil Tab Extra" w:hAnsi="BRH Tamil Tab Extra" w:cs="Latha"/>
+                <w:b/>
+                <w:sz w:val="36"/>
+                <w:szCs w:val="28"/>
+                <w:lang w:val="it-IT" w:bidi="ta-IN"/>
+              </w:rPr>
+              <w:t>‡</w:t>
+            </w:r>
+            <w:r>
+              <w:rPr>
+                <w:rFonts w:ascii="Latha" w:hAnsi="Latha" w:cs="Latha"/>
+                <w:b/>
+                <w:bCs/>
+                <w:sz w:val="32"/>
+                <w:szCs w:val="32"/>
+                <w:cs/>
+                <w:lang w:bidi="ta-IN"/>
+              </w:rPr>
+              <w:t>:</w:t>
+            </w:r>
+            <w:r>
+              <w:rPr>
+                <w:rFonts w:ascii="Latha" w:hAnsi="Latha" w:cs="Latha"/>
+                <w:sz w:val="28"/>
+                <w:szCs w:val="28"/>
+                <w:cs/>
+                <w:lang w:bidi="ta-IN"/>
+              </w:rPr>
+              <w:t xml:space="preserve"> </w:t>
+            </w:r>
+            <w:r>
+              <w:rPr>
+                <w:rFonts w:ascii="Latha" w:hAnsi="Latha" w:cs="Latha"/>
+                <w:sz w:val="28"/>
+                <w:szCs w:val="28"/>
+                <w:lang w:val="it-IT" w:bidi="ta-IN"/>
+              </w:rPr>
+              <w:t>|</w:t>
+            </w:r>
+          </w:p>
+        </w:tc>
+      </w:tr>
+      <w:tr>
+        <w:trPr>
+          <w:trHeight w:val="1408"/>
+        </w:trPr>
+        <w:tc>
+          <w:tcPr>
+            <w:tcW w:w="4048" w:type="dxa"/>
+          </w:tcPr>
+          <w:p>
+            <w:pPr>
+              <w:widowControl w:val="0"/>
+              <w:tabs>
+                <w:tab w:val="left" w:pos="993"/>
+              </w:tabs>
+              <w:autoSpaceDE w:val="0"/>
+              <w:autoSpaceDN w:val="0"/>
+              <w:adjustRightInd w:val="0"/>
+              <w:spacing w:before="0" w:line="240" w:lineRule="auto"/>
+              <w:ind w:right="297"/>
+              <w:rPr>
+                <w:rFonts w:cs="Arial"/>
+                <w:b/>
+                <w:sz w:val="28"/>
+                <w:szCs w:val="32"/>
+              </w:rPr>
+            </w:pPr>
+            <w:r>
+              <w:rPr>
+                <w:rFonts w:cs="Arial"/>
+                <w:b/>
+                <w:sz w:val="28"/>
+                <w:szCs w:val="32"/>
+              </w:rPr>
+              <w:lastRenderedPageBreak/>
+              <w:t>T.S.2.6.</w:t>
+            </w:r>
+            <w:r>
+              <w:rPr>
+                <w:rFonts w:cs="Arial"/>
+                <w:b/>
+                <w:sz w:val="28"/>
+                <w:szCs w:val="32"/>
+              </w:rPr>
+              <w:t>12</w:t>
+            </w:r>
+            <w:r>
+              <w:rPr>
+                <w:rFonts w:cs="Arial"/>
+                <w:b/>
+                <w:sz w:val="28"/>
+                <w:szCs w:val="32"/>
+              </w:rPr>
+              <w:t>.</w:t>
+            </w:r>
+            <w:r>
+              <w:rPr>
+                <w:rFonts w:cs="Arial"/>
+                <w:b/>
+                <w:sz w:val="28"/>
+                <w:szCs w:val="32"/>
+              </w:rPr>
+              <w:t>5</w:t>
+            </w:r>
+            <w:r>
+              <w:rPr>
+                <w:rFonts w:cs="Arial"/>
+                <w:b/>
+                <w:sz w:val="28"/>
+                <w:szCs w:val="32"/>
+              </w:rPr>
+              <w:t>– Kramam</w:t>
+            </w:r>
+          </w:p>
+          <w:p>
+            <w:pPr>
+              <w:widowControl w:val="0"/>
+              <w:tabs>
+                <w:tab w:val="left" w:pos="993"/>
+              </w:tabs>
+              <w:autoSpaceDE w:val="0"/>
+              <w:autoSpaceDN w:val="0"/>
+              <w:adjustRightInd w:val="0"/>
+              <w:spacing w:before="0" w:line="240" w:lineRule="auto"/>
+              <w:ind w:right="297"/>
+              <w:rPr>
+                <w:rFonts w:cs="Arial"/>
+                <w:b/>
+                <w:sz w:val="28"/>
+                <w:szCs w:val="32"/>
+                <w:lang w:val="en-IN"/>
+              </w:rPr>
+            </w:pPr>
+            <w:r>
+              <w:rPr>
+                <w:rFonts w:cs="Arial"/>
+                <w:b/>
+                <w:sz w:val="28"/>
+                <w:szCs w:val="32"/>
+                <w:lang w:val="en-IN"/>
+              </w:rPr>
+              <w:t>Krama Vaakyam No.- 13</w:t>
+            </w:r>
+          </w:p>
+          <w:p>
+            <w:pPr>
+              <w:widowControl w:val="0"/>
+              <w:tabs>
+                <w:tab w:val="left" w:pos="993"/>
+              </w:tabs>
+              <w:autoSpaceDE w:val="0"/>
+              <w:autoSpaceDN w:val="0"/>
+              <w:adjustRightInd w:val="0"/>
+              <w:spacing w:before="0" w:line="240" w:lineRule="auto"/>
+              <w:ind w:right="297"/>
+              <w:rPr>
+                <w:rFonts w:cs="Arial"/>
+                <w:b/>
+                <w:color w:val="000000"/>
+                <w:sz w:val="28"/>
+                <w:szCs w:val="32"/>
+                <w:lang w:val="it-IT"/>
+              </w:rPr>
+            </w:pPr>
+            <w:r>
+              <w:rPr>
+                <w:rFonts w:cs="Arial"/>
+                <w:b/>
+                <w:sz w:val="28"/>
+                <w:szCs w:val="32"/>
+                <w:lang w:val="it-IT"/>
+              </w:rPr>
+              <w:t>Panchaati No</w:t>
+            </w:r>
+            <w:r>
+              <w:rPr>
+                <w:rFonts w:cs="Arial"/>
+                <w:b/>
+                <w:szCs w:val="32"/>
+                <w:lang w:val="it-IT"/>
+              </w:rPr>
+              <w:t>. -</w:t>
+            </w:r>
+            <w:r>
+              <w:rPr>
+                <w:rFonts w:cs="Arial"/>
+                <w:b/>
+                <w:sz w:val="28"/>
+                <w:szCs w:val="36"/>
+                <w:lang w:val="it-IT"/>
+              </w:rPr>
+              <w:t xml:space="preserve"> 6</w:t>
+            </w:r>
+            <w:r>
+              <w:rPr>
+                <w:rFonts w:cs="Arial"/>
+                <w:b/>
+                <w:sz w:val="28"/>
+                <w:szCs w:val="36"/>
+                <w:lang w:val="it-IT"/>
+              </w:rPr>
+              <w:t>9</w:t>
+            </w:r>
+          </w:p>
+        </w:tc>
+        <w:tc>
+          <w:tcPr>
+            <w:tcW w:w="5386" w:type="dxa"/>
+          </w:tcPr>
+          <w:p>
+            <w:pPr>
+              <w:widowControl w:val="0"/>
+              <w:autoSpaceDE w:val="0"/>
+              <w:autoSpaceDN w:val="0"/>
+              <w:adjustRightInd w:val="0"/>
+              <w:spacing w:before="0" w:line="240" w:lineRule="auto"/>
+              <w:rPr>
+                <w:rFonts w:ascii="Latha" w:hAnsi="Latha" w:cs="Latha"/>
+                <w:sz w:val="28"/>
+                <w:szCs w:val="28"/>
+                <w:lang w:val="it-IT" w:bidi="ta-IN"/>
+              </w:rPr>
+            </w:pPr>
+            <w:r>
+              <w:rPr>
+                <w:rFonts w:ascii="Latha" w:hAnsi="Latha" w:cs="Latha"/>
+                <w:sz w:val="28"/>
+                <w:szCs w:val="28"/>
+                <w:cs/>
+                <w:lang w:bidi="ta-IN"/>
+              </w:rPr>
+              <w:t>பி</w:t>
+            </w:r>
+            <w:r>
+              <w:rPr>
+                <w:rFonts w:ascii="BRH Tamil Tab Extra" w:hAnsi="BRH Tamil Tab Extra" w:cs="Latha"/>
+                <w:b/>
+                <w:sz w:val="32"/>
+                <w:szCs w:val="28"/>
+                <w:lang w:val="it-IT" w:bidi="ta-IN"/>
+              </w:rPr>
+              <w:t>…</w:t>
+            </w:r>
+            <w:r>
+              <w:rPr>
+                <w:rFonts w:ascii="Latha" w:hAnsi="Latha" w:cs="Latha"/>
+                <w:sz w:val="28"/>
+                <w:szCs w:val="28"/>
+                <w:cs/>
+                <w:lang w:bidi="ta-IN"/>
+              </w:rPr>
+              <w:t>த்</w:t>
+            </w:r>
+            <w:r>
+              <w:rPr>
+                <w:rFonts w:ascii="Latha" w:hAnsi="Latha" w:cs="Latha"/>
+                <w:b/>
+                <w:bCs/>
+                <w:i/>
+                <w:iCs/>
+                <w:sz w:val="28"/>
+                <w:szCs w:val="28"/>
+                <w:cs/>
+                <w:lang w:bidi="ta-IN"/>
+              </w:rPr>
+              <w:t>ரு</w:t>
+            </w:r>
+            <w:r>
+              <w:rPr>
+                <w:rFonts w:ascii="Latha" w:hAnsi="Latha" w:cs="Latha"/>
+                <w:sz w:val="28"/>
+                <w:szCs w:val="28"/>
+                <w:cs/>
+                <w:lang w:bidi="ta-IN"/>
+              </w:rPr>
+              <w:t>ப்</w:t>
+            </w:r>
+            <w:r>
+              <w:rPr>
+                <w:rFonts w:ascii="Latha" w:hAnsi="Latha" w:cs="Latha"/>
+                <w:b/>
+                <w:bCs/>
+                <w:position w:val="-12"/>
+                <w:sz w:val="28"/>
+                <w:szCs w:val="28"/>
+                <w:cs/>
+                <w:lang w:bidi="ta-IN"/>
+              </w:rPr>
+              <w:t>4</w:t>
+            </w:r>
+            <w:r>
+              <w:rPr>
+                <w:rFonts w:ascii="Latha" w:hAnsi="Latha" w:cs="Latha"/>
+                <w:sz w:val="28"/>
+                <w:szCs w:val="28"/>
+                <w:cs/>
+                <w:lang w:bidi="ta-IN"/>
+              </w:rPr>
+              <w:t>ய</w:t>
+            </w:r>
+            <w:r>
+              <w:rPr>
+                <w:rFonts w:ascii="BRH Tamil Tab Extra" w:hAnsi="BRH Tamil Tab Extra" w:cs="Latha"/>
+                <w:b/>
+                <w:sz w:val="32"/>
+                <w:szCs w:val="28"/>
+                <w:lang w:val="it-IT" w:bidi="ta-IN"/>
+              </w:rPr>
+              <w:t>…</w:t>
+            </w:r>
+            <w:r>
+              <w:rPr>
+                <w:rFonts w:ascii="Latha" w:hAnsi="Latha" w:cs="Latha"/>
+                <w:sz w:val="28"/>
+                <w:szCs w:val="28"/>
+                <w:lang w:val="it-IT" w:bidi="ta-IN"/>
+              </w:rPr>
+              <w:t xml:space="preserve"> </w:t>
+            </w:r>
+            <w:r>
+              <w:rPr>
+                <w:rFonts w:ascii="Latha" w:hAnsi="Latha" w:cs="Latha"/>
+                <w:sz w:val="28"/>
+                <w:szCs w:val="28"/>
+                <w:cs/>
+                <w:lang w:bidi="ta-IN"/>
+              </w:rPr>
+              <w:t xml:space="preserve">ஆ </w:t>
+            </w:r>
+            <w:r>
+              <w:rPr>
+                <w:rFonts w:ascii="Latha" w:hAnsi="Latha" w:cs="Latha"/>
+                <w:sz w:val="28"/>
+                <w:szCs w:val="28"/>
+                <w:lang w:val="it-IT" w:bidi="ta-IN"/>
+              </w:rPr>
+              <w:t xml:space="preserve">| </w:t>
+            </w:r>
+          </w:p>
+          <w:p>
+            <w:pPr>
+              <w:widowControl w:val="0"/>
+              <w:autoSpaceDE w:val="0"/>
+              <w:autoSpaceDN w:val="0"/>
+              <w:adjustRightInd w:val="0"/>
+              <w:spacing w:before="0" w:line="240" w:lineRule="auto"/>
+              <w:rPr>
+                <w:rFonts w:ascii="BRH Malayalam Extra" w:hAnsi="BRH Malayalam Extra" w:cs="BRH Malayalam Extra"/>
+                <w:color w:val="000000"/>
+                <w:sz w:val="40"/>
+                <w:szCs w:val="40"/>
+                <w:lang w:val="it-IT"/>
+              </w:rPr>
+            </w:pPr>
+            <w:r>
+              <w:rPr>
+                <w:rFonts w:ascii="Latha" w:hAnsi="Latha" w:cs="Latha"/>
+                <w:sz w:val="28"/>
+                <w:szCs w:val="28"/>
+                <w:cs/>
+                <w:lang w:bidi="ta-IN"/>
+              </w:rPr>
+              <w:t>பி</w:t>
+            </w:r>
+            <w:r>
+              <w:rPr>
+                <w:rFonts w:ascii="BRH Tamil Tab Extra" w:hAnsi="BRH Tamil Tab Extra" w:cs="Latha"/>
+                <w:b/>
+                <w:sz w:val="32"/>
+                <w:szCs w:val="28"/>
+                <w:lang w:val="it-IT" w:bidi="ta-IN"/>
+              </w:rPr>
+              <w:t>…</w:t>
+            </w:r>
+            <w:r>
+              <w:rPr>
+                <w:rFonts w:ascii="Latha" w:hAnsi="Latha" w:cs="Latha"/>
+                <w:sz w:val="28"/>
+                <w:szCs w:val="28"/>
+                <w:cs/>
+                <w:lang w:bidi="ta-IN"/>
+              </w:rPr>
+              <w:t>த்</w:t>
+            </w:r>
+            <w:r>
+              <w:rPr>
+                <w:rFonts w:ascii="Latha" w:hAnsi="Latha" w:cs="Latha"/>
+                <w:b/>
+                <w:bCs/>
+                <w:i/>
+                <w:iCs/>
+                <w:sz w:val="28"/>
+                <w:szCs w:val="28"/>
+                <w:cs/>
+                <w:lang w:bidi="ta-IN"/>
+              </w:rPr>
+              <w:t>ரு</w:t>
+            </w:r>
+            <w:r>
+              <w:rPr>
+                <w:rFonts w:ascii="Latha" w:hAnsi="Latha" w:cs="Latha"/>
+                <w:sz w:val="28"/>
+                <w:szCs w:val="28"/>
+                <w:cs/>
+                <w:lang w:bidi="ta-IN"/>
+              </w:rPr>
+              <w:t>ப்</w:t>
+            </w:r>
+            <w:r>
+              <w:rPr>
+                <w:rFonts w:ascii="Latha" w:hAnsi="Latha" w:cs="Latha"/>
+                <w:b/>
+                <w:bCs/>
+                <w:position w:val="-12"/>
+                <w:sz w:val="28"/>
+                <w:szCs w:val="28"/>
+                <w:cs/>
+                <w:lang w:bidi="ta-IN"/>
+              </w:rPr>
+              <w:t>4</w:t>
+            </w:r>
+            <w:r>
+              <w:rPr>
+                <w:rFonts w:ascii="Latha" w:hAnsi="Latha" w:cs="Latha"/>
+                <w:sz w:val="28"/>
+                <w:szCs w:val="28"/>
+                <w:cs/>
+                <w:lang w:bidi="ta-IN"/>
+              </w:rPr>
+              <w:t>ய</w:t>
+            </w:r>
+            <w:r>
+              <w:rPr>
+                <w:rFonts w:ascii="BRH Tamil Tab Extra" w:hAnsi="BRH Tamil Tab Extra" w:cs="Latha"/>
+                <w:b/>
+                <w:sz w:val="32"/>
+                <w:szCs w:val="28"/>
+                <w:lang w:val="it-IT" w:bidi="ta-IN"/>
+              </w:rPr>
+              <w:t>…</w:t>
+            </w:r>
+            <w:r>
+              <w:rPr>
+                <w:rFonts w:ascii="Latha" w:hAnsi="Latha" w:cs="Latha"/>
+                <w:sz w:val="28"/>
+                <w:szCs w:val="28"/>
+                <w:lang w:val="it-IT" w:bidi="ta-IN"/>
+              </w:rPr>
+              <w:t xml:space="preserve"> </w:t>
+            </w:r>
+            <w:r>
+              <w:rPr>
+                <w:rFonts w:ascii="Latha" w:hAnsi="Latha" w:cs="Latha"/>
+                <w:sz w:val="28"/>
+                <w:szCs w:val="28"/>
+                <w:cs/>
+                <w:lang w:bidi="ta-IN"/>
+              </w:rPr>
+              <w:t>இதி</w:t>
+            </w:r>
+            <w:r>
+              <w:rPr>
+                <w:rFonts w:ascii="BRH Tamil Tab Extra" w:hAnsi="BRH Tamil Tab Extra" w:cs="Latha"/>
+                <w:b/>
+                <w:sz w:val="36"/>
+                <w:szCs w:val="28"/>
+                <w:lang w:val="it-IT" w:bidi="ta-IN"/>
+              </w:rPr>
+              <w:t>†</w:t>
+            </w:r>
+            <w:r>
+              <w:rPr>
+                <w:rFonts w:ascii="Latha" w:hAnsi="Latha" w:cs="Latha"/>
+                <w:sz w:val="28"/>
+                <w:szCs w:val="28"/>
+                <w:lang w:val="it-IT" w:bidi="ta-IN"/>
+              </w:rPr>
+              <w:t xml:space="preserve"> </w:t>
+            </w:r>
+            <w:r>
+              <w:rPr>
+                <w:rFonts w:ascii="Latha" w:hAnsi="Latha" w:cs="Latha"/>
+                <w:sz w:val="28"/>
+                <w:szCs w:val="28"/>
+                <w:cs/>
+                <w:lang w:bidi="ta-IN"/>
+              </w:rPr>
+              <w:t>பி</w:t>
+            </w:r>
+            <w:r>
+              <w:rPr>
+                <w:rFonts w:ascii="BRH Tamil Tab Extra" w:hAnsi="BRH Tamil Tab Extra" w:cs="Latha"/>
+                <w:b/>
+                <w:sz w:val="32"/>
+                <w:szCs w:val="28"/>
+                <w:lang w:val="it-IT" w:bidi="ta-IN"/>
+              </w:rPr>
+              <w:t>…</w:t>
+            </w:r>
+            <w:r>
+              <w:rPr>
+                <w:rFonts w:ascii="Latha" w:hAnsi="Latha" w:cs="Latha"/>
+                <w:sz w:val="28"/>
+                <w:szCs w:val="28"/>
+                <w:cs/>
+                <w:lang w:bidi="ta-IN"/>
+              </w:rPr>
+              <w:t>த்</w:t>
+            </w:r>
+            <w:r>
+              <w:rPr>
+                <w:rFonts w:ascii="Latha" w:hAnsi="Latha" w:cs="Latha"/>
+                <w:b/>
+                <w:bCs/>
+                <w:i/>
+                <w:iCs/>
+                <w:sz w:val="28"/>
+                <w:szCs w:val="28"/>
+                <w:cs/>
+                <w:lang w:bidi="ta-IN"/>
+              </w:rPr>
+              <w:t>ரு</w:t>
+            </w:r>
+            <w:r>
+              <w:rPr>
+                <w:rFonts w:ascii="Latha" w:hAnsi="Latha" w:cs="Latha"/>
+                <w:sz w:val="28"/>
+                <w:szCs w:val="28"/>
+                <w:cs/>
+                <w:lang w:bidi="ta-IN"/>
+              </w:rPr>
+              <w:t xml:space="preserve"> </w:t>
+            </w:r>
+            <w:r>
+              <w:rPr>
+                <w:rFonts w:ascii="Latha" w:hAnsi="Latha" w:cs="Latha"/>
+                <w:sz w:val="28"/>
+                <w:szCs w:val="28"/>
+                <w:lang w:val="it-IT" w:bidi="ta-IN"/>
+              </w:rPr>
+              <w:t xml:space="preserve">- </w:t>
+            </w:r>
+            <w:r>
+              <w:rPr>
+                <w:rFonts w:ascii="Latha" w:hAnsi="Latha" w:cs="Latha"/>
+                <w:sz w:val="28"/>
+                <w:szCs w:val="28"/>
+                <w:highlight w:val="yellow"/>
+                <w:cs/>
+                <w:lang w:bidi="ta-IN"/>
+              </w:rPr>
+              <w:t>ப்</w:t>
+            </w:r>
+            <w:r>
+              <w:rPr>
+                <w:rFonts w:ascii="Latha" w:hAnsi="Latha" w:cs="Latha"/>
+                <w:b/>
+                <w:bCs/>
+                <w:position w:val="-12"/>
+                <w:sz w:val="28"/>
+                <w:szCs w:val="28"/>
+                <w:highlight w:val="yellow"/>
+                <w:cs/>
+                <w:lang w:bidi="ta-IN"/>
+              </w:rPr>
+              <w:t>4</w:t>
+            </w:r>
+            <w:r>
+              <w:rPr>
+                <w:rFonts w:ascii="Latha" w:hAnsi="Latha" w:cs="Latha"/>
+                <w:sz w:val="28"/>
+                <w:szCs w:val="28"/>
+                <w:highlight w:val="yellow"/>
+                <w:cs/>
+                <w:lang w:bidi="ta-IN"/>
+              </w:rPr>
+              <w:t>ய</w:t>
+            </w:r>
+            <w:r>
+              <w:rPr>
+                <w:rFonts w:ascii="Latha" w:hAnsi="Latha" w:cs="Latha"/>
+                <w:b/>
+                <w:bCs/>
+                <w:sz w:val="32"/>
+                <w:szCs w:val="32"/>
+                <w:highlight w:val="yellow"/>
+                <w:cs/>
+                <w:lang w:bidi="ta-IN"/>
+              </w:rPr>
+              <w:t>:</w:t>
+            </w:r>
+            <w:r>
+              <w:rPr>
+                <w:rFonts w:ascii="Latha" w:hAnsi="Latha" w:cs="Latha"/>
+                <w:sz w:val="28"/>
+                <w:szCs w:val="28"/>
+                <w:cs/>
+                <w:lang w:bidi="ta-IN"/>
+              </w:rPr>
+              <w:t xml:space="preserve"> </w:t>
+            </w:r>
+            <w:r>
+              <w:rPr>
+                <w:rFonts w:ascii="Latha" w:hAnsi="Latha" w:cs="Latha"/>
+                <w:sz w:val="28"/>
+                <w:szCs w:val="28"/>
+                <w:lang w:val="it-IT" w:bidi="ta-IN"/>
+              </w:rPr>
+              <w:t>|</w:t>
+            </w:r>
+          </w:p>
+        </w:tc>
+        <w:tc>
+          <w:tcPr>
+            <w:tcW w:w="5220" w:type="dxa"/>
+          </w:tcPr>
+          <w:p>
+            <w:pPr>
+              <w:widowControl w:val="0"/>
+              <w:autoSpaceDE w:val="0"/>
+              <w:autoSpaceDN w:val="0"/>
+              <w:adjustRightInd w:val="0"/>
+              <w:spacing w:before="0" w:line="240" w:lineRule="auto"/>
+              <w:rPr>
+                <w:rFonts w:ascii="Latha" w:hAnsi="Latha" w:cs="Latha"/>
+                <w:sz w:val="28"/>
+                <w:szCs w:val="28"/>
+                <w:lang w:val="it-IT" w:bidi="ta-IN"/>
+              </w:rPr>
+            </w:pPr>
+            <w:r>
+              <w:rPr>
+                <w:rFonts w:ascii="Latha" w:hAnsi="Latha" w:cs="Latha"/>
+                <w:sz w:val="28"/>
+                <w:szCs w:val="28"/>
+                <w:cs/>
+                <w:lang w:bidi="ta-IN"/>
+              </w:rPr>
+              <w:t>பி</w:t>
+            </w:r>
+            <w:r>
+              <w:rPr>
+                <w:rFonts w:ascii="BRH Tamil Tab Extra" w:hAnsi="BRH Tamil Tab Extra" w:cs="Latha"/>
+                <w:b/>
+                <w:sz w:val="32"/>
+                <w:szCs w:val="28"/>
+                <w:lang w:val="it-IT" w:bidi="ta-IN"/>
+              </w:rPr>
+              <w:t>…</w:t>
+            </w:r>
+            <w:r>
+              <w:rPr>
+                <w:rFonts w:ascii="Latha" w:hAnsi="Latha" w:cs="Latha"/>
+                <w:sz w:val="28"/>
+                <w:szCs w:val="28"/>
+                <w:cs/>
+                <w:lang w:bidi="ta-IN"/>
+              </w:rPr>
+              <w:t>த்</w:t>
+            </w:r>
+            <w:r>
+              <w:rPr>
+                <w:rFonts w:ascii="Latha" w:hAnsi="Latha" w:cs="Latha"/>
+                <w:b/>
+                <w:bCs/>
+                <w:i/>
+                <w:iCs/>
+                <w:sz w:val="28"/>
+                <w:szCs w:val="28"/>
+                <w:cs/>
+                <w:lang w:bidi="ta-IN"/>
+              </w:rPr>
+              <w:t>ரு</w:t>
+            </w:r>
+            <w:r>
+              <w:rPr>
+                <w:rFonts w:ascii="Latha" w:hAnsi="Latha" w:cs="Latha"/>
+                <w:sz w:val="28"/>
+                <w:szCs w:val="28"/>
+                <w:cs/>
+                <w:lang w:bidi="ta-IN"/>
+              </w:rPr>
+              <w:t>ப்</w:t>
+            </w:r>
+            <w:r>
+              <w:rPr>
+                <w:rFonts w:ascii="Latha" w:hAnsi="Latha" w:cs="Latha"/>
+                <w:b/>
+                <w:bCs/>
+                <w:position w:val="-12"/>
+                <w:sz w:val="28"/>
+                <w:szCs w:val="28"/>
+                <w:cs/>
+                <w:lang w:bidi="ta-IN"/>
+              </w:rPr>
+              <w:t>4</w:t>
+            </w:r>
+            <w:r>
+              <w:rPr>
+                <w:rFonts w:ascii="Latha" w:hAnsi="Latha" w:cs="Latha"/>
+                <w:sz w:val="28"/>
+                <w:szCs w:val="28"/>
+                <w:cs/>
+                <w:lang w:bidi="ta-IN"/>
+              </w:rPr>
+              <w:t>ய</w:t>
+            </w:r>
+            <w:r>
+              <w:rPr>
+                <w:rFonts w:ascii="BRH Tamil Tab Extra" w:hAnsi="BRH Tamil Tab Extra" w:cs="Latha"/>
+                <w:b/>
+                <w:sz w:val="32"/>
+                <w:szCs w:val="28"/>
+                <w:lang w:val="it-IT" w:bidi="ta-IN"/>
+              </w:rPr>
+              <w:t>…</w:t>
+            </w:r>
+            <w:r>
+              <w:rPr>
+                <w:rFonts w:ascii="Latha" w:hAnsi="Latha" w:cs="Latha"/>
+                <w:sz w:val="28"/>
+                <w:szCs w:val="28"/>
+                <w:lang w:val="it-IT" w:bidi="ta-IN"/>
+              </w:rPr>
+              <w:t xml:space="preserve"> </w:t>
+            </w:r>
+            <w:r>
+              <w:rPr>
+                <w:rFonts w:ascii="Latha" w:hAnsi="Latha" w:cs="Latha"/>
+                <w:sz w:val="28"/>
+                <w:szCs w:val="28"/>
+                <w:cs/>
+                <w:lang w:bidi="ta-IN"/>
+              </w:rPr>
+              <w:t xml:space="preserve">ஆ </w:t>
+            </w:r>
+            <w:r>
+              <w:rPr>
+                <w:rFonts w:ascii="Latha" w:hAnsi="Latha" w:cs="Latha"/>
+                <w:sz w:val="28"/>
+                <w:szCs w:val="28"/>
+                <w:lang w:val="it-IT" w:bidi="ta-IN"/>
+              </w:rPr>
+              <w:t xml:space="preserve">| </w:t>
+            </w:r>
+          </w:p>
+          <w:p>
+            <w:pPr>
+              <w:widowControl w:val="0"/>
+              <w:autoSpaceDE w:val="0"/>
+              <w:autoSpaceDN w:val="0"/>
+              <w:adjustRightInd w:val="0"/>
+              <w:spacing w:before="0" w:line="240" w:lineRule="auto"/>
+              <w:rPr>
+                <w:rFonts w:ascii="BRH Malayalam Extra" w:hAnsi="BRH Malayalam Extra" w:cs="BRH Malayalam Extra"/>
+                <w:color w:val="000000"/>
+                <w:sz w:val="40"/>
+                <w:szCs w:val="40"/>
+                <w:lang w:val="it-IT"/>
+              </w:rPr>
+            </w:pPr>
+            <w:r>
+              <w:rPr>
+                <w:rFonts w:ascii="Latha" w:hAnsi="Latha" w:cs="Latha"/>
+                <w:sz w:val="28"/>
+                <w:szCs w:val="28"/>
+                <w:cs/>
+                <w:lang w:bidi="ta-IN"/>
+              </w:rPr>
+              <w:t>பி</w:t>
+            </w:r>
+            <w:r>
+              <w:rPr>
+                <w:rFonts w:ascii="BRH Tamil Tab Extra" w:hAnsi="BRH Tamil Tab Extra" w:cs="Latha"/>
+                <w:b/>
+                <w:sz w:val="32"/>
+                <w:szCs w:val="28"/>
+                <w:lang w:val="it-IT" w:bidi="ta-IN"/>
+              </w:rPr>
+              <w:t>…</w:t>
+            </w:r>
+            <w:r>
+              <w:rPr>
+                <w:rFonts w:ascii="Latha" w:hAnsi="Latha" w:cs="Latha"/>
+                <w:sz w:val="28"/>
+                <w:szCs w:val="28"/>
+                <w:cs/>
+                <w:lang w:bidi="ta-IN"/>
+              </w:rPr>
+              <w:t>த்</w:t>
+            </w:r>
+            <w:r>
+              <w:rPr>
+                <w:rFonts w:ascii="Latha" w:hAnsi="Latha" w:cs="Latha"/>
+                <w:b/>
+                <w:bCs/>
+                <w:i/>
+                <w:iCs/>
+                <w:sz w:val="28"/>
+                <w:szCs w:val="28"/>
+                <w:cs/>
+                <w:lang w:bidi="ta-IN"/>
+              </w:rPr>
+              <w:t>ரு</w:t>
+            </w:r>
+            <w:r>
+              <w:rPr>
+                <w:rFonts w:ascii="Latha" w:hAnsi="Latha" w:cs="Latha"/>
+                <w:sz w:val="28"/>
+                <w:szCs w:val="28"/>
+                <w:cs/>
+                <w:lang w:bidi="ta-IN"/>
+              </w:rPr>
+              <w:t>ப்</w:t>
+            </w:r>
+            <w:r>
+              <w:rPr>
+                <w:rFonts w:ascii="Latha" w:hAnsi="Latha" w:cs="Latha"/>
+                <w:b/>
+                <w:bCs/>
+                <w:position w:val="-12"/>
+                <w:sz w:val="28"/>
+                <w:szCs w:val="28"/>
+                <w:cs/>
+                <w:lang w:bidi="ta-IN"/>
+              </w:rPr>
+              <w:t>4</w:t>
+            </w:r>
+            <w:r>
+              <w:rPr>
+                <w:rFonts w:ascii="Latha" w:hAnsi="Latha" w:cs="Latha"/>
+                <w:sz w:val="28"/>
+                <w:szCs w:val="28"/>
+                <w:cs/>
+                <w:lang w:bidi="ta-IN"/>
+              </w:rPr>
+              <w:t>ய</w:t>
+            </w:r>
+            <w:r>
+              <w:rPr>
+                <w:rFonts w:ascii="BRH Tamil Tab Extra" w:hAnsi="BRH Tamil Tab Extra" w:cs="Latha"/>
+                <w:b/>
+                <w:sz w:val="32"/>
+                <w:szCs w:val="28"/>
+                <w:lang w:val="it-IT" w:bidi="ta-IN"/>
+              </w:rPr>
+              <w:t>…</w:t>
+            </w:r>
+            <w:r>
+              <w:rPr>
+                <w:rFonts w:ascii="Latha" w:hAnsi="Latha" w:cs="Latha"/>
+                <w:sz w:val="28"/>
+                <w:szCs w:val="28"/>
+                <w:lang w:val="it-IT" w:bidi="ta-IN"/>
+              </w:rPr>
+              <w:t xml:space="preserve"> </w:t>
+            </w:r>
+            <w:r>
+              <w:rPr>
+                <w:rFonts w:ascii="Latha" w:hAnsi="Latha" w:cs="Latha"/>
+                <w:sz w:val="28"/>
+                <w:szCs w:val="28"/>
+                <w:cs/>
+                <w:lang w:bidi="ta-IN"/>
+              </w:rPr>
+              <w:t>இதி</w:t>
+            </w:r>
+            <w:r>
+              <w:rPr>
+                <w:rFonts w:ascii="BRH Tamil Tab Extra" w:hAnsi="BRH Tamil Tab Extra" w:cs="Latha"/>
+                <w:b/>
+                <w:sz w:val="36"/>
+                <w:szCs w:val="28"/>
+                <w:lang w:val="it-IT" w:bidi="ta-IN"/>
+              </w:rPr>
+              <w:t>†</w:t>
+            </w:r>
+            <w:r>
+              <w:rPr>
+                <w:rFonts w:ascii="Latha" w:hAnsi="Latha" w:cs="Latha"/>
+                <w:sz w:val="28"/>
+                <w:szCs w:val="28"/>
+                <w:lang w:val="it-IT" w:bidi="ta-IN"/>
+              </w:rPr>
+              <w:t xml:space="preserve"> </w:t>
+            </w:r>
+            <w:r>
+              <w:rPr>
+                <w:rFonts w:ascii="Latha" w:hAnsi="Latha" w:cs="Latha"/>
+                <w:sz w:val="28"/>
+                <w:szCs w:val="28"/>
+                <w:cs/>
+                <w:lang w:bidi="ta-IN"/>
+              </w:rPr>
+              <w:t>பி</w:t>
+            </w:r>
+            <w:r>
+              <w:rPr>
+                <w:rFonts w:ascii="BRH Tamil Tab Extra" w:hAnsi="BRH Tamil Tab Extra" w:cs="Latha"/>
+                <w:b/>
+                <w:sz w:val="32"/>
+                <w:szCs w:val="28"/>
+                <w:lang w:val="it-IT" w:bidi="ta-IN"/>
+              </w:rPr>
+              <w:t>…</w:t>
+            </w:r>
+            <w:r>
+              <w:rPr>
+                <w:rFonts w:ascii="Latha" w:hAnsi="Latha" w:cs="Latha"/>
+                <w:sz w:val="28"/>
+                <w:szCs w:val="28"/>
+                <w:cs/>
+                <w:lang w:bidi="ta-IN"/>
+              </w:rPr>
+              <w:t>த்</w:t>
+            </w:r>
+            <w:r>
+              <w:rPr>
+                <w:rFonts w:ascii="Latha" w:hAnsi="Latha" w:cs="Latha"/>
+                <w:b/>
+                <w:bCs/>
+                <w:i/>
+                <w:iCs/>
+                <w:sz w:val="28"/>
+                <w:szCs w:val="28"/>
+                <w:cs/>
+                <w:lang w:bidi="ta-IN"/>
+              </w:rPr>
+              <w:t>ரு</w:t>
+            </w:r>
+            <w:r>
+              <w:rPr>
+                <w:rFonts w:ascii="Latha" w:hAnsi="Latha" w:cs="Latha"/>
+                <w:sz w:val="28"/>
+                <w:szCs w:val="28"/>
+                <w:cs/>
+                <w:lang w:bidi="ta-IN"/>
+              </w:rPr>
+              <w:t xml:space="preserve"> </w:t>
+            </w:r>
+            <w:r>
+              <w:rPr>
+                <w:rFonts w:ascii="Latha" w:hAnsi="Latha" w:cs="Latha"/>
+                <w:sz w:val="28"/>
+                <w:szCs w:val="28"/>
+                <w:lang w:val="it-IT" w:bidi="ta-IN"/>
+              </w:rPr>
+              <w:t xml:space="preserve">- </w:t>
+            </w:r>
+            <w:r>
+              <w:rPr>
+                <w:rFonts w:ascii="Latha" w:hAnsi="Latha" w:cs="Latha"/>
+                <w:sz w:val="28"/>
+                <w:szCs w:val="28"/>
+                <w:cs/>
+                <w:lang w:bidi="ta-IN"/>
+              </w:rPr>
+              <w:t>ப்</w:t>
+            </w:r>
+            <w:r>
+              <w:rPr>
+                <w:rFonts w:ascii="Latha" w:hAnsi="Latha" w:cs="Latha"/>
+                <w:b/>
+                <w:bCs/>
+                <w:position w:val="-12"/>
+                <w:sz w:val="28"/>
+                <w:szCs w:val="28"/>
+                <w:cs/>
+                <w:lang w:bidi="ta-IN"/>
+              </w:rPr>
+              <w:t>4</w:t>
+            </w:r>
+            <w:r>
+              <w:rPr>
+                <w:rFonts w:ascii="Latha" w:hAnsi="Latha" w:cs="Latha"/>
+                <w:sz w:val="28"/>
+                <w:szCs w:val="28"/>
+                <w:highlight w:val="green"/>
+                <w:cs/>
+                <w:lang w:bidi="ta-IN"/>
+              </w:rPr>
+              <w:t>ய</w:t>
+            </w:r>
+            <w:r>
+              <w:rPr>
+                <w:rFonts w:ascii="BRH Tamil Tab Extra" w:hAnsi="BRH Tamil Tab Extra" w:cs="Latha"/>
+                <w:b/>
+                <w:sz w:val="32"/>
+                <w:szCs w:val="28"/>
+                <w:lang w:val="it-IT" w:bidi="ta-IN"/>
+              </w:rPr>
+              <w:t>…</w:t>
+            </w:r>
+            <w:r>
+              <w:rPr>
+                <w:rFonts w:ascii="Latha" w:hAnsi="Latha" w:cs="Latha"/>
+                <w:b/>
+                <w:bCs/>
+                <w:sz w:val="32"/>
+                <w:szCs w:val="32"/>
+                <w:cs/>
+                <w:lang w:bidi="ta-IN"/>
+              </w:rPr>
+              <w:t>:</w:t>
+            </w:r>
+            <w:r>
+              <w:rPr>
+                <w:rFonts w:ascii="Latha" w:hAnsi="Latha" w:cs="Latha"/>
+                <w:sz w:val="28"/>
+                <w:szCs w:val="28"/>
+                <w:cs/>
+                <w:lang w:bidi="ta-IN"/>
+              </w:rPr>
+              <w:t xml:space="preserve"> </w:t>
+            </w:r>
+            <w:r>
+              <w:rPr>
+                <w:rFonts w:ascii="Latha" w:hAnsi="Latha" w:cs="Latha"/>
+                <w:sz w:val="28"/>
+                <w:szCs w:val="28"/>
+                <w:lang w:val="it-IT" w:bidi="ta-IN"/>
               </w:rPr>
               <w:t>|</w:t>
             </w:r>
@@ -5961,6 +8452,7 @@
           <w:sz w:val="32"/>
           <w:szCs w:val="32"/>
           <w:u w:val="single"/>
+          <w:lang w:val="it-IT"/>
         </w:rPr>
       </w:pPr>
     </w:p>
@@ -7182,7 +9674,6 @@
                 <w:sz w:val="28"/>
                 <w:szCs w:val="32"/>
               </w:rPr>
-              <w:lastRenderedPageBreak/>
               <w:t>T.S.2.</w:t>
             </w:r>
             <w:r>
@@ -8463,6 +10954,7 @@
                 <w:cs/>
                 <w:lang w:bidi="ta-IN"/>
               </w:rPr>
+              <w:lastRenderedPageBreak/>
               <w:t>ப</w:t>
             </w:r>
             <w:r>
@@ -8617,6 +11109,7 @@
                 <w:cs/>
                 <w:lang w:bidi="ta-IN"/>
               </w:rPr>
+              <w:lastRenderedPageBreak/>
               <w:t>ஸோ</w:t>
             </w:r>
             <w:r>
@@ -8667,6 +11160,7 @@
                 <w:cs/>
                 <w:lang w:bidi="ta-IN"/>
               </w:rPr>
+              <w:lastRenderedPageBreak/>
               <w:t>ப</w:t>
             </w:r>
             <w:r>
@@ -8809,6 +11303,7 @@
                 <w:sz w:val="28"/>
                 <w:szCs w:val="32"/>
               </w:rPr>
+              <w:lastRenderedPageBreak/>
               <w:t>T.S.2.</w:t>
             </w:r>
             <w:r>
@@ -9638,7 +12133,6 @@
           <w:szCs w:val="32"/>
           <w:u w:val="single"/>
         </w:rPr>
-        <w:lastRenderedPageBreak/>
         <w:t xml:space="preserve">TS </w:t>
       </w:r>
       <w:r>
@@ -9864,6 +12358,7 @@
                 <w:sz w:val="28"/>
                 <w:szCs w:val="32"/>
               </w:rPr>
+              <w:lastRenderedPageBreak/>
               <w:t>T.S.2.</w:t>
             </w:r>
             <w:r>
@@ -12052,7 +14547,6 @@
                 <w:cs/>
                 <w:lang w:bidi="ta-IN"/>
               </w:rPr>
-              <w:lastRenderedPageBreak/>
               <w:t>ஸ</w:t>
             </w:r>
             <w:r>
@@ -12382,7 +14876,6 @@
                 <w:cs/>
                 <w:lang w:bidi="ta-IN"/>
               </w:rPr>
-              <w:lastRenderedPageBreak/>
               <w:t>ய</w:t>
             </w:r>
             <w:r>
@@ -12543,7 +15036,6 @@
                 <w:cs/>
                 <w:lang w:bidi="ta-IN"/>
               </w:rPr>
-              <w:lastRenderedPageBreak/>
               <w:t>ஸ</w:t>
             </w:r>
             <w:r>
@@ -12786,6 +15278,7 @@
                 <w:cs/>
                 <w:lang w:bidi="ta-IN"/>
               </w:rPr>
+              <w:lastRenderedPageBreak/>
               <w:t>ஸ்தா</w:t>
             </w:r>
             <w:r>

--- a/TS-Kramam/TS-2.6/TS 2.6 Tamil Krama Paatam Corrections.docx
+++ b/TS-Kramam/TS-2.6/TS 2.6 Tamil Krama Paatam Corrections.docx
@@ -61,7 +61,18 @@
           <w:szCs w:val="32"/>
           <w:u w:val="single"/>
         </w:rPr>
-        <w:t xml:space="preserve">Corrections –Observed till </w:t>
+        <w:t xml:space="preserve">Corrections –Observed </w:t>
+      </w:r>
+      <w:proofErr w:type="gramStart"/>
+      <w:r>
+        <w:rPr>
+          <w:b/>
+          <w:bCs/>
+          <w:sz w:val="32"/>
+          <w:szCs w:val="32"/>
+          <w:u w:val="single"/>
+        </w:rPr>
+        <w:t xml:space="preserve">till </w:t>
       </w:r>
       <w:r>
         <w:rPr>
@@ -74,6 +85,7 @@
         </w:rPr>
         <w:t>????</w:t>
       </w:r>
+      <w:proofErr w:type="gramEnd"/>
     </w:p>
     <w:p>
       <w:pPr>
@@ -107,7 +119,8 @@
       </w:tblPr>
       <w:tblGrid>
         <w:gridCol w:w="3764"/>
-        <w:gridCol w:w="5528"/>
+        <w:gridCol w:w="142"/>
+        <w:gridCol w:w="5386"/>
         <w:gridCol w:w="5528"/>
       </w:tblGrid>
       <w:tr>
@@ -161,6 +174,7 @@
         <w:tc>
           <w:tcPr>
             <w:tcW w:w="5528" w:type="dxa"/>
+            <w:gridSpan w:val="2"/>
           </w:tcPr>
           <w:p>
             <w:pPr>
@@ -359,6 +373,7 @@
         <w:tc>
           <w:tcPr>
             <w:tcW w:w="5528" w:type="dxa"/>
+            <w:gridSpan w:val="2"/>
           </w:tcPr>
           <w:p>
             <w:pPr>
@@ -754,6 +769,7 @@
         <w:tc>
           <w:tcPr>
             <w:tcW w:w="5528" w:type="dxa"/>
+            <w:gridSpan w:val="2"/>
           </w:tcPr>
           <w:p>
             <w:pPr>
@@ -1498,6 +1514,7 @@
         <w:tc>
           <w:tcPr>
             <w:tcW w:w="5528" w:type="dxa"/>
+            <w:gridSpan w:val="2"/>
           </w:tcPr>
           <w:p>
             <w:pPr>
@@ -1906,6 +1923,7 @@
         <w:tc>
           <w:tcPr>
             <w:tcW w:w="5528" w:type="dxa"/>
+            <w:gridSpan w:val="2"/>
           </w:tcPr>
           <w:p>
             <w:pPr>
@@ -2560,6 +2578,7 @@
         <w:tc>
           <w:tcPr>
             <w:tcW w:w="5528" w:type="dxa"/>
+            <w:gridSpan w:val="2"/>
           </w:tcPr>
           <w:p>
             <w:pPr>
@@ -3646,6 +3665,7 @@
         <w:tc>
           <w:tcPr>
             <w:tcW w:w="5528" w:type="dxa"/>
+            <w:gridSpan w:val="2"/>
           </w:tcPr>
           <w:p>
             <w:pPr>
@@ -4288,6 +4308,7 @@
         <w:tc>
           <w:tcPr>
             <w:tcW w:w="5528" w:type="dxa"/>
+            <w:gridSpan w:val="2"/>
           </w:tcPr>
           <w:p>
             <w:pPr>
@@ -4984,6 +5005,7 @@
         <w:tc>
           <w:tcPr>
             <w:tcW w:w="5528" w:type="dxa"/>
+            <w:gridSpan w:val="2"/>
           </w:tcPr>
           <w:p>
             <w:pPr>
@@ -5468,6 +5490,7 @@
         <w:tc>
           <w:tcPr>
             <w:tcW w:w="5528" w:type="dxa"/>
+            <w:gridSpan w:val="2"/>
           </w:tcPr>
           <w:p>
             <w:pPr>
@@ -5950,6 +5973,7 @@
         <w:tc>
           <w:tcPr>
             <w:tcW w:w="5528" w:type="dxa"/>
+            <w:gridSpan w:val="2"/>
           </w:tcPr>
           <w:p>
             <w:pPr>
@@ -6562,6 +6586,7 @@
         <w:tc>
           <w:tcPr>
             <w:tcW w:w="5528" w:type="dxa"/>
+            <w:gridSpan w:val="2"/>
           </w:tcPr>
           <w:p>
             <w:pPr>
@@ -7249,6 +7274,906 @@
                 <w:lang w:val="it-IT" w:bidi="ta-IN"/>
               </w:rPr>
               <w:t xml:space="preserve">| </w:t>
+            </w:r>
+          </w:p>
+        </w:tc>
+      </w:tr>
+      <w:tr>
+        <w:trPr>
+          <w:trHeight w:val="1266"/>
+        </w:trPr>
+        <w:tc>
+          <w:tcPr>
+            <w:tcW w:w="3764" w:type="dxa"/>
+          </w:tcPr>
+          <w:p>
+            <w:pPr>
+              <w:widowControl w:val="0"/>
+              <w:tabs>
+                <w:tab w:val="left" w:pos="993"/>
+              </w:tabs>
+              <w:autoSpaceDE w:val="0"/>
+              <w:autoSpaceDN w:val="0"/>
+              <w:adjustRightInd w:val="0"/>
+              <w:spacing w:before="0" w:line="240" w:lineRule="auto"/>
+              <w:ind w:right="297"/>
+              <w:rPr>
+                <w:rFonts w:cs="Arial"/>
+                <w:b/>
+                <w:sz w:val="28"/>
+                <w:szCs w:val="32"/>
+              </w:rPr>
+            </w:pPr>
+            <w:r>
+              <w:rPr>
+                <w:rFonts w:cs="Arial"/>
+                <w:b/>
+                <w:sz w:val="28"/>
+                <w:szCs w:val="32"/>
+              </w:rPr>
+              <w:lastRenderedPageBreak/>
+              <w:t>T.S.2.6.</w:t>
+            </w:r>
+            <w:r>
+              <w:rPr>
+                <w:rFonts w:cs="Arial"/>
+                <w:b/>
+                <w:sz w:val="28"/>
+                <w:szCs w:val="32"/>
+              </w:rPr>
+              <w:t>10.2</w:t>
+            </w:r>
+            <w:r>
+              <w:rPr>
+                <w:rFonts w:cs="Arial"/>
+                <w:b/>
+                <w:sz w:val="28"/>
+                <w:szCs w:val="32"/>
+              </w:rPr>
+              <w:t xml:space="preserve"> – Kramam</w:t>
+            </w:r>
+          </w:p>
+          <w:p>
+            <w:pPr>
+              <w:widowControl w:val="0"/>
+              <w:tabs>
+                <w:tab w:val="left" w:pos="993"/>
+              </w:tabs>
+              <w:autoSpaceDE w:val="0"/>
+              <w:autoSpaceDN w:val="0"/>
+              <w:adjustRightInd w:val="0"/>
+              <w:spacing w:before="0" w:line="240" w:lineRule="auto"/>
+              <w:ind w:right="297"/>
+              <w:rPr>
+                <w:rFonts w:cs="Arial"/>
+                <w:b/>
+                <w:sz w:val="28"/>
+                <w:szCs w:val="32"/>
+                <w:lang w:val="en-IN"/>
+              </w:rPr>
+            </w:pPr>
+            <w:r>
+              <w:rPr>
+                <w:rFonts w:cs="Arial"/>
+                <w:b/>
+                <w:sz w:val="28"/>
+                <w:szCs w:val="32"/>
+                <w:lang w:val="en-IN"/>
+              </w:rPr>
+              <w:t xml:space="preserve">Krama Vaakyam No.- </w:t>
+            </w:r>
+            <w:r>
+              <w:rPr>
+                <w:rFonts w:cs="Arial"/>
+                <w:b/>
+                <w:sz w:val="28"/>
+                <w:szCs w:val="32"/>
+                <w:lang w:val="en-IN"/>
+              </w:rPr>
+              <w:t>4</w:t>
+            </w:r>
+          </w:p>
+          <w:p>
+            <w:pPr>
+              <w:widowControl w:val="0"/>
+              <w:tabs>
+                <w:tab w:val="left" w:pos="993"/>
+              </w:tabs>
+              <w:autoSpaceDE w:val="0"/>
+              <w:autoSpaceDN w:val="0"/>
+              <w:adjustRightInd w:val="0"/>
+              <w:spacing w:before="0" w:line="240" w:lineRule="auto"/>
+              <w:ind w:right="297"/>
+              <w:rPr>
+                <w:rFonts w:cs="Arial"/>
+                <w:b/>
+                <w:sz w:val="28"/>
+                <w:szCs w:val="32"/>
+              </w:rPr>
+            </w:pPr>
+            <w:r>
+              <w:rPr>
+                <w:rFonts w:cs="Arial"/>
+                <w:b/>
+                <w:sz w:val="28"/>
+                <w:szCs w:val="32"/>
+                <w:lang w:val="it-IT"/>
+              </w:rPr>
+              <w:t>Panchaati No</w:t>
+            </w:r>
+            <w:r>
+              <w:rPr>
+                <w:rFonts w:cs="Arial"/>
+                <w:b/>
+                <w:szCs w:val="32"/>
+                <w:lang w:val="it-IT"/>
+              </w:rPr>
+              <w:t>. -</w:t>
+            </w:r>
+            <w:r>
+              <w:rPr>
+                <w:rFonts w:cs="Arial"/>
+                <w:b/>
+                <w:sz w:val="28"/>
+                <w:szCs w:val="28"/>
+                <w:lang w:val="it-IT"/>
+              </w:rPr>
+              <w:t xml:space="preserve"> 5</w:t>
+            </w:r>
+            <w:r>
+              <w:rPr>
+                <w:rFonts w:cs="Arial"/>
+                <w:b/>
+                <w:sz w:val="28"/>
+                <w:szCs w:val="28"/>
+                <w:lang w:val="it-IT"/>
+              </w:rPr>
+              <w:t>8</w:t>
+            </w:r>
+          </w:p>
+        </w:tc>
+        <w:tc>
+          <w:tcPr>
+            <w:tcW w:w="5528" w:type="dxa"/>
+            <w:gridSpan w:val="2"/>
+          </w:tcPr>
+          <w:p>
+            <w:pPr>
+              <w:widowControl w:val="0"/>
+              <w:autoSpaceDE w:val="0"/>
+              <w:autoSpaceDN w:val="0"/>
+              <w:adjustRightInd w:val="0"/>
+              <w:spacing w:before="0" w:line="240" w:lineRule="auto"/>
+              <w:rPr>
+                <w:rFonts w:ascii="Latha" w:hAnsi="Latha" w:cs="Latha"/>
+                <w:sz w:val="28"/>
+                <w:szCs w:val="28"/>
+                <w:lang w:bidi="ta-IN"/>
+              </w:rPr>
+            </w:pPr>
+            <w:r>
+              <w:rPr>
+                <w:rFonts w:ascii="BRH Tamil Tab Extra" w:hAnsi="BRH Tamil Tab Extra" w:cs="Latha"/>
+                <w:b/>
+                <w:sz w:val="32"/>
+                <w:szCs w:val="28"/>
+                <w:lang w:bidi="ta-IN"/>
+              </w:rPr>
+              <w:t>…</w:t>
+            </w:r>
+            <w:r>
+              <w:rPr>
+                <w:rFonts w:ascii="Latha" w:hAnsi="Latha" w:cs="Latha"/>
+                <w:sz w:val="28"/>
+                <w:szCs w:val="28"/>
+                <w:cs/>
+                <w:lang w:bidi="ta-IN"/>
+              </w:rPr>
+              <w:t>ப</w:t>
+            </w:r>
+            <w:r>
+              <w:rPr>
+                <w:rFonts w:ascii="BRH Tamil Tab Extra" w:hAnsi="BRH Tamil Tab Extra" w:cs="Latha"/>
+                <w:b/>
+                <w:sz w:val="32"/>
+                <w:szCs w:val="28"/>
+                <w:lang w:bidi="ta-IN"/>
+              </w:rPr>
+              <w:t>…</w:t>
+            </w:r>
+            <w:r>
+              <w:rPr>
+                <w:rFonts w:ascii="Latha" w:hAnsi="Latha" w:cs="Latha"/>
+                <w:sz w:val="28"/>
+                <w:szCs w:val="28"/>
+                <w:cs/>
+                <w:lang w:bidi="ta-IN"/>
+              </w:rPr>
+              <w:t>கு</w:t>
+            </w:r>
+            <w:r>
+              <w:rPr>
+                <w:rFonts w:ascii="BRH Tamil Tab Extra" w:hAnsi="BRH Tamil Tab Extra" w:cs="Latha"/>
+                <w:b/>
+                <w:sz w:val="32"/>
+                <w:szCs w:val="28"/>
+                <w:lang w:bidi="ta-IN"/>
+              </w:rPr>
+              <w:t>…</w:t>
+            </w:r>
+            <w:r>
+              <w:rPr>
+                <w:rFonts w:ascii="Latha" w:hAnsi="Latha" w:cs="Latha"/>
+                <w:b/>
+                <w:bCs/>
+                <w:position w:val="-12"/>
+                <w:sz w:val="28"/>
+                <w:szCs w:val="28"/>
+                <w:cs/>
+                <w:lang w:bidi="ta-IN"/>
+              </w:rPr>
+              <w:t>3</w:t>
+            </w:r>
+            <w:r>
+              <w:rPr>
+                <w:rFonts w:ascii="Latha" w:hAnsi="Latha" w:cs="Latha"/>
+                <w:sz w:val="28"/>
+                <w:szCs w:val="28"/>
+                <w:cs/>
+                <w:lang w:bidi="ta-IN"/>
+              </w:rPr>
+              <w:t>ராதை</w:t>
+            </w:r>
+            <w:r>
+              <w:rPr>
+                <w:rFonts w:ascii="BRH Tamil Tab Extra" w:hAnsi="BRH Tamil Tab Extra" w:cs="Latha"/>
+                <w:b/>
+                <w:sz w:val="36"/>
+                <w:szCs w:val="28"/>
+                <w:lang w:bidi="ta-IN"/>
+              </w:rPr>
+              <w:t>†</w:t>
+            </w:r>
+            <w:r>
+              <w:rPr>
+                <w:rFonts w:ascii="Latha" w:hAnsi="Latha" w:cs="Latha"/>
+                <w:sz w:val="28"/>
+                <w:szCs w:val="28"/>
+                <w:lang w:bidi="ta-IN"/>
+              </w:rPr>
+              <w:t xml:space="preserve"> </w:t>
+            </w:r>
+            <w:r>
+              <w:rPr>
+                <w:rFonts w:ascii="Latha" w:hAnsi="Latha" w:cs="Latha"/>
+                <w:sz w:val="28"/>
+                <w:szCs w:val="28"/>
+                <w:cs/>
+                <w:lang w:bidi="ta-IN"/>
+              </w:rPr>
+              <w:t>ஶ</w:t>
+            </w:r>
+            <w:r>
+              <w:rPr>
+                <w:rFonts w:ascii="BRH Tamil Tab Extra" w:hAnsi="BRH Tamil Tab Extra" w:cs="Latha"/>
+                <w:b/>
+                <w:sz w:val="32"/>
+                <w:szCs w:val="28"/>
+                <w:lang w:bidi="ta-IN"/>
+              </w:rPr>
+              <w:t>…</w:t>
+            </w:r>
+            <w:r>
+              <w:rPr>
+                <w:rFonts w:ascii="Latha" w:hAnsi="Latha" w:cs="Latha"/>
+                <w:sz w:val="28"/>
+                <w:szCs w:val="28"/>
+                <w:cs/>
+                <w:lang w:bidi="ta-IN"/>
+              </w:rPr>
+              <w:t>தேன</w:t>
+            </w:r>
+            <w:r>
+              <w:rPr>
+                <w:rFonts w:ascii="BRH Tamil Tab Extra" w:hAnsi="BRH Tamil Tab Extra" w:cs="Latha"/>
+                <w:b/>
+                <w:sz w:val="36"/>
+                <w:szCs w:val="28"/>
+                <w:lang w:bidi="ta-IN"/>
+              </w:rPr>
+              <w:t>†</w:t>
+            </w:r>
+            <w:r>
+              <w:rPr>
+                <w:rFonts w:ascii="Latha" w:hAnsi="Latha" w:cs="Latha"/>
+                <w:sz w:val="28"/>
+                <w:szCs w:val="28"/>
+                <w:lang w:bidi="ta-IN"/>
+              </w:rPr>
+              <w:t xml:space="preserve"> | </w:t>
+            </w:r>
+          </w:p>
+          <w:p>
+            <w:pPr>
+              <w:widowControl w:val="0"/>
+              <w:autoSpaceDE w:val="0"/>
+              <w:autoSpaceDN w:val="0"/>
+              <w:adjustRightInd w:val="0"/>
+              <w:spacing w:before="0" w:line="240" w:lineRule="auto"/>
+              <w:rPr>
+                <w:rFonts w:ascii="BRH Malayalam Extra" w:hAnsi="BRH Malayalam Extra" w:cs="BRH Malayalam Extra"/>
+                <w:sz w:val="40"/>
+                <w:szCs w:val="40"/>
+              </w:rPr>
+            </w:pPr>
+            <w:r>
+              <w:rPr>
+                <w:rFonts w:ascii="Latha" w:hAnsi="Latha" w:cs="Latha"/>
+                <w:sz w:val="28"/>
+                <w:szCs w:val="28"/>
+                <w:cs/>
+                <w:lang w:bidi="ta-IN"/>
+              </w:rPr>
+              <w:t>அ</w:t>
+            </w:r>
+            <w:r>
+              <w:rPr>
+                <w:rFonts w:ascii="BRH Tamil Tab Extra" w:hAnsi="BRH Tamil Tab Extra" w:cs="Latha"/>
+                <w:b/>
+                <w:sz w:val="32"/>
+                <w:szCs w:val="28"/>
+                <w:lang w:bidi="ta-IN"/>
+              </w:rPr>
+              <w:t>…</w:t>
+            </w:r>
+            <w:r>
+              <w:rPr>
+                <w:rFonts w:ascii="Latha" w:hAnsi="Latha" w:cs="Latha"/>
+                <w:sz w:val="28"/>
+                <w:szCs w:val="28"/>
+                <w:cs/>
+                <w:lang w:bidi="ta-IN"/>
+              </w:rPr>
+              <w:t>ப</w:t>
+            </w:r>
+            <w:r>
+              <w:rPr>
+                <w:rFonts w:ascii="BRH Tamil Tab Extra" w:hAnsi="BRH Tamil Tab Extra" w:cs="Latha"/>
+                <w:b/>
+                <w:sz w:val="32"/>
+                <w:szCs w:val="28"/>
+                <w:lang w:bidi="ta-IN"/>
+              </w:rPr>
+              <w:t>…</w:t>
+            </w:r>
+            <w:r>
+              <w:rPr>
+                <w:rFonts w:ascii="Latha" w:hAnsi="Latha" w:cs="Latha"/>
+                <w:sz w:val="28"/>
+                <w:szCs w:val="28"/>
+                <w:highlight w:val="yellow"/>
+                <w:cs/>
+                <w:lang w:bidi="ta-IN"/>
+              </w:rPr>
+              <w:t>கு</w:t>
+            </w:r>
+            <w:r>
+              <w:rPr>
+                <w:rFonts w:ascii="Latha" w:hAnsi="Latha" w:cs="Latha"/>
+                <w:b/>
+                <w:bCs/>
+                <w:position w:val="-12"/>
+                <w:sz w:val="28"/>
+                <w:szCs w:val="28"/>
+                <w:cs/>
+                <w:lang w:bidi="ta-IN"/>
+              </w:rPr>
+              <w:t>3</w:t>
+            </w:r>
+            <w:r>
+              <w:rPr>
+                <w:rFonts w:ascii="Latha" w:hAnsi="Latha" w:cs="Latha"/>
+                <w:sz w:val="28"/>
+                <w:szCs w:val="28"/>
+                <w:cs/>
+                <w:lang w:bidi="ta-IN"/>
+              </w:rPr>
+              <w:t>ராதா</w:t>
+            </w:r>
+            <w:r>
+              <w:rPr>
+                <w:rFonts w:ascii="BRH Tamil Tab Extra" w:hAnsi="BRH Tamil Tab Extra" w:cs="Latha"/>
+                <w:b/>
+                <w:sz w:val="32"/>
+                <w:szCs w:val="28"/>
+                <w:lang w:bidi="ta-IN"/>
+              </w:rPr>
+              <w:t>…</w:t>
+            </w:r>
+            <w:r>
+              <w:rPr>
+                <w:rFonts w:ascii="Latha" w:hAnsi="Latha" w:cs="Latha"/>
+                <w:sz w:val="28"/>
+                <w:szCs w:val="28"/>
+                <w:lang w:bidi="ta-IN"/>
+              </w:rPr>
+              <w:t xml:space="preserve"> </w:t>
+            </w:r>
+            <w:r>
+              <w:rPr>
+                <w:rFonts w:ascii="Latha" w:hAnsi="Latha" w:cs="Latha"/>
+                <w:sz w:val="28"/>
+                <w:szCs w:val="28"/>
+                <w:cs/>
+                <w:lang w:bidi="ta-IN"/>
+              </w:rPr>
+              <w:t>இத்ய</w:t>
+            </w:r>
+            <w:r>
+              <w:rPr>
+                <w:rFonts w:ascii="BRH Tamil Tab Extra" w:hAnsi="BRH Tamil Tab Extra" w:cs="Latha"/>
+                <w:b/>
+                <w:sz w:val="36"/>
+                <w:szCs w:val="28"/>
+                <w:lang w:bidi="ta-IN"/>
+              </w:rPr>
+              <w:t>†</w:t>
+            </w:r>
+            <w:r>
+              <w:rPr>
+                <w:rFonts w:ascii="Latha" w:hAnsi="Latha" w:cs="Latha"/>
+                <w:sz w:val="28"/>
+                <w:szCs w:val="28"/>
+                <w:cs/>
+                <w:lang w:bidi="ta-IN"/>
+              </w:rPr>
+              <w:t xml:space="preserve">ப </w:t>
+            </w:r>
+            <w:r>
+              <w:rPr>
+                <w:rFonts w:ascii="Latha" w:hAnsi="Latha" w:cs="Latha"/>
+                <w:sz w:val="28"/>
+                <w:szCs w:val="28"/>
+                <w:lang w:bidi="ta-IN"/>
+              </w:rPr>
+              <w:t xml:space="preserve">- </w:t>
+            </w:r>
+            <w:r>
+              <w:rPr>
+                <w:rFonts w:ascii="Latha" w:hAnsi="Latha" w:cs="Latha"/>
+                <w:sz w:val="28"/>
+                <w:szCs w:val="28"/>
+                <w:cs/>
+                <w:lang w:bidi="ta-IN"/>
+              </w:rPr>
+              <w:t>கு</w:t>
+            </w:r>
+            <w:r>
+              <w:rPr>
+                <w:rFonts w:ascii="BRH Tamil Tab Extra" w:hAnsi="BRH Tamil Tab Extra" w:cs="Latha"/>
+                <w:b/>
+                <w:sz w:val="32"/>
+                <w:szCs w:val="28"/>
+                <w:lang w:bidi="ta-IN"/>
+              </w:rPr>
+              <w:t>…</w:t>
+            </w:r>
+            <w:r>
+              <w:rPr>
+                <w:rFonts w:ascii="Latha" w:hAnsi="Latha" w:cs="Latha"/>
+                <w:b/>
+                <w:bCs/>
+                <w:position w:val="-12"/>
+                <w:sz w:val="28"/>
+                <w:szCs w:val="28"/>
+                <w:cs/>
+                <w:lang w:bidi="ta-IN"/>
+              </w:rPr>
+              <w:t>3</w:t>
+            </w:r>
+            <w:r>
+              <w:rPr>
+                <w:rFonts w:ascii="Latha" w:hAnsi="Latha" w:cs="Latha"/>
+                <w:sz w:val="28"/>
+                <w:szCs w:val="28"/>
+                <w:cs/>
+                <w:lang w:bidi="ta-IN"/>
+              </w:rPr>
+              <w:t>ராதை</w:t>
+            </w:r>
+            <w:r>
+              <w:rPr>
+                <w:rFonts w:ascii="BRH Tamil Tab Extra" w:hAnsi="BRH Tamil Tab Extra" w:cs="Latha"/>
+                <w:b/>
+                <w:sz w:val="36"/>
+                <w:szCs w:val="28"/>
+                <w:lang w:bidi="ta-IN"/>
+              </w:rPr>
+              <w:t>‡</w:t>
+            </w:r>
+            <w:r>
+              <w:rPr>
+                <w:rFonts w:ascii="Latha" w:hAnsi="Latha" w:cs="Latha"/>
+                <w:sz w:val="28"/>
+                <w:szCs w:val="28"/>
+                <w:lang w:bidi="ta-IN"/>
+              </w:rPr>
+              <w:t xml:space="preserve"> |</w:t>
+            </w:r>
+          </w:p>
+        </w:tc>
+        <w:tc>
+          <w:tcPr>
+            <w:tcW w:w="5528" w:type="dxa"/>
+          </w:tcPr>
+          <w:p>
+            <w:pPr>
+              <w:widowControl w:val="0"/>
+              <w:autoSpaceDE w:val="0"/>
+              <w:autoSpaceDN w:val="0"/>
+              <w:adjustRightInd w:val="0"/>
+              <w:spacing w:before="0" w:line="240" w:lineRule="auto"/>
+              <w:rPr>
+                <w:rFonts w:ascii="BRH Malayalam Extra" w:hAnsi="BRH Malayalam Extra" w:cs="BRH Malayalam Extra"/>
+                <w:color w:val="000000"/>
+                <w:sz w:val="40"/>
+                <w:szCs w:val="40"/>
+              </w:rPr>
+            </w:pPr>
+            <w:r>
+              <w:rPr>
+                <w:rFonts w:ascii="Latha" w:hAnsi="Latha" w:cs="Latha"/>
+                <w:sz w:val="28"/>
+                <w:szCs w:val="28"/>
+                <w:cs/>
+                <w:lang w:bidi="ta-IN"/>
+              </w:rPr>
+              <w:t>அ</w:t>
+            </w:r>
+            <w:r>
+              <w:rPr>
+                <w:rFonts w:ascii="BRH Tamil Tab Extra" w:hAnsi="BRH Tamil Tab Extra" w:cs="Latha"/>
+                <w:b/>
+                <w:sz w:val="32"/>
+                <w:szCs w:val="28"/>
+                <w:lang w:bidi="ta-IN"/>
+              </w:rPr>
+              <w:t>…</w:t>
+            </w:r>
+            <w:r>
+              <w:rPr>
+                <w:rFonts w:ascii="Latha" w:hAnsi="Latha" w:cs="Latha"/>
+                <w:sz w:val="28"/>
+                <w:szCs w:val="28"/>
+                <w:cs/>
+                <w:lang w:bidi="ta-IN"/>
+              </w:rPr>
+              <w:t>ப</w:t>
+            </w:r>
+            <w:r>
+              <w:rPr>
+                <w:rFonts w:ascii="BRH Tamil Tab Extra" w:hAnsi="BRH Tamil Tab Extra" w:cs="Latha"/>
+                <w:b/>
+                <w:sz w:val="32"/>
+                <w:szCs w:val="28"/>
+                <w:lang w:bidi="ta-IN"/>
+              </w:rPr>
+              <w:t>…</w:t>
+            </w:r>
+            <w:r>
+              <w:rPr>
+                <w:rFonts w:ascii="Latha" w:hAnsi="Latha" w:cs="Latha"/>
+                <w:sz w:val="28"/>
+                <w:szCs w:val="28"/>
+                <w:cs/>
+                <w:lang w:bidi="ta-IN"/>
+              </w:rPr>
+              <w:t>கு</w:t>
+            </w:r>
+            <w:r>
+              <w:rPr>
+                <w:rFonts w:ascii="BRH Tamil Tab Extra" w:hAnsi="BRH Tamil Tab Extra" w:cs="Latha"/>
+                <w:b/>
+                <w:sz w:val="32"/>
+                <w:szCs w:val="28"/>
+                <w:lang w:bidi="ta-IN"/>
+              </w:rPr>
+              <w:t>…</w:t>
+            </w:r>
+            <w:r>
+              <w:rPr>
+                <w:rFonts w:ascii="Latha" w:hAnsi="Latha" w:cs="Latha"/>
+                <w:b/>
+                <w:bCs/>
+                <w:position w:val="-12"/>
+                <w:sz w:val="28"/>
+                <w:szCs w:val="28"/>
+                <w:cs/>
+                <w:lang w:bidi="ta-IN"/>
+              </w:rPr>
+              <w:t>3</w:t>
+            </w:r>
+            <w:r>
+              <w:rPr>
+                <w:rFonts w:ascii="Latha" w:hAnsi="Latha" w:cs="Latha"/>
+                <w:sz w:val="28"/>
+                <w:szCs w:val="28"/>
+                <w:cs/>
+                <w:lang w:bidi="ta-IN"/>
+              </w:rPr>
+              <w:t>ராதை</w:t>
+            </w:r>
+            <w:r>
+              <w:rPr>
+                <w:rFonts w:ascii="BRH Tamil Tab Extra" w:hAnsi="BRH Tamil Tab Extra" w:cs="Latha"/>
+                <w:b/>
+                <w:sz w:val="36"/>
+                <w:szCs w:val="28"/>
+                <w:lang w:bidi="ta-IN"/>
+              </w:rPr>
+              <w:t>†</w:t>
+            </w:r>
+            <w:r>
+              <w:rPr>
+                <w:rFonts w:ascii="Latha" w:hAnsi="Latha" w:cs="Latha"/>
+                <w:sz w:val="28"/>
+                <w:szCs w:val="28"/>
+                <w:lang w:bidi="ta-IN"/>
+              </w:rPr>
+              <w:t xml:space="preserve"> </w:t>
+            </w:r>
+            <w:r>
+              <w:rPr>
+                <w:rFonts w:ascii="Latha" w:hAnsi="Latha" w:cs="Latha"/>
+                <w:sz w:val="28"/>
+                <w:szCs w:val="28"/>
+                <w:cs/>
+                <w:lang w:bidi="ta-IN"/>
+              </w:rPr>
+              <w:t>ஶ</w:t>
+            </w:r>
+            <w:r>
+              <w:rPr>
+                <w:rFonts w:ascii="BRH Tamil Tab Extra" w:hAnsi="BRH Tamil Tab Extra" w:cs="Latha"/>
+                <w:b/>
+                <w:sz w:val="32"/>
+                <w:szCs w:val="28"/>
+                <w:lang w:bidi="ta-IN"/>
+              </w:rPr>
+              <w:t>…</w:t>
+            </w:r>
+            <w:r>
+              <w:rPr>
+                <w:rFonts w:ascii="Latha" w:hAnsi="Latha" w:cs="Latha"/>
+                <w:sz w:val="28"/>
+                <w:szCs w:val="28"/>
+                <w:cs/>
+                <w:lang w:bidi="ta-IN"/>
+              </w:rPr>
+              <w:t>தேன</w:t>
+            </w:r>
+            <w:r>
+              <w:rPr>
+                <w:rFonts w:ascii="BRH Tamil Tab Extra" w:hAnsi="BRH Tamil Tab Extra" w:cs="Latha"/>
+                <w:b/>
+                <w:sz w:val="36"/>
+                <w:szCs w:val="28"/>
+                <w:lang w:bidi="ta-IN"/>
+              </w:rPr>
+              <w:t>†</w:t>
+            </w:r>
+            <w:r>
+              <w:rPr>
+                <w:rFonts w:ascii="Latha" w:hAnsi="Latha" w:cs="Latha"/>
+                <w:sz w:val="28"/>
+                <w:szCs w:val="28"/>
+                <w:lang w:bidi="ta-IN"/>
+              </w:rPr>
+              <w:t xml:space="preserve"> | </w:t>
+            </w:r>
+            <w:r>
+              <w:rPr>
+                <w:rFonts w:ascii="Latha" w:hAnsi="Latha" w:cs="Latha"/>
+                <w:sz w:val="28"/>
+                <w:szCs w:val="28"/>
+                <w:cs/>
+                <w:lang w:bidi="ta-IN"/>
+              </w:rPr>
+              <w:t>அ</w:t>
+            </w:r>
+            <w:r>
+              <w:rPr>
+                <w:rFonts w:ascii="BRH Tamil Tab Extra" w:hAnsi="BRH Tamil Tab Extra" w:cs="Latha"/>
+                <w:b/>
+                <w:sz w:val="32"/>
+                <w:szCs w:val="28"/>
+                <w:lang w:bidi="ta-IN"/>
+              </w:rPr>
+              <w:t>…</w:t>
+            </w:r>
+            <w:r>
+              <w:rPr>
+                <w:rFonts w:ascii="Latha" w:hAnsi="Latha" w:cs="Latha"/>
+                <w:sz w:val="28"/>
+                <w:szCs w:val="28"/>
+                <w:cs/>
+                <w:lang w:bidi="ta-IN"/>
+              </w:rPr>
+              <w:t>ப</w:t>
+            </w:r>
+            <w:r>
+              <w:rPr>
+                <w:rFonts w:ascii="BRH Tamil Tab Extra" w:hAnsi="BRH Tamil Tab Extra" w:cs="Latha"/>
+                <w:b/>
+                <w:sz w:val="32"/>
+                <w:szCs w:val="28"/>
+                <w:lang w:bidi="ta-IN"/>
+              </w:rPr>
+              <w:t>…</w:t>
+            </w:r>
+            <w:r>
+              <w:rPr>
+                <w:rFonts w:ascii="Latha" w:hAnsi="Latha" w:cs="Latha"/>
+                <w:sz w:val="28"/>
+                <w:szCs w:val="28"/>
+                <w:highlight w:val="green"/>
+                <w:cs/>
+                <w:lang w:bidi="ta-IN"/>
+              </w:rPr>
+              <w:t>கு</w:t>
+            </w:r>
+            <w:r>
+              <w:rPr>
+                <w:rFonts w:ascii="BRH Tamil Tab Extra" w:hAnsi="BRH Tamil Tab Extra" w:cs="Latha"/>
+                <w:b/>
+                <w:sz w:val="32"/>
+                <w:szCs w:val="28"/>
+                <w:lang w:bidi="ta-IN"/>
+              </w:rPr>
+              <w:t>…</w:t>
+            </w:r>
+            <w:r>
+              <w:rPr>
+                <w:rFonts w:ascii="Latha" w:hAnsi="Latha" w:cs="Latha"/>
+                <w:b/>
+                <w:bCs/>
+                <w:position w:val="-12"/>
+                <w:sz w:val="28"/>
+                <w:szCs w:val="28"/>
+                <w:cs/>
+                <w:lang w:bidi="ta-IN"/>
+              </w:rPr>
+              <w:t>3</w:t>
+            </w:r>
+            <w:r>
+              <w:rPr>
+                <w:rFonts w:ascii="Latha" w:hAnsi="Latha" w:cs="Latha"/>
+                <w:sz w:val="28"/>
+                <w:szCs w:val="28"/>
+                <w:cs/>
+                <w:lang w:bidi="ta-IN"/>
+              </w:rPr>
+              <w:t>ராதா</w:t>
+            </w:r>
+            <w:r>
+              <w:rPr>
+                <w:rFonts w:ascii="BRH Tamil Tab Extra" w:hAnsi="BRH Tamil Tab Extra" w:cs="Latha"/>
+                <w:b/>
+                <w:sz w:val="32"/>
+                <w:szCs w:val="28"/>
+                <w:lang w:bidi="ta-IN"/>
+              </w:rPr>
+              <w:t>…</w:t>
+            </w:r>
+            <w:r>
+              <w:rPr>
+                <w:rFonts w:ascii="Latha" w:hAnsi="Latha" w:cs="Latha"/>
+                <w:sz w:val="28"/>
+                <w:szCs w:val="28"/>
+                <w:lang w:bidi="ta-IN"/>
+              </w:rPr>
+              <w:t xml:space="preserve"> </w:t>
+            </w:r>
+            <w:r>
+              <w:rPr>
+                <w:rFonts w:ascii="Latha" w:hAnsi="Latha" w:cs="Latha"/>
+                <w:sz w:val="28"/>
+                <w:szCs w:val="28"/>
+                <w:cs/>
+                <w:lang w:bidi="ta-IN"/>
+              </w:rPr>
+              <w:t>இத்ய</w:t>
+            </w:r>
+            <w:r>
+              <w:rPr>
+                <w:rFonts w:ascii="BRH Tamil Tab Extra" w:hAnsi="BRH Tamil Tab Extra" w:cs="Latha"/>
+                <w:b/>
+                <w:sz w:val="36"/>
+                <w:szCs w:val="28"/>
+                <w:lang w:bidi="ta-IN"/>
+              </w:rPr>
+              <w:t>†</w:t>
+            </w:r>
+            <w:r>
+              <w:rPr>
+                <w:rFonts w:ascii="Latha" w:hAnsi="Latha" w:cs="Latha"/>
+                <w:sz w:val="28"/>
+                <w:szCs w:val="28"/>
+                <w:cs/>
+                <w:lang w:bidi="ta-IN"/>
+              </w:rPr>
+              <w:t xml:space="preserve">ப </w:t>
+            </w:r>
+            <w:r>
+              <w:rPr>
+                <w:rFonts w:ascii="Latha" w:hAnsi="Latha" w:cs="Latha"/>
+                <w:sz w:val="28"/>
+                <w:szCs w:val="28"/>
+                <w:lang w:bidi="ta-IN"/>
+              </w:rPr>
+              <w:t xml:space="preserve">- </w:t>
+            </w:r>
+            <w:r>
+              <w:rPr>
+                <w:rFonts w:ascii="Latha" w:hAnsi="Latha" w:cs="Latha"/>
+                <w:sz w:val="28"/>
+                <w:szCs w:val="28"/>
+                <w:cs/>
+                <w:lang w:bidi="ta-IN"/>
+              </w:rPr>
+              <w:t>கு</w:t>
+            </w:r>
+            <w:r>
+              <w:rPr>
+                <w:rFonts w:ascii="BRH Tamil Tab Extra" w:hAnsi="BRH Tamil Tab Extra" w:cs="Latha"/>
+                <w:b/>
+                <w:sz w:val="32"/>
+                <w:szCs w:val="28"/>
+                <w:lang w:bidi="ta-IN"/>
+              </w:rPr>
+              <w:t>…</w:t>
+            </w:r>
+            <w:r>
+              <w:rPr>
+                <w:rFonts w:ascii="Latha" w:hAnsi="Latha" w:cs="Latha"/>
+                <w:b/>
+                <w:bCs/>
+                <w:position w:val="-12"/>
+                <w:sz w:val="28"/>
+                <w:szCs w:val="28"/>
+                <w:cs/>
+                <w:lang w:bidi="ta-IN"/>
+              </w:rPr>
+              <w:t>3</w:t>
+            </w:r>
+            <w:r>
+              <w:rPr>
+                <w:rFonts w:ascii="Latha" w:hAnsi="Latha" w:cs="Latha"/>
+                <w:sz w:val="28"/>
+                <w:szCs w:val="28"/>
+                <w:cs/>
+                <w:lang w:bidi="ta-IN"/>
+              </w:rPr>
+              <w:t>ராதை</w:t>
+            </w:r>
+            <w:r>
+              <w:rPr>
+                <w:rFonts w:ascii="BRH Tamil Tab Extra" w:hAnsi="BRH Tamil Tab Extra" w:cs="Latha"/>
+                <w:b/>
+                <w:sz w:val="36"/>
+                <w:szCs w:val="28"/>
+                <w:lang w:bidi="ta-IN"/>
+              </w:rPr>
+              <w:t>‡</w:t>
+            </w:r>
+            <w:r>
+              <w:rPr>
+                <w:rFonts w:ascii="Latha" w:hAnsi="Latha" w:cs="Latha"/>
+                <w:sz w:val="28"/>
+                <w:szCs w:val="28"/>
+                <w:lang w:bidi="ta-IN"/>
+              </w:rPr>
+              <w:t xml:space="preserve"> |</w:t>
             </w:r>
           </w:p>
         </w:tc>
@@ -7288,7 +8213,6 @@
                 <w:sz w:val="28"/>
                 <w:szCs w:val="32"/>
               </w:rPr>
-              <w:lastRenderedPageBreak/>
               <w:t>T.S.2.</w:t>
             </w:r>
             <w:r>
@@ -7405,6 +8329,7 @@
         <w:tc>
           <w:tcPr>
             <w:tcW w:w="5528" w:type="dxa"/>
+            <w:gridSpan w:val="2"/>
           </w:tcPr>
           <w:p>
             <w:pPr>
@@ -7836,6 +8761,7 @@
         <w:tc>
           <w:tcPr>
             <w:tcW w:w="5528" w:type="dxa"/>
+            <w:gridSpan w:val="2"/>
           </w:tcPr>
           <w:p>
             <w:pPr>
@@ -8361,6 +9287,588 @@
                 <w:lang w:bidi="ta-IN"/>
               </w:rPr>
               <w:t>|</w:t>
+            </w:r>
+          </w:p>
+        </w:tc>
+      </w:tr>
+      <w:tr>
+        <w:trPr>
+          <w:trHeight w:val="1505"/>
+        </w:trPr>
+        <w:tc>
+          <w:tcPr>
+            <w:tcW w:w="3906" w:type="dxa"/>
+            <w:gridSpan w:val="2"/>
+          </w:tcPr>
+          <w:p>
+            <w:pPr>
+              <w:widowControl w:val="0"/>
+              <w:tabs>
+                <w:tab w:val="left" w:pos="993"/>
+              </w:tabs>
+              <w:autoSpaceDE w:val="0"/>
+              <w:autoSpaceDN w:val="0"/>
+              <w:adjustRightInd w:val="0"/>
+              <w:spacing w:before="0" w:line="240" w:lineRule="auto"/>
+              <w:ind w:right="297"/>
+              <w:rPr>
+                <w:rFonts w:cs="Arial"/>
+                <w:b/>
+                <w:sz w:val="28"/>
+                <w:szCs w:val="32"/>
+              </w:rPr>
+            </w:pPr>
+            <w:r>
+              <w:rPr>
+                <w:rFonts w:cs="Arial"/>
+                <w:b/>
+                <w:sz w:val="28"/>
+                <w:szCs w:val="32"/>
+              </w:rPr>
+              <w:t>T.S.2.6.11.</w:t>
+            </w:r>
+            <w:r>
+              <w:rPr>
+                <w:rFonts w:cs="Arial"/>
+                <w:b/>
+                <w:sz w:val="28"/>
+                <w:szCs w:val="32"/>
+              </w:rPr>
+              <w:t>4</w:t>
+            </w:r>
+            <w:r>
+              <w:rPr>
+                <w:rFonts w:cs="Arial"/>
+                <w:b/>
+                <w:sz w:val="28"/>
+                <w:szCs w:val="32"/>
+              </w:rPr>
+              <w:t xml:space="preserve"> – Kramam</w:t>
+            </w:r>
+          </w:p>
+          <w:p>
+            <w:pPr>
+              <w:widowControl w:val="0"/>
+              <w:tabs>
+                <w:tab w:val="left" w:pos="993"/>
+              </w:tabs>
+              <w:autoSpaceDE w:val="0"/>
+              <w:autoSpaceDN w:val="0"/>
+              <w:adjustRightInd w:val="0"/>
+              <w:spacing w:before="0" w:line="240" w:lineRule="auto"/>
+              <w:ind w:right="297"/>
+              <w:rPr>
+                <w:rFonts w:cs="Arial"/>
+                <w:b/>
+                <w:szCs w:val="28"/>
+                <w:lang w:val="en-IN"/>
+              </w:rPr>
+            </w:pPr>
+            <w:r>
+              <w:rPr>
+                <w:rFonts w:cs="Arial"/>
+                <w:b/>
+                <w:szCs w:val="28"/>
+                <w:lang w:val="en-IN"/>
+              </w:rPr>
+              <w:t>Krama Vaakyam No.- 39 &amp; 40</w:t>
+            </w:r>
+          </w:p>
+          <w:p>
+            <w:pPr>
+              <w:widowControl w:val="0"/>
+              <w:tabs>
+                <w:tab w:val="left" w:pos="993"/>
+              </w:tabs>
+              <w:autoSpaceDE w:val="0"/>
+              <w:autoSpaceDN w:val="0"/>
+              <w:adjustRightInd w:val="0"/>
+              <w:spacing w:before="0" w:line="240" w:lineRule="auto"/>
+              <w:ind w:right="297"/>
+              <w:rPr>
+                <w:rFonts w:cs="Arial"/>
+                <w:b/>
+                <w:sz w:val="28"/>
+                <w:szCs w:val="32"/>
+                <w:lang w:val="it-IT"/>
+              </w:rPr>
+            </w:pPr>
+            <w:r>
+              <w:rPr>
+                <w:rFonts w:cs="Arial"/>
+                <w:b/>
+                <w:sz w:val="28"/>
+                <w:szCs w:val="32"/>
+                <w:lang w:val="it-IT"/>
+              </w:rPr>
+              <w:t>Panchaati No</w:t>
+            </w:r>
+            <w:r>
+              <w:rPr>
+                <w:rFonts w:cs="Arial"/>
+                <w:b/>
+                <w:szCs w:val="32"/>
+                <w:lang w:val="it-IT"/>
+              </w:rPr>
+              <w:t>. -</w:t>
+            </w:r>
+            <w:r>
+              <w:rPr>
+                <w:rFonts w:cs="Arial"/>
+                <w:b/>
+                <w:sz w:val="28"/>
+                <w:szCs w:val="36"/>
+                <w:lang w:val="it-IT"/>
+              </w:rPr>
+              <w:t xml:space="preserve"> 62</w:t>
+            </w:r>
+          </w:p>
+        </w:tc>
+        <w:tc>
+          <w:tcPr>
+            <w:tcW w:w="5386" w:type="dxa"/>
+          </w:tcPr>
+          <w:p>
+            <w:pPr>
+              <w:widowControl w:val="0"/>
+              <w:autoSpaceDE w:val="0"/>
+              <w:autoSpaceDN w:val="0"/>
+              <w:adjustRightInd w:val="0"/>
+              <w:spacing w:before="0" w:line="240" w:lineRule="auto"/>
+              <w:ind w:right="-90"/>
+              <w:rPr>
+                <w:rFonts w:ascii="BRH Malayalam Extra" w:hAnsi="BRH Malayalam Extra" w:cs="BRH Malayalam Extra"/>
+                <w:color w:val="000000"/>
+                <w:sz w:val="40"/>
+                <w:szCs w:val="40"/>
+                <w:lang w:val="it-IT"/>
+              </w:rPr>
+            </w:pPr>
+            <w:r>
+              <w:rPr>
+                <w:rFonts w:ascii="Latha" w:hAnsi="Latha" w:cs="Latha"/>
+                <w:sz w:val="28"/>
+                <w:szCs w:val="28"/>
+                <w:cs/>
+                <w:lang w:bidi="ta-IN"/>
+              </w:rPr>
+              <w:t>வ</w:t>
+            </w:r>
+            <w:r>
+              <w:rPr>
+                <w:rFonts w:ascii="BRH Tamil Tab Extra" w:hAnsi="BRH Tamil Tab Extra" w:cs="Latha"/>
+                <w:b/>
+                <w:sz w:val="32"/>
+                <w:szCs w:val="28"/>
+                <w:lang w:val="it-IT" w:bidi="ta-IN"/>
+              </w:rPr>
+              <w:t>…</w:t>
+            </w:r>
+            <w:r>
+              <w:rPr>
+                <w:rFonts w:ascii="Latha" w:hAnsi="Latha" w:cs="Latha"/>
+                <w:b/>
+                <w:bCs/>
+                <w:sz w:val="32"/>
+                <w:szCs w:val="32"/>
+                <w:cs/>
+                <w:lang w:bidi="ta-IN"/>
+              </w:rPr>
+              <w:t>:</w:t>
+            </w:r>
+            <w:r>
+              <w:rPr>
+                <w:rFonts w:ascii="Latha" w:hAnsi="Latha" w:cs="Latha"/>
+                <w:sz w:val="28"/>
+                <w:szCs w:val="28"/>
+                <w:cs/>
+                <w:lang w:bidi="ta-IN"/>
+              </w:rPr>
+              <w:t xml:space="preserve"> ஸ</w:t>
+            </w:r>
+            <w:r>
+              <w:rPr>
+                <w:rFonts w:ascii="BRH Tamil Tab Extra" w:hAnsi="BRH Tamil Tab Extra" w:cs="Latha"/>
+                <w:b/>
+                <w:sz w:val="32"/>
+                <w:szCs w:val="28"/>
+                <w:lang w:val="it-IT" w:bidi="ta-IN"/>
+              </w:rPr>
+              <w:t>…</w:t>
+            </w:r>
+            <w:r>
+              <w:rPr>
+                <w:rFonts w:ascii="Latha" w:hAnsi="Latha" w:cs="Latha"/>
+                <w:sz w:val="28"/>
+                <w:szCs w:val="28"/>
+                <w:cs/>
+                <w:lang w:bidi="ta-IN"/>
+              </w:rPr>
+              <w:t>ம்</w:t>
+            </w:r>
+            <w:r>
+              <w:rPr>
+                <w:rFonts w:ascii="BRH Devanagari Extra" w:hAnsi="BRH Devanagari Extra" w:cs="Latha"/>
+                <w:b/>
+                <w:sz w:val="36"/>
+                <w:szCs w:val="28"/>
+                <w:highlight w:val="yellow"/>
+                <w:lang w:val="it-IT" w:bidi="ta-IN"/>
+              </w:rPr>
+              <w:t>Æ</w:t>
+            </w:r>
+            <w:r>
+              <w:rPr>
+                <w:rFonts w:ascii="Latha" w:hAnsi="Latha" w:cs="Latha"/>
+                <w:sz w:val="28"/>
+                <w:szCs w:val="28"/>
+                <w:cs/>
+                <w:lang w:bidi="ta-IN"/>
+              </w:rPr>
+              <w:t>யஞ்ச</w:t>
+            </w:r>
+            <w:r>
+              <w:rPr>
+                <w:rFonts w:ascii="BRH Tamil Tab Extra" w:hAnsi="BRH Tamil Tab Extra" w:cs="Latha"/>
+                <w:b/>
+                <w:sz w:val="36"/>
+                <w:szCs w:val="28"/>
+                <w:lang w:val="it-IT" w:bidi="ta-IN"/>
+              </w:rPr>
+              <w:t>‡</w:t>
+            </w:r>
+            <w:r>
+              <w:rPr>
+                <w:rFonts w:ascii="Latha" w:hAnsi="Latha" w:cs="Latha"/>
+                <w:sz w:val="28"/>
+                <w:szCs w:val="28"/>
+                <w:cs/>
+                <w:lang w:bidi="ta-IN"/>
+              </w:rPr>
+              <w:t xml:space="preserve">ம் </w:t>
+            </w:r>
+            <w:r>
+              <w:rPr>
+                <w:rFonts w:ascii="Latha" w:hAnsi="Latha" w:cs="Latha"/>
+                <w:sz w:val="28"/>
+                <w:szCs w:val="28"/>
+                <w:lang w:val="it-IT" w:bidi="ta-IN"/>
+              </w:rPr>
+              <w:t xml:space="preserve">| </w:t>
+            </w:r>
+            <w:r>
+              <w:rPr>
+                <w:rFonts w:ascii="Latha" w:hAnsi="Latha" w:cs="Latha"/>
+                <w:sz w:val="28"/>
+                <w:szCs w:val="28"/>
+                <w:cs/>
+                <w:lang w:bidi="ta-IN"/>
+              </w:rPr>
+              <w:t>ஸ</w:t>
+            </w:r>
+            <w:r>
+              <w:rPr>
+                <w:rFonts w:ascii="BRH Tamil Tab Extra" w:hAnsi="BRH Tamil Tab Extra" w:cs="Latha"/>
+                <w:b/>
+                <w:sz w:val="32"/>
+                <w:szCs w:val="28"/>
+                <w:lang w:val="it-IT" w:bidi="ta-IN"/>
+              </w:rPr>
+              <w:t>…</w:t>
+            </w:r>
+            <w:r>
+              <w:rPr>
+                <w:rFonts w:ascii="Latha" w:hAnsi="Latha" w:cs="Latha"/>
+                <w:sz w:val="28"/>
+                <w:szCs w:val="28"/>
+                <w:cs/>
+                <w:lang w:bidi="ta-IN"/>
+              </w:rPr>
+              <w:t>ம்</w:t>
+            </w:r>
+            <w:r>
+              <w:rPr>
+                <w:rFonts w:ascii="BRH Devanagari Extra" w:hAnsi="BRH Devanagari Extra" w:cs="Latha"/>
+                <w:b/>
+                <w:sz w:val="36"/>
+                <w:szCs w:val="28"/>
+                <w:highlight w:val="yellow"/>
+                <w:lang w:val="it-IT" w:bidi="ta-IN"/>
+              </w:rPr>
+              <w:t>Æ</w:t>
+            </w:r>
+            <w:r>
+              <w:rPr>
+                <w:rFonts w:ascii="Latha" w:hAnsi="Latha" w:cs="Latha"/>
+                <w:sz w:val="28"/>
+                <w:szCs w:val="28"/>
+                <w:cs/>
+                <w:lang w:bidi="ta-IN"/>
+              </w:rPr>
+              <w:t>யஞ்ச</w:t>
+            </w:r>
+            <w:r>
+              <w:rPr>
+                <w:rFonts w:ascii="BRH Tamil Tab Extra" w:hAnsi="BRH Tamil Tab Extra" w:cs="Latha"/>
+                <w:b/>
+                <w:sz w:val="32"/>
+                <w:szCs w:val="28"/>
+                <w:lang w:val="it-IT" w:bidi="ta-IN"/>
+              </w:rPr>
+              <w:t>…</w:t>
+            </w:r>
+            <w:r>
+              <w:rPr>
+                <w:rFonts w:ascii="Latha" w:hAnsi="Latha" w:cs="Latha"/>
+                <w:sz w:val="28"/>
+                <w:szCs w:val="28"/>
+                <w:cs/>
+                <w:lang w:bidi="ta-IN"/>
+              </w:rPr>
+              <w:t>மிஷ</w:t>
+            </w:r>
+            <w:r>
+              <w:rPr>
+                <w:rFonts w:ascii="BRH Tamil Tab Extra" w:hAnsi="BRH Tamil Tab Extra" w:cs="Latha"/>
+                <w:b/>
+                <w:sz w:val="36"/>
+                <w:szCs w:val="28"/>
+                <w:lang w:val="it-IT" w:bidi="ta-IN"/>
+              </w:rPr>
+              <w:t>‡</w:t>
+            </w:r>
+            <w:r>
+              <w:rPr>
+                <w:rFonts w:ascii="Latha" w:hAnsi="Latha" w:cs="Latha"/>
+                <w:sz w:val="28"/>
+                <w:szCs w:val="28"/>
+                <w:cs/>
+                <w:lang w:bidi="ta-IN"/>
+              </w:rPr>
+              <w:t xml:space="preserve">ம் </w:t>
+            </w:r>
+            <w:r>
+              <w:rPr>
+                <w:rFonts w:ascii="Latha" w:hAnsi="Latha" w:cs="Latha"/>
+                <w:sz w:val="28"/>
+                <w:szCs w:val="28"/>
+                <w:lang w:val="it-IT" w:bidi="ta-IN"/>
+              </w:rPr>
+              <w:t>|</w:t>
+            </w:r>
+          </w:p>
+        </w:tc>
+        <w:tc>
+          <w:tcPr>
+            <w:tcW w:w="5528" w:type="dxa"/>
+          </w:tcPr>
+          <w:p>
+            <w:pPr>
+              <w:widowControl w:val="0"/>
+              <w:autoSpaceDE w:val="0"/>
+              <w:autoSpaceDN w:val="0"/>
+              <w:adjustRightInd w:val="0"/>
+              <w:spacing w:before="0" w:line="240" w:lineRule="auto"/>
+              <w:rPr>
+                <w:rFonts w:ascii="BRH Malayalam Extra" w:hAnsi="BRH Malayalam Extra" w:cs="BRH Malayalam Extra"/>
+                <w:color w:val="000000"/>
+                <w:sz w:val="40"/>
+                <w:szCs w:val="40"/>
+                <w:lang w:val="it-IT" w:bidi="ta-IN"/>
+              </w:rPr>
+            </w:pPr>
+            <w:r>
+              <w:rPr>
+                <w:rFonts w:ascii="Latha" w:hAnsi="Latha" w:cs="Latha"/>
+                <w:sz w:val="28"/>
+                <w:szCs w:val="28"/>
+                <w:cs/>
+                <w:lang w:bidi="ta-IN"/>
+              </w:rPr>
+              <w:t>வ</w:t>
+            </w:r>
+            <w:r>
+              <w:rPr>
+                <w:rFonts w:ascii="BRH Tamil Tab Extra" w:hAnsi="BRH Tamil Tab Extra" w:cs="Latha"/>
+                <w:b/>
+                <w:sz w:val="32"/>
+                <w:szCs w:val="28"/>
+                <w:lang w:val="it-IT" w:bidi="ta-IN"/>
+              </w:rPr>
+              <w:t>…</w:t>
+            </w:r>
+            <w:r>
+              <w:rPr>
+                <w:rFonts w:ascii="Latha" w:hAnsi="Latha" w:cs="Latha"/>
+                <w:b/>
+                <w:bCs/>
+                <w:sz w:val="32"/>
+                <w:szCs w:val="32"/>
+                <w:cs/>
+                <w:lang w:bidi="ta-IN"/>
+              </w:rPr>
+              <w:t>:</w:t>
+            </w:r>
+            <w:r>
+              <w:rPr>
+                <w:rFonts w:ascii="Latha" w:hAnsi="Latha" w:cs="Latha"/>
+                <w:sz w:val="28"/>
+                <w:szCs w:val="28"/>
+                <w:cs/>
+                <w:lang w:bidi="ta-IN"/>
+              </w:rPr>
+              <w:t xml:space="preserve"> ஸ</w:t>
+            </w:r>
+            <w:r>
+              <w:rPr>
+                <w:rFonts w:ascii="BRH Tamil Tab Extra" w:hAnsi="BRH Tamil Tab Extra" w:cs="Latha"/>
+                <w:b/>
+                <w:sz w:val="32"/>
+                <w:szCs w:val="28"/>
+                <w:highlight w:val="green"/>
+                <w:lang w:val="it-IT" w:bidi="ta-IN"/>
+              </w:rPr>
+              <w:t>…</w:t>
+            </w:r>
+            <w:r>
+              <w:rPr>
+                <w:rFonts w:ascii="Latha" w:hAnsi="Latha" w:cs="Latha"/>
+                <w:sz w:val="28"/>
+                <w:szCs w:val="28"/>
+                <w:highlight w:val="green"/>
+                <w:cs/>
+                <w:lang w:bidi="ta-IN"/>
+              </w:rPr>
+              <w:t>ம்ய</w:t>
+            </w:r>
+            <w:r>
+              <w:rPr>
+                <w:rFonts w:ascii="Latha" w:hAnsi="Latha" w:cs="Latha"/>
+                <w:sz w:val="28"/>
+                <w:szCs w:val="28"/>
+                <w:cs/>
+                <w:lang w:bidi="ta-IN"/>
+              </w:rPr>
+              <w:t>ஞ்ச</w:t>
+            </w:r>
+            <w:r>
+              <w:rPr>
+                <w:rFonts w:ascii="BRH Tamil Tab Extra" w:hAnsi="BRH Tamil Tab Extra" w:cs="Latha"/>
+                <w:b/>
+                <w:sz w:val="36"/>
+                <w:szCs w:val="28"/>
+                <w:lang w:val="it-IT" w:bidi="ta-IN"/>
+              </w:rPr>
+              <w:t>‡</w:t>
+            </w:r>
+            <w:r>
+              <w:rPr>
+                <w:rFonts w:ascii="Latha" w:hAnsi="Latha" w:cs="Latha"/>
+                <w:sz w:val="28"/>
+                <w:szCs w:val="28"/>
+                <w:cs/>
+                <w:lang w:bidi="ta-IN"/>
+              </w:rPr>
+              <w:t xml:space="preserve">ம் </w:t>
+            </w:r>
+            <w:r>
+              <w:rPr>
+                <w:rFonts w:ascii="Latha" w:hAnsi="Latha" w:cs="Latha"/>
+                <w:sz w:val="28"/>
+                <w:szCs w:val="28"/>
+                <w:lang w:val="it-IT" w:bidi="ta-IN"/>
+              </w:rPr>
+              <w:t xml:space="preserve">| </w:t>
+            </w:r>
+            <w:r>
+              <w:rPr>
+                <w:rFonts w:ascii="Latha" w:hAnsi="Latha" w:cs="Latha"/>
+                <w:sz w:val="28"/>
+                <w:szCs w:val="28"/>
+                <w:cs/>
+                <w:lang w:bidi="ta-IN"/>
+              </w:rPr>
+              <w:t>ஸ</w:t>
+            </w:r>
+            <w:r>
+              <w:rPr>
+                <w:rFonts w:ascii="BRH Tamil Tab Extra" w:hAnsi="BRH Tamil Tab Extra" w:cs="Latha"/>
+                <w:b/>
+                <w:sz w:val="32"/>
+                <w:szCs w:val="28"/>
+                <w:lang w:val="it-IT" w:bidi="ta-IN"/>
+              </w:rPr>
+              <w:t>…</w:t>
+            </w:r>
+            <w:r>
+              <w:rPr>
+                <w:rFonts w:ascii="Latha" w:hAnsi="Latha" w:cs="Latha"/>
+                <w:sz w:val="28"/>
+                <w:szCs w:val="28"/>
+                <w:highlight w:val="green"/>
+                <w:cs/>
+                <w:lang w:bidi="ta-IN"/>
+              </w:rPr>
+              <w:t>ம்ய</w:t>
+            </w:r>
+            <w:r>
+              <w:rPr>
+                <w:rFonts w:ascii="Latha" w:hAnsi="Latha" w:cs="Latha"/>
+                <w:sz w:val="28"/>
+                <w:szCs w:val="28"/>
+                <w:cs/>
+                <w:lang w:bidi="ta-IN"/>
+              </w:rPr>
+              <w:t>ஞ்ச</w:t>
+            </w:r>
+            <w:r>
+              <w:rPr>
+                <w:rFonts w:ascii="BRH Tamil Tab Extra" w:hAnsi="BRH Tamil Tab Extra" w:cs="Latha"/>
+                <w:b/>
+                <w:sz w:val="32"/>
+                <w:szCs w:val="28"/>
+                <w:lang w:val="it-IT" w:bidi="ta-IN"/>
+              </w:rPr>
+              <w:t>…</w:t>
+            </w:r>
+            <w:r>
+              <w:rPr>
+                <w:rFonts w:ascii="Latha" w:hAnsi="Latha" w:cs="Latha"/>
+                <w:sz w:val="28"/>
+                <w:szCs w:val="28"/>
+                <w:cs/>
+                <w:lang w:bidi="ta-IN"/>
+              </w:rPr>
+              <w:t>மிஷ</w:t>
+            </w:r>
+            <w:r>
+              <w:rPr>
+                <w:rFonts w:ascii="BRH Tamil Tab Extra" w:hAnsi="BRH Tamil Tab Extra" w:cs="Latha"/>
+                <w:b/>
+                <w:sz w:val="36"/>
+                <w:szCs w:val="28"/>
+                <w:lang w:val="it-IT" w:bidi="ta-IN"/>
+              </w:rPr>
+              <w:t>‡</w:t>
+            </w:r>
+            <w:r>
+              <w:rPr>
+                <w:rFonts w:ascii="Latha" w:hAnsi="Latha" w:cs="Latha"/>
+                <w:sz w:val="28"/>
+                <w:szCs w:val="28"/>
+                <w:cs/>
+                <w:lang w:bidi="ta-IN"/>
+              </w:rPr>
+              <w:t xml:space="preserve">ம் </w:t>
+            </w:r>
+            <w:r>
+              <w:rPr>
+                <w:rFonts w:ascii="Latha" w:hAnsi="Latha" w:cs="Latha"/>
+                <w:sz w:val="28"/>
+                <w:szCs w:val="28"/>
+                <w:lang w:val="it-IT" w:bidi="ta-IN"/>
+              </w:rPr>
+              <w:t xml:space="preserve">| </w:t>
             </w:r>
           </w:p>
         </w:tc>
@@ -8531,6 +10039,7 @@
         <w:tc>
           <w:tcPr>
             <w:tcW w:w="5528" w:type="dxa"/>
+            <w:gridSpan w:val="2"/>
           </w:tcPr>
           <w:p>
             <w:pPr>
@@ -8541,6 +10050,155 @@
               <w:spacing w:before="0" w:line="240" w:lineRule="auto"/>
               <w:ind w:right="-90"/>
               <w:rPr>
+                <w:rFonts w:ascii="Latha" w:hAnsi="Latha" w:cs="Latha"/>
+                <w:sz w:val="28"/>
+                <w:szCs w:val="28"/>
+                <w:lang w:val="it-IT" w:bidi="ta-IN"/>
+              </w:rPr>
+            </w:pPr>
+            <w:r>
+              <w:rPr>
+                <w:rFonts w:ascii="Latha" w:hAnsi="Latha" w:cs="Latha"/>
+                <w:sz w:val="28"/>
+                <w:szCs w:val="28"/>
+                <w:cs/>
+                <w:lang w:bidi="ta-IN"/>
+              </w:rPr>
+              <w:t>ஊ</w:t>
+            </w:r>
+            <w:r>
+              <w:rPr>
+                <w:rFonts w:ascii="BRH Tamil Tab Extra" w:hAnsi="BRH Tamil Tab Extra" w:cs="Latha"/>
+                <w:b/>
+                <w:sz w:val="32"/>
+                <w:szCs w:val="28"/>
+                <w:lang w:val="it-IT" w:bidi="ta-IN"/>
+              </w:rPr>
+              <w:t>…</w:t>
+            </w:r>
+            <w:r>
+              <w:rPr>
+                <w:rFonts w:ascii="Latha" w:hAnsi="Latha" w:cs="Latha"/>
+                <w:sz w:val="28"/>
+                <w:szCs w:val="28"/>
+                <w:cs/>
+                <w:lang w:bidi="ta-IN"/>
+              </w:rPr>
+              <w:t>ர்ணு</w:t>
+            </w:r>
+            <w:r>
+              <w:rPr>
+                <w:rFonts w:ascii="BRH Tamil Tab Extra" w:hAnsi="BRH Tamil Tab Extra" w:cs="Latha"/>
+                <w:b/>
+                <w:sz w:val="32"/>
+                <w:szCs w:val="28"/>
+                <w:lang w:val="it-IT" w:bidi="ta-IN"/>
+              </w:rPr>
+              <w:t>…</w:t>
+            </w:r>
+            <w:r>
+              <w:rPr>
+                <w:rFonts w:ascii="Latha" w:hAnsi="Latha" w:cs="Latha"/>
+                <w:sz w:val="28"/>
+                <w:szCs w:val="28"/>
+                <w:lang w:val="it-IT" w:bidi="ta-IN"/>
+              </w:rPr>
+              <w:t xml:space="preserve"> </w:t>
+            </w:r>
+            <w:r>
+              <w:rPr>
+                <w:rFonts w:ascii="Latha" w:hAnsi="Latha" w:cs="Latha"/>
+                <w:sz w:val="28"/>
+                <w:szCs w:val="28"/>
+                <w:cs/>
+                <w:lang w:bidi="ta-IN"/>
+              </w:rPr>
+              <w:t>வீ</w:t>
+            </w:r>
+            <w:r>
+              <w:rPr>
+                <w:rFonts w:ascii="BRH Tamil Tab Extra" w:hAnsi="BRH Tamil Tab Extra" w:cs="Latha"/>
+                <w:b/>
+                <w:sz w:val="32"/>
+                <w:szCs w:val="28"/>
+                <w:lang w:val="it-IT" w:bidi="ta-IN"/>
+              </w:rPr>
+              <w:t>…</w:t>
+            </w:r>
+            <w:r>
+              <w:rPr>
+                <w:rFonts w:ascii="Latha" w:hAnsi="Latha" w:cs="Latha"/>
+                <w:sz w:val="28"/>
+                <w:szCs w:val="28"/>
+                <w:cs/>
+                <w:lang w:bidi="ta-IN"/>
+              </w:rPr>
+              <w:t>ரேபி</w:t>
+            </w:r>
+            <w:r>
+              <w:rPr>
+                <w:rFonts w:ascii="BRH Tamil Tab Extra" w:hAnsi="BRH Tamil Tab Extra" w:cs="Latha"/>
+                <w:b/>
+                <w:sz w:val="36"/>
+                <w:szCs w:val="28"/>
+                <w:lang w:val="it-IT" w:bidi="ta-IN"/>
+              </w:rPr>
+              <w:t>†</w:t>
+            </w:r>
+            <w:r>
+              <w:rPr>
+                <w:rFonts w:ascii="Latha" w:hAnsi="Latha" w:cs="Latha"/>
+                <w:b/>
+                <w:bCs/>
+                <w:position w:val="-12"/>
+                <w:sz w:val="28"/>
+                <w:szCs w:val="28"/>
+                <w:cs/>
+                <w:lang w:bidi="ta-IN"/>
+              </w:rPr>
+              <w:t>4</w:t>
+            </w:r>
+            <w:r>
+              <w:rPr>
+                <w:rFonts w:ascii="Latha" w:hAnsi="Latha" w:cs="Latha"/>
+                <w:b/>
+                <w:bCs/>
+                <w:sz w:val="32"/>
+                <w:szCs w:val="32"/>
+                <w:cs/>
+                <w:lang w:bidi="ta-IN"/>
+              </w:rPr>
+              <w:t>:</w:t>
+            </w:r>
+            <w:r>
+              <w:rPr>
+                <w:rFonts w:ascii="Latha" w:hAnsi="Latha" w:cs="Latha"/>
+                <w:sz w:val="28"/>
+                <w:szCs w:val="28"/>
+                <w:cs/>
+                <w:lang w:bidi="ta-IN"/>
+              </w:rPr>
+              <w:t xml:space="preserve"> </w:t>
+            </w:r>
+            <w:r>
+              <w:rPr>
+                <w:rFonts w:ascii="Latha" w:hAnsi="Latha" w:cs="Latha"/>
+                <w:sz w:val="28"/>
+                <w:szCs w:val="28"/>
+                <w:lang w:val="it-IT" w:bidi="ta-IN"/>
+              </w:rPr>
+              <w:t xml:space="preserve">| </w:t>
+            </w:r>
+          </w:p>
+          <w:p>
+            <w:pPr>
+              <w:widowControl w:val="0"/>
+              <w:autoSpaceDE w:val="0"/>
+              <w:autoSpaceDN w:val="0"/>
+              <w:adjustRightInd w:val="0"/>
+              <w:spacing w:before="0" w:line="240" w:lineRule="auto"/>
+              <w:ind w:right="-90"/>
+              <w:rPr>
                 <w:rFonts w:ascii="BRH Devanagari Extra" w:hAnsi="BRH Devanagari Extra" w:cs="BRH Devanagari Extra"/>
                 <w:color w:val="EE0000"/>
                 <w:sz w:val="40"/>
@@ -8548,139 +10206,6 @@
                 <w:lang w:val="it-IT"/>
               </w:rPr>
             </w:pPr>
-            <w:r>
-              <w:rPr>
-                <w:rFonts w:ascii="Latha" w:hAnsi="Latha" w:cs="Latha"/>
-                <w:sz w:val="28"/>
-                <w:szCs w:val="28"/>
-                <w:cs/>
-                <w:lang w:bidi="ta-IN"/>
-              </w:rPr>
-              <w:t>ஊ</w:t>
-            </w:r>
-            <w:r>
-              <w:rPr>
-                <w:rFonts w:ascii="BRH Tamil Tab Extra" w:hAnsi="BRH Tamil Tab Extra" w:cs="Latha"/>
-                <w:b/>
-                <w:sz w:val="32"/>
-                <w:szCs w:val="28"/>
-                <w:lang w:val="it-IT" w:bidi="ta-IN"/>
-              </w:rPr>
-              <w:t>…</w:t>
-            </w:r>
-            <w:r>
-              <w:rPr>
-                <w:rFonts w:ascii="Latha" w:hAnsi="Latha" w:cs="Latha"/>
-                <w:sz w:val="28"/>
-                <w:szCs w:val="28"/>
-                <w:cs/>
-                <w:lang w:bidi="ta-IN"/>
-              </w:rPr>
-              <w:t>ர்ணு</w:t>
-            </w:r>
-            <w:r>
-              <w:rPr>
-                <w:rFonts w:ascii="BRH Tamil Tab Extra" w:hAnsi="BRH Tamil Tab Extra" w:cs="Latha"/>
-                <w:b/>
-                <w:sz w:val="32"/>
-                <w:szCs w:val="28"/>
-                <w:lang w:val="it-IT" w:bidi="ta-IN"/>
-              </w:rPr>
-              <w:t>…</w:t>
-            </w:r>
-            <w:r>
-              <w:rPr>
-                <w:rFonts w:ascii="Latha" w:hAnsi="Latha" w:cs="Latha"/>
-                <w:sz w:val="28"/>
-                <w:szCs w:val="28"/>
-                <w:lang w:val="it-IT" w:bidi="ta-IN"/>
-              </w:rPr>
-              <w:t xml:space="preserve"> </w:t>
-            </w:r>
-            <w:r>
-              <w:rPr>
-                <w:rFonts w:ascii="Latha" w:hAnsi="Latha" w:cs="Latha"/>
-                <w:sz w:val="28"/>
-                <w:szCs w:val="28"/>
-                <w:cs/>
-                <w:lang w:bidi="ta-IN"/>
-              </w:rPr>
-              <w:t>வீ</w:t>
-            </w:r>
-            <w:r>
-              <w:rPr>
-                <w:rFonts w:ascii="BRH Tamil Tab Extra" w:hAnsi="BRH Tamil Tab Extra" w:cs="Latha"/>
-                <w:b/>
-                <w:sz w:val="32"/>
-                <w:szCs w:val="28"/>
-                <w:lang w:val="it-IT" w:bidi="ta-IN"/>
-              </w:rPr>
-              <w:t>…</w:t>
-            </w:r>
-            <w:r>
-              <w:rPr>
-                <w:rFonts w:ascii="Latha" w:hAnsi="Latha" w:cs="Latha"/>
-                <w:sz w:val="28"/>
-                <w:szCs w:val="28"/>
-                <w:cs/>
-                <w:lang w:bidi="ta-IN"/>
-              </w:rPr>
-              <w:t>ரேபி</w:t>
-            </w:r>
-            <w:r>
-              <w:rPr>
-                <w:rFonts w:ascii="BRH Tamil Tab Extra" w:hAnsi="BRH Tamil Tab Extra" w:cs="Latha"/>
-                <w:b/>
-                <w:sz w:val="36"/>
-                <w:szCs w:val="28"/>
-                <w:lang w:val="it-IT" w:bidi="ta-IN"/>
-              </w:rPr>
-              <w:t>†</w:t>
-            </w:r>
-            <w:r>
-              <w:rPr>
-                <w:rFonts w:ascii="Latha" w:hAnsi="Latha" w:cs="Latha"/>
-                <w:b/>
-                <w:bCs/>
-                <w:position w:val="-12"/>
-                <w:sz w:val="28"/>
-                <w:szCs w:val="28"/>
-                <w:cs/>
-                <w:lang w:bidi="ta-IN"/>
-              </w:rPr>
-              <w:t>4</w:t>
-            </w:r>
-            <w:r>
-              <w:rPr>
-                <w:rFonts w:ascii="Latha" w:hAnsi="Latha" w:cs="Latha"/>
-                <w:b/>
-                <w:bCs/>
-                <w:sz w:val="32"/>
-                <w:szCs w:val="32"/>
-                <w:cs/>
-                <w:lang w:bidi="ta-IN"/>
-              </w:rPr>
-              <w:t>:</w:t>
-            </w:r>
-            <w:r>
-              <w:rPr>
-                <w:rFonts w:ascii="Latha" w:hAnsi="Latha" w:cs="Latha"/>
-                <w:sz w:val="28"/>
-                <w:szCs w:val="28"/>
-                <w:cs/>
-                <w:lang w:bidi="ta-IN"/>
-              </w:rPr>
-              <w:t xml:space="preserve"> </w:t>
-            </w:r>
-            <w:r>
-              <w:rPr>
-                <w:rFonts w:ascii="Latha" w:hAnsi="Latha" w:cs="Latha"/>
-                <w:sz w:val="28"/>
-                <w:szCs w:val="28"/>
-                <w:lang w:val="it-IT" w:bidi="ta-IN"/>
-              </w:rPr>
-              <w:t xml:space="preserve">| </w:t>
-            </w:r>
             <w:r>
               <w:rPr>
                 <w:rFonts w:ascii="Latha" w:hAnsi="Latha" w:cs="Latha"/>
@@ -8800,6 +10325,154 @@
               <w:adjustRightInd w:val="0"/>
               <w:spacing w:before="0" w:line="240" w:lineRule="auto"/>
               <w:rPr>
+                <w:rFonts w:ascii="Latha" w:hAnsi="Latha" w:cs="Latha"/>
+                <w:sz w:val="28"/>
+                <w:szCs w:val="28"/>
+                <w:lang w:val="it-IT" w:bidi="ta-IN"/>
+              </w:rPr>
+            </w:pPr>
+            <w:r>
+              <w:rPr>
+                <w:rFonts w:ascii="Latha" w:hAnsi="Latha" w:cs="Latha"/>
+                <w:sz w:val="28"/>
+                <w:szCs w:val="28"/>
+                <w:cs/>
+                <w:lang w:bidi="ta-IN"/>
+              </w:rPr>
+              <w:t>ஊ</w:t>
+            </w:r>
+            <w:r>
+              <w:rPr>
+                <w:rFonts w:ascii="BRH Tamil Tab Extra" w:hAnsi="BRH Tamil Tab Extra" w:cs="Latha"/>
+                <w:b/>
+                <w:sz w:val="32"/>
+                <w:szCs w:val="28"/>
+                <w:lang w:val="it-IT" w:bidi="ta-IN"/>
+              </w:rPr>
+              <w:t>…</w:t>
+            </w:r>
+            <w:r>
+              <w:rPr>
+                <w:rFonts w:ascii="Latha" w:hAnsi="Latha" w:cs="Latha"/>
+                <w:sz w:val="28"/>
+                <w:szCs w:val="28"/>
+                <w:cs/>
+                <w:lang w:bidi="ta-IN"/>
+              </w:rPr>
+              <w:t>ர்ணு</w:t>
+            </w:r>
+            <w:r>
+              <w:rPr>
+                <w:rFonts w:ascii="BRH Tamil Tab Extra" w:hAnsi="BRH Tamil Tab Extra" w:cs="Latha"/>
+                <w:b/>
+                <w:sz w:val="32"/>
+                <w:szCs w:val="28"/>
+                <w:lang w:val="it-IT" w:bidi="ta-IN"/>
+              </w:rPr>
+              <w:t>…</w:t>
+            </w:r>
+            <w:r>
+              <w:rPr>
+                <w:rFonts w:ascii="Latha" w:hAnsi="Latha" w:cs="Latha"/>
+                <w:sz w:val="28"/>
+                <w:szCs w:val="28"/>
+                <w:lang w:val="it-IT" w:bidi="ta-IN"/>
+              </w:rPr>
+              <w:t xml:space="preserve"> </w:t>
+            </w:r>
+            <w:r>
+              <w:rPr>
+                <w:rFonts w:ascii="Latha" w:hAnsi="Latha" w:cs="Latha"/>
+                <w:sz w:val="28"/>
+                <w:szCs w:val="28"/>
+                <w:cs/>
+                <w:lang w:bidi="ta-IN"/>
+              </w:rPr>
+              <w:t>வீ</w:t>
+            </w:r>
+            <w:r>
+              <w:rPr>
+                <w:rFonts w:ascii="BRH Tamil Tab Extra" w:hAnsi="BRH Tamil Tab Extra" w:cs="Latha"/>
+                <w:b/>
+                <w:sz w:val="32"/>
+                <w:szCs w:val="28"/>
+                <w:lang w:val="it-IT" w:bidi="ta-IN"/>
+              </w:rPr>
+              <w:t>…</w:t>
+            </w:r>
+            <w:r>
+              <w:rPr>
+                <w:rFonts w:ascii="Latha" w:hAnsi="Latha" w:cs="Latha"/>
+                <w:sz w:val="28"/>
+                <w:szCs w:val="28"/>
+                <w:cs/>
+                <w:lang w:bidi="ta-IN"/>
+              </w:rPr>
+              <w:t>ரேபி</w:t>
+            </w:r>
+            <w:r>
+              <w:rPr>
+                <w:rFonts w:ascii="BRH Tamil Tab Extra" w:hAnsi="BRH Tamil Tab Extra" w:cs="Latha"/>
+                <w:b/>
+                <w:sz w:val="36"/>
+                <w:szCs w:val="28"/>
+                <w:lang w:val="it-IT" w:bidi="ta-IN"/>
+              </w:rPr>
+              <w:t>†</w:t>
+            </w:r>
+            <w:r>
+              <w:rPr>
+                <w:rFonts w:ascii="Latha" w:hAnsi="Latha" w:cs="Latha"/>
+                <w:b/>
+                <w:bCs/>
+                <w:position w:val="-12"/>
+                <w:sz w:val="28"/>
+                <w:szCs w:val="28"/>
+                <w:cs/>
+                <w:lang w:bidi="ta-IN"/>
+              </w:rPr>
+              <w:t>4</w:t>
+            </w:r>
+            <w:r>
+              <w:rPr>
+                <w:rFonts w:ascii="Latha" w:hAnsi="Latha" w:cs="Latha"/>
+                <w:b/>
+                <w:bCs/>
+                <w:sz w:val="32"/>
+                <w:szCs w:val="32"/>
+                <w:cs/>
+                <w:lang w:bidi="ta-IN"/>
+              </w:rPr>
+              <w:t>:</w:t>
+            </w:r>
+            <w:r>
+              <w:rPr>
+                <w:rFonts w:ascii="Latha" w:hAnsi="Latha" w:cs="Latha"/>
+                <w:sz w:val="28"/>
+                <w:szCs w:val="28"/>
+                <w:cs/>
+                <w:lang w:bidi="ta-IN"/>
+              </w:rPr>
+              <w:t xml:space="preserve"> </w:t>
+            </w:r>
+            <w:r>
+              <w:rPr>
+                <w:rFonts w:ascii="Latha" w:hAnsi="Latha" w:cs="Latha"/>
+                <w:sz w:val="28"/>
+                <w:szCs w:val="28"/>
+                <w:lang w:val="it-IT" w:bidi="ta-IN"/>
+              </w:rPr>
+              <w:t xml:space="preserve">| </w:t>
+            </w:r>
+          </w:p>
+          <w:p>
+            <w:pPr>
+              <w:widowControl w:val="0"/>
+              <w:autoSpaceDE w:val="0"/>
+              <w:autoSpaceDN w:val="0"/>
+              <w:adjustRightInd w:val="0"/>
+              <w:spacing w:before="0" w:line="240" w:lineRule="auto"/>
+              <w:rPr>
                 <w:rFonts w:ascii="BRH Devanagari Extra" w:hAnsi="BRH Devanagari Extra" w:cs="BRH Devanagari Extra"/>
                 <w:color w:val="EE0000"/>
                 <w:sz w:val="40"/>
@@ -8807,139 +10480,6 @@
                 <w:lang w:val="it-IT"/>
               </w:rPr>
             </w:pPr>
-            <w:r>
-              <w:rPr>
-                <w:rFonts w:ascii="Latha" w:hAnsi="Latha" w:cs="Latha"/>
-                <w:sz w:val="28"/>
-                <w:szCs w:val="28"/>
-                <w:cs/>
-                <w:lang w:bidi="ta-IN"/>
-              </w:rPr>
-              <w:t>ஊ</w:t>
-            </w:r>
-            <w:r>
-              <w:rPr>
-                <w:rFonts w:ascii="BRH Tamil Tab Extra" w:hAnsi="BRH Tamil Tab Extra" w:cs="Latha"/>
-                <w:b/>
-                <w:sz w:val="32"/>
-                <w:szCs w:val="28"/>
-                <w:lang w:val="it-IT" w:bidi="ta-IN"/>
-              </w:rPr>
-              <w:t>…</w:t>
-            </w:r>
-            <w:r>
-              <w:rPr>
-                <w:rFonts w:ascii="Latha" w:hAnsi="Latha" w:cs="Latha"/>
-                <w:sz w:val="28"/>
-                <w:szCs w:val="28"/>
-                <w:cs/>
-                <w:lang w:bidi="ta-IN"/>
-              </w:rPr>
-              <w:t>ர்ணு</w:t>
-            </w:r>
-            <w:r>
-              <w:rPr>
-                <w:rFonts w:ascii="BRH Tamil Tab Extra" w:hAnsi="BRH Tamil Tab Extra" w:cs="Latha"/>
-                <w:b/>
-                <w:sz w:val="32"/>
-                <w:szCs w:val="28"/>
-                <w:lang w:val="it-IT" w:bidi="ta-IN"/>
-              </w:rPr>
-              <w:t>…</w:t>
-            </w:r>
-            <w:r>
-              <w:rPr>
-                <w:rFonts w:ascii="Latha" w:hAnsi="Latha" w:cs="Latha"/>
-                <w:sz w:val="28"/>
-                <w:szCs w:val="28"/>
-                <w:lang w:val="it-IT" w:bidi="ta-IN"/>
-              </w:rPr>
-              <w:t xml:space="preserve"> </w:t>
-            </w:r>
-            <w:r>
-              <w:rPr>
-                <w:rFonts w:ascii="Latha" w:hAnsi="Latha" w:cs="Latha"/>
-                <w:sz w:val="28"/>
-                <w:szCs w:val="28"/>
-                <w:cs/>
-                <w:lang w:bidi="ta-IN"/>
-              </w:rPr>
-              <w:t>வீ</w:t>
-            </w:r>
-            <w:r>
-              <w:rPr>
-                <w:rFonts w:ascii="BRH Tamil Tab Extra" w:hAnsi="BRH Tamil Tab Extra" w:cs="Latha"/>
-                <w:b/>
-                <w:sz w:val="32"/>
-                <w:szCs w:val="28"/>
-                <w:lang w:val="it-IT" w:bidi="ta-IN"/>
-              </w:rPr>
-              <w:t>…</w:t>
-            </w:r>
-            <w:r>
-              <w:rPr>
-                <w:rFonts w:ascii="Latha" w:hAnsi="Latha" w:cs="Latha"/>
-                <w:sz w:val="28"/>
-                <w:szCs w:val="28"/>
-                <w:cs/>
-                <w:lang w:bidi="ta-IN"/>
-              </w:rPr>
-              <w:t>ரேபி</w:t>
-            </w:r>
-            <w:r>
-              <w:rPr>
-                <w:rFonts w:ascii="BRH Tamil Tab Extra" w:hAnsi="BRH Tamil Tab Extra" w:cs="Latha"/>
-                <w:b/>
-                <w:sz w:val="36"/>
-                <w:szCs w:val="28"/>
-                <w:lang w:val="it-IT" w:bidi="ta-IN"/>
-              </w:rPr>
-              <w:t>†</w:t>
-            </w:r>
-            <w:r>
-              <w:rPr>
-                <w:rFonts w:ascii="Latha" w:hAnsi="Latha" w:cs="Latha"/>
-                <w:b/>
-                <w:bCs/>
-                <w:position w:val="-12"/>
-                <w:sz w:val="28"/>
-                <w:szCs w:val="28"/>
-                <w:cs/>
-                <w:lang w:bidi="ta-IN"/>
-              </w:rPr>
-              <w:t>4</w:t>
-            </w:r>
-            <w:r>
-              <w:rPr>
-                <w:rFonts w:ascii="Latha" w:hAnsi="Latha" w:cs="Latha"/>
-                <w:b/>
-                <w:bCs/>
-                <w:sz w:val="32"/>
-                <w:szCs w:val="32"/>
-                <w:cs/>
-                <w:lang w:bidi="ta-IN"/>
-              </w:rPr>
-              <w:t>:</w:t>
-            </w:r>
-            <w:r>
-              <w:rPr>
-                <w:rFonts w:ascii="Latha" w:hAnsi="Latha" w:cs="Latha"/>
-                <w:sz w:val="28"/>
-                <w:szCs w:val="28"/>
-                <w:cs/>
-                <w:lang w:bidi="ta-IN"/>
-              </w:rPr>
-              <w:t xml:space="preserve"> </w:t>
-            </w:r>
-            <w:r>
-              <w:rPr>
-                <w:rFonts w:ascii="Latha" w:hAnsi="Latha" w:cs="Latha"/>
-                <w:sz w:val="28"/>
-                <w:szCs w:val="28"/>
-                <w:lang w:val="it-IT" w:bidi="ta-IN"/>
-              </w:rPr>
-              <w:t xml:space="preserve">| </w:t>
-            </w:r>
             <w:r>
               <w:rPr>
                 <w:rFonts w:ascii="Latha" w:hAnsi="Latha" w:cs="Latha"/>
@@ -9214,6 +10754,7 @@
         <w:tc>
           <w:tcPr>
             <w:tcW w:w="5528" w:type="dxa"/>
+            <w:gridSpan w:val="2"/>
           </w:tcPr>
           <w:p>
             <w:pPr>
@@ -10066,6 +11607,7 @@
           <w:szCs w:val="32"/>
           <w:u w:val="single"/>
         </w:rPr>
+        <w:lastRenderedPageBreak/>
         <w:t xml:space="preserve">TS </w:t>
       </w:r>
       <w:r>
@@ -10733,7 +12275,6 @@
                 <w:sz w:val="28"/>
                 <w:szCs w:val="32"/>
               </w:rPr>
-              <w:lastRenderedPageBreak/>
               <w:t>T.S.2.</w:t>
             </w:r>
             <w:r>
@@ -15133,6 +16674,7 @@
           <w:b/>
           <w:bCs/>
         </w:rPr>
+        <w:lastRenderedPageBreak/>
         <w:t>(ignore those which are already incorporated in your book’s version and date)</w:t>
       </w:r>
     </w:p>
@@ -15792,7 +17334,6 @@
                 <w:sz w:val="28"/>
                 <w:szCs w:val="32"/>
               </w:rPr>
-              <w:lastRenderedPageBreak/>
               <w:t>T.S.2.</w:t>
             </w:r>
             <w:r>
@@ -18294,6 +19835,7 @@
                 <w:sz w:val="28"/>
                 <w:szCs w:val="32"/>
               </w:rPr>
+              <w:lastRenderedPageBreak/>
               <w:t>T</w:t>
             </w:r>
             <w:r>
@@ -20009,7 +21551,6 @@
                 <w:sz w:val="28"/>
                 <w:szCs w:val="32"/>
               </w:rPr>
-              <w:lastRenderedPageBreak/>
               <w:t>T.S.2.6.3.6 – Kramam</w:t>
             </w:r>
           </w:p>
@@ -22078,6 +23619,7 @@
                 <w:sz w:val="28"/>
                 <w:szCs w:val="32"/>
               </w:rPr>
+              <w:lastRenderedPageBreak/>
               <w:t>T</w:t>
             </w:r>
             <w:r>
@@ -22950,7 +24492,6 @@
                 <w:sz w:val="28"/>
                 <w:szCs w:val="32"/>
               </w:rPr>
-              <w:lastRenderedPageBreak/>
               <w:t>T</w:t>
             </w:r>
             <w:r>
@@ -26347,6 +27888,7 @@
                 <w:cs/>
                 <w:lang w:bidi="ta-IN"/>
               </w:rPr>
+              <w:lastRenderedPageBreak/>
               <w:t>ப</w:t>
             </w:r>
             <w:r>
@@ -26540,6 +28082,7 @@
                 <w:cs/>
                 <w:lang w:bidi="ta-IN"/>
               </w:rPr>
+              <w:lastRenderedPageBreak/>
               <w:t>ஸோ</w:t>
             </w:r>
             <w:r>
@@ -26713,6 +28256,7 @@
                 <w:cs/>
                 <w:lang w:bidi="ta-IN"/>
               </w:rPr>
+              <w:lastRenderedPageBreak/>
               <w:t>ப</w:t>
             </w:r>
             <w:r>
@@ -26916,6 +28460,7 @@
           <w:szCs w:val="40"/>
           <w:lang w:val="en-IN" w:eastAsia="en-IN"/>
         </w:rPr>
+        <w:lastRenderedPageBreak/>
         <w:t>"</w:t>
       </w:r>
       <w:r>
@@ -28512,6 +30057,7 @@
                 <w:cs/>
                 <w:lang w:bidi="ta-IN"/>
               </w:rPr>
+              <w:lastRenderedPageBreak/>
               <w:t>மூல</w:t>
             </w:r>
             <w:r>
@@ -29608,7 +31154,6 @@
                 <w:sz w:val="28"/>
                 <w:szCs w:val="28"/>
               </w:rPr>
-              <w:lastRenderedPageBreak/>
               <w:t>T.S.2.</w:t>
             </w:r>
             <w:r>

--- a/TS-Kramam/TS-2.6/TS 2.6 Tamil Krama Paatam Corrections.docx
+++ b/TS-Kramam/TS-2.6/TS 2.6 Tamil Krama Paatam Corrections.docx
@@ -1,6 +1,6 @@
 
 <file path=word/document.xml><?xml version="1.0" encoding="utf-8"?>
-<w:document xmlns:wpc="http://schemas.microsoft.com/office/word/2010/wordprocessingCanvas" xmlns:cx="http://schemas.microsoft.com/office/drawing/2014/chartex" xmlns:cx1="http://schemas.microsoft.com/office/drawing/2015/9/8/chartex" xmlns:cx2="http://schemas.microsoft.com/office/drawing/2015/10/21/chartex" xmlns:cx3="http://schemas.microsoft.com/office/drawing/2016/5/9/chartex" xmlns:cx4="http://schemas.microsoft.com/office/drawing/2016/5/10/chartex" xmlns:cx5="http://schemas.microsoft.com/office/drawing/2016/5/11/chartex" xmlns:cx6="http://schemas.microsoft.com/office/drawing/2016/5/12/chartex" xmlns:cx7="http://schemas.microsoft.com/office/drawing/2016/5/13/chartex" xmlns:cx8="http://schemas.microsoft.com/office/drawing/2016/5/14/chartex" xmlns:mc="http://schemas.openxmlformats.org/markup-compatibility/2006" xmlns:aink="http://schemas.microsoft.com/office/drawing/2016/ink" xmlns:am3d="http://schemas.microsoft.com/office/drawing/2017/model3d" xmlns:o="urn:schemas-microsoft-com:office:office" xmlns:oel="http://schemas.microsoft.com/office/2019/extlst" xmlns:r="http://schemas.openxmlformats.org/officeDocument/2006/relationships" xmlns:m="http://schemas.openxmlformats.org/officeDocument/2006/math" xmlns:v="urn:schemas-microsoft-com:vml" xmlns:wp14="http://schemas.microsoft.com/office/word/2010/wordprocessingDrawing" xmlns:wp="http://schemas.openxmlformats.org/drawingml/2006/wordprocessingDrawing" xmlns:w10="urn:schemas-microsoft-com:office:word" xmlns:w="http://schemas.openxmlformats.org/wordprocessingml/2006/main" xmlns:w14="http://schemas.microsoft.com/office/word/2010/wordml" xmlns:w15="http://schemas.microsoft.com/office/word/2012/wordml" xmlns:w16cex="http://schemas.microsoft.com/office/word/2018/wordml/cex" xmlns:w16cid="http://schemas.microsoft.com/office/word/2016/wordml/cid" xmlns:w16="http://schemas.microsoft.com/office/word/2018/wordml" xmlns:w16du="http://schemas.microsoft.com/office/word/2023/wordml/word16du" xmlns:w16sdtdh="http://schemas.microsoft.com/office/word/2020/wordml/sdtdatahash" xmlns:w16sdtfl="http://schemas.microsoft.com/office/word/2024/wordml/sdtformatlock" xmlns:w16se="http://schemas.microsoft.com/office/word/2015/wordml/symex" xmlns:wpg="http://schemas.microsoft.com/office/word/2010/wordprocessingGroup" xmlns:wpi="http://schemas.microsoft.com/office/word/2010/wordprocessingInk" xmlns:wne="http://schemas.microsoft.com/office/word/2006/wordml" xmlns:wps="http://schemas.microsoft.com/office/word/2010/wordprocessingShape" mc:Ignorable="w14 w15 w16se w16cid w16 w16cex w16sdtdh w16sdtfl w16du wp14">
+<w:document xmlns:wpc="http://schemas.microsoft.com/office/word/2010/wordprocessingCanvas" xmlns:cx="http://schemas.microsoft.com/office/drawing/2014/chartex" xmlns:cx1="http://schemas.microsoft.com/office/drawing/2015/9/8/chartex" xmlns:cx2="http://schemas.microsoft.com/office/drawing/2015/10/21/chartex" xmlns:cx3="http://schemas.microsoft.com/office/drawing/2016/5/9/chartex" xmlns:cx4="http://schemas.microsoft.com/office/drawing/2016/5/10/chartex" xmlns:cx5="http://schemas.microsoft.com/office/drawing/2016/5/11/chartex" xmlns:cx6="http://schemas.microsoft.com/office/drawing/2016/5/12/chartex" xmlns:cx7="http://schemas.microsoft.com/office/drawing/2016/5/13/chartex" xmlns:cx8="http://schemas.microsoft.com/office/drawing/2016/5/14/chartex" xmlns:mc="http://schemas.openxmlformats.org/markup-compatibility/2006" xmlns:aink="http://schemas.microsoft.com/office/drawing/2016/ink" xmlns:am3d="http://schemas.microsoft.com/office/drawing/2017/model3d" xmlns:o="urn:schemas-microsoft-com:office:office" xmlns:oel="http://schemas.microsoft.com/office/2019/extlst" xmlns:r="http://schemas.openxmlformats.org/officeDocument/2006/relationships" xmlns:m="http://schemas.openxmlformats.org/officeDocument/2006/math" xmlns:v="urn:schemas-microsoft-com:vml" xmlns:wp14="http://schemas.microsoft.com/office/word/2010/wordprocessingDrawing" xmlns:wp="http://schemas.openxmlformats.org/drawingml/2006/wordprocessingDrawing" xmlns:w10="urn:schemas-microsoft-com:office:word" xmlns:w="http://schemas.openxmlformats.org/wordprocessingml/2006/main" xmlns:w14="http://schemas.microsoft.com/office/word/2010/wordml" xmlns:w15="http://schemas.microsoft.com/office/word/2012/wordml" xmlns:w16cei="http://schemas.microsoft.com/office/word/2026/wordml/cei" xmlns:w16cex="http://schemas.microsoft.com/office/word/2018/wordml/cex" xmlns:w16cid="http://schemas.microsoft.com/office/word/2016/wordml/cid" xmlns:w16="http://schemas.microsoft.com/office/word/2018/wordml" xmlns:w16du="http://schemas.microsoft.com/office/word/2023/wordml/word16du" xmlns:w16sdtdh="http://schemas.microsoft.com/office/word/2020/wordml/sdtdatahash" xmlns:w16sdtfl="http://schemas.microsoft.com/office/word/2024/wordml/sdtformatlock" xmlns:w16se="http://schemas.microsoft.com/office/word/2015/wordml/symex" xmlns:wpg="http://schemas.microsoft.com/office/word/2010/wordprocessingGroup" xmlns:wpi="http://schemas.microsoft.com/office/word/2010/wordprocessingInk" xmlns:wne="http://schemas.microsoft.com/office/word/2006/wordml" xmlns:wps="http://schemas.microsoft.com/office/word/2010/wordprocessingShape" mc:Ignorable="w14 w15 w16se w16cid w16 w16cex w16sdtdh w16sdtfl w16du wp14">
   <w:body>
     <w:p>
       <w:pPr>
@@ -8,9 +8,6 @@
         <w:rPr>
           <w:b/>
           <w:bCs/>
-          <w:sz w:val="32"/>
-          <w:szCs w:val="32"/>
-          <w:u w:val="single"/>
         </w:rPr>
       </w:pPr>
       <w:r>
@@ -61,9 +58,8 @@
           <w:szCs w:val="32"/>
           <w:u w:val="single"/>
         </w:rPr>
-        <w:t xml:space="preserve">Corrections –Observed </w:t>
+        <w:t xml:space="preserve">Corrections –Observed till </w:t>
       </w:r>
-      <w:proofErr w:type="gramStart"/>
       <w:r>
         <w:rPr>
           <w:b/>
@@ -72,29 +68,22 @@
           <w:szCs w:val="32"/>
           <w:u w:val="single"/>
         </w:rPr>
-        <w:t xml:space="preserve">till </w:t>
+        <w:t>31st July 2026</w:t>
       </w:r>
       <w:r>
         <w:rPr>
           <w:b/>
           <w:bCs/>
-          <w:sz w:val="32"/>
-          <w:szCs w:val="32"/>
-          <w:highlight w:val="red"/>
-          <w:u w:val="single"/>
         </w:rPr>
-        <w:t>????</w:t>
+        <w:t xml:space="preserve"> </w:t>
       </w:r>
-      <w:proofErr w:type="gramEnd"/>
-    </w:p>
-    <w:p>
-      <w:pPr>
-        <w:jc w:val="center"/>
+      <w:r>
         <w:rPr>
           <w:b/>
           <w:bCs/>
         </w:rPr>
-      </w:pPr>
+        <w:br/>
+      </w:r>
       <w:r>
         <w:rPr>
           <w:b/>
@@ -3042,10 +3031,10 @@
               <w:adjustRightInd w:val="0"/>
               <w:spacing w:before="0" w:line="240" w:lineRule="auto"/>
               <w:rPr>
-                <w:rFonts w:ascii="BRH Malayalam Extra" w:hAnsi="BRH Malayalam Extra" w:cs="BRH Malayalam Extra"/>
-                <w:color w:val="000000"/>
-                <w:sz w:val="40"/>
-                <w:szCs w:val="40"/>
+                <w:rFonts w:ascii="Latha" w:hAnsi="Latha" w:cs="Latha"/>
+                <w:sz w:val="28"/>
+                <w:szCs w:val="28"/>
+                <w:lang w:bidi="ta-IN"/>
               </w:rPr>
             </w:pPr>
             <w:r>
@@ -3481,6 +3470,21 @@
               </w:rPr>
               <w:t>|</w:t>
             </w:r>
+          </w:p>
+          <w:p>
+            <w:pPr>
+              <w:widowControl w:val="0"/>
+              <w:autoSpaceDE w:val="0"/>
+              <w:autoSpaceDN w:val="0"/>
+              <w:adjustRightInd w:val="0"/>
+              <w:spacing w:before="0" w:line="240" w:lineRule="auto"/>
+              <w:rPr>
+                <w:rFonts w:ascii="BRH Malayalam Extra" w:hAnsi="BRH Malayalam Extra" w:cs="BRH Malayalam Extra"/>
+                <w:color w:val="000000"/>
+                <w:sz w:val="40"/>
+                <w:szCs w:val="40"/>
+              </w:rPr>
+            </w:pPr>
           </w:p>
         </w:tc>
       </w:tr>
@@ -15170,90 +15174,6 @@
           <w:u w:val="single"/>
         </w:rPr>
       </w:pPr>
-    </w:p>
-    <w:p>
-      <w:pPr>
-        <w:jc w:val="center"/>
-        <w:rPr>
-          <w:b/>
-          <w:bCs/>
-          <w:sz w:val="32"/>
-          <w:szCs w:val="32"/>
-          <w:u w:val="single"/>
-        </w:rPr>
-      </w:pPr>
-    </w:p>
-    <w:p>
-      <w:pPr>
-        <w:jc w:val="center"/>
-        <w:rPr>
-          <w:b/>
-          <w:bCs/>
-          <w:sz w:val="32"/>
-          <w:szCs w:val="32"/>
-          <w:u w:val="single"/>
-        </w:rPr>
-      </w:pPr>
-    </w:p>
-    <w:p>
-      <w:pPr>
-        <w:jc w:val="center"/>
-        <w:rPr>
-          <w:b/>
-          <w:bCs/>
-          <w:sz w:val="32"/>
-          <w:szCs w:val="32"/>
-          <w:u w:val="single"/>
-        </w:rPr>
-      </w:pPr>
-    </w:p>
-    <w:p>
-      <w:pPr>
-        <w:jc w:val="center"/>
-        <w:rPr>
-          <w:b/>
-          <w:bCs/>
-          <w:sz w:val="32"/>
-          <w:szCs w:val="32"/>
-          <w:u w:val="single"/>
-        </w:rPr>
-      </w:pPr>
-    </w:p>
-    <w:p>
-      <w:pPr>
-        <w:jc w:val="center"/>
-        <w:rPr>
-          <w:b/>
-          <w:bCs/>
-          <w:sz w:val="32"/>
-          <w:szCs w:val="32"/>
-          <w:u w:val="single"/>
-        </w:rPr>
-      </w:pPr>
-    </w:p>
-    <w:p>
-      <w:pPr>
-        <w:jc w:val="center"/>
-        <w:rPr>
-          <w:b/>
-          <w:bCs/>
-          <w:sz w:val="32"/>
-          <w:szCs w:val="32"/>
-          <w:u w:val="single"/>
-        </w:rPr>
-      </w:pPr>
-    </w:p>
-    <w:p>
-      <w:pPr>
-        <w:jc w:val="center"/>
-        <w:rPr>
-          <w:b/>
-          <w:bCs/>
-          <w:sz w:val="32"/>
-          <w:szCs w:val="32"/>
-          <w:u w:val="single"/>
-        </w:rPr>
-      </w:pPr>
       <w:r>
         <w:rPr>
           <w:b/>
@@ -15262,6 +15182,7 @@
           <w:szCs w:val="32"/>
           <w:u w:val="single"/>
         </w:rPr>
+        <w:lastRenderedPageBreak/>
         <w:t xml:space="preserve">TS </w:t>
       </w:r>
       <w:r>
@@ -16674,7 +16595,6 @@
           <w:b/>
           <w:bCs/>
         </w:rPr>
-        <w:lastRenderedPageBreak/>
         <w:t>(ignore those which are already incorporated in your book’s version and date)</w:t>
       </w:r>
     </w:p>
@@ -17676,6 +17596,7 @@
                 <w:cs/>
                 <w:lang w:bidi="ta-IN"/>
               </w:rPr>
+              <w:lastRenderedPageBreak/>
               <w:t>ஸ</w:t>
             </w:r>
             <w:r>
@@ -18005,6 +17926,7 @@
                 <w:cs/>
                 <w:lang w:bidi="ta-IN"/>
               </w:rPr>
+              <w:lastRenderedPageBreak/>
               <w:t>ய</w:t>
             </w:r>
             <w:r>
@@ -18165,6 +18087,7 @@
                 <w:cs/>
                 <w:lang w:bidi="ta-IN"/>
               </w:rPr>
+              <w:lastRenderedPageBreak/>
               <w:t>ஸ</w:t>
             </w:r>
             <w:r>
@@ -18496,6 +18419,7 @@
                 <w:sz w:val="28"/>
                 <w:szCs w:val="32"/>
               </w:rPr>
+              <w:lastRenderedPageBreak/>
               <w:t>T.S.2.</w:t>
             </w:r>
             <w:r>
@@ -19835,7 +19759,6 @@
                 <w:sz w:val="28"/>
                 <w:szCs w:val="32"/>
               </w:rPr>
-              <w:lastRenderedPageBreak/>
               <w:t>T</w:t>
             </w:r>
             <w:r>
@@ -21551,6 +21474,7 @@
                 <w:sz w:val="28"/>
                 <w:szCs w:val="32"/>
               </w:rPr>
+              <w:lastRenderedPageBreak/>
               <w:t>T.S.2.6.3.6 – Kramam</w:t>
             </w:r>
           </w:p>
@@ -23619,7 +23543,6 @@
                 <w:sz w:val="28"/>
                 <w:szCs w:val="32"/>
               </w:rPr>
-              <w:lastRenderedPageBreak/>
               <w:t>T</w:t>
             </w:r>
             <w:r>
@@ -25114,448 +25037,463 @@
               <w:adjustRightInd w:val="0"/>
               <w:spacing w:before="0" w:line="240" w:lineRule="auto"/>
               <w:rPr>
+                <w:rFonts w:ascii="Latha" w:hAnsi="Latha" w:cs="Latha"/>
+                <w:sz w:val="28"/>
+                <w:szCs w:val="28"/>
+                <w:lang w:bidi="ta-IN"/>
+              </w:rPr>
+            </w:pPr>
+            <w:r>
+              <w:rPr>
+                <w:rFonts w:ascii="Latha" w:hAnsi="Latha" w:cs="Latha"/>
+                <w:sz w:val="28"/>
+                <w:szCs w:val="28"/>
+                <w:cs/>
+                <w:lang w:bidi="ta-IN"/>
+              </w:rPr>
+              <w:t>உ</w:t>
+            </w:r>
+            <w:r>
+              <w:rPr>
+                <w:rFonts w:ascii="BRH Tamil Tab Extra" w:hAnsi="BRH Tamil Tab Extra" w:cs="Latha"/>
+                <w:b/>
+                <w:sz w:val="32"/>
+                <w:szCs w:val="28"/>
+                <w:lang w:bidi="ta-IN"/>
+              </w:rPr>
+              <w:t>…</w:t>
+            </w:r>
+            <w:r>
+              <w:rPr>
+                <w:rFonts w:ascii="Latha" w:hAnsi="Latha" w:cs="Latha"/>
+                <w:sz w:val="28"/>
+                <w:szCs w:val="28"/>
+                <w:cs/>
+                <w:lang w:bidi="ta-IN"/>
+              </w:rPr>
+              <w:t>த்த</w:t>
+            </w:r>
+            <w:r>
+              <w:rPr>
+                <w:rFonts w:ascii="BRH Tamil Tab Extra" w:hAnsi="BRH Tamil Tab Extra" w:cs="Latha"/>
+                <w:b/>
+                <w:sz w:val="32"/>
+                <w:szCs w:val="28"/>
+                <w:lang w:bidi="ta-IN"/>
+              </w:rPr>
+              <w:t>…</w:t>
+            </w:r>
+            <w:r>
+              <w:rPr>
+                <w:rFonts w:ascii="Latha" w:hAnsi="Latha" w:cs="Latha"/>
+                <w:sz w:val="28"/>
+                <w:szCs w:val="28"/>
+                <w:cs/>
+                <w:lang w:bidi="ta-IN"/>
+              </w:rPr>
+              <w:t>ரா</w:t>
+            </w:r>
+            <w:r>
+              <w:rPr>
+                <w:rFonts w:ascii="BRH Tamil Tab Extra" w:hAnsi="BRH Tamil Tab Extra" w:cs="Latha"/>
+                <w:b/>
+                <w:sz w:val="32"/>
+                <w:szCs w:val="28"/>
+                <w:lang w:bidi="ta-IN"/>
+              </w:rPr>
+              <w:t>…</w:t>
+            </w:r>
+            <w:r>
+              <w:rPr>
+                <w:rFonts w:ascii="Latha" w:hAnsi="Latha" w:cs="Latha"/>
+                <w:sz w:val="28"/>
+                <w:szCs w:val="28"/>
+                <w:cs/>
+                <w:lang w:bidi="ta-IN"/>
+              </w:rPr>
+              <w:t>ர்த்</w:t>
+            </w:r>
+            <w:r>
+              <w:rPr>
+                <w:rFonts w:ascii="Latha" w:hAnsi="Latha" w:cs="Latha"/>
+                <w:b/>
+                <w:bCs/>
+                <w:position w:val="-12"/>
+                <w:sz w:val="28"/>
+                <w:szCs w:val="28"/>
+                <w:cs/>
+                <w:lang w:bidi="ta-IN"/>
+              </w:rPr>
+              <w:t>3</w:t>
+            </w:r>
+            <w:r>
+              <w:rPr>
+                <w:rFonts w:ascii="Latha" w:hAnsi="Latha" w:cs="Latha"/>
+                <w:sz w:val="28"/>
+                <w:szCs w:val="28"/>
+                <w:cs/>
+                <w:lang w:bidi="ta-IN"/>
+              </w:rPr>
+              <w:t>தா</w:t>
+            </w:r>
+            <w:r>
+              <w:rPr>
+                <w:rFonts w:ascii="Latha" w:hAnsi="Latha" w:cs="Latha"/>
+                <w:b/>
+                <w:bCs/>
+                <w:position w:val="-12"/>
+                <w:sz w:val="28"/>
+                <w:szCs w:val="28"/>
+                <w:cs/>
+                <w:lang w:bidi="ta-IN"/>
+              </w:rPr>
+              <w:t>4</w:t>
+            </w:r>
+            <w:r>
+              <w:rPr>
+                <w:rFonts w:ascii="Latha" w:hAnsi="Latha" w:cs="Latha"/>
+                <w:sz w:val="28"/>
+                <w:szCs w:val="28"/>
+                <w:cs/>
+                <w:lang w:bidi="ta-IN"/>
+              </w:rPr>
+              <w:t>த</w:t>
+            </w:r>
+            <w:r>
+              <w:rPr>
+                <w:rFonts w:ascii="Latha" w:hAnsi="Latha" w:cs="Latha"/>
+                <w:b/>
+                <w:bCs/>
+                <w:position w:val="-12"/>
+                <w:sz w:val="28"/>
+                <w:szCs w:val="28"/>
+                <w:cs/>
+                <w:lang w:bidi="ta-IN"/>
+              </w:rPr>
+              <w:t>3</w:t>
+            </w:r>
+            <w:r>
+              <w:rPr>
+                <w:rFonts w:ascii="Latha" w:hAnsi="Latha" w:cs="Latha"/>
+                <w:sz w:val="28"/>
+                <w:szCs w:val="28"/>
+                <w:cs/>
+                <w:lang w:bidi="ta-IN"/>
+              </w:rPr>
+              <w:t>வ</w:t>
+            </w:r>
+            <w:r>
+              <w:rPr>
+                <w:rFonts w:ascii="BRH Tamil Tab Extra" w:hAnsi="BRH Tamil Tab Extra" w:cs="Latha"/>
+                <w:b/>
+                <w:sz w:val="36"/>
+                <w:szCs w:val="28"/>
+                <w:lang w:bidi="ta-IN"/>
+              </w:rPr>
+              <w:t>†</w:t>
+            </w:r>
+            <w:r>
+              <w:rPr>
+                <w:rFonts w:ascii="Latha" w:hAnsi="Latha" w:cs="Latha"/>
+                <w:sz w:val="28"/>
+                <w:szCs w:val="28"/>
+                <w:lang w:bidi="ta-IN"/>
+              </w:rPr>
+              <w:t xml:space="preserve"> | </w:t>
+            </w:r>
+            <w:r>
+              <w:rPr>
+                <w:rFonts w:ascii="Latha" w:hAnsi="Latha" w:cs="Latha"/>
+                <w:sz w:val="28"/>
+                <w:szCs w:val="28"/>
+                <w:cs/>
+                <w:lang w:bidi="ta-IN"/>
+              </w:rPr>
+              <w:t>உ</w:t>
+            </w:r>
+            <w:r>
+              <w:rPr>
+                <w:rFonts w:ascii="BRH Tamil Tab Extra" w:hAnsi="BRH Tamil Tab Extra" w:cs="Latha"/>
+                <w:b/>
+                <w:sz w:val="32"/>
+                <w:szCs w:val="28"/>
+                <w:lang w:bidi="ta-IN"/>
+              </w:rPr>
+              <w:t>…</w:t>
+            </w:r>
+            <w:r>
+              <w:rPr>
+                <w:rFonts w:ascii="Latha" w:hAnsi="Latha" w:cs="Latha"/>
+                <w:sz w:val="28"/>
+                <w:szCs w:val="28"/>
+                <w:cs/>
+                <w:lang w:bidi="ta-IN"/>
+              </w:rPr>
+              <w:t>த்த</w:t>
+            </w:r>
+            <w:r>
+              <w:rPr>
+                <w:rFonts w:ascii="BRH Tamil Tab Extra" w:hAnsi="BRH Tamil Tab Extra" w:cs="Latha"/>
+                <w:b/>
+                <w:sz w:val="32"/>
+                <w:szCs w:val="28"/>
+                <w:lang w:bidi="ta-IN"/>
+              </w:rPr>
+              <w:t>…</w:t>
+            </w:r>
+            <w:r>
+              <w:rPr>
+                <w:rFonts w:ascii="Latha" w:hAnsi="Latha" w:cs="Latha"/>
+                <w:sz w:val="28"/>
+                <w:szCs w:val="28"/>
+                <w:cs/>
+                <w:lang w:bidi="ta-IN"/>
+              </w:rPr>
+              <w:t>ரா</w:t>
+            </w:r>
+            <w:r>
+              <w:rPr>
+                <w:rFonts w:ascii="BRH Tamil Tab Extra" w:hAnsi="BRH Tamil Tab Extra" w:cs="Latha"/>
+                <w:b/>
+                <w:sz w:val="32"/>
+                <w:szCs w:val="28"/>
+                <w:lang w:bidi="ta-IN"/>
+              </w:rPr>
+              <w:t>…</w:t>
+            </w:r>
+            <w:r>
+              <w:rPr>
+                <w:rFonts w:ascii="Latha" w:hAnsi="Latha" w:cs="Latha"/>
+                <w:sz w:val="28"/>
+                <w:szCs w:val="28"/>
+                <w:cs/>
+                <w:lang w:bidi="ta-IN"/>
+              </w:rPr>
+              <w:t>ர்த்</w:t>
+            </w:r>
+            <w:r>
+              <w:rPr>
+                <w:rFonts w:ascii="Latha" w:hAnsi="Latha" w:cs="Latha"/>
+                <w:b/>
+                <w:bCs/>
+                <w:position w:val="-12"/>
+                <w:sz w:val="28"/>
+                <w:szCs w:val="28"/>
+                <w:cs/>
+                <w:lang w:bidi="ta-IN"/>
+              </w:rPr>
+              <w:t>3</w:t>
+            </w:r>
+            <w:r>
+              <w:rPr>
+                <w:rFonts w:ascii="Latha" w:hAnsi="Latha" w:cs="Latha"/>
+                <w:sz w:val="28"/>
+                <w:szCs w:val="28"/>
+                <w:cs/>
+                <w:lang w:bidi="ta-IN"/>
+              </w:rPr>
+              <w:t>தா</w:t>
+            </w:r>
+            <w:r>
+              <w:rPr>
+                <w:rFonts w:ascii="Latha" w:hAnsi="Latha" w:cs="Latha"/>
+                <w:b/>
+                <w:bCs/>
+                <w:position w:val="-12"/>
+                <w:sz w:val="28"/>
+                <w:szCs w:val="28"/>
+                <w:cs/>
+                <w:lang w:bidi="ta-IN"/>
+              </w:rPr>
+              <w:t>4</w:t>
+            </w:r>
+            <w:r>
+              <w:rPr>
+                <w:rFonts w:ascii="Latha" w:hAnsi="Latha" w:cs="Latha"/>
+                <w:sz w:val="28"/>
+                <w:szCs w:val="28"/>
+                <w:cs/>
+                <w:lang w:bidi="ta-IN"/>
+              </w:rPr>
+              <w:t>தி</w:t>
+            </w:r>
+            <w:r>
+              <w:rPr>
+                <w:rFonts w:ascii="Latha" w:hAnsi="Latha" w:cs="Latha"/>
+                <w:b/>
+                <w:bCs/>
+                <w:position w:val="-12"/>
+                <w:sz w:val="28"/>
+                <w:szCs w:val="28"/>
+                <w:cs/>
+                <w:lang w:bidi="ta-IN"/>
+              </w:rPr>
+              <w:t>3</w:t>
+            </w:r>
+            <w:r>
+              <w:rPr>
+                <w:rFonts w:ascii="Latha" w:hAnsi="Latha" w:cs="Latha"/>
+                <w:sz w:val="28"/>
+                <w:szCs w:val="28"/>
+                <w:cs/>
+                <w:lang w:bidi="ta-IN"/>
+              </w:rPr>
+              <w:t>த்யு</w:t>
+            </w:r>
+            <w:r>
+              <w:rPr>
+                <w:rFonts w:ascii="BRH Tamil Tab Extra" w:hAnsi="BRH Tamil Tab Extra" w:cs="Latha"/>
+                <w:b/>
+                <w:sz w:val="36"/>
+                <w:szCs w:val="28"/>
+                <w:highlight w:val="green"/>
+                <w:lang w:bidi="ta-IN"/>
+              </w:rPr>
+              <w:t>†</w:t>
+            </w:r>
+            <w:r>
+              <w:rPr>
+                <w:rFonts w:ascii="BRH Tamil Tab Extra" w:hAnsi="BRH Tamil Tab Extra" w:cs="Latha"/>
+                <w:b/>
+                <w:sz w:val="32"/>
+                <w:szCs w:val="28"/>
+                <w:highlight w:val="green"/>
+                <w:lang w:bidi="ta-IN"/>
+              </w:rPr>
+              <w:t>…</w:t>
+            </w:r>
+            <w:bookmarkStart w:id="1" w:name="_Hlk79516295"/>
+            <w:r>
+              <w:rPr>
+                <w:rFonts w:ascii="Latha" w:hAnsi="Latha" w:cs="Latha"/>
+                <w:sz w:val="28"/>
+                <w:szCs w:val="28"/>
+                <w:highlight w:val="green"/>
+                <w:cs/>
+                <w:lang w:bidi="ta-IN"/>
+              </w:rPr>
+              <w:t>த்தர</w:t>
+            </w:r>
+            <w:r>
+              <w:rPr>
+                <w:rFonts w:ascii="Latha" w:hAnsi="Latha" w:cs="Latha"/>
+                <w:sz w:val="28"/>
+                <w:szCs w:val="28"/>
+                <w:highlight w:val="green"/>
+                <w:lang w:bidi="ta-IN"/>
+              </w:rPr>
+              <w:t xml:space="preserve"> -</w:t>
+            </w:r>
+            <w:bookmarkEnd w:id="1"/>
+            <w:r>
+              <w:rPr>
+                <w:rFonts w:ascii="Latha" w:hAnsi="Latha" w:cs="Latha"/>
+                <w:sz w:val="28"/>
+                <w:szCs w:val="28"/>
+                <w:lang w:bidi="ta-IN"/>
+              </w:rPr>
+              <w:t xml:space="preserve"> </w:t>
+            </w:r>
+            <w:r>
+              <w:rPr>
+                <w:rFonts w:ascii="Latha" w:hAnsi="Latha" w:cs="Latha"/>
+                <w:sz w:val="28"/>
+                <w:szCs w:val="28"/>
+                <w:cs/>
+                <w:lang w:bidi="ta-IN"/>
+              </w:rPr>
+              <w:t>அ</w:t>
+            </w:r>
+            <w:r>
+              <w:rPr>
+                <w:rFonts w:ascii="BRH Tamil Tab Extra" w:hAnsi="BRH Tamil Tab Extra" w:cs="Latha"/>
+                <w:b/>
+                <w:sz w:val="32"/>
+                <w:szCs w:val="28"/>
+                <w:lang w:bidi="ta-IN"/>
+              </w:rPr>
+              <w:t>…</w:t>
+            </w:r>
+            <w:r>
+              <w:rPr>
+                <w:rFonts w:ascii="Latha" w:hAnsi="Latha" w:cs="Latha"/>
+                <w:sz w:val="28"/>
+                <w:szCs w:val="28"/>
+                <w:cs/>
+                <w:lang w:bidi="ta-IN"/>
+              </w:rPr>
+              <w:t>ர்த்</w:t>
+            </w:r>
+            <w:r>
+              <w:rPr>
+                <w:rFonts w:ascii="Latha" w:hAnsi="Latha" w:cs="Latha"/>
+                <w:b/>
+                <w:bCs/>
+                <w:position w:val="-12"/>
+                <w:sz w:val="28"/>
+                <w:szCs w:val="28"/>
+                <w:cs/>
+                <w:lang w:bidi="ta-IN"/>
+              </w:rPr>
+              <w:t>3</w:t>
+            </w:r>
+            <w:r>
+              <w:rPr>
+                <w:rFonts w:ascii="Latha" w:hAnsi="Latha" w:cs="Latha"/>
+                <w:sz w:val="28"/>
+                <w:szCs w:val="28"/>
+                <w:cs/>
+                <w:lang w:bidi="ta-IN"/>
+              </w:rPr>
+              <w:t>தா</w:t>
+            </w:r>
+            <w:r>
+              <w:rPr>
+                <w:rFonts w:ascii="Latha" w:hAnsi="Latha" w:cs="Latha"/>
+                <w:b/>
+                <w:bCs/>
+                <w:position w:val="-12"/>
+                <w:sz w:val="28"/>
+                <w:szCs w:val="28"/>
+                <w:cs/>
+                <w:lang w:bidi="ta-IN"/>
+              </w:rPr>
+              <w:t>4</w:t>
+            </w:r>
+            <w:r>
+              <w:rPr>
+                <w:rFonts w:ascii="Latha" w:hAnsi="Latha" w:cs="Latha"/>
+                <w:sz w:val="28"/>
+                <w:szCs w:val="28"/>
+                <w:cs/>
+                <w:lang w:bidi="ta-IN"/>
+              </w:rPr>
+              <w:t xml:space="preserve">த் </w:t>
+            </w:r>
+            <w:r>
+              <w:rPr>
+                <w:rFonts w:ascii="Latha" w:hAnsi="Latha" w:cs="Latha"/>
+                <w:sz w:val="28"/>
+                <w:szCs w:val="28"/>
+                <w:lang w:bidi="ta-IN"/>
+              </w:rPr>
+              <w:t>|</w:t>
+            </w:r>
+          </w:p>
+          <w:p>
+            <w:pPr>
+              <w:widowControl w:val="0"/>
+              <w:autoSpaceDE w:val="0"/>
+              <w:autoSpaceDN w:val="0"/>
+              <w:adjustRightInd w:val="0"/>
+              <w:spacing w:before="0" w:line="240" w:lineRule="auto"/>
+              <w:rPr>
                 <w:rFonts w:ascii="BRH Devanagari Extra" w:hAnsi="BRH Devanagari Extra" w:cs="BRH Devanagari Extra"/>
                 <w:color w:val="000000"/>
                 <w:sz w:val="40"/>
                 <w:szCs w:val="40"/>
               </w:rPr>
             </w:pPr>
-            <w:r>
-              <w:rPr>
-                <w:rFonts w:ascii="Latha" w:hAnsi="Latha" w:cs="Latha"/>
-                <w:sz w:val="28"/>
-                <w:szCs w:val="28"/>
-                <w:cs/>
-                <w:lang w:bidi="ta-IN"/>
-              </w:rPr>
-              <w:t>உ</w:t>
-            </w:r>
-            <w:r>
-              <w:rPr>
-                <w:rFonts w:ascii="BRH Tamil Tab Extra" w:hAnsi="BRH Tamil Tab Extra" w:cs="Latha"/>
-                <w:b/>
-                <w:sz w:val="32"/>
-                <w:szCs w:val="28"/>
-                <w:lang w:bidi="ta-IN"/>
-              </w:rPr>
-              <w:t>…</w:t>
-            </w:r>
-            <w:r>
-              <w:rPr>
-                <w:rFonts w:ascii="Latha" w:hAnsi="Latha" w:cs="Latha"/>
-                <w:sz w:val="28"/>
-                <w:szCs w:val="28"/>
-                <w:cs/>
-                <w:lang w:bidi="ta-IN"/>
-              </w:rPr>
-              <w:t>த்த</w:t>
-            </w:r>
-            <w:r>
-              <w:rPr>
-                <w:rFonts w:ascii="BRH Tamil Tab Extra" w:hAnsi="BRH Tamil Tab Extra" w:cs="Latha"/>
-                <w:b/>
-                <w:sz w:val="32"/>
-                <w:szCs w:val="28"/>
-                <w:lang w:bidi="ta-IN"/>
-              </w:rPr>
-              <w:t>…</w:t>
-            </w:r>
-            <w:r>
-              <w:rPr>
-                <w:rFonts w:ascii="Latha" w:hAnsi="Latha" w:cs="Latha"/>
-                <w:sz w:val="28"/>
-                <w:szCs w:val="28"/>
-                <w:cs/>
-                <w:lang w:bidi="ta-IN"/>
-              </w:rPr>
-              <w:t>ரா</w:t>
-            </w:r>
-            <w:r>
-              <w:rPr>
-                <w:rFonts w:ascii="BRH Tamil Tab Extra" w:hAnsi="BRH Tamil Tab Extra" w:cs="Latha"/>
-                <w:b/>
-                <w:sz w:val="32"/>
-                <w:szCs w:val="28"/>
-                <w:lang w:bidi="ta-IN"/>
-              </w:rPr>
-              <w:t>…</w:t>
-            </w:r>
-            <w:r>
-              <w:rPr>
-                <w:rFonts w:ascii="Latha" w:hAnsi="Latha" w:cs="Latha"/>
-                <w:sz w:val="28"/>
-                <w:szCs w:val="28"/>
-                <w:cs/>
-                <w:lang w:bidi="ta-IN"/>
-              </w:rPr>
-              <w:t>ர்த்</w:t>
-            </w:r>
-            <w:r>
-              <w:rPr>
-                <w:rFonts w:ascii="Latha" w:hAnsi="Latha" w:cs="Latha"/>
-                <w:b/>
-                <w:bCs/>
-                <w:position w:val="-12"/>
-                <w:sz w:val="28"/>
-                <w:szCs w:val="28"/>
-                <w:cs/>
-                <w:lang w:bidi="ta-IN"/>
-              </w:rPr>
-              <w:t>3</w:t>
-            </w:r>
-            <w:r>
-              <w:rPr>
-                <w:rFonts w:ascii="Latha" w:hAnsi="Latha" w:cs="Latha"/>
-                <w:sz w:val="28"/>
-                <w:szCs w:val="28"/>
-                <w:cs/>
-                <w:lang w:bidi="ta-IN"/>
-              </w:rPr>
-              <w:t>தா</w:t>
-            </w:r>
-            <w:r>
-              <w:rPr>
-                <w:rFonts w:ascii="Latha" w:hAnsi="Latha" w:cs="Latha"/>
-                <w:b/>
-                <w:bCs/>
-                <w:position w:val="-12"/>
-                <w:sz w:val="28"/>
-                <w:szCs w:val="28"/>
-                <w:cs/>
-                <w:lang w:bidi="ta-IN"/>
-              </w:rPr>
-              <w:t>4</w:t>
-            </w:r>
-            <w:r>
-              <w:rPr>
-                <w:rFonts w:ascii="Latha" w:hAnsi="Latha" w:cs="Latha"/>
-                <w:sz w:val="28"/>
-                <w:szCs w:val="28"/>
-                <w:cs/>
-                <w:lang w:bidi="ta-IN"/>
-              </w:rPr>
-              <w:t>த</w:t>
-            </w:r>
-            <w:r>
-              <w:rPr>
-                <w:rFonts w:ascii="Latha" w:hAnsi="Latha" w:cs="Latha"/>
-                <w:b/>
-                <w:bCs/>
-                <w:position w:val="-12"/>
-                <w:sz w:val="28"/>
-                <w:szCs w:val="28"/>
-                <w:cs/>
-                <w:lang w:bidi="ta-IN"/>
-              </w:rPr>
-              <w:t>3</w:t>
-            </w:r>
-            <w:r>
-              <w:rPr>
-                <w:rFonts w:ascii="Latha" w:hAnsi="Latha" w:cs="Latha"/>
-                <w:sz w:val="28"/>
-                <w:szCs w:val="28"/>
-                <w:cs/>
-                <w:lang w:bidi="ta-IN"/>
-              </w:rPr>
-              <w:t>வ</w:t>
-            </w:r>
-            <w:r>
-              <w:rPr>
-                <w:rFonts w:ascii="BRH Tamil Tab Extra" w:hAnsi="BRH Tamil Tab Extra" w:cs="Latha"/>
-                <w:b/>
-                <w:sz w:val="36"/>
-                <w:szCs w:val="28"/>
-                <w:lang w:bidi="ta-IN"/>
-              </w:rPr>
-              <w:t>†</w:t>
-            </w:r>
-            <w:r>
-              <w:rPr>
-                <w:rFonts w:ascii="Latha" w:hAnsi="Latha" w:cs="Latha"/>
-                <w:sz w:val="28"/>
-                <w:szCs w:val="28"/>
-                <w:lang w:bidi="ta-IN"/>
-              </w:rPr>
-              <w:t xml:space="preserve"> | </w:t>
-            </w:r>
-            <w:r>
-              <w:rPr>
-                <w:rFonts w:ascii="Latha" w:hAnsi="Latha" w:cs="Latha"/>
-                <w:sz w:val="28"/>
-                <w:szCs w:val="28"/>
-                <w:cs/>
-                <w:lang w:bidi="ta-IN"/>
-              </w:rPr>
-              <w:t>உ</w:t>
-            </w:r>
-            <w:r>
-              <w:rPr>
-                <w:rFonts w:ascii="BRH Tamil Tab Extra" w:hAnsi="BRH Tamil Tab Extra" w:cs="Latha"/>
-                <w:b/>
-                <w:sz w:val="32"/>
-                <w:szCs w:val="28"/>
-                <w:lang w:bidi="ta-IN"/>
-              </w:rPr>
-              <w:t>…</w:t>
-            </w:r>
-            <w:r>
-              <w:rPr>
-                <w:rFonts w:ascii="Latha" w:hAnsi="Latha" w:cs="Latha"/>
-                <w:sz w:val="28"/>
-                <w:szCs w:val="28"/>
-                <w:cs/>
-                <w:lang w:bidi="ta-IN"/>
-              </w:rPr>
-              <w:t>த்த</w:t>
-            </w:r>
-            <w:r>
-              <w:rPr>
-                <w:rFonts w:ascii="BRH Tamil Tab Extra" w:hAnsi="BRH Tamil Tab Extra" w:cs="Latha"/>
-                <w:b/>
-                <w:sz w:val="32"/>
-                <w:szCs w:val="28"/>
-                <w:lang w:bidi="ta-IN"/>
-              </w:rPr>
-              <w:t>…</w:t>
-            </w:r>
-            <w:r>
-              <w:rPr>
-                <w:rFonts w:ascii="Latha" w:hAnsi="Latha" w:cs="Latha"/>
-                <w:sz w:val="28"/>
-                <w:szCs w:val="28"/>
-                <w:cs/>
-                <w:lang w:bidi="ta-IN"/>
-              </w:rPr>
-              <w:t>ரா</w:t>
-            </w:r>
-            <w:r>
-              <w:rPr>
-                <w:rFonts w:ascii="BRH Tamil Tab Extra" w:hAnsi="BRH Tamil Tab Extra" w:cs="Latha"/>
-                <w:b/>
-                <w:sz w:val="32"/>
-                <w:szCs w:val="28"/>
-                <w:lang w:bidi="ta-IN"/>
-              </w:rPr>
-              <w:t>…</w:t>
-            </w:r>
-            <w:r>
-              <w:rPr>
-                <w:rFonts w:ascii="Latha" w:hAnsi="Latha" w:cs="Latha"/>
-                <w:sz w:val="28"/>
-                <w:szCs w:val="28"/>
-                <w:cs/>
-                <w:lang w:bidi="ta-IN"/>
-              </w:rPr>
-              <w:t>ர்த்</w:t>
-            </w:r>
-            <w:r>
-              <w:rPr>
-                <w:rFonts w:ascii="Latha" w:hAnsi="Latha" w:cs="Latha"/>
-                <w:b/>
-                <w:bCs/>
-                <w:position w:val="-12"/>
-                <w:sz w:val="28"/>
-                <w:szCs w:val="28"/>
-                <w:cs/>
-                <w:lang w:bidi="ta-IN"/>
-              </w:rPr>
-              <w:t>3</w:t>
-            </w:r>
-            <w:r>
-              <w:rPr>
-                <w:rFonts w:ascii="Latha" w:hAnsi="Latha" w:cs="Latha"/>
-                <w:sz w:val="28"/>
-                <w:szCs w:val="28"/>
-                <w:cs/>
-                <w:lang w:bidi="ta-IN"/>
-              </w:rPr>
-              <w:t>தா</w:t>
-            </w:r>
-            <w:r>
-              <w:rPr>
-                <w:rFonts w:ascii="Latha" w:hAnsi="Latha" w:cs="Latha"/>
-                <w:b/>
-                <w:bCs/>
-                <w:position w:val="-12"/>
-                <w:sz w:val="28"/>
-                <w:szCs w:val="28"/>
-                <w:cs/>
-                <w:lang w:bidi="ta-IN"/>
-              </w:rPr>
-              <w:t>4</w:t>
-            </w:r>
-            <w:r>
-              <w:rPr>
-                <w:rFonts w:ascii="Latha" w:hAnsi="Latha" w:cs="Latha"/>
-                <w:sz w:val="28"/>
-                <w:szCs w:val="28"/>
-                <w:cs/>
-                <w:lang w:bidi="ta-IN"/>
-              </w:rPr>
-              <w:t>தி</w:t>
-            </w:r>
-            <w:r>
-              <w:rPr>
-                <w:rFonts w:ascii="Latha" w:hAnsi="Latha" w:cs="Latha"/>
-                <w:b/>
-                <w:bCs/>
-                <w:position w:val="-12"/>
-                <w:sz w:val="28"/>
-                <w:szCs w:val="28"/>
-                <w:cs/>
-                <w:lang w:bidi="ta-IN"/>
-              </w:rPr>
-              <w:t>3</w:t>
-            </w:r>
-            <w:r>
-              <w:rPr>
-                <w:rFonts w:ascii="Latha" w:hAnsi="Latha" w:cs="Latha"/>
-                <w:sz w:val="28"/>
-                <w:szCs w:val="28"/>
-                <w:cs/>
-                <w:lang w:bidi="ta-IN"/>
-              </w:rPr>
-              <w:t>த்யு</w:t>
-            </w:r>
-            <w:r>
-              <w:rPr>
-                <w:rFonts w:ascii="BRH Tamil Tab Extra" w:hAnsi="BRH Tamil Tab Extra" w:cs="Latha"/>
-                <w:b/>
-                <w:sz w:val="36"/>
-                <w:szCs w:val="28"/>
-                <w:highlight w:val="green"/>
-                <w:lang w:bidi="ta-IN"/>
-              </w:rPr>
-              <w:t>†</w:t>
-            </w:r>
-            <w:r>
-              <w:rPr>
-                <w:rFonts w:ascii="BRH Tamil Tab Extra" w:hAnsi="BRH Tamil Tab Extra" w:cs="Latha"/>
-                <w:b/>
-                <w:sz w:val="32"/>
-                <w:szCs w:val="28"/>
-                <w:highlight w:val="green"/>
-                <w:lang w:bidi="ta-IN"/>
-              </w:rPr>
-              <w:t>…</w:t>
-            </w:r>
-            <w:bookmarkStart w:id="1" w:name="_Hlk79516295"/>
-            <w:r>
-              <w:rPr>
-                <w:rFonts w:ascii="Latha" w:hAnsi="Latha" w:cs="Latha"/>
-                <w:sz w:val="28"/>
-                <w:szCs w:val="28"/>
-                <w:highlight w:val="green"/>
-                <w:cs/>
-                <w:lang w:bidi="ta-IN"/>
-              </w:rPr>
-              <w:t>த்தர</w:t>
-            </w:r>
-            <w:r>
-              <w:rPr>
-                <w:rFonts w:ascii="Latha" w:hAnsi="Latha" w:cs="Latha"/>
-                <w:sz w:val="28"/>
-                <w:szCs w:val="28"/>
-                <w:highlight w:val="green"/>
-                <w:lang w:bidi="ta-IN"/>
-              </w:rPr>
-              <w:t xml:space="preserve"> -</w:t>
-            </w:r>
-            <w:bookmarkEnd w:id="1"/>
-            <w:r>
-              <w:rPr>
-                <w:rFonts w:ascii="Latha" w:hAnsi="Latha" w:cs="Latha"/>
-                <w:sz w:val="28"/>
-                <w:szCs w:val="28"/>
-                <w:lang w:bidi="ta-IN"/>
-              </w:rPr>
-              <w:t xml:space="preserve"> </w:t>
-            </w:r>
-            <w:r>
-              <w:rPr>
-                <w:rFonts w:ascii="Latha" w:hAnsi="Latha" w:cs="Latha"/>
-                <w:sz w:val="28"/>
-                <w:szCs w:val="28"/>
-                <w:cs/>
-                <w:lang w:bidi="ta-IN"/>
-              </w:rPr>
-              <w:t>அ</w:t>
-            </w:r>
-            <w:r>
-              <w:rPr>
-                <w:rFonts w:ascii="BRH Tamil Tab Extra" w:hAnsi="BRH Tamil Tab Extra" w:cs="Latha"/>
-                <w:b/>
-                <w:sz w:val="32"/>
-                <w:szCs w:val="28"/>
-                <w:lang w:bidi="ta-IN"/>
-              </w:rPr>
-              <w:t>…</w:t>
-            </w:r>
-            <w:r>
-              <w:rPr>
-                <w:rFonts w:ascii="Latha" w:hAnsi="Latha" w:cs="Latha"/>
-                <w:sz w:val="28"/>
-                <w:szCs w:val="28"/>
-                <w:cs/>
-                <w:lang w:bidi="ta-IN"/>
-              </w:rPr>
-              <w:t>ர்த்</w:t>
-            </w:r>
-            <w:r>
-              <w:rPr>
-                <w:rFonts w:ascii="Latha" w:hAnsi="Latha" w:cs="Latha"/>
-                <w:b/>
-                <w:bCs/>
-                <w:position w:val="-12"/>
-                <w:sz w:val="28"/>
-                <w:szCs w:val="28"/>
-                <w:cs/>
-                <w:lang w:bidi="ta-IN"/>
-              </w:rPr>
-              <w:t>3</w:t>
-            </w:r>
-            <w:r>
-              <w:rPr>
-                <w:rFonts w:ascii="Latha" w:hAnsi="Latha" w:cs="Latha"/>
-                <w:sz w:val="28"/>
-                <w:szCs w:val="28"/>
-                <w:cs/>
-                <w:lang w:bidi="ta-IN"/>
-              </w:rPr>
-              <w:t>தா</w:t>
-            </w:r>
-            <w:r>
-              <w:rPr>
-                <w:rFonts w:ascii="Latha" w:hAnsi="Latha" w:cs="Latha"/>
-                <w:b/>
-                <w:bCs/>
-                <w:position w:val="-12"/>
-                <w:sz w:val="28"/>
-                <w:szCs w:val="28"/>
-                <w:cs/>
-                <w:lang w:bidi="ta-IN"/>
-              </w:rPr>
-              <w:t>4</w:t>
-            </w:r>
-            <w:r>
-              <w:rPr>
-                <w:rFonts w:ascii="Latha" w:hAnsi="Latha" w:cs="Latha"/>
-                <w:sz w:val="28"/>
-                <w:szCs w:val="28"/>
-                <w:cs/>
-                <w:lang w:bidi="ta-IN"/>
-              </w:rPr>
-              <w:t xml:space="preserve">த் </w:t>
-            </w:r>
-            <w:r>
-              <w:rPr>
-                <w:rFonts w:ascii="Latha" w:hAnsi="Latha" w:cs="Latha"/>
-                <w:sz w:val="28"/>
-                <w:szCs w:val="28"/>
-                <w:lang w:bidi="ta-IN"/>
-              </w:rPr>
-              <w:t>|</w:t>
-            </w:r>
           </w:p>
         </w:tc>
       </w:tr>
@@ -25598,6 +25536,7 @@
                 <w:sz w:val="28"/>
                 <w:szCs w:val="32"/>
               </w:rPr>
+              <w:lastRenderedPageBreak/>
               <w:t>T.S.2.6.9.1 – Kramam</w:t>
             </w:r>
           </w:p>
@@ -27888,7 +27827,6 @@
                 <w:cs/>
                 <w:lang w:bidi="ta-IN"/>
               </w:rPr>
-              <w:lastRenderedPageBreak/>
               <w:t>ப</w:t>
             </w:r>
             <w:r>
@@ -28082,7 +28020,6 @@
                 <w:cs/>
                 <w:lang w:bidi="ta-IN"/>
               </w:rPr>
-              <w:lastRenderedPageBreak/>
               <w:t>ஸோ</w:t>
             </w:r>
             <w:r>
@@ -28256,7 +28193,6 @@
                 <w:cs/>
                 <w:lang w:bidi="ta-IN"/>
               </w:rPr>
-              <w:lastRenderedPageBreak/>
               <w:t>ப</w:t>
             </w:r>
             <w:r>
@@ -28460,7 +28396,6 @@
           <w:szCs w:val="40"/>
           <w:lang w:val="en-IN" w:eastAsia="en-IN"/>
         </w:rPr>
-        <w:lastRenderedPageBreak/>
         <w:t>"</w:t>
       </w:r>
       <w:r>
@@ -28611,6 +28546,7 @@
           <w:szCs w:val="32"/>
           <w:u w:val="single"/>
         </w:rPr>
+        <w:lastRenderedPageBreak/>
         <w:t xml:space="preserve">TS </w:t>
       </w:r>
       <w:r>
@@ -30057,7 +29993,6 @@
                 <w:cs/>
                 <w:lang w:bidi="ta-IN"/>
               </w:rPr>
-              <w:lastRenderedPageBreak/>
               <w:t>மூல</w:t>
             </w:r>
             <w:r>
@@ -31154,6 +31089,7 @@
                 <w:sz w:val="28"/>
                 <w:szCs w:val="28"/>
               </w:rPr>
+              <w:lastRenderedPageBreak/>
               <w:t>T.S.2.</w:t>
             </w:r>
             <w:r>
@@ -32297,6 +32233,7 @@
               </w:rPr>
               <w:t xml:space="preserve"> – </w:t>
             </w:r>
+            <w:proofErr w:type="spellStart"/>
             <w:r>
               <w:rPr>
                 <w:rFonts w:cs="Arial"/>
@@ -32319,6 +32256,7 @@
               </w:rPr>
               <w:t>ramam</w:t>
             </w:r>
+            <w:proofErr w:type="spellEnd"/>
           </w:p>
           <w:p>
             <w:pPr>
@@ -32861,7 +32799,7 @@
 </file>
 
 <file path=word/endnotes.xml><?xml version="1.0" encoding="utf-8"?>
-<w:endnotes xmlns:wpc="http://schemas.microsoft.com/office/word/2010/wordprocessingCanvas" xmlns:cx="http://schemas.microsoft.com/office/drawing/2014/chartex" xmlns:cx1="http://schemas.microsoft.com/office/drawing/2015/9/8/chartex" xmlns:cx2="http://schemas.microsoft.com/office/drawing/2015/10/21/chartex" xmlns:cx3="http://schemas.microsoft.com/office/drawing/2016/5/9/chartex" xmlns:cx4="http://schemas.microsoft.com/office/drawing/2016/5/10/chartex" xmlns:cx5="http://schemas.microsoft.com/office/drawing/2016/5/11/chartex" xmlns:cx6="http://schemas.microsoft.com/office/drawing/2016/5/12/chartex" xmlns:cx7="http://schemas.microsoft.com/office/drawing/2016/5/13/chartex" xmlns:cx8="http://schemas.microsoft.com/office/drawing/2016/5/14/chartex" xmlns:mc="http://schemas.openxmlformats.org/markup-compatibility/2006" xmlns:aink="http://schemas.microsoft.com/office/drawing/2016/ink" xmlns:am3d="http://schemas.microsoft.com/office/drawing/2017/model3d" xmlns:o="urn:schemas-microsoft-com:office:office" xmlns:oel="http://schemas.microsoft.com/office/2019/extlst" xmlns:r="http://schemas.openxmlformats.org/officeDocument/2006/relationships" xmlns:m="http://schemas.openxmlformats.org/officeDocument/2006/math" xmlns:v="urn:schemas-microsoft-com:vml" xmlns:wp14="http://schemas.microsoft.com/office/word/2010/wordprocessingDrawing" xmlns:wp="http://schemas.openxmlformats.org/drawingml/2006/wordprocessingDrawing" xmlns:w10="urn:schemas-microsoft-com:office:word" xmlns:w="http://schemas.openxmlformats.org/wordprocessingml/2006/main" xmlns:w14="http://schemas.microsoft.com/office/word/2010/wordml" xmlns:w15="http://schemas.microsoft.com/office/word/2012/wordml" xmlns:w16cex="http://schemas.microsoft.com/office/word/2018/wordml/cex" xmlns:w16cid="http://schemas.microsoft.com/office/word/2016/wordml/cid" xmlns:w16="http://schemas.microsoft.com/office/word/2018/wordml" xmlns:w16du="http://schemas.microsoft.com/office/word/2023/wordml/word16du" xmlns:w16sdtdh="http://schemas.microsoft.com/office/word/2020/wordml/sdtdatahash" xmlns:w16sdtfl="http://schemas.microsoft.com/office/word/2024/wordml/sdtformatlock" xmlns:w16se="http://schemas.microsoft.com/office/word/2015/wordml/symex" xmlns:wpg="http://schemas.microsoft.com/office/word/2010/wordprocessingGroup" xmlns:wpi="http://schemas.microsoft.com/office/word/2010/wordprocessingInk" xmlns:wne="http://schemas.microsoft.com/office/word/2006/wordml" xmlns:wps="http://schemas.microsoft.com/office/word/2010/wordprocessingShape" mc:Ignorable="w14 w15 w16se w16cid w16 w16cex w16sdtdh w16sdtfl w16du wp14">
+<w:endnotes xmlns:wpc="http://schemas.microsoft.com/office/word/2010/wordprocessingCanvas" xmlns:cx="http://schemas.microsoft.com/office/drawing/2014/chartex" xmlns:cx1="http://schemas.microsoft.com/office/drawing/2015/9/8/chartex" xmlns:cx2="http://schemas.microsoft.com/office/drawing/2015/10/21/chartex" xmlns:cx3="http://schemas.microsoft.com/office/drawing/2016/5/9/chartex" xmlns:cx4="http://schemas.microsoft.com/office/drawing/2016/5/10/chartex" xmlns:cx5="http://schemas.microsoft.com/office/drawing/2016/5/11/chartex" xmlns:cx6="http://schemas.microsoft.com/office/drawing/2016/5/12/chartex" xmlns:cx7="http://schemas.microsoft.com/office/drawing/2016/5/13/chartex" xmlns:cx8="http://schemas.microsoft.com/office/drawing/2016/5/14/chartex" xmlns:mc="http://schemas.openxmlformats.org/markup-compatibility/2006" xmlns:aink="http://schemas.microsoft.com/office/drawing/2016/ink" xmlns:am3d="http://schemas.microsoft.com/office/drawing/2017/model3d" xmlns:o="urn:schemas-microsoft-com:office:office" xmlns:oel="http://schemas.microsoft.com/office/2019/extlst" xmlns:r="http://schemas.openxmlformats.org/officeDocument/2006/relationships" xmlns:m="http://schemas.openxmlformats.org/officeDocument/2006/math" xmlns:v="urn:schemas-microsoft-com:vml" xmlns:wp14="http://schemas.microsoft.com/office/word/2010/wordprocessingDrawing" xmlns:wp="http://schemas.openxmlformats.org/drawingml/2006/wordprocessingDrawing" xmlns:w10="urn:schemas-microsoft-com:office:word" xmlns:w="http://schemas.openxmlformats.org/wordprocessingml/2006/main" xmlns:w14="http://schemas.microsoft.com/office/word/2010/wordml" xmlns:w15="http://schemas.microsoft.com/office/word/2012/wordml" xmlns:w16cei="http://schemas.microsoft.com/office/word/2026/wordml/cei" xmlns:w16cex="http://schemas.microsoft.com/office/word/2018/wordml/cex" xmlns:w16cid="http://schemas.microsoft.com/office/word/2016/wordml/cid" xmlns:w16="http://schemas.microsoft.com/office/word/2018/wordml" xmlns:w16du="http://schemas.microsoft.com/office/word/2023/wordml/word16du" xmlns:w16sdtdh="http://schemas.microsoft.com/office/word/2020/wordml/sdtdatahash" xmlns:w16sdtfl="http://schemas.microsoft.com/office/word/2024/wordml/sdtformatlock" xmlns:w16se="http://schemas.microsoft.com/office/word/2015/wordml/symex" xmlns:wpg="http://schemas.microsoft.com/office/word/2010/wordprocessingGroup" xmlns:wpi="http://schemas.microsoft.com/office/word/2010/wordprocessingInk" xmlns:wne="http://schemas.microsoft.com/office/word/2006/wordml" xmlns:wps="http://schemas.microsoft.com/office/word/2010/wordprocessingShape" mc:Ignorable="w14 w15 w16se w16cid w16 w16cex w16sdtdh w16sdtfl w16du wp14">
   <w:endnote w:type="separator" w:id="-1">
     <w:p>
       <w:pPr>
@@ -32886,7 +32824,7 @@
 </file>
 
 <file path=word/footer1.xml><?xml version="1.0" encoding="utf-8"?>
-<w:ftr xmlns:wpc="http://schemas.microsoft.com/office/word/2010/wordprocessingCanvas" xmlns:cx="http://schemas.microsoft.com/office/drawing/2014/chartex" xmlns:cx1="http://schemas.microsoft.com/office/drawing/2015/9/8/chartex" xmlns:cx2="http://schemas.microsoft.com/office/drawing/2015/10/21/chartex" xmlns:cx3="http://schemas.microsoft.com/office/drawing/2016/5/9/chartex" xmlns:cx4="http://schemas.microsoft.com/office/drawing/2016/5/10/chartex" xmlns:cx5="http://schemas.microsoft.com/office/drawing/2016/5/11/chartex" xmlns:cx6="http://schemas.microsoft.com/office/drawing/2016/5/12/chartex" xmlns:cx7="http://schemas.microsoft.com/office/drawing/2016/5/13/chartex" xmlns:cx8="http://schemas.microsoft.com/office/drawing/2016/5/14/chartex" xmlns:mc="http://schemas.openxmlformats.org/markup-compatibility/2006" xmlns:aink="http://schemas.microsoft.com/office/drawing/2016/ink" xmlns:am3d="http://schemas.microsoft.com/office/drawing/2017/model3d" xmlns:o="urn:schemas-microsoft-com:office:office" xmlns:oel="http://schemas.microsoft.com/office/2019/extlst" xmlns:r="http://schemas.openxmlformats.org/officeDocument/2006/relationships" xmlns:m="http://schemas.openxmlformats.org/officeDocument/2006/math" xmlns:v="urn:schemas-microsoft-com:vml" xmlns:wp14="http://schemas.microsoft.com/office/word/2010/wordprocessingDrawing" xmlns:wp="http://schemas.openxmlformats.org/drawingml/2006/wordprocessingDrawing" xmlns:w10="urn:schemas-microsoft-com:office:word" xmlns:w="http://schemas.openxmlformats.org/wordprocessingml/2006/main" xmlns:w14="http://schemas.microsoft.com/office/word/2010/wordml" xmlns:w15="http://schemas.microsoft.com/office/word/2012/wordml" xmlns:w16cex="http://schemas.microsoft.com/office/word/2018/wordml/cex" xmlns:w16cid="http://schemas.microsoft.com/office/word/2016/wordml/cid" xmlns:w16="http://schemas.microsoft.com/office/word/2018/wordml" xmlns:w16du="http://schemas.microsoft.com/office/word/2023/wordml/word16du" xmlns:w16sdtdh="http://schemas.microsoft.com/office/word/2020/wordml/sdtdatahash" xmlns:w16sdtfl="http://schemas.microsoft.com/office/word/2024/wordml/sdtformatlock" xmlns:w16se="http://schemas.microsoft.com/office/word/2015/wordml/symex" xmlns:wpg="http://schemas.microsoft.com/office/word/2010/wordprocessingGroup" xmlns:wpi="http://schemas.microsoft.com/office/word/2010/wordprocessingInk" xmlns:wne="http://schemas.microsoft.com/office/word/2006/wordml" xmlns:wps="http://schemas.microsoft.com/office/word/2010/wordprocessingShape" mc:Ignorable="w14 w15 w16se w16cid w16 w16cex w16sdtdh w16sdtfl w16du wp14">
+<w:ftr xmlns:wpc="http://schemas.microsoft.com/office/word/2010/wordprocessingCanvas" xmlns:cx="http://schemas.microsoft.com/office/drawing/2014/chartex" xmlns:cx1="http://schemas.microsoft.com/office/drawing/2015/9/8/chartex" xmlns:cx2="http://schemas.microsoft.com/office/drawing/2015/10/21/chartex" xmlns:cx3="http://schemas.microsoft.com/office/drawing/2016/5/9/chartex" xmlns:cx4="http://schemas.microsoft.com/office/drawing/2016/5/10/chartex" xmlns:cx5="http://schemas.microsoft.com/office/drawing/2016/5/11/chartex" xmlns:cx6="http://schemas.microsoft.com/office/drawing/2016/5/12/chartex" xmlns:cx7="http://schemas.microsoft.com/office/drawing/2016/5/13/chartex" xmlns:cx8="http://schemas.microsoft.com/office/drawing/2016/5/14/chartex" xmlns:mc="http://schemas.openxmlformats.org/markup-compatibility/2006" xmlns:aink="http://schemas.microsoft.com/office/drawing/2016/ink" xmlns:am3d="http://schemas.microsoft.com/office/drawing/2017/model3d" xmlns:o="urn:schemas-microsoft-com:office:office" xmlns:oel="http://schemas.microsoft.com/office/2019/extlst" xmlns:r="http://schemas.openxmlformats.org/officeDocument/2006/relationships" xmlns:m="http://schemas.openxmlformats.org/officeDocument/2006/math" xmlns:v="urn:schemas-microsoft-com:vml" xmlns:wp14="http://schemas.microsoft.com/office/word/2010/wordprocessingDrawing" xmlns:wp="http://schemas.openxmlformats.org/drawingml/2006/wordprocessingDrawing" xmlns:w10="urn:schemas-microsoft-com:office:word" xmlns:w="http://schemas.openxmlformats.org/wordprocessingml/2006/main" xmlns:w14="http://schemas.microsoft.com/office/word/2010/wordml" xmlns:w15="http://schemas.microsoft.com/office/word/2012/wordml" xmlns:w16cei="http://schemas.microsoft.com/office/word/2026/wordml/cei" xmlns:w16cex="http://schemas.microsoft.com/office/word/2018/wordml/cex" xmlns:w16cid="http://schemas.microsoft.com/office/word/2016/wordml/cid" xmlns:w16="http://schemas.microsoft.com/office/word/2018/wordml" xmlns:w16du="http://schemas.microsoft.com/office/word/2023/wordml/word16du" xmlns:w16sdtdh="http://schemas.microsoft.com/office/word/2020/wordml/sdtdatahash" xmlns:w16sdtfl="http://schemas.microsoft.com/office/word/2024/wordml/sdtformatlock" xmlns:w16se="http://schemas.microsoft.com/office/word/2015/wordml/symex" xmlns:wpg="http://schemas.microsoft.com/office/word/2010/wordprocessingGroup" xmlns:wpi="http://schemas.microsoft.com/office/word/2010/wordprocessingInk" xmlns:wne="http://schemas.microsoft.com/office/word/2006/wordml" xmlns:wps="http://schemas.microsoft.com/office/word/2010/wordprocessingShape" mc:Ignorable="w14 w15 w16se w16cid w16 w16cex w16sdtdh w16sdtfl w16du wp14">
   <w:p>
     <w:pPr>
       <w:pBdr>
@@ -33079,7 +33017,7 @@
 </file>
 
 <file path=word/footer2.xml><?xml version="1.0" encoding="utf-8"?>
-<w:ftr xmlns:wpc="http://schemas.microsoft.com/office/word/2010/wordprocessingCanvas" xmlns:cx="http://schemas.microsoft.com/office/drawing/2014/chartex" xmlns:cx1="http://schemas.microsoft.com/office/drawing/2015/9/8/chartex" xmlns:cx2="http://schemas.microsoft.com/office/drawing/2015/10/21/chartex" xmlns:cx3="http://schemas.microsoft.com/office/drawing/2016/5/9/chartex" xmlns:cx4="http://schemas.microsoft.com/office/drawing/2016/5/10/chartex" xmlns:cx5="http://schemas.microsoft.com/office/drawing/2016/5/11/chartex" xmlns:cx6="http://schemas.microsoft.com/office/drawing/2016/5/12/chartex" xmlns:cx7="http://schemas.microsoft.com/office/drawing/2016/5/13/chartex" xmlns:cx8="http://schemas.microsoft.com/office/drawing/2016/5/14/chartex" xmlns:mc="http://schemas.openxmlformats.org/markup-compatibility/2006" xmlns:aink="http://schemas.microsoft.com/office/drawing/2016/ink" xmlns:am3d="http://schemas.microsoft.com/office/drawing/2017/model3d" xmlns:o="urn:schemas-microsoft-com:office:office" xmlns:oel="http://schemas.microsoft.com/office/2019/extlst" xmlns:r="http://schemas.openxmlformats.org/officeDocument/2006/relationships" xmlns:m="http://schemas.openxmlformats.org/officeDocument/2006/math" xmlns:v="urn:schemas-microsoft-com:vml" xmlns:wp14="http://schemas.microsoft.com/office/word/2010/wordprocessingDrawing" xmlns:wp="http://schemas.openxmlformats.org/drawingml/2006/wordprocessingDrawing" xmlns:w10="urn:schemas-microsoft-com:office:word" xmlns:w="http://schemas.openxmlformats.org/wordprocessingml/2006/main" xmlns:w14="http://schemas.microsoft.com/office/word/2010/wordml" xmlns:w15="http://schemas.microsoft.com/office/word/2012/wordml" xmlns:w16cex="http://schemas.microsoft.com/office/word/2018/wordml/cex" xmlns:w16cid="http://schemas.microsoft.com/office/word/2016/wordml/cid" xmlns:w16="http://schemas.microsoft.com/office/word/2018/wordml" xmlns:w16du="http://schemas.microsoft.com/office/word/2023/wordml/word16du" xmlns:w16sdtdh="http://schemas.microsoft.com/office/word/2020/wordml/sdtdatahash" xmlns:w16sdtfl="http://schemas.microsoft.com/office/word/2024/wordml/sdtformatlock" xmlns:w16se="http://schemas.microsoft.com/office/word/2015/wordml/symex" xmlns:wpg="http://schemas.microsoft.com/office/word/2010/wordprocessingGroup" xmlns:wpi="http://schemas.microsoft.com/office/word/2010/wordprocessingInk" xmlns:wne="http://schemas.microsoft.com/office/word/2006/wordml" xmlns:wps="http://schemas.microsoft.com/office/word/2010/wordprocessingShape" mc:Ignorable="w14 w15 w16se w16cid w16 w16cex w16sdtdh w16sdtfl w16du wp14">
+<w:ftr xmlns:wpc="http://schemas.microsoft.com/office/word/2010/wordprocessingCanvas" xmlns:cx="http://schemas.microsoft.com/office/drawing/2014/chartex" xmlns:cx1="http://schemas.microsoft.com/office/drawing/2015/9/8/chartex" xmlns:cx2="http://schemas.microsoft.com/office/drawing/2015/10/21/chartex" xmlns:cx3="http://schemas.microsoft.com/office/drawing/2016/5/9/chartex" xmlns:cx4="http://schemas.microsoft.com/office/drawing/2016/5/10/chartex" xmlns:cx5="http://schemas.microsoft.com/office/drawing/2016/5/11/chartex" xmlns:cx6="http://schemas.microsoft.com/office/drawing/2016/5/12/chartex" xmlns:cx7="http://schemas.microsoft.com/office/drawing/2016/5/13/chartex" xmlns:cx8="http://schemas.microsoft.com/office/drawing/2016/5/14/chartex" xmlns:mc="http://schemas.openxmlformats.org/markup-compatibility/2006" xmlns:aink="http://schemas.microsoft.com/office/drawing/2016/ink" xmlns:am3d="http://schemas.microsoft.com/office/drawing/2017/model3d" xmlns:o="urn:schemas-microsoft-com:office:office" xmlns:oel="http://schemas.microsoft.com/office/2019/extlst" xmlns:r="http://schemas.openxmlformats.org/officeDocument/2006/relationships" xmlns:m="http://schemas.openxmlformats.org/officeDocument/2006/math" xmlns:v="urn:schemas-microsoft-com:vml" xmlns:wp14="http://schemas.microsoft.com/office/word/2010/wordprocessingDrawing" xmlns:wp="http://schemas.openxmlformats.org/drawingml/2006/wordprocessingDrawing" xmlns:w10="urn:schemas-microsoft-com:office:word" xmlns:w="http://schemas.openxmlformats.org/wordprocessingml/2006/main" xmlns:w14="http://schemas.microsoft.com/office/word/2010/wordml" xmlns:w15="http://schemas.microsoft.com/office/word/2012/wordml" xmlns:w16cei="http://schemas.microsoft.com/office/word/2026/wordml/cei" xmlns:w16cex="http://schemas.microsoft.com/office/word/2018/wordml/cex" xmlns:w16cid="http://schemas.microsoft.com/office/word/2016/wordml/cid" xmlns:w16="http://schemas.microsoft.com/office/word/2018/wordml" xmlns:w16du="http://schemas.microsoft.com/office/word/2023/wordml/word16du" xmlns:w16sdtdh="http://schemas.microsoft.com/office/word/2020/wordml/sdtdatahash" xmlns:w16sdtfl="http://schemas.microsoft.com/office/word/2024/wordml/sdtformatlock" xmlns:w16se="http://schemas.microsoft.com/office/word/2015/wordml/symex" xmlns:wpg="http://schemas.microsoft.com/office/word/2010/wordprocessingGroup" xmlns:wpi="http://schemas.microsoft.com/office/word/2010/wordprocessingInk" xmlns:wne="http://schemas.microsoft.com/office/word/2006/wordml" xmlns:wps="http://schemas.microsoft.com/office/word/2010/wordprocessingShape" mc:Ignorable="w14 w15 w16se w16cid w16 w16cex w16sdtdh w16sdtfl w16du wp14">
   <w:p>
     <w:pPr>
       <w:pBdr>
@@ -33285,7 +33223,7 @@
 </file>
 
 <file path=word/footnotes.xml><?xml version="1.0" encoding="utf-8"?>
-<w:footnotes xmlns:wpc="http://schemas.microsoft.com/office/word/2010/wordprocessingCanvas" xmlns:cx="http://schemas.microsoft.com/office/drawing/2014/chartex" xmlns:cx1="http://schemas.microsoft.com/office/drawing/2015/9/8/chartex" xmlns:cx2="http://schemas.microsoft.com/office/drawing/2015/10/21/chartex" xmlns:cx3="http://schemas.microsoft.com/office/drawing/2016/5/9/chartex" xmlns:cx4="http://schemas.microsoft.com/office/drawing/2016/5/10/chartex" xmlns:cx5="http://schemas.microsoft.com/office/drawing/2016/5/11/chartex" xmlns:cx6="http://schemas.microsoft.com/office/drawing/2016/5/12/chartex" xmlns:cx7="http://schemas.microsoft.com/office/drawing/2016/5/13/chartex" xmlns:cx8="http://schemas.microsoft.com/office/drawing/2016/5/14/chartex" xmlns:mc="http://schemas.openxmlformats.org/markup-compatibility/2006" xmlns:aink="http://schemas.microsoft.com/office/drawing/2016/ink" xmlns:am3d="http://schemas.microsoft.com/office/drawing/2017/model3d" xmlns:o="urn:schemas-microsoft-com:office:office" xmlns:oel="http://schemas.microsoft.com/office/2019/extlst" xmlns:r="http://schemas.openxmlformats.org/officeDocument/2006/relationships" xmlns:m="http://schemas.openxmlformats.org/officeDocument/2006/math" xmlns:v="urn:schemas-microsoft-com:vml" xmlns:wp14="http://schemas.microsoft.com/office/word/2010/wordprocessingDrawing" xmlns:wp="http://schemas.openxmlformats.org/drawingml/2006/wordprocessingDrawing" xmlns:w10="urn:schemas-microsoft-com:office:word" xmlns:w="http://schemas.openxmlformats.org/wordprocessingml/2006/main" xmlns:w14="http://schemas.microsoft.com/office/word/2010/wordml" xmlns:w15="http://schemas.microsoft.com/office/word/2012/wordml" xmlns:w16cex="http://schemas.microsoft.com/office/word/2018/wordml/cex" xmlns:w16cid="http://schemas.microsoft.com/office/word/2016/wordml/cid" xmlns:w16="http://schemas.microsoft.com/office/word/2018/wordml" xmlns:w16du="http://schemas.microsoft.com/office/word/2023/wordml/word16du" xmlns:w16sdtdh="http://schemas.microsoft.com/office/word/2020/wordml/sdtdatahash" xmlns:w16sdtfl="http://schemas.microsoft.com/office/word/2024/wordml/sdtformatlock" xmlns:w16se="http://schemas.microsoft.com/office/word/2015/wordml/symex" xmlns:wpg="http://schemas.microsoft.com/office/word/2010/wordprocessingGroup" xmlns:wpi="http://schemas.microsoft.com/office/word/2010/wordprocessingInk" xmlns:wne="http://schemas.microsoft.com/office/word/2006/wordml" xmlns:wps="http://schemas.microsoft.com/office/word/2010/wordprocessingShape" mc:Ignorable="w14 w15 w16se w16cid w16 w16cex w16sdtdh w16sdtfl w16du wp14">
+<w:footnotes xmlns:wpc="http://schemas.microsoft.com/office/word/2010/wordprocessingCanvas" xmlns:cx="http://schemas.microsoft.com/office/drawing/2014/chartex" xmlns:cx1="http://schemas.microsoft.com/office/drawing/2015/9/8/chartex" xmlns:cx2="http://schemas.microsoft.com/office/drawing/2015/10/21/chartex" xmlns:cx3="http://schemas.microsoft.com/office/drawing/2016/5/9/chartex" xmlns:cx4="http://schemas.microsoft.com/office/drawing/2016/5/10/chartex" xmlns:cx5="http://schemas.microsoft.com/office/drawing/2016/5/11/chartex" xmlns:cx6="http://schemas.microsoft.com/office/drawing/2016/5/12/chartex" xmlns:cx7="http://schemas.microsoft.com/office/drawing/2016/5/13/chartex" xmlns:cx8="http://schemas.microsoft.com/office/drawing/2016/5/14/chartex" xmlns:mc="http://schemas.openxmlformats.org/markup-compatibility/2006" xmlns:aink="http://schemas.microsoft.com/office/drawing/2016/ink" xmlns:am3d="http://schemas.microsoft.com/office/drawing/2017/model3d" xmlns:o="urn:schemas-microsoft-com:office:office" xmlns:oel="http://schemas.microsoft.com/office/2019/extlst" xmlns:r="http://schemas.openxmlformats.org/officeDocument/2006/relationships" xmlns:m="http://schemas.openxmlformats.org/officeDocument/2006/math" xmlns:v="urn:schemas-microsoft-com:vml" xmlns:wp14="http://schemas.microsoft.com/office/word/2010/wordprocessingDrawing" xmlns:wp="http://schemas.openxmlformats.org/drawingml/2006/wordprocessingDrawing" xmlns:w10="urn:schemas-microsoft-com:office:word" xmlns:w="http://schemas.openxmlformats.org/wordprocessingml/2006/main" xmlns:w14="http://schemas.microsoft.com/office/word/2010/wordml" xmlns:w15="http://schemas.microsoft.com/office/word/2012/wordml" xmlns:w16cei="http://schemas.microsoft.com/office/word/2026/wordml/cei" xmlns:w16cex="http://schemas.microsoft.com/office/word/2018/wordml/cex" xmlns:w16cid="http://schemas.microsoft.com/office/word/2016/wordml/cid" xmlns:w16="http://schemas.microsoft.com/office/word/2018/wordml" xmlns:w16du="http://schemas.microsoft.com/office/word/2023/wordml/word16du" xmlns:w16sdtdh="http://schemas.microsoft.com/office/word/2020/wordml/sdtdatahash" xmlns:w16sdtfl="http://schemas.microsoft.com/office/word/2024/wordml/sdtformatlock" xmlns:w16se="http://schemas.microsoft.com/office/word/2015/wordml/symex" xmlns:wpg="http://schemas.microsoft.com/office/word/2010/wordprocessingGroup" xmlns:wpi="http://schemas.microsoft.com/office/word/2010/wordprocessingInk" xmlns:wne="http://schemas.microsoft.com/office/word/2006/wordml" xmlns:wps="http://schemas.microsoft.com/office/word/2010/wordprocessingShape" mc:Ignorable="w14 w15 w16se w16cid w16 w16cex w16sdtdh w16sdtfl w16du wp14">
   <w:footnote w:type="separator" w:id="-1">
     <w:p>
       <w:pPr>
@@ -33310,7 +33248,7 @@
 </file>
 
 <file path=word/header1.xml><?xml version="1.0" encoding="utf-8"?>
-<w:hdr xmlns:wpc="http://schemas.microsoft.com/office/word/2010/wordprocessingCanvas" xmlns:cx="http://schemas.microsoft.com/office/drawing/2014/chartex" xmlns:cx1="http://schemas.microsoft.com/office/drawing/2015/9/8/chartex" xmlns:cx2="http://schemas.microsoft.com/office/drawing/2015/10/21/chartex" xmlns:cx3="http://schemas.microsoft.com/office/drawing/2016/5/9/chartex" xmlns:cx4="http://schemas.microsoft.com/office/drawing/2016/5/10/chartex" xmlns:cx5="http://schemas.microsoft.com/office/drawing/2016/5/11/chartex" xmlns:cx6="http://schemas.microsoft.com/office/drawing/2016/5/12/chartex" xmlns:cx7="http://schemas.microsoft.com/office/drawing/2016/5/13/chartex" xmlns:cx8="http://schemas.microsoft.com/office/drawing/2016/5/14/chartex" xmlns:mc="http://schemas.openxmlformats.org/markup-compatibility/2006" xmlns:aink="http://schemas.microsoft.com/office/drawing/2016/ink" xmlns:am3d="http://schemas.microsoft.com/office/drawing/2017/model3d" xmlns:o="urn:schemas-microsoft-com:office:office" xmlns:oel="http://schemas.microsoft.com/office/2019/extlst" xmlns:r="http://schemas.openxmlformats.org/officeDocument/2006/relationships" xmlns:m="http://schemas.openxmlformats.org/officeDocument/2006/math" xmlns:v="urn:schemas-microsoft-com:vml" xmlns:wp14="http://schemas.microsoft.com/office/word/2010/wordprocessingDrawing" xmlns:wp="http://schemas.openxmlformats.org/drawingml/2006/wordprocessingDrawing" xmlns:w10="urn:schemas-microsoft-com:office:word" xmlns:w="http://schemas.openxmlformats.org/wordprocessingml/2006/main" xmlns:w14="http://schemas.microsoft.com/office/word/2010/wordml" xmlns:w15="http://schemas.microsoft.com/office/word/2012/wordml" xmlns:w16cex="http://schemas.microsoft.com/office/word/2018/wordml/cex" xmlns:w16cid="http://schemas.microsoft.com/office/word/2016/wordml/cid" xmlns:w16="http://schemas.microsoft.com/office/word/2018/wordml" xmlns:w16du="http://schemas.microsoft.com/office/word/2023/wordml/word16du" xmlns:w16sdtdh="http://schemas.microsoft.com/office/word/2020/wordml/sdtdatahash" xmlns:w16sdtfl="http://schemas.microsoft.com/office/word/2024/wordml/sdtformatlock" xmlns:w16se="http://schemas.microsoft.com/office/word/2015/wordml/symex" xmlns:wpg="http://schemas.microsoft.com/office/word/2010/wordprocessingGroup" xmlns:wpi="http://schemas.microsoft.com/office/word/2010/wordprocessingInk" xmlns:wne="http://schemas.microsoft.com/office/word/2006/wordml" xmlns:wps="http://schemas.microsoft.com/office/word/2010/wordprocessingShape" mc:Ignorable="w14 w15 w16se w16cid w16 w16cex w16sdtdh w16sdtfl w16du wp14">
+<w:hdr xmlns:wpc="http://schemas.microsoft.com/office/word/2010/wordprocessingCanvas" xmlns:cx="http://schemas.microsoft.com/office/drawing/2014/chartex" xmlns:cx1="http://schemas.microsoft.com/office/drawing/2015/9/8/chartex" xmlns:cx2="http://schemas.microsoft.com/office/drawing/2015/10/21/chartex" xmlns:cx3="http://schemas.microsoft.com/office/drawing/2016/5/9/chartex" xmlns:cx4="http://schemas.microsoft.com/office/drawing/2016/5/10/chartex" xmlns:cx5="http://schemas.microsoft.com/office/drawing/2016/5/11/chartex" xmlns:cx6="http://schemas.microsoft.com/office/drawing/2016/5/12/chartex" xmlns:cx7="http://schemas.microsoft.com/office/drawing/2016/5/13/chartex" xmlns:cx8="http://schemas.microsoft.com/office/drawing/2016/5/14/chartex" xmlns:mc="http://schemas.openxmlformats.org/markup-compatibility/2006" xmlns:aink="http://schemas.microsoft.com/office/drawing/2016/ink" xmlns:am3d="http://schemas.microsoft.com/office/drawing/2017/model3d" xmlns:o="urn:schemas-microsoft-com:office:office" xmlns:oel="http://schemas.microsoft.com/office/2019/extlst" xmlns:r="http://schemas.openxmlformats.org/officeDocument/2006/relationships" xmlns:m="http://schemas.openxmlformats.org/officeDocument/2006/math" xmlns:v="urn:schemas-microsoft-com:vml" xmlns:wp14="http://schemas.microsoft.com/office/word/2010/wordprocessingDrawing" xmlns:wp="http://schemas.openxmlformats.org/drawingml/2006/wordprocessingDrawing" xmlns:w10="urn:schemas-microsoft-com:office:word" xmlns:w="http://schemas.openxmlformats.org/wordprocessingml/2006/main" xmlns:w14="http://schemas.microsoft.com/office/word/2010/wordml" xmlns:w15="http://schemas.microsoft.com/office/word/2012/wordml" xmlns:w16cei="http://schemas.microsoft.com/office/word/2026/wordml/cei" xmlns:w16cex="http://schemas.microsoft.com/office/word/2018/wordml/cex" xmlns:w16cid="http://schemas.microsoft.com/office/word/2016/wordml/cid" xmlns:w16="http://schemas.microsoft.com/office/word/2018/wordml" xmlns:w16du="http://schemas.microsoft.com/office/word/2023/wordml/word16du" xmlns:w16sdtdh="http://schemas.microsoft.com/office/word/2020/wordml/sdtdatahash" xmlns:w16sdtfl="http://schemas.microsoft.com/office/word/2024/wordml/sdtformatlock" xmlns:w16se="http://schemas.microsoft.com/office/word/2015/wordml/symex" xmlns:wpg="http://schemas.microsoft.com/office/word/2010/wordprocessingGroup" xmlns:wpi="http://schemas.microsoft.com/office/word/2010/wordprocessingInk" xmlns:wne="http://schemas.microsoft.com/office/word/2006/wordml" xmlns:wps="http://schemas.microsoft.com/office/word/2010/wordprocessingShape" mc:Ignorable="w14 w15 w16se w16cid w16 w16cex w16sdtdh w16sdtfl w16du wp14">
   <w:p>
     <w:pPr>
       <w:pStyle w:val="Header"/>
@@ -33323,7 +33261,7 @@
 </file>
 
 <file path=word/header2.xml><?xml version="1.0" encoding="utf-8"?>
-<w:hdr xmlns:wpc="http://schemas.microsoft.com/office/word/2010/wordprocessingCanvas" xmlns:cx="http://schemas.microsoft.com/office/drawing/2014/chartex" xmlns:cx1="http://schemas.microsoft.com/office/drawing/2015/9/8/chartex" xmlns:cx2="http://schemas.microsoft.com/office/drawing/2015/10/21/chartex" xmlns:cx3="http://schemas.microsoft.com/office/drawing/2016/5/9/chartex" xmlns:cx4="http://schemas.microsoft.com/office/drawing/2016/5/10/chartex" xmlns:cx5="http://schemas.microsoft.com/office/drawing/2016/5/11/chartex" xmlns:cx6="http://schemas.microsoft.com/office/drawing/2016/5/12/chartex" xmlns:cx7="http://schemas.microsoft.com/office/drawing/2016/5/13/chartex" xmlns:cx8="http://schemas.microsoft.com/office/drawing/2016/5/14/chartex" xmlns:mc="http://schemas.openxmlformats.org/markup-compatibility/2006" xmlns:aink="http://schemas.microsoft.com/office/drawing/2016/ink" xmlns:am3d="http://schemas.microsoft.com/office/drawing/2017/model3d" xmlns:o="urn:schemas-microsoft-com:office:office" xmlns:oel="http://schemas.microsoft.com/office/2019/extlst" xmlns:r="http://schemas.openxmlformats.org/officeDocument/2006/relationships" xmlns:m="http://schemas.openxmlformats.org/officeDocument/2006/math" xmlns:v="urn:schemas-microsoft-com:vml" xmlns:wp14="http://schemas.microsoft.com/office/word/2010/wordprocessingDrawing" xmlns:wp="http://schemas.openxmlformats.org/drawingml/2006/wordprocessingDrawing" xmlns:w10="urn:schemas-microsoft-com:office:word" xmlns:w="http://schemas.openxmlformats.org/wordprocessingml/2006/main" xmlns:w14="http://schemas.microsoft.com/office/word/2010/wordml" xmlns:w15="http://schemas.microsoft.com/office/word/2012/wordml" xmlns:w16cex="http://schemas.microsoft.com/office/word/2018/wordml/cex" xmlns:w16cid="http://schemas.microsoft.com/office/word/2016/wordml/cid" xmlns:w16="http://schemas.microsoft.com/office/word/2018/wordml" xmlns:w16du="http://schemas.microsoft.com/office/word/2023/wordml/word16du" xmlns:w16sdtdh="http://schemas.microsoft.com/office/word/2020/wordml/sdtdatahash" xmlns:w16sdtfl="http://schemas.microsoft.com/office/word/2024/wordml/sdtformatlock" xmlns:w16se="http://schemas.microsoft.com/office/word/2015/wordml/symex" xmlns:wpg="http://schemas.microsoft.com/office/word/2010/wordprocessingGroup" xmlns:wpi="http://schemas.microsoft.com/office/word/2010/wordprocessingInk" xmlns:wne="http://schemas.microsoft.com/office/word/2006/wordml" xmlns:wps="http://schemas.microsoft.com/office/word/2010/wordprocessingShape" mc:Ignorable="w14 w15 w16se w16cid w16 w16cex w16sdtdh w16sdtfl w16du wp14">
+<w:hdr xmlns:wpc="http://schemas.microsoft.com/office/word/2010/wordprocessingCanvas" xmlns:cx="http://schemas.microsoft.com/office/drawing/2014/chartex" xmlns:cx1="http://schemas.microsoft.com/office/drawing/2015/9/8/chartex" xmlns:cx2="http://schemas.microsoft.com/office/drawing/2015/10/21/chartex" xmlns:cx3="http://schemas.microsoft.com/office/drawing/2016/5/9/chartex" xmlns:cx4="http://schemas.microsoft.com/office/drawing/2016/5/10/chartex" xmlns:cx5="http://schemas.microsoft.com/office/drawing/2016/5/11/chartex" xmlns:cx6="http://schemas.microsoft.com/office/drawing/2016/5/12/chartex" xmlns:cx7="http://schemas.microsoft.com/office/drawing/2016/5/13/chartex" xmlns:cx8="http://schemas.microsoft.com/office/drawing/2016/5/14/chartex" xmlns:mc="http://schemas.openxmlformats.org/markup-compatibility/2006" xmlns:aink="http://schemas.microsoft.com/office/drawing/2016/ink" xmlns:am3d="http://schemas.microsoft.com/office/drawing/2017/model3d" xmlns:o="urn:schemas-microsoft-com:office:office" xmlns:oel="http://schemas.microsoft.com/office/2019/extlst" xmlns:r="http://schemas.openxmlformats.org/officeDocument/2006/relationships" xmlns:m="http://schemas.openxmlformats.org/officeDocument/2006/math" xmlns:v="urn:schemas-microsoft-com:vml" xmlns:wp14="http://schemas.microsoft.com/office/word/2010/wordprocessingDrawing" xmlns:wp="http://schemas.openxmlformats.org/drawingml/2006/wordprocessingDrawing" xmlns:w10="urn:schemas-microsoft-com:office:word" xmlns:w="http://schemas.openxmlformats.org/wordprocessingml/2006/main" xmlns:w14="http://schemas.microsoft.com/office/word/2010/wordml" xmlns:w15="http://schemas.microsoft.com/office/word/2012/wordml" xmlns:w16cei="http://schemas.microsoft.com/office/word/2026/wordml/cei" xmlns:w16cex="http://schemas.microsoft.com/office/word/2018/wordml/cex" xmlns:w16cid="http://schemas.microsoft.com/office/word/2016/wordml/cid" xmlns:w16="http://schemas.microsoft.com/office/word/2018/wordml" xmlns:w16du="http://schemas.microsoft.com/office/word/2023/wordml/word16du" xmlns:w16sdtdh="http://schemas.microsoft.com/office/word/2020/wordml/sdtdatahash" xmlns:w16sdtfl="http://schemas.microsoft.com/office/word/2024/wordml/sdtformatlock" xmlns:w16se="http://schemas.microsoft.com/office/word/2015/wordml/symex" xmlns:wpg="http://schemas.microsoft.com/office/word/2010/wordprocessingGroup" xmlns:wpi="http://schemas.microsoft.com/office/word/2010/wordprocessingInk" xmlns:wne="http://schemas.microsoft.com/office/word/2006/wordml" xmlns:wps="http://schemas.microsoft.com/office/word/2010/wordprocessingShape" mc:Ignorable="w14 w15 w16se w16cid w16 w16cex w16sdtdh w16sdtfl w16du wp14">
   <w:p>
     <w:pPr>
       <w:pStyle w:val="Header"/>
